--- a/manuscript/manuscript_v2.docx
+++ b/manuscript/manuscript_v2.docx
@@ -160,21 +160,7 @@
         <w:rPr>
           <w:rFonts w:ascii="Times New Roman" w:hAnsi="Times New Roman" w:cs="Times New Roman"/>
         </w:rPr>
-        <w:t xml:space="preserve">Crab </w:t>
-      </w:r>
-      <w:proofErr w:type="gramStart"/>
-      <w:r>
-        <w:rPr>
-          <w:rFonts w:ascii="Times New Roman" w:hAnsi="Times New Roman" w:cs="Times New Roman"/>
-        </w:rPr>
-        <w:t>are</w:t>
-      </w:r>
-      <w:proofErr w:type="gramEnd"/>
-      <w:r>
-        <w:rPr>
-          <w:rFonts w:ascii="Times New Roman" w:hAnsi="Times New Roman" w:cs="Times New Roman"/>
-        </w:rPr>
-        <w:t xml:space="preserve"> some of the most abundant species in the</w:t>
+        <w:t>Crab are some of the most abundant species in the</w:t>
       </w:r>
       <w:r>
         <w:rPr>
@@ -594,21 +580,7 @@
         <w:rPr>
           <w:rFonts w:ascii="Times New Roman" w:hAnsi="Times New Roman" w:cs="Times New Roman"/>
         </w:rPr>
-        <w:t xml:space="preserve">, </w:t>
-      </w:r>
-      <w:proofErr w:type="gramStart"/>
-      <w:r>
-        <w:rPr>
-          <w:rFonts w:ascii="Times New Roman" w:hAnsi="Times New Roman" w:cs="Times New Roman"/>
-        </w:rPr>
-        <w:t>in spite of</w:t>
-      </w:r>
-      <w:proofErr w:type="gramEnd"/>
-      <w:r>
-        <w:rPr>
-          <w:rFonts w:ascii="Times New Roman" w:hAnsi="Times New Roman" w:cs="Times New Roman"/>
-        </w:rPr>
-        <w:t xml:space="preserve"> the </w:t>
+        <w:t xml:space="preserve">, in spite of the </w:t>
       </w:r>
       <w:r>
         <w:rPr>
@@ -688,21 +660,7 @@
         <w:rPr>
           <w:rFonts w:ascii="Times New Roman" w:hAnsi="Times New Roman" w:cs="Times New Roman"/>
         </w:rPr>
-        <w:t xml:space="preserve">Crab </w:t>
-      </w:r>
-      <w:proofErr w:type="gramStart"/>
-      <w:r>
-        <w:rPr>
-          <w:rFonts w:ascii="Times New Roman" w:hAnsi="Times New Roman" w:cs="Times New Roman"/>
-        </w:rPr>
-        <w:t>are</w:t>
-      </w:r>
-      <w:proofErr w:type="gramEnd"/>
-      <w:r>
-        <w:rPr>
-          <w:rFonts w:ascii="Times New Roman" w:hAnsi="Times New Roman" w:cs="Times New Roman"/>
-        </w:rPr>
-        <w:t xml:space="preserve"> some of the most </w:t>
+        <w:t xml:space="preserve">Crab are some of the most </w:t>
       </w:r>
       <w:r>
         <w:rPr>
@@ -782,7 +740,6 @@
         </w:rPr>
         <w:t xml:space="preserve">salmon and pollock). </w:t>
       </w:r>
-      <w:proofErr w:type="gramStart"/>
       <w:r>
         <w:rPr>
           <w:rFonts w:ascii="Times New Roman" w:hAnsi="Times New Roman" w:cs="Times New Roman"/>
@@ -793,14 +750,7 @@
         <w:rPr>
           <w:rFonts w:ascii="Times New Roman" w:hAnsi="Times New Roman" w:cs="Times New Roman"/>
         </w:rPr>
-        <w:t>now</w:t>
-      </w:r>
-      <w:proofErr w:type="gramEnd"/>
-      <w:r>
-        <w:rPr>
-          <w:rFonts w:ascii="Times New Roman" w:hAnsi="Times New Roman" w:cs="Times New Roman"/>
-        </w:rPr>
-        <w:t xml:space="preserve"> cr</w:t>
+        <w:t>now cr</w:t>
       </w:r>
       <w:r>
         <w:rPr>
@@ -814,35 +764,1272 @@
         </w:rPr>
         <w:t>(</w:t>
       </w:r>
-      <w:proofErr w:type="spellStart"/>
       <w:r>
         <w:rPr>
           <w:rFonts w:ascii="Times New Roman" w:hAnsi="Times New Roman" w:cs="Times New Roman"/>
           <w:i/>
           <w:iCs/>
         </w:rPr>
-        <w:t>Chionoecetes</w:t>
-      </w:r>
-      <w:proofErr w:type="spellEnd"/>
+        <w:t>Chionoecetes opilio</w:t>
+      </w:r>
+      <w:r>
+        <w:rPr>
+          <w:rFonts w:ascii="Times New Roman" w:hAnsi="Times New Roman" w:cs="Times New Roman"/>
+        </w:rPr>
+        <w:t xml:space="preserve">) </w:t>
+      </w:r>
+      <w:r>
+        <w:rPr>
+          <w:rFonts w:ascii="Times New Roman" w:hAnsi="Times New Roman" w:cs="Times New Roman"/>
+        </w:rPr>
+        <w:t>and Bristol Bay red king crab</w:t>
+      </w:r>
+      <w:r>
+        <w:rPr>
+          <w:rFonts w:ascii="Times New Roman" w:hAnsi="Times New Roman" w:cs="Times New Roman"/>
+        </w:rPr>
+        <w:t xml:space="preserve"> (</w:t>
+      </w:r>
       <w:r>
         <w:rPr>
           <w:rFonts w:ascii="Times New Roman" w:hAnsi="Times New Roman" w:cs="Times New Roman"/>
           <w:i/>
           <w:iCs/>
         </w:rPr>
-        <w:t xml:space="preserve"> opilio</w:t>
-      </w:r>
-      <w:r>
-        <w:rPr>
-          <w:rFonts w:ascii="Times New Roman" w:hAnsi="Times New Roman" w:cs="Times New Roman"/>
-        </w:rPr>
-        <w:t xml:space="preserve">) </w:t>
-      </w:r>
-      <w:r>
-        <w:rPr>
-          <w:rFonts w:ascii="Times New Roman" w:hAnsi="Times New Roman" w:cs="Times New Roman"/>
-        </w:rPr>
-        <w:t>and Bristol Bay red king crab</w:t>
+        <w:t>Paralithodes camtschaticus</w:t>
+      </w:r>
+      <w:r>
+        <w:rPr>
+          <w:rFonts w:ascii="Times New Roman" w:hAnsi="Times New Roman" w:cs="Times New Roman"/>
+        </w:rPr>
+        <w:t>)</w:t>
+      </w:r>
+      <w:r>
+        <w:rPr>
+          <w:rFonts w:ascii="Times New Roman" w:hAnsi="Times New Roman" w:cs="Times New Roman"/>
+        </w:rPr>
+        <w:t xml:space="preserve"> </w:t>
+      </w:r>
+      <w:r>
+        <w:rPr>
+          <w:rFonts w:ascii="Times New Roman" w:hAnsi="Times New Roman" w:cs="Times New Roman"/>
+        </w:rPr>
+        <w:t xml:space="preserve">have </w:t>
+      </w:r>
+      <w:r>
+        <w:rPr>
+          <w:rFonts w:ascii="Times New Roman" w:hAnsi="Times New Roman" w:cs="Times New Roman"/>
+        </w:rPr>
+        <w:t>support</w:t>
+      </w:r>
+      <w:r>
+        <w:rPr>
+          <w:rFonts w:ascii="Times New Roman" w:hAnsi="Times New Roman" w:cs="Times New Roman"/>
+        </w:rPr>
+        <w:t>ed</w:t>
+      </w:r>
+      <w:r>
+        <w:rPr>
+          <w:rFonts w:ascii="Times New Roman" w:hAnsi="Times New Roman" w:cs="Times New Roman"/>
+        </w:rPr>
+        <w:t xml:space="preserve"> large and valuable fisheries, but </w:t>
+      </w:r>
+      <w:r>
+        <w:rPr>
+          <w:rFonts w:ascii="Times New Roman" w:hAnsi="Times New Roman" w:cs="Times New Roman"/>
+        </w:rPr>
+        <w:t>s</w:t>
+      </w:r>
+      <w:r>
+        <w:rPr>
+          <w:rFonts w:ascii="Times New Roman" w:hAnsi="Times New Roman" w:cs="Times New Roman"/>
+        </w:rPr>
+        <w:t>everal other more lightly fished populations</w:t>
+      </w:r>
+      <w:r>
+        <w:rPr>
+          <w:rFonts w:ascii="Times New Roman" w:hAnsi="Times New Roman" w:cs="Times New Roman"/>
+        </w:rPr>
+        <w:t xml:space="preserve"> also exist in the</w:t>
+      </w:r>
+      <w:r>
+        <w:rPr>
+          <w:rFonts w:ascii="Times New Roman" w:hAnsi="Times New Roman" w:cs="Times New Roman"/>
+        </w:rPr>
+        <w:t xml:space="preserve"> eastern</w:t>
+      </w:r>
+      <w:r>
+        <w:rPr>
+          <w:rFonts w:ascii="Times New Roman" w:hAnsi="Times New Roman" w:cs="Times New Roman"/>
+        </w:rPr>
+        <w:t xml:space="preserve"> Bering Sea (f</w:t>
+      </w:r>
+      <w:r>
+        <w:rPr>
+          <w:rFonts w:ascii="Times New Roman" w:hAnsi="Times New Roman" w:cs="Times New Roman"/>
+        </w:rPr>
+        <w:t xml:space="preserve">igure 1). The trajectories for most of these </w:t>
+      </w:r>
+      <w:r>
+        <w:rPr>
+          <w:rFonts w:ascii="Times New Roman" w:hAnsi="Times New Roman" w:cs="Times New Roman"/>
+        </w:rPr>
+        <w:t>population</w:t>
+      </w:r>
+      <w:r>
+        <w:rPr>
+          <w:rFonts w:ascii="Times New Roman" w:hAnsi="Times New Roman" w:cs="Times New Roman"/>
+        </w:rPr>
+        <w:t>s</w:t>
+      </w:r>
+      <w:r>
+        <w:rPr>
+          <w:rFonts w:ascii="Times New Roman" w:hAnsi="Times New Roman" w:cs="Times New Roman"/>
+        </w:rPr>
+        <w:t xml:space="preserve"> are volatile;</w:t>
+      </w:r>
+      <w:r>
+        <w:rPr>
+          <w:rFonts w:ascii="Times New Roman" w:hAnsi="Times New Roman" w:cs="Times New Roman"/>
+        </w:rPr>
+        <w:t xml:space="preserve"> booms and busts are common. </w:t>
+      </w:r>
+      <w:r>
+        <w:rPr>
+          <w:rFonts w:ascii="Times New Roman" w:hAnsi="Times New Roman" w:cs="Times New Roman"/>
+        </w:rPr>
+        <w:t>R</w:t>
+      </w:r>
+      <w:r>
+        <w:rPr>
+          <w:rFonts w:ascii="Times New Roman" w:hAnsi="Times New Roman" w:cs="Times New Roman"/>
+        </w:rPr>
+        <w:t xml:space="preserve">ecently, the snow crab population collapsed to </w:t>
+      </w:r>
+      <w:r>
+        <w:rPr>
+          <w:rFonts w:ascii="Times New Roman" w:hAnsi="Times New Roman" w:cs="Times New Roman"/>
+        </w:rPr>
+        <w:t xml:space="preserve">unprecedented </w:t>
+      </w:r>
+      <w:r>
+        <w:rPr>
+          <w:rFonts w:ascii="Times New Roman" w:hAnsi="Times New Roman" w:cs="Times New Roman"/>
+        </w:rPr>
+        <w:t xml:space="preserve">levels after a marine heatwave </w:t>
+      </w:r>
+      <w:r>
+        <w:rPr>
+          <w:rFonts w:ascii="Times New Roman" w:hAnsi="Times New Roman" w:cs="Times New Roman"/>
+        </w:rPr>
+        <w:t>during</w:t>
+      </w:r>
+      <w:r>
+        <w:rPr>
+          <w:rFonts w:ascii="Times New Roman" w:hAnsi="Times New Roman" w:cs="Times New Roman"/>
+        </w:rPr>
+        <w:t xml:space="preserve"> </w:t>
+      </w:r>
+      <w:r>
+        <w:rPr>
+          <w:rFonts w:ascii="Times New Roman" w:hAnsi="Times New Roman" w:cs="Times New Roman"/>
+        </w:rPr>
+        <w:t>2018-2019 (</w:t>
+      </w:r>
+      <w:r>
+        <w:rPr>
+          <w:rFonts w:ascii="Times New Roman" w:hAnsi="Times New Roman" w:cs="Times New Roman"/>
+        </w:rPr>
+        <w:t>1</w:t>
+      </w:r>
+      <w:r>
+        <w:rPr>
+          <w:rFonts w:ascii="Times New Roman" w:hAnsi="Times New Roman" w:cs="Times New Roman"/>
+        </w:rPr>
+        <w:t>)</w:t>
+      </w:r>
+      <w:r>
+        <w:rPr>
+          <w:rFonts w:ascii="Times New Roman" w:hAnsi="Times New Roman" w:cs="Times New Roman"/>
+        </w:rPr>
+        <w:t xml:space="preserve"> and the fishery was closed for the first time ever</w:t>
+      </w:r>
+      <w:r>
+        <w:rPr>
+          <w:rFonts w:ascii="Times New Roman" w:hAnsi="Times New Roman" w:cs="Times New Roman"/>
+        </w:rPr>
+        <w:t xml:space="preserve">. </w:t>
+      </w:r>
+      <w:r>
+        <w:rPr>
+          <w:rFonts w:ascii="Times New Roman" w:hAnsi="Times New Roman" w:cs="Times New Roman"/>
+        </w:rPr>
+        <w:t xml:space="preserve">This coincided with a closure of </w:t>
+      </w:r>
+      <w:r>
+        <w:rPr>
+          <w:rFonts w:ascii="Times New Roman" w:hAnsi="Times New Roman" w:cs="Times New Roman"/>
+        </w:rPr>
+        <w:t xml:space="preserve">the fishery for </w:t>
+      </w:r>
+      <w:r>
+        <w:rPr>
+          <w:rFonts w:ascii="Times New Roman" w:hAnsi="Times New Roman" w:cs="Times New Roman"/>
+        </w:rPr>
+        <w:t xml:space="preserve">Bristol Bay red king crab, which put communities dependent upon crab fisheries under considerable financial strain and precipitated a </w:t>
+      </w:r>
+      <w:r>
+        <w:rPr>
+          <w:rFonts w:ascii="Times New Roman" w:hAnsi="Times New Roman" w:cs="Times New Roman"/>
+        </w:rPr>
+        <w:t xml:space="preserve">~$150 million </w:t>
+      </w:r>
+      <w:r>
+        <w:rPr>
+          <w:rFonts w:ascii="Times New Roman" w:hAnsi="Times New Roman" w:cs="Times New Roman"/>
+        </w:rPr>
+        <w:t xml:space="preserve">US federal </w:t>
+      </w:r>
+      <w:r>
+        <w:rPr>
+          <w:rFonts w:ascii="Times New Roman" w:hAnsi="Times New Roman" w:cs="Times New Roman"/>
+        </w:rPr>
+        <w:t>disaster relief effort (</w:t>
+      </w:r>
+      <w:r>
+        <w:rPr>
+          <w:rFonts w:ascii="Times New Roman" w:hAnsi="Times New Roman" w:cs="Times New Roman"/>
+        </w:rPr>
+        <w:t>2</w:t>
+      </w:r>
+      <w:r>
+        <w:rPr>
+          <w:rFonts w:ascii="Times New Roman" w:hAnsi="Times New Roman" w:cs="Times New Roman"/>
+        </w:rPr>
+        <w:t xml:space="preserve">). </w:t>
+      </w:r>
+      <w:r>
+        <w:rPr>
+          <w:rFonts w:ascii="Times New Roman" w:hAnsi="Times New Roman" w:cs="Times New Roman"/>
+        </w:rPr>
+        <w:t>L</w:t>
+      </w:r>
+      <w:r>
+        <w:rPr>
+          <w:rFonts w:ascii="Times New Roman" w:hAnsi="Times New Roman" w:cs="Times New Roman"/>
+        </w:rPr>
+        <w:t xml:space="preserve">arge variability </w:t>
+      </w:r>
+      <w:r>
+        <w:rPr>
+          <w:rFonts w:ascii="Times New Roman" w:hAnsi="Times New Roman" w:cs="Times New Roman"/>
+        </w:rPr>
+        <w:t xml:space="preserve">in crab abundance </w:t>
+      </w:r>
+      <w:r>
+        <w:rPr>
+          <w:rFonts w:ascii="Times New Roman" w:hAnsi="Times New Roman" w:cs="Times New Roman"/>
+        </w:rPr>
+        <w:t>occurs in spite of intense management and some of the best data in the world (</w:t>
+      </w:r>
+      <w:r>
+        <w:rPr>
+          <w:rFonts w:ascii="Times New Roman" w:hAnsi="Times New Roman" w:cs="Times New Roman"/>
+        </w:rPr>
+        <w:t>3</w:t>
+      </w:r>
+      <w:r>
+        <w:rPr>
+          <w:rFonts w:ascii="Times New Roman" w:hAnsi="Times New Roman" w:cs="Times New Roman"/>
+        </w:rPr>
+        <w:t xml:space="preserve">). </w:t>
+      </w:r>
+      <w:r>
+        <w:rPr>
+          <w:rFonts w:ascii="Times New Roman" w:hAnsi="Times New Roman" w:cs="Times New Roman"/>
+        </w:rPr>
+        <w:t>These data include p</w:t>
+      </w:r>
+      <w:r>
+        <w:rPr>
+          <w:rFonts w:ascii="Times New Roman" w:hAnsi="Times New Roman" w:cs="Times New Roman"/>
+        </w:rPr>
+        <w:t>opulation surveys for</w:t>
+      </w:r>
+      <w:r>
+        <w:rPr>
+          <w:rFonts w:ascii="Times New Roman" w:hAnsi="Times New Roman" w:cs="Times New Roman"/>
+        </w:rPr>
+        <w:t xml:space="preserve"> eastern</w:t>
+      </w:r>
+      <w:r>
+        <w:rPr>
+          <w:rFonts w:ascii="Times New Roman" w:hAnsi="Times New Roman" w:cs="Times New Roman"/>
+        </w:rPr>
+        <w:t xml:space="preserve"> Bering </w:t>
+      </w:r>
+      <w:r>
+        <w:rPr>
+          <w:rFonts w:ascii="Times New Roman" w:hAnsi="Times New Roman" w:cs="Times New Roman"/>
+        </w:rPr>
+        <w:t>Sea crab back t</w:t>
+      </w:r>
+      <w:r>
+        <w:rPr>
+          <w:rFonts w:ascii="Times New Roman" w:hAnsi="Times New Roman" w:cs="Times New Roman"/>
+        </w:rPr>
+        <w:t>o 1975</w:t>
+      </w:r>
+      <w:r>
+        <w:rPr>
+          <w:rFonts w:ascii="Times New Roman" w:hAnsi="Times New Roman" w:cs="Times New Roman"/>
+        </w:rPr>
+        <w:t xml:space="preserve"> (</w:t>
+      </w:r>
+      <w:r>
+        <w:rPr>
+          <w:rFonts w:ascii="Times New Roman" w:hAnsi="Times New Roman" w:cs="Times New Roman"/>
+        </w:rPr>
+        <w:t>4</w:t>
+      </w:r>
+      <w:r>
+        <w:rPr>
+          <w:rFonts w:ascii="Times New Roman" w:hAnsi="Times New Roman" w:cs="Times New Roman"/>
+        </w:rPr>
+        <w:t xml:space="preserve">), catch data from the </w:t>
+      </w:r>
+      <w:r>
+        <w:rPr>
+          <w:rFonts w:ascii="Times New Roman" w:hAnsi="Times New Roman" w:cs="Times New Roman"/>
+        </w:rPr>
+        <w:t xml:space="preserve">various </w:t>
+      </w:r>
+      <w:r>
+        <w:rPr>
+          <w:rFonts w:ascii="Times New Roman" w:hAnsi="Times New Roman" w:cs="Times New Roman"/>
+        </w:rPr>
+        <w:t xml:space="preserve">fisheries </w:t>
+      </w:r>
+      <w:r>
+        <w:rPr>
+          <w:rFonts w:ascii="Times New Roman" w:hAnsi="Times New Roman" w:cs="Times New Roman"/>
+        </w:rPr>
+        <w:t>that impact</w:t>
+      </w:r>
+      <w:r>
+        <w:rPr>
+          <w:rFonts w:ascii="Times New Roman" w:hAnsi="Times New Roman" w:cs="Times New Roman"/>
+        </w:rPr>
+        <w:t xml:space="preserve"> eastern</w:t>
+      </w:r>
+      <w:r>
+        <w:rPr>
+          <w:rFonts w:ascii="Times New Roman" w:hAnsi="Times New Roman" w:cs="Times New Roman"/>
+        </w:rPr>
+        <w:t xml:space="preserve"> Bering Sea crab stocks </w:t>
+      </w:r>
+      <w:r>
+        <w:rPr>
+          <w:rFonts w:ascii="Times New Roman" w:hAnsi="Times New Roman" w:cs="Times New Roman"/>
+        </w:rPr>
+        <w:t>collected on the docks and at sea (</w:t>
+      </w:r>
+      <w:r>
+        <w:rPr>
+          <w:rFonts w:ascii="Times New Roman" w:hAnsi="Times New Roman" w:cs="Times New Roman"/>
+        </w:rPr>
+        <w:t>5</w:t>
+      </w:r>
+      <w:r>
+        <w:rPr>
+          <w:rFonts w:ascii="Times New Roman" w:hAnsi="Times New Roman" w:cs="Times New Roman"/>
+        </w:rPr>
+        <w:t xml:space="preserve">), and laboratory experiments </w:t>
+      </w:r>
+      <w:r>
+        <w:rPr>
+          <w:rFonts w:ascii="Times New Roman" w:hAnsi="Times New Roman" w:cs="Times New Roman"/>
+        </w:rPr>
+        <w:t>conducted</w:t>
+      </w:r>
+      <w:r>
+        <w:rPr>
+          <w:rFonts w:ascii="Times New Roman" w:hAnsi="Times New Roman" w:cs="Times New Roman"/>
+        </w:rPr>
+        <w:t xml:space="preserve"> </w:t>
+      </w:r>
+      <w:r>
+        <w:rPr>
+          <w:rFonts w:ascii="Times New Roman" w:hAnsi="Times New Roman" w:cs="Times New Roman"/>
+        </w:rPr>
+        <w:t xml:space="preserve">routinely </w:t>
+      </w:r>
+      <w:r>
+        <w:rPr>
+          <w:rFonts w:ascii="Times New Roman" w:hAnsi="Times New Roman" w:cs="Times New Roman"/>
+        </w:rPr>
+        <w:t xml:space="preserve">to understand population processes </w:t>
+      </w:r>
+      <w:r>
+        <w:rPr>
+          <w:rFonts w:ascii="Times New Roman" w:hAnsi="Times New Roman" w:cs="Times New Roman"/>
+        </w:rPr>
+        <w:t>such as</w:t>
+      </w:r>
+      <w:r>
+        <w:rPr>
+          <w:rFonts w:ascii="Times New Roman" w:hAnsi="Times New Roman" w:cs="Times New Roman"/>
+        </w:rPr>
+        <w:t xml:space="preserve"> </w:t>
+      </w:r>
+      <w:r>
+        <w:rPr>
+          <w:rFonts w:ascii="Times New Roman" w:hAnsi="Times New Roman" w:cs="Times New Roman"/>
+        </w:rPr>
+        <w:t>growth and maturity (</w:t>
+      </w:r>
+      <w:r>
+        <w:rPr>
+          <w:rFonts w:ascii="Times New Roman" w:hAnsi="Times New Roman" w:cs="Times New Roman"/>
+        </w:rPr>
+        <w:t>6,7</w:t>
+      </w:r>
+      <w:r>
+        <w:rPr>
+          <w:rFonts w:ascii="Times New Roman" w:hAnsi="Times New Roman" w:cs="Times New Roman"/>
+        </w:rPr>
+        <w:t xml:space="preserve">). </w:t>
+      </w:r>
+    </w:p>
+    <w:p>
+      <w:pPr>
+        <w:jc w:val="both"/>
+        <w:rPr>
+          <w:rFonts w:ascii="Times New Roman" w:hAnsi="Times New Roman" w:cs="Times New Roman"/>
+        </w:rPr>
+      </w:pPr>
+      <w:r>
+        <w:rPr>
+          <w:rFonts w:ascii="Times New Roman" w:hAnsi="Times New Roman" w:cs="Times New Roman"/>
+        </w:rPr>
+        <w:t>Management for</w:t>
+      </w:r>
+      <w:r>
+        <w:rPr>
+          <w:rFonts w:ascii="Times New Roman" w:hAnsi="Times New Roman" w:cs="Times New Roman"/>
+        </w:rPr>
+        <w:t xml:space="preserve"> eastern</w:t>
+      </w:r>
+      <w:r>
+        <w:rPr>
+          <w:rFonts w:ascii="Times New Roman" w:hAnsi="Times New Roman" w:cs="Times New Roman"/>
+        </w:rPr>
+        <w:t xml:space="preserve"> Bering Sea crab is similar to </w:t>
+      </w:r>
+      <w:r>
+        <w:rPr>
+          <w:rFonts w:ascii="Times New Roman" w:hAnsi="Times New Roman" w:cs="Times New Roman"/>
+        </w:rPr>
+        <w:t xml:space="preserve">most other closely managed </w:t>
+      </w:r>
+      <w:r>
+        <w:rPr>
+          <w:rFonts w:ascii="Times New Roman" w:hAnsi="Times New Roman" w:cs="Times New Roman"/>
+        </w:rPr>
+        <w:t>fisheries</w:t>
+      </w:r>
+      <w:r>
+        <w:rPr>
+          <w:rFonts w:ascii="Times New Roman" w:hAnsi="Times New Roman" w:cs="Times New Roman"/>
+        </w:rPr>
+        <w:t xml:space="preserve"> with extensive data</w:t>
+      </w:r>
+      <w:r>
+        <w:rPr>
+          <w:rFonts w:ascii="Times New Roman" w:hAnsi="Times New Roman" w:cs="Times New Roman"/>
+        </w:rPr>
+        <w:t xml:space="preserve">. </w:t>
+      </w:r>
+      <w:r>
+        <w:rPr>
+          <w:rFonts w:ascii="Times New Roman" w:hAnsi="Times New Roman" w:cs="Times New Roman"/>
+        </w:rPr>
+        <w:t xml:space="preserve">Each year acceptable biological catches are set based on three outputs from a stock assessment: </w:t>
+      </w:r>
+      <w:r>
+        <w:rPr>
+          <w:rFonts w:ascii="Times New Roman" w:hAnsi="Times New Roman" w:cs="Times New Roman"/>
+        </w:rPr>
+        <w:t xml:space="preserve">the </w:t>
+      </w:r>
+      <w:r>
+        <w:rPr>
+          <w:rFonts w:ascii="Times New Roman" w:hAnsi="Times New Roman" w:cs="Times New Roman"/>
+        </w:rPr>
+        <w:t xml:space="preserve">current biomass, </w:t>
+      </w:r>
+      <w:r>
+        <w:rPr>
+          <w:rFonts w:ascii="Times New Roman" w:hAnsi="Times New Roman" w:cs="Times New Roman"/>
+        </w:rPr>
+        <w:t xml:space="preserve">a </w:t>
+      </w:r>
+      <w:r>
+        <w:rPr>
+          <w:rFonts w:ascii="Times New Roman" w:hAnsi="Times New Roman" w:cs="Times New Roman"/>
+        </w:rPr>
+        <w:t xml:space="preserve">target biomass, and a target fishing mortality. </w:t>
+      </w:r>
+      <w:r>
+        <w:rPr>
+          <w:rFonts w:ascii="Times New Roman" w:hAnsi="Times New Roman" w:cs="Times New Roman"/>
+        </w:rPr>
+        <w:t>Colloquially</w:t>
+      </w:r>
+      <w:r>
+        <w:rPr>
+          <w:rFonts w:ascii="Times New Roman" w:hAnsi="Times New Roman" w:cs="Times New Roman"/>
+        </w:rPr>
+        <w:t xml:space="preserve">, these pieces </w:t>
+      </w:r>
+      <w:r>
+        <w:rPr>
+          <w:rFonts w:ascii="Times New Roman" w:hAnsi="Times New Roman" w:cs="Times New Roman"/>
+        </w:rPr>
+        <w:t>represent</w:t>
+      </w:r>
+      <w:r>
+        <w:rPr>
+          <w:rFonts w:ascii="Times New Roman" w:hAnsi="Times New Roman" w:cs="Times New Roman"/>
+        </w:rPr>
+        <w:t xml:space="preserve"> ‘where we are, where we want to be, and how we get there’ (respectively). </w:t>
+      </w:r>
+      <w:r>
+        <w:rPr>
+          <w:rFonts w:ascii="Times New Roman" w:hAnsi="Times New Roman" w:cs="Times New Roman"/>
+        </w:rPr>
+        <w:t>T</w:t>
+      </w:r>
+      <w:r>
+        <w:rPr>
+          <w:rFonts w:ascii="Times New Roman" w:hAnsi="Times New Roman" w:cs="Times New Roman"/>
+        </w:rPr>
+        <w:t xml:space="preserve">argets for biomass are based </w:t>
+      </w:r>
+      <w:r>
+        <w:rPr>
+          <w:rFonts w:ascii="Times New Roman" w:hAnsi="Times New Roman" w:cs="Times New Roman"/>
+        </w:rPr>
+        <w:t>on</w:t>
+      </w:r>
+      <w:r>
+        <w:rPr>
+          <w:rFonts w:ascii="Times New Roman" w:hAnsi="Times New Roman" w:cs="Times New Roman"/>
+        </w:rPr>
+        <w:t xml:space="preserve"> equilibrium projections that assume stationarity </w:t>
+      </w:r>
+      <w:r>
+        <w:rPr>
+          <w:rFonts w:ascii="Times New Roman" w:hAnsi="Times New Roman" w:cs="Times New Roman"/>
+        </w:rPr>
+        <w:t>in recruitment</w:t>
+      </w:r>
+      <w:r>
+        <w:rPr>
+          <w:rFonts w:ascii="Times New Roman" w:hAnsi="Times New Roman" w:cs="Times New Roman"/>
+        </w:rPr>
+        <w:t xml:space="preserve"> (i.e. young crab entering the population)</w:t>
+      </w:r>
+      <w:r>
+        <w:rPr>
+          <w:rFonts w:ascii="Times New Roman" w:hAnsi="Times New Roman" w:cs="Times New Roman"/>
+        </w:rPr>
+        <w:t xml:space="preserve"> and a </w:t>
+      </w:r>
+      <w:r>
+        <w:rPr>
+          <w:rFonts w:ascii="Times New Roman" w:hAnsi="Times New Roman" w:cs="Times New Roman"/>
+        </w:rPr>
+        <w:t>time-invariant</w:t>
+      </w:r>
+      <w:r>
+        <w:rPr>
+          <w:rFonts w:ascii="Times New Roman" w:hAnsi="Times New Roman" w:cs="Times New Roman"/>
+        </w:rPr>
+        <w:t xml:space="preserve"> </w:t>
+      </w:r>
+      <w:r>
+        <w:rPr>
+          <w:rFonts w:ascii="Times New Roman" w:hAnsi="Times New Roman" w:cs="Times New Roman"/>
+        </w:rPr>
+        <w:t xml:space="preserve">rate </w:t>
+      </w:r>
+      <w:r>
+        <w:rPr>
+          <w:rFonts w:ascii="Times New Roman" w:hAnsi="Times New Roman" w:cs="Times New Roman"/>
+        </w:rPr>
+        <w:t>o</w:t>
+      </w:r>
+      <w:r>
+        <w:rPr>
+          <w:rFonts w:ascii="Times New Roman" w:hAnsi="Times New Roman" w:cs="Times New Roman"/>
+        </w:rPr>
+        <w:t xml:space="preserve">f </w:t>
+      </w:r>
+      <w:r>
+        <w:rPr>
+          <w:rFonts w:ascii="Times New Roman" w:hAnsi="Times New Roman" w:cs="Times New Roman"/>
+        </w:rPr>
+        <w:t>natural mortality. However, periods of elevated natural mortality have been required to fit the survey data for crab in the assessments used in management</w:t>
+      </w:r>
+      <w:r>
+        <w:rPr>
+          <w:rFonts w:ascii="Times New Roman" w:hAnsi="Times New Roman" w:cs="Times New Roman"/>
+        </w:rPr>
+        <w:t>, suggesting natural mortality is not constant</w:t>
+      </w:r>
+      <w:r>
+        <w:rPr>
+          <w:rFonts w:ascii="Times New Roman" w:hAnsi="Times New Roman" w:cs="Times New Roman"/>
+        </w:rPr>
+        <w:t>.</w:t>
+      </w:r>
+      <w:r>
+        <w:rPr>
+          <w:rFonts w:ascii="Times New Roman" w:hAnsi="Times New Roman" w:cs="Times New Roman"/>
+        </w:rPr>
+        <w:t xml:space="preserve"> </w:t>
+      </w:r>
+      <w:r>
+        <w:rPr>
+          <w:rFonts w:ascii="Times New Roman" w:hAnsi="Times New Roman" w:cs="Times New Roman"/>
+        </w:rPr>
+        <w:t>Furthermore</w:t>
+      </w:r>
+      <w:r>
+        <w:rPr>
+          <w:rFonts w:ascii="Times New Roman" w:hAnsi="Times New Roman" w:cs="Times New Roman"/>
+        </w:rPr>
+        <w:t>, there is a possibility of unobserved mortality in groundfish fisheries of unknown magnitude</w:t>
+      </w:r>
+      <w:r>
+        <w:rPr>
+          <w:rFonts w:ascii="Times New Roman" w:hAnsi="Times New Roman" w:cs="Times New Roman"/>
+        </w:rPr>
+        <w:t xml:space="preserve"> as a result of trawl gear fatally impacting, but not capturing crab </w:t>
+      </w:r>
+      <w:r>
+        <w:rPr>
+          <w:rFonts w:ascii="Times New Roman" w:hAnsi="Times New Roman" w:cs="Times New Roman"/>
+        </w:rPr>
+        <w:t>(</w:t>
+      </w:r>
+      <w:r>
+        <w:rPr>
+          <w:rFonts w:ascii="Times New Roman" w:hAnsi="Times New Roman" w:cs="Times New Roman"/>
+        </w:rPr>
+        <w:t>8</w:t>
+      </w:r>
+      <w:r>
+        <w:rPr>
+          <w:rFonts w:ascii="Times New Roman" w:hAnsi="Times New Roman" w:cs="Times New Roman"/>
+        </w:rPr>
+        <w:t>).</w:t>
+      </w:r>
+    </w:p>
+    <w:p>
+      <w:pPr>
+        <w:jc w:val="both"/>
+        <w:rPr>
+          <w:rFonts w:ascii="Times New Roman" w:hAnsi="Times New Roman" w:cs="Times New Roman"/>
+        </w:rPr>
+      </w:pPr>
+      <w:r>
+        <w:rPr>
+          <w:rFonts w:ascii="Times New Roman" w:hAnsi="Times New Roman" w:cs="Times New Roman"/>
+        </w:rPr>
+        <w:lastRenderedPageBreak/>
+        <w:t xml:space="preserve">Given the </w:t>
+      </w:r>
+      <w:r>
+        <w:rPr>
+          <w:rFonts w:ascii="Times New Roman" w:hAnsi="Times New Roman" w:cs="Times New Roman"/>
+        </w:rPr>
+        <w:t xml:space="preserve">observed </w:t>
+      </w:r>
+      <w:r>
+        <w:rPr>
+          <w:rFonts w:ascii="Times New Roman" w:hAnsi="Times New Roman" w:cs="Times New Roman"/>
+        </w:rPr>
+        <w:t xml:space="preserve">boom and bust dynamics and a potential </w:t>
+      </w:r>
+      <w:r>
+        <w:rPr>
+          <w:rFonts w:ascii="Times New Roman" w:hAnsi="Times New Roman" w:cs="Times New Roman"/>
+        </w:rPr>
+        <w:t>violation</w:t>
+      </w:r>
+      <w:r>
+        <w:rPr>
+          <w:rFonts w:ascii="Times New Roman" w:hAnsi="Times New Roman" w:cs="Times New Roman"/>
+        </w:rPr>
+        <w:t xml:space="preserve"> of assumptions</w:t>
+      </w:r>
+      <w:r>
+        <w:rPr>
+          <w:rFonts w:ascii="Times New Roman" w:hAnsi="Times New Roman" w:cs="Times New Roman"/>
+        </w:rPr>
+        <w:t xml:space="preserve"> made in management</w:t>
+      </w:r>
+      <w:r>
+        <w:rPr>
+          <w:rFonts w:ascii="Times New Roman" w:hAnsi="Times New Roman" w:cs="Times New Roman"/>
+        </w:rPr>
+        <w:t xml:space="preserve">, we ask </w:t>
+      </w:r>
+      <w:r>
+        <w:rPr>
+          <w:rFonts w:ascii="Times New Roman" w:hAnsi="Times New Roman" w:cs="Times New Roman"/>
+        </w:rPr>
+        <w:t>the following</w:t>
+      </w:r>
+      <w:r>
+        <w:rPr>
+          <w:rFonts w:ascii="Times New Roman" w:hAnsi="Times New Roman" w:cs="Times New Roman"/>
+        </w:rPr>
+        <w:t xml:space="preserve"> questions: 1) how frequent are large declines in</w:t>
+      </w:r>
+      <w:r>
+        <w:rPr>
+          <w:rFonts w:ascii="Times New Roman" w:hAnsi="Times New Roman" w:cs="Times New Roman"/>
+        </w:rPr>
+        <w:t xml:space="preserve"> eastern</w:t>
+      </w:r>
+      <w:r>
+        <w:rPr>
+          <w:rFonts w:ascii="Times New Roman" w:hAnsi="Times New Roman" w:cs="Times New Roman"/>
+        </w:rPr>
+        <w:t xml:space="preserve"> Bering Sea crab populations, 2) what drives these declines and are there common linkages, </w:t>
+      </w:r>
+      <w:r>
+        <w:rPr>
+          <w:rFonts w:ascii="Times New Roman" w:hAnsi="Times New Roman" w:cs="Times New Roman"/>
+        </w:rPr>
+        <w:t xml:space="preserve">and </w:t>
+      </w:r>
+      <w:r>
+        <w:rPr>
+          <w:rFonts w:ascii="Times New Roman" w:hAnsi="Times New Roman" w:cs="Times New Roman"/>
+        </w:rPr>
+        <w:t xml:space="preserve">3) if population collapse is a common phenomenon, how can this information be used </w:t>
+      </w:r>
+      <w:r>
+        <w:rPr>
+          <w:rFonts w:ascii="Times New Roman" w:hAnsi="Times New Roman" w:cs="Times New Roman"/>
+        </w:rPr>
+        <w:t>when providing</w:t>
+      </w:r>
+      <w:r>
+        <w:rPr>
+          <w:rFonts w:ascii="Times New Roman" w:hAnsi="Times New Roman" w:cs="Times New Roman"/>
+        </w:rPr>
+        <w:t xml:space="preserve"> </w:t>
+      </w:r>
+      <w:r>
+        <w:rPr>
+          <w:rFonts w:ascii="Times New Roman" w:hAnsi="Times New Roman" w:cs="Times New Roman"/>
+        </w:rPr>
+        <w:t>management</w:t>
+      </w:r>
+      <w:r>
+        <w:rPr>
+          <w:rFonts w:ascii="Times New Roman" w:hAnsi="Times New Roman" w:cs="Times New Roman"/>
+        </w:rPr>
+        <w:t xml:space="preserve"> advice</w:t>
+      </w:r>
+      <w:r>
+        <w:rPr>
+          <w:rFonts w:ascii="Times New Roman" w:hAnsi="Times New Roman" w:cs="Times New Roman"/>
+        </w:rPr>
+        <w:t>?</w:t>
+      </w:r>
+    </w:p>
+    <w:p>
+      <w:pPr>
+        <w:jc w:val="both"/>
+        <w:rPr>
+          <w:rFonts w:ascii="Times New Roman" w:hAnsi="Times New Roman" w:cs="Times New Roman"/>
+        </w:rPr>
+      </w:pPr>
+      <w:r>
+        <w:rPr>
+          <w:rFonts w:ascii="Times New Roman" w:hAnsi="Times New Roman" w:cs="Times New Roman"/>
+        </w:rPr>
+        <w:t xml:space="preserve">To answer these questions, we fit population dynamics models to the available data for crab </w:t>
+      </w:r>
+      <w:r>
+        <w:rPr>
+          <w:rFonts w:ascii="Times New Roman" w:hAnsi="Times New Roman" w:cs="Times New Roman"/>
+        </w:rPr>
+        <w:t>population</w:t>
+      </w:r>
+      <w:r>
+        <w:rPr>
+          <w:rFonts w:ascii="Times New Roman" w:hAnsi="Times New Roman" w:cs="Times New Roman"/>
+        </w:rPr>
+        <w:t>s in the eastern Bering Sea</w:t>
+      </w:r>
+      <w:r>
+        <w:rPr>
+          <w:rFonts w:ascii="Times New Roman" w:hAnsi="Times New Roman" w:cs="Times New Roman"/>
+        </w:rPr>
+        <w:t xml:space="preserve"> </w:t>
+      </w:r>
+      <w:r>
+        <w:rPr>
+          <w:rFonts w:ascii="Times New Roman" w:hAnsi="Times New Roman" w:cs="Times New Roman"/>
+        </w:rPr>
+        <w:t>that incorporate</w:t>
+      </w:r>
+      <w:r>
+        <w:rPr>
+          <w:rFonts w:ascii="Times New Roman" w:hAnsi="Times New Roman" w:cs="Times New Roman"/>
+        </w:rPr>
+        <w:t xml:space="preserve"> a key difference from </w:t>
+      </w:r>
+      <w:r>
+        <w:rPr>
+          <w:rFonts w:ascii="Times New Roman" w:hAnsi="Times New Roman" w:cs="Times New Roman"/>
+        </w:rPr>
+        <w:t>the</w:t>
+      </w:r>
+      <w:r>
+        <w:rPr>
+          <w:rFonts w:ascii="Times New Roman" w:hAnsi="Times New Roman" w:cs="Times New Roman"/>
+        </w:rPr>
+        <w:t xml:space="preserve"> stock assessment models</w:t>
+      </w:r>
+      <w:r>
+        <w:rPr>
+          <w:rFonts w:ascii="Times New Roman" w:hAnsi="Times New Roman" w:cs="Times New Roman"/>
+        </w:rPr>
+        <w:t xml:space="preserve"> used in management</w:t>
+      </w:r>
+      <w:r>
+        <w:rPr>
+          <w:rFonts w:ascii="Times New Roman" w:hAnsi="Times New Roman" w:cs="Times New Roman"/>
+        </w:rPr>
+        <w:t>:</w:t>
+      </w:r>
+      <w:r>
+        <w:rPr>
+          <w:rFonts w:ascii="Times New Roman" w:hAnsi="Times New Roman" w:cs="Times New Roman"/>
+        </w:rPr>
+        <w:t xml:space="preserve"> the </w:t>
+      </w:r>
+      <w:r>
+        <w:rPr>
+          <w:rFonts w:ascii="Times New Roman" w:hAnsi="Times New Roman" w:cs="Times New Roman"/>
+        </w:rPr>
+        <w:t>estimat</w:t>
+      </w:r>
+      <w:r>
+        <w:rPr>
+          <w:rFonts w:ascii="Times New Roman" w:hAnsi="Times New Roman" w:cs="Times New Roman"/>
+        </w:rPr>
+        <w:t>ion of</w:t>
+      </w:r>
+      <w:r>
+        <w:rPr>
+          <w:rFonts w:ascii="Times New Roman" w:hAnsi="Times New Roman" w:cs="Times New Roman"/>
+        </w:rPr>
+        <w:t xml:space="preserve"> an annually varying ‘other mortality’ that accounts for processes </w:t>
+      </w:r>
+      <w:r>
+        <w:rPr>
+          <w:rFonts w:ascii="Times New Roman" w:hAnsi="Times New Roman" w:cs="Times New Roman"/>
+        </w:rPr>
+        <w:t>such as</w:t>
+      </w:r>
+      <w:r>
+        <w:rPr>
+          <w:rFonts w:ascii="Times New Roman" w:hAnsi="Times New Roman" w:cs="Times New Roman"/>
+        </w:rPr>
+        <w:t xml:space="preserve"> </w:t>
+      </w:r>
+      <w:r>
+        <w:rPr>
+          <w:rFonts w:ascii="Times New Roman" w:hAnsi="Times New Roman" w:cs="Times New Roman"/>
+        </w:rPr>
+        <w:t xml:space="preserve">predation, unobserved </w:t>
+      </w:r>
+      <w:r>
+        <w:rPr>
+          <w:rFonts w:ascii="Times New Roman" w:hAnsi="Times New Roman" w:cs="Times New Roman"/>
+        </w:rPr>
+        <w:t>mortality</w:t>
+      </w:r>
+      <w:r>
+        <w:rPr>
+          <w:rFonts w:ascii="Times New Roman" w:hAnsi="Times New Roman" w:cs="Times New Roman"/>
+        </w:rPr>
+        <w:t xml:space="preserve"> in non-directed fisheries, cannibalism,</w:t>
+      </w:r>
+      <w:r>
+        <w:rPr>
+          <w:rFonts w:ascii="Times New Roman" w:hAnsi="Times New Roman" w:cs="Times New Roman"/>
+        </w:rPr>
+        <w:t xml:space="preserve"> disease, and starvation. </w:t>
+      </w:r>
+      <w:r>
+        <w:rPr>
+          <w:rFonts w:ascii="Times New Roman" w:hAnsi="Times New Roman" w:cs="Times New Roman"/>
+        </w:rPr>
+        <w:t>We then use</w:t>
+      </w:r>
+      <w:r>
+        <w:rPr>
+          <w:rFonts w:ascii="Times New Roman" w:hAnsi="Times New Roman" w:cs="Times New Roman"/>
+        </w:rPr>
+        <w:t>d</w:t>
+      </w:r>
+      <w:r>
+        <w:rPr>
+          <w:rFonts w:ascii="Times New Roman" w:hAnsi="Times New Roman" w:cs="Times New Roman"/>
+        </w:rPr>
+        <w:t xml:space="preserve"> </w:t>
+      </w:r>
+      <w:r>
+        <w:rPr>
+          <w:rFonts w:ascii="Times New Roman" w:hAnsi="Times New Roman" w:cs="Times New Roman"/>
+        </w:rPr>
+        <w:t>generalized additive models (</w:t>
+      </w:r>
+      <w:r>
+        <w:rPr>
+          <w:rFonts w:ascii="Times New Roman" w:hAnsi="Times New Roman" w:cs="Times New Roman"/>
+        </w:rPr>
+        <w:t>GAMs</w:t>
+      </w:r>
+      <w:r>
+        <w:rPr>
+          <w:rFonts w:ascii="Times New Roman" w:hAnsi="Times New Roman" w:cs="Times New Roman"/>
+        </w:rPr>
+        <w:t xml:space="preserve">; </w:t>
+      </w:r>
+      <w:r>
+        <w:rPr>
+          <w:rFonts w:ascii="Times New Roman" w:hAnsi="Times New Roman" w:cs="Times New Roman"/>
+        </w:rPr>
+        <w:t>9</w:t>
+      </w:r>
+      <w:r>
+        <w:rPr>
+          <w:rFonts w:ascii="Times New Roman" w:hAnsi="Times New Roman" w:cs="Times New Roman"/>
+        </w:rPr>
+        <w:t>)</w:t>
+      </w:r>
+      <w:r>
+        <w:rPr>
+          <w:rFonts w:ascii="Times New Roman" w:hAnsi="Times New Roman" w:cs="Times New Roman"/>
+        </w:rPr>
+        <w:t xml:space="preserve"> to explain </w:t>
+      </w:r>
+      <w:r>
+        <w:rPr>
+          <w:rFonts w:ascii="Times New Roman" w:hAnsi="Times New Roman" w:cs="Times New Roman"/>
+        </w:rPr>
+        <w:t>variability</w:t>
+      </w:r>
+      <w:r>
+        <w:rPr>
+          <w:rFonts w:ascii="Times New Roman" w:hAnsi="Times New Roman" w:cs="Times New Roman"/>
+        </w:rPr>
+        <w:t xml:space="preserve"> in </w:t>
+      </w:r>
+      <w:r>
+        <w:rPr>
+          <w:rFonts w:ascii="Times New Roman" w:hAnsi="Times New Roman" w:cs="Times New Roman"/>
+        </w:rPr>
+        <w:t>the</w:t>
+      </w:r>
+      <w:r>
+        <w:rPr>
+          <w:rFonts w:ascii="Times New Roman" w:hAnsi="Times New Roman" w:cs="Times New Roman"/>
+        </w:rPr>
+        <w:t xml:space="preserve"> </w:t>
+      </w:r>
+      <w:r>
+        <w:rPr>
+          <w:rFonts w:ascii="Times New Roman" w:hAnsi="Times New Roman" w:cs="Times New Roman"/>
+        </w:rPr>
+        <w:t xml:space="preserve">estimates of </w:t>
+      </w:r>
+      <w:r>
+        <w:rPr>
+          <w:rFonts w:ascii="Times New Roman" w:hAnsi="Times New Roman" w:cs="Times New Roman"/>
+        </w:rPr>
+        <w:t xml:space="preserve">other mortality using population abundance, </w:t>
+      </w:r>
+      <w:r>
+        <w:rPr>
+          <w:rFonts w:ascii="Times New Roman" w:hAnsi="Times New Roman" w:cs="Times New Roman"/>
+        </w:rPr>
+        <w:t xml:space="preserve">ice cover, </w:t>
+      </w:r>
+      <w:r>
+        <w:rPr>
+          <w:rFonts w:ascii="Times New Roman" w:hAnsi="Times New Roman" w:cs="Times New Roman"/>
+        </w:rPr>
+        <w:t xml:space="preserve">temperature </w:t>
+      </w:r>
+      <w:r>
+        <w:rPr>
+          <w:rFonts w:ascii="Times New Roman" w:hAnsi="Times New Roman" w:cs="Times New Roman"/>
+        </w:rPr>
+        <w:t>occupied,</w:t>
+      </w:r>
+      <w:r>
+        <w:rPr>
+          <w:rFonts w:ascii="Times New Roman" w:hAnsi="Times New Roman" w:cs="Times New Roman"/>
+        </w:rPr>
+        <w:t xml:space="preserve"> and average size</w:t>
+      </w:r>
+      <w:r>
+        <w:rPr>
+          <w:rFonts w:ascii="Times New Roman" w:hAnsi="Times New Roman" w:cs="Times New Roman"/>
+        </w:rPr>
+        <w:t xml:space="preserve"> as covariates</w:t>
+      </w:r>
+      <w:r>
+        <w:rPr>
+          <w:rFonts w:ascii="Times New Roman" w:hAnsi="Times New Roman" w:cs="Times New Roman"/>
+        </w:rPr>
+        <w:t xml:space="preserve"> (see SI for a discussion of covariates)</w:t>
+      </w:r>
+      <w:r>
+        <w:rPr>
+          <w:rFonts w:ascii="Times New Roman" w:hAnsi="Times New Roman" w:cs="Times New Roman"/>
+        </w:rPr>
+        <w:t>. We identified</w:t>
+      </w:r>
+      <w:r>
+        <w:rPr>
+          <w:rFonts w:ascii="Times New Roman" w:hAnsi="Times New Roman" w:cs="Times New Roman"/>
+        </w:rPr>
+        <w:t xml:space="preserve"> periods during which a population</w:t>
+      </w:r>
+      <w:r>
+        <w:rPr>
+          <w:rFonts w:ascii="Times New Roman" w:hAnsi="Times New Roman" w:cs="Times New Roman"/>
+        </w:rPr>
+        <w:t xml:space="preserve"> declined more than 40%</w:t>
+      </w:r>
+      <w:r>
+        <w:rPr>
+          <w:rFonts w:ascii="Times New Roman" w:hAnsi="Times New Roman" w:cs="Times New Roman"/>
+        </w:rPr>
+        <w:t xml:space="preserve"> (chosen because it is roughly double the assumed natural mortality across stocks)</w:t>
+      </w:r>
+      <w:r>
+        <w:rPr>
+          <w:rFonts w:ascii="Times New Roman" w:hAnsi="Times New Roman" w:cs="Times New Roman"/>
+        </w:rPr>
+        <w:t xml:space="preserve"> and used </w:t>
+      </w:r>
+      <w:r>
+        <w:rPr>
+          <w:rFonts w:ascii="Times New Roman" w:hAnsi="Times New Roman" w:cs="Times New Roman"/>
+        </w:rPr>
+        <w:t xml:space="preserve">our model </w:t>
+      </w:r>
+      <w:r>
+        <w:rPr>
+          <w:rFonts w:ascii="Times New Roman" w:hAnsi="Times New Roman" w:cs="Times New Roman"/>
+        </w:rPr>
+        <w:t>estimates</w:t>
+      </w:r>
+      <w:r>
+        <w:rPr>
+          <w:rFonts w:ascii="Times New Roman" w:hAnsi="Times New Roman" w:cs="Times New Roman"/>
+        </w:rPr>
+        <w:t xml:space="preserve"> to </w:t>
+      </w:r>
+      <w:r>
+        <w:rPr>
+          <w:rFonts w:ascii="Times New Roman" w:hAnsi="Times New Roman" w:cs="Times New Roman"/>
+        </w:rPr>
+        <w:t>identify drivers for</w:t>
+      </w:r>
+      <w:r>
+        <w:rPr>
+          <w:rFonts w:ascii="Times New Roman" w:hAnsi="Times New Roman" w:cs="Times New Roman"/>
+        </w:rPr>
+        <w:t xml:space="preserve"> each of these population declines.</w:t>
+      </w:r>
+      <w:r>
+        <w:rPr>
+          <w:rFonts w:ascii="Times New Roman" w:hAnsi="Times New Roman" w:cs="Times New Roman"/>
+        </w:rPr>
+        <w:t xml:space="preserve"> Finally, we explore</w:t>
+      </w:r>
+      <w:r>
+        <w:rPr>
+          <w:rFonts w:ascii="Times New Roman" w:hAnsi="Times New Roman" w:cs="Times New Roman"/>
+        </w:rPr>
+        <w:t>d</w:t>
+      </w:r>
+      <w:r>
+        <w:rPr>
+          <w:rFonts w:ascii="Times New Roman" w:hAnsi="Times New Roman" w:cs="Times New Roman"/>
+        </w:rPr>
+        <w:t xml:space="preserve"> the impacts of incorporating the expectation of mortality events into </w:t>
+      </w:r>
+      <w:r>
+        <w:rPr>
+          <w:rFonts w:ascii="Times New Roman" w:hAnsi="Times New Roman" w:cs="Times New Roman"/>
+        </w:rPr>
+        <w:t xml:space="preserve">the analyses on which </w:t>
+      </w:r>
+      <w:r>
+        <w:rPr>
+          <w:rFonts w:ascii="Times New Roman" w:hAnsi="Times New Roman" w:cs="Times New Roman"/>
+        </w:rPr>
+        <w:t>management</w:t>
+      </w:r>
+      <w:r>
+        <w:rPr>
+          <w:rFonts w:ascii="Times New Roman" w:hAnsi="Times New Roman" w:cs="Times New Roman"/>
+        </w:rPr>
+        <w:t xml:space="preserve"> advice is based</w:t>
+      </w:r>
+      <w:r>
+        <w:rPr>
+          <w:rFonts w:ascii="Times New Roman" w:hAnsi="Times New Roman" w:cs="Times New Roman"/>
+        </w:rPr>
+        <w:t xml:space="preserve">. </w:t>
+      </w:r>
+      <w:r>
+        <w:rPr>
+          <w:rFonts w:ascii="Times New Roman" w:hAnsi="Times New Roman" w:cs="Times New Roman"/>
+        </w:rPr>
+        <w:t>W</w:t>
+      </w:r>
+      <w:r>
+        <w:rPr>
+          <w:rFonts w:ascii="Times New Roman" w:hAnsi="Times New Roman" w:cs="Times New Roman"/>
+        </w:rPr>
+        <w:t>e</w:t>
+      </w:r>
+      <w:r>
+        <w:rPr>
+          <w:rFonts w:ascii="Times New Roman" w:hAnsi="Times New Roman" w:cs="Times New Roman"/>
+        </w:rPr>
+        <w:t xml:space="preserve"> </w:t>
+      </w:r>
+      <w:r>
+        <w:rPr>
+          <w:rFonts w:ascii="Times New Roman" w:hAnsi="Times New Roman" w:cs="Times New Roman"/>
+        </w:rPr>
+        <w:t>end with</w:t>
+      </w:r>
+      <w:r>
+        <w:rPr>
+          <w:rFonts w:ascii="Times New Roman" w:hAnsi="Times New Roman" w:cs="Times New Roman"/>
+        </w:rPr>
+        <w:t xml:space="preserve"> suggestions for </w:t>
+      </w:r>
+      <w:r>
+        <w:rPr>
+          <w:rFonts w:ascii="Times New Roman" w:hAnsi="Times New Roman" w:cs="Times New Roman"/>
+        </w:rPr>
+        <w:t xml:space="preserve">management of </w:t>
+      </w:r>
+      <w:r>
+        <w:rPr>
+          <w:rFonts w:ascii="Times New Roman" w:hAnsi="Times New Roman" w:cs="Times New Roman"/>
+        </w:rPr>
+        <w:t xml:space="preserve">eastern </w:t>
+      </w:r>
+      <w:r>
+        <w:rPr>
+          <w:rFonts w:ascii="Times New Roman" w:hAnsi="Times New Roman" w:cs="Times New Roman"/>
+        </w:rPr>
+        <w:t xml:space="preserve">Bering Sea crab fisheries and </w:t>
+      </w:r>
+      <w:r>
+        <w:rPr>
+          <w:rFonts w:ascii="Times New Roman" w:hAnsi="Times New Roman" w:cs="Times New Roman"/>
+        </w:rPr>
+        <w:t xml:space="preserve">the </w:t>
+      </w:r>
+      <w:r>
+        <w:rPr>
+          <w:rFonts w:ascii="Times New Roman" w:hAnsi="Times New Roman" w:cs="Times New Roman"/>
+        </w:rPr>
+        <w:t xml:space="preserve">larger </w:t>
+      </w:r>
+      <w:r>
+        <w:rPr>
+          <w:rFonts w:ascii="Times New Roman" w:hAnsi="Times New Roman" w:cs="Times New Roman"/>
+        </w:rPr>
+        <w:t>natural resource</w:t>
+      </w:r>
+      <w:r>
+        <w:rPr>
+          <w:rFonts w:ascii="Times New Roman" w:hAnsi="Times New Roman" w:cs="Times New Roman"/>
+        </w:rPr>
+        <w:t xml:space="preserve"> management community.</w:t>
+      </w:r>
+    </w:p>
+    <w:p>
+      <w:pPr>
+        <w:jc w:val="both"/>
+        <w:rPr>
+          <w:rFonts w:ascii="Times New Roman" w:hAnsi="Times New Roman" w:cs="Times New Roman"/>
+        </w:rPr>
+      </w:pPr>
+      <w:r>
+        <w:rPr>
+          <w:rFonts w:ascii="Times New Roman" w:hAnsi="Times New Roman" w:cs="Times New Roman"/>
+        </w:rPr>
+        <w:t xml:space="preserve">We modeled </w:t>
+      </w:r>
+      <w:r>
+        <w:rPr>
+          <w:rFonts w:ascii="Times New Roman" w:hAnsi="Times New Roman" w:cs="Times New Roman"/>
+        </w:rPr>
+        <w:t>s</w:t>
+      </w:r>
+      <w:r>
+        <w:rPr>
+          <w:rFonts w:ascii="Times New Roman" w:hAnsi="Times New Roman" w:cs="Times New Roman"/>
+        </w:rPr>
+        <w:t>ix populations: snow crab, Bristol Bay red king crab</w:t>
+      </w:r>
+      <w:r>
+        <w:rPr>
+          <w:rFonts w:ascii="Times New Roman" w:hAnsi="Times New Roman" w:cs="Times New Roman"/>
+        </w:rPr>
+        <w:t xml:space="preserve"> (BBRKC)</w:t>
+      </w:r>
+      <w:r>
+        <w:rPr>
+          <w:rFonts w:ascii="Times New Roman" w:hAnsi="Times New Roman" w:cs="Times New Roman"/>
+        </w:rPr>
+        <w:t xml:space="preserve">, </w:t>
+      </w:r>
+      <w:r>
+        <w:rPr>
+          <w:rFonts w:ascii="Times New Roman" w:hAnsi="Times New Roman" w:cs="Times New Roman"/>
+        </w:rPr>
+        <w:t xml:space="preserve">southern </w:t>
+      </w:r>
+      <w:r>
+        <w:rPr>
+          <w:rFonts w:ascii="Times New Roman" w:hAnsi="Times New Roman" w:cs="Times New Roman"/>
+        </w:rPr>
+        <w:t>Tanner crab</w:t>
       </w:r>
       <w:r>
         <w:rPr>
@@ -856,18 +2043,233 @@
           <w:i/>
           <w:iCs/>
         </w:rPr>
-        <w:t xml:space="preserve">Paralithodes </w:t>
-      </w:r>
-      <w:proofErr w:type="spellStart"/>
+        <w:t>Chionoecetes bairdi</w:t>
+      </w:r>
+      <w:r>
+        <w:rPr>
+          <w:rFonts w:ascii="Times New Roman" w:hAnsi="Times New Roman" w:cs="Times New Roman"/>
+        </w:rPr>
+        <w:t>)</w:t>
+      </w:r>
+      <w:r>
+        <w:rPr>
+          <w:rFonts w:ascii="Times New Roman" w:hAnsi="Times New Roman" w:cs="Times New Roman"/>
+        </w:rPr>
+        <w:t>, Pribilof Islands red king crab</w:t>
+      </w:r>
+      <w:r>
+        <w:rPr>
+          <w:rFonts w:ascii="Times New Roman" w:hAnsi="Times New Roman" w:cs="Times New Roman"/>
+        </w:rPr>
+        <w:t xml:space="preserve"> (PIRKC)</w:t>
+      </w:r>
+      <w:r>
+        <w:rPr>
+          <w:rFonts w:ascii="Times New Roman" w:hAnsi="Times New Roman" w:cs="Times New Roman"/>
+        </w:rPr>
+        <w:t>, Pribilof Islands blue king crab</w:t>
+      </w:r>
+      <w:r>
+        <w:rPr>
+          <w:rFonts w:ascii="Times New Roman" w:hAnsi="Times New Roman" w:cs="Times New Roman"/>
+        </w:rPr>
+        <w:t xml:space="preserve"> (</w:t>
+      </w:r>
       <w:r>
         <w:rPr>
           <w:rFonts w:ascii="Times New Roman" w:hAnsi="Times New Roman" w:cs="Times New Roman"/>
           <w:i/>
           <w:iCs/>
         </w:rPr>
-        <w:t>camtschaticus</w:t>
-      </w:r>
-      <w:proofErr w:type="spellEnd"/>
+        <w:t>Paralithodes platypus</w:t>
+      </w:r>
+      <w:r>
+        <w:rPr>
+          <w:rFonts w:ascii="Times New Roman" w:hAnsi="Times New Roman" w:cs="Times New Roman"/>
+        </w:rPr>
+        <w:t xml:space="preserve">; </w:t>
+      </w:r>
+      <w:r>
+        <w:rPr>
+          <w:rFonts w:ascii="Times New Roman" w:hAnsi="Times New Roman" w:cs="Times New Roman"/>
+        </w:rPr>
+        <w:t>PIBKC)</w:t>
+      </w:r>
+      <w:r>
+        <w:rPr>
+          <w:rFonts w:ascii="Times New Roman" w:hAnsi="Times New Roman" w:cs="Times New Roman"/>
+        </w:rPr>
+        <w:t>, and Saint Matthews blue king crab</w:t>
+      </w:r>
+      <w:r>
+        <w:rPr>
+          <w:rFonts w:ascii="Times New Roman" w:hAnsi="Times New Roman" w:cs="Times New Roman"/>
+        </w:rPr>
+        <w:t xml:space="preserve"> (SMBKC)</w:t>
+      </w:r>
+      <w:r>
+        <w:rPr>
+          <w:rFonts w:ascii="Times New Roman" w:hAnsi="Times New Roman" w:cs="Times New Roman"/>
+        </w:rPr>
+        <w:t xml:space="preserve">. </w:t>
+      </w:r>
+      <w:r>
+        <w:rPr>
+          <w:rFonts w:ascii="Times New Roman" w:hAnsi="Times New Roman" w:cs="Times New Roman"/>
+        </w:rPr>
+        <w:t xml:space="preserve">The models fit the available data well with acceptable diagnostics </w:t>
+      </w:r>
+      <w:r>
+        <w:rPr>
+          <w:rFonts w:ascii="Times New Roman" w:hAnsi="Times New Roman" w:cs="Times New Roman"/>
+        </w:rPr>
+        <w:t xml:space="preserve">for all </w:t>
+      </w:r>
+      <w:r>
+        <w:rPr>
+          <w:rFonts w:ascii="Times New Roman" w:hAnsi="Times New Roman" w:cs="Times New Roman"/>
+        </w:rPr>
+        <w:t>populations</w:t>
+      </w:r>
+      <w:r>
+        <w:rPr>
+          <w:rFonts w:ascii="Times New Roman" w:hAnsi="Times New Roman" w:cs="Times New Roman"/>
+        </w:rPr>
+        <w:t xml:space="preserve"> </w:t>
+      </w:r>
+      <w:r>
+        <w:rPr>
+          <w:rFonts w:ascii="Times New Roman" w:hAnsi="Times New Roman" w:cs="Times New Roman"/>
+        </w:rPr>
+        <w:t xml:space="preserve">(see </w:t>
+      </w:r>
+      <w:r>
+        <w:rPr>
+          <w:rFonts w:ascii="Times New Roman" w:hAnsi="Times New Roman" w:cs="Times New Roman"/>
+        </w:rPr>
+        <w:t>SI</w:t>
+      </w:r>
+      <w:r>
+        <w:rPr>
+          <w:rFonts w:ascii="Times New Roman" w:hAnsi="Times New Roman" w:cs="Times New Roman"/>
+        </w:rPr>
+        <w:t xml:space="preserve">). </w:t>
+      </w:r>
+      <w:r>
+        <w:rPr>
+          <w:rFonts w:ascii="Times New Roman" w:hAnsi="Times New Roman" w:cs="Times New Roman"/>
+        </w:rPr>
+        <w:t xml:space="preserve">Large correlations existed among estimated population processes among </w:t>
+      </w:r>
+      <w:r>
+        <w:rPr>
+          <w:rFonts w:ascii="Times New Roman" w:hAnsi="Times New Roman" w:cs="Times New Roman"/>
+        </w:rPr>
+        <w:t>populations</w:t>
+      </w:r>
+      <w:r>
+        <w:rPr>
+          <w:rFonts w:ascii="Times New Roman" w:hAnsi="Times New Roman" w:cs="Times New Roman"/>
+        </w:rPr>
+        <w:t>, which suggest shared drivers of dynamics</w:t>
+      </w:r>
+      <w:r>
+        <w:rPr>
+          <w:rFonts w:ascii="Times New Roman" w:hAnsi="Times New Roman" w:cs="Times New Roman"/>
+        </w:rPr>
+        <w:t xml:space="preserve">. </w:t>
+      </w:r>
+      <w:r>
+        <w:rPr>
+          <w:rFonts w:ascii="Times New Roman" w:hAnsi="Times New Roman" w:cs="Times New Roman"/>
+        </w:rPr>
+        <w:t xml:space="preserve"> For example, Tanner crab, immature snow crab, and PIRKC all had significantly correlated estimates of other mortality, as did the two </w:t>
+      </w:r>
+      <w:r>
+        <w:rPr>
+          <w:rFonts w:ascii="Times New Roman" w:hAnsi="Times New Roman" w:cs="Times New Roman"/>
+        </w:rPr>
+        <w:t xml:space="preserve">populations </w:t>
+      </w:r>
+      <w:r>
+        <w:rPr>
+          <w:rFonts w:ascii="Times New Roman" w:hAnsi="Times New Roman" w:cs="Times New Roman"/>
+        </w:rPr>
+        <w:t>around the Pribilof Islands (f</w:t>
+      </w:r>
+      <w:r>
+        <w:rPr>
+          <w:rFonts w:ascii="Times New Roman" w:hAnsi="Times New Roman" w:cs="Times New Roman"/>
+        </w:rPr>
+        <w:t>igures S</w:t>
+      </w:r>
+      <w:r>
+        <w:rPr>
+          <w:rFonts w:ascii="Times New Roman" w:hAnsi="Times New Roman" w:cs="Times New Roman"/>
+        </w:rPr>
+        <w:t>1</w:t>
+      </w:r>
+      <w:r>
+        <w:rPr>
+          <w:rFonts w:ascii="Times New Roman" w:hAnsi="Times New Roman" w:cs="Times New Roman"/>
+        </w:rPr>
+        <w:t>-</w:t>
+      </w:r>
+      <w:r>
+        <w:rPr>
+          <w:rFonts w:ascii="Times New Roman" w:hAnsi="Times New Roman" w:cs="Times New Roman"/>
+        </w:rPr>
+        <w:t>4</w:t>
+      </w:r>
+      <w:r>
+        <w:rPr>
+          <w:rFonts w:ascii="Times New Roman" w:hAnsi="Times New Roman" w:cs="Times New Roman"/>
+        </w:rPr>
+        <w:t xml:space="preserve">). Other mortality for mature snow crab and BBRKC, the two most valuable commercial </w:t>
+      </w:r>
+      <w:r>
+        <w:rPr>
+          <w:rFonts w:ascii="Times New Roman" w:hAnsi="Times New Roman" w:cs="Times New Roman"/>
+        </w:rPr>
+        <w:t>populations</w:t>
+      </w:r>
+      <w:r>
+        <w:rPr>
+          <w:rFonts w:ascii="Times New Roman" w:hAnsi="Times New Roman" w:cs="Times New Roman"/>
+        </w:rPr>
+        <w:t xml:space="preserve">, were also significantly positively correlated. </w:t>
+      </w:r>
+      <w:r>
+        <w:rPr>
+          <w:rFonts w:ascii="Times New Roman" w:hAnsi="Times New Roman" w:cs="Times New Roman"/>
+        </w:rPr>
+        <w:t xml:space="preserve">Abundance trajectories were positively correlated for the blue king crab stocks and BBRKC, reflecting </w:t>
+      </w:r>
+      <w:r>
+        <w:rPr>
+          <w:rFonts w:ascii="Times New Roman" w:hAnsi="Times New Roman" w:cs="Times New Roman"/>
+        </w:rPr>
+        <w:t>coincident</w:t>
+      </w:r>
+      <w:r>
+        <w:rPr>
+          <w:rFonts w:ascii="Times New Roman" w:hAnsi="Times New Roman" w:cs="Times New Roman"/>
+        </w:rPr>
+        <w:t xml:space="preserve"> large declines seen in these populations</w:t>
+      </w:r>
+      <w:r>
+        <w:rPr>
+          <w:rFonts w:ascii="Times New Roman" w:hAnsi="Times New Roman" w:cs="Times New Roman"/>
+        </w:rPr>
+        <w:t xml:space="preserve"> (</w:t>
+      </w:r>
+      <w:r>
+        <w:rPr>
+          <w:rFonts w:ascii="Times New Roman" w:hAnsi="Times New Roman" w:cs="Times New Roman"/>
+          <w:highlight w:val="yellow"/>
+        </w:rPr>
+        <w:t>figure xxx</w:t>
+      </w:r>
       <w:r>
         <w:rPr>
           <w:rFonts w:ascii="Times New Roman" w:hAnsi="Times New Roman" w:cs="Times New Roman"/>
@@ -878,411 +2280,7 @@
         <w:rPr>
           <w:rFonts w:ascii="Times New Roman" w:hAnsi="Times New Roman" w:cs="Times New Roman"/>
         </w:rPr>
-        <w:t xml:space="preserve"> </w:t>
-      </w:r>
-      <w:r>
-        <w:rPr>
-          <w:rFonts w:ascii="Times New Roman" w:hAnsi="Times New Roman" w:cs="Times New Roman"/>
-        </w:rPr>
-        <w:t xml:space="preserve">have </w:t>
-      </w:r>
-      <w:r>
-        <w:rPr>
-          <w:rFonts w:ascii="Times New Roman" w:hAnsi="Times New Roman" w:cs="Times New Roman"/>
-        </w:rPr>
-        <w:t>support</w:t>
-      </w:r>
-      <w:r>
-        <w:rPr>
-          <w:rFonts w:ascii="Times New Roman" w:hAnsi="Times New Roman" w:cs="Times New Roman"/>
-        </w:rPr>
-        <w:t>ed</w:t>
-      </w:r>
-      <w:r>
-        <w:rPr>
-          <w:rFonts w:ascii="Times New Roman" w:hAnsi="Times New Roman" w:cs="Times New Roman"/>
-        </w:rPr>
-        <w:t xml:space="preserve"> large and valuable fisheries, but </w:t>
-      </w:r>
-      <w:r>
-        <w:rPr>
-          <w:rFonts w:ascii="Times New Roman" w:hAnsi="Times New Roman" w:cs="Times New Roman"/>
-        </w:rPr>
-        <w:t>s</w:t>
-      </w:r>
-      <w:r>
-        <w:rPr>
-          <w:rFonts w:ascii="Times New Roman" w:hAnsi="Times New Roman" w:cs="Times New Roman"/>
-        </w:rPr>
-        <w:t>everal other more lightly fished populations</w:t>
-      </w:r>
-      <w:r>
-        <w:rPr>
-          <w:rFonts w:ascii="Times New Roman" w:hAnsi="Times New Roman" w:cs="Times New Roman"/>
-        </w:rPr>
-        <w:t xml:space="preserve"> also exist in the</w:t>
-      </w:r>
-      <w:r>
-        <w:rPr>
-          <w:rFonts w:ascii="Times New Roman" w:hAnsi="Times New Roman" w:cs="Times New Roman"/>
-        </w:rPr>
-        <w:t xml:space="preserve"> eastern</w:t>
-      </w:r>
-      <w:r>
-        <w:rPr>
-          <w:rFonts w:ascii="Times New Roman" w:hAnsi="Times New Roman" w:cs="Times New Roman"/>
-        </w:rPr>
-        <w:t xml:space="preserve"> Bering Sea (f</w:t>
-      </w:r>
-      <w:r>
-        <w:rPr>
-          <w:rFonts w:ascii="Times New Roman" w:hAnsi="Times New Roman" w:cs="Times New Roman"/>
-        </w:rPr>
-        <w:t xml:space="preserve">igure 1). The trajectories for most of these </w:t>
-      </w:r>
-      <w:r>
-        <w:rPr>
-          <w:rFonts w:ascii="Times New Roman" w:hAnsi="Times New Roman" w:cs="Times New Roman"/>
-        </w:rPr>
-        <w:t>population</w:t>
-      </w:r>
-      <w:r>
-        <w:rPr>
-          <w:rFonts w:ascii="Times New Roman" w:hAnsi="Times New Roman" w:cs="Times New Roman"/>
-        </w:rPr>
-        <w:t>s</w:t>
-      </w:r>
-      <w:r>
-        <w:rPr>
-          <w:rFonts w:ascii="Times New Roman" w:hAnsi="Times New Roman" w:cs="Times New Roman"/>
-        </w:rPr>
-        <w:t xml:space="preserve"> are volatile;</w:t>
-      </w:r>
-      <w:r>
-        <w:rPr>
-          <w:rFonts w:ascii="Times New Roman" w:hAnsi="Times New Roman" w:cs="Times New Roman"/>
-        </w:rPr>
-        <w:t xml:space="preserve"> booms and busts are common. </w:t>
-      </w:r>
-      <w:r>
-        <w:rPr>
-          <w:rFonts w:ascii="Times New Roman" w:hAnsi="Times New Roman" w:cs="Times New Roman"/>
-        </w:rPr>
-        <w:t>R</w:t>
-      </w:r>
-      <w:r>
-        <w:rPr>
-          <w:rFonts w:ascii="Times New Roman" w:hAnsi="Times New Roman" w:cs="Times New Roman"/>
-        </w:rPr>
-        <w:t xml:space="preserve">ecently, the snow crab population collapsed to </w:t>
-      </w:r>
-      <w:r>
-        <w:rPr>
-          <w:rFonts w:ascii="Times New Roman" w:hAnsi="Times New Roman" w:cs="Times New Roman"/>
-        </w:rPr>
-        <w:t xml:space="preserve">unprecedented </w:t>
-      </w:r>
-      <w:r>
-        <w:rPr>
-          <w:rFonts w:ascii="Times New Roman" w:hAnsi="Times New Roman" w:cs="Times New Roman"/>
-        </w:rPr>
-        <w:t xml:space="preserve">levels after a marine heatwave </w:t>
-      </w:r>
-      <w:r>
-        <w:rPr>
-          <w:rFonts w:ascii="Times New Roman" w:hAnsi="Times New Roman" w:cs="Times New Roman"/>
-        </w:rPr>
-        <w:t>during</w:t>
-      </w:r>
-      <w:r>
-        <w:rPr>
-          <w:rFonts w:ascii="Times New Roman" w:hAnsi="Times New Roman" w:cs="Times New Roman"/>
-        </w:rPr>
-        <w:t xml:space="preserve"> </w:t>
-      </w:r>
-      <w:r>
-        <w:rPr>
-          <w:rFonts w:ascii="Times New Roman" w:hAnsi="Times New Roman" w:cs="Times New Roman"/>
-        </w:rPr>
-        <w:t>2018-2019 (</w:t>
-      </w:r>
-      <w:r>
-        <w:rPr>
-          <w:rFonts w:ascii="Times New Roman" w:hAnsi="Times New Roman" w:cs="Times New Roman"/>
-        </w:rPr>
-        <w:t>1</w:t>
-      </w:r>
-      <w:r>
-        <w:rPr>
-          <w:rFonts w:ascii="Times New Roman" w:hAnsi="Times New Roman" w:cs="Times New Roman"/>
-        </w:rPr>
-        <w:t>)</w:t>
-      </w:r>
-      <w:r>
-        <w:rPr>
-          <w:rFonts w:ascii="Times New Roman" w:hAnsi="Times New Roman" w:cs="Times New Roman"/>
-        </w:rPr>
-        <w:t xml:space="preserve"> and the fishery was closed for the first time ever</w:t>
-      </w:r>
-      <w:r>
-        <w:rPr>
-          <w:rFonts w:ascii="Times New Roman" w:hAnsi="Times New Roman" w:cs="Times New Roman"/>
-        </w:rPr>
-        <w:t xml:space="preserve">. </w:t>
-      </w:r>
-      <w:r>
-        <w:rPr>
-          <w:rFonts w:ascii="Times New Roman" w:hAnsi="Times New Roman" w:cs="Times New Roman"/>
-        </w:rPr>
-        <w:t xml:space="preserve">This coincided with a closure of </w:t>
-      </w:r>
-      <w:r>
-        <w:rPr>
-          <w:rFonts w:ascii="Times New Roman" w:hAnsi="Times New Roman" w:cs="Times New Roman"/>
-        </w:rPr>
-        <w:t xml:space="preserve">the fishery for </w:t>
-      </w:r>
-      <w:r>
-        <w:rPr>
-          <w:rFonts w:ascii="Times New Roman" w:hAnsi="Times New Roman" w:cs="Times New Roman"/>
-        </w:rPr>
-        <w:t xml:space="preserve">Bristol Bay red king crab, which put communities dependent upon crab fisheries under considerable financial strain and precipitated a </w:t>
-      </w:r>
-      <w:r>
-        <w:rPr>
-          <w:rFonts w:ascii="Times New Roman" w:hAnsi="Times New Roman" w:cs="Times New Roman"/>
-        </w:rPr>
-        <w:t xml:space="preserve">~$150 million </w:t>
-      </w:r>
-      <w:r>
-        <w:rPr>
-          <w:rFonts w:ascii="Times New Roman" w:hAnsi="Times New Roman" w:cs="Times New Roman"/>
-        </w:rPr>
-        <w:t xml:space="preserve">US federal </w:t>
-      </w:r>
-      <w:r>
-        <w:rPr>
-          <w:rFonts w:ascii="Times New Roman" w:hAnsi="Times New Roman" w:cs="Times New Roman"/>
-        </w:rPr>
-        <w:t>disaster relief effort (</w:t>
-      </w:r>
-      <w:r>
-        <w:rPr>
-          <w:rFonts w:ascii="Times New Roman" w:hAnsi="Times New Roman" w:cs="Times New Roman"/>
-        </w:rPr>
-        <w:t>2</w:t>
-      </w:r>
-      <w:r>
-        <w:rPr>
-          <w:rFonts w:ascii="Times New Roman" w:hAnsi="Times New Roman" w:cs="Times New Roman"/>
-        </w:rPr>
-        <w:t xml:space="preserve">). </w:t>
-      </w:r>
-      <w:r>
-        <w:rPr>
-          <w:rFonts w:ascii="Times New Roman" w:hAnsi="Times New Roman" w:cs="Times New Roman"/>
-        </w:rPr>
-        <w:t>L</w:t>
-      </w:r>
-      <w:r>
-        <w:rPr>
-          <w:rFonts w:ascii="Times New Roman" w:hAnsi="Times New Roman" w:cs="Times New Roman"/>
-        </w:rPr>
-        <w:t xml:space="preserve">arge variability </w:t>
-      </w:r>
-      <w:r>
-        <w:rPr>
-          <w:rFonts w:ascii="Times New Roman" w:hAnsi="Times New Roman" w:cs="Times New Roman"/>
-        </w:rPr>
-        <w:t xml:space="preserve">in crab abundance </w:t>
-      </w:r>
-      <w:r>
-        <w:rPr>
-          <w:rFonts w:ascii="Times New Roman" w:hAnsi="Times New Roman" w:cs="Times New Roman"/>
-        </w:rPr>
-        <w:t>occurs in spite of intense management and some of the best data in the world (</w:t>
-      </w:r>
-      <w:r>
-        <w:rPr>
-          <w:rFonts w:ascii="Times New Roman" w:hAnsi="Times New Roman" w:cs="Times New Roman"/>
-        </w:rPr>
-        <w:t>3</w:t>
-      </w:r>
-      <w:r>
-        <w:rPr>
-          <w:rFonts w:ascii="Times New Roman" w:hAnsi="Times New Roman" w:cs="Times New Roman"/>
-        </w:rPr>
-        <w:t xml:space="preserve">). </w:t>
-      </w:r>
-      <w:r>
-        <w:rPr>
-          <w:rFonts w:ascii="Times New Roman" w:hAnsi="Times New Roman" w:cs="Times New Roman"/>
-        </w:rPr>
-        <w:t>These data include p</w:t>
-      </w:r>
-      <w:r>
-        <w:rPr>
-          <w:rFonts w:ascii="Times New Roman" w:hAnsi="Times New Roman" w:cs="Times New Roman"/>
-        </w:rPr>
-        <w:t>opulation surveys for</w:t>
-      </w:r>
-      <w:r>
-        <w:rPr>
-          <w:rFonts w:ascii="Times New Roman" w:hAnsi="Times New Roman" w:cs="Times New Roman"/>
-        </w:rPr>
-        <w:t xml:space="preserve"> eastern</w:t>
-      </w:r>
-      <w:r>
-        <w:rPr>
-          <w:rFonts w:ascii="Times New Roman" w:hAnsi="Times New Roman" w:cs="Times New Roman"/>
-        </w:rPr>
-        <w:t xml:space="preserve"> Bering </w:t>
-      </w:r>
-      <w:r>
-        <w:rPr>
-          <w:rFonts w:ascii="Times New Roman" w:hAnsi="Times New Roman" w:cs="Times New Roman"/>
-        </w:rPr>
-        <w:t>Sea crab back t</w:t>
-      </w:r>
-      <w:r>
-        <w:rPr>
-          <w:rFonts w:ascii="Times New Roman" w:hAnsi="Times New Roman" w:cs="Times New Roman"/>
-        </w:rPr>
-        <w:t>o 1975</w:t>
-      </w:r>
-      <w:r>
-        <w:rPr>
-          <w:rFonts w:ascii="Times New Roman" w:hAnsi="Times New Roman" w:cs="Times New Roman"/>
-        </w:rPr>
-        <w:t xml:space="preserve"> (</w:t>
-      </w:r>
-      <w:r>
-        <w:rPr>
-          <w:rFonts w:ascii="Times New Roman" w:hAnsi="Times New Roman" w:cs="Times New Roman"/>
-        </w:rPr>
-        <w:t>4</w:t>
-      </w:r>
-      <w:r>
-        <w:rPr>
-          <w:rFonts w:ascii="Times New Roman" w:hAnsi="Times New Roman" w:cs="Times New Roman"/>
-        </w:rPr>
-        <w:t xml:space="preserve">), catch data from the </w:t>
-      </w:r>
-      <w:r>
-        <w:rPr>
-          <w:rFonts w:ascii="Times New Roman" w:hAnsi="Times New Roman" w:cs="Times New Roman"/>
-        </w:rPr>
-        <w:t xml:space="preserve">various </w:t>
-      </w:r>
-      <w:r>
-        <w:rPr>
-          <w:rFonts w:ascii="Times New Roman" w:hAnsi="Times New Roman" w:cs="Times New Roman"/>
-        </w:rPr>
-        <w:t xml:space="preserve">fisheries </w:t>
-      </w:r>
-      <w:r>
-        <w:rPr>
-          <w:rFonts w:ascii="Times New Roman" w:hAnsi="Times New Roman" w:cs="Times New Roman"/>
-        </w:rPr>
-        <w:t>that impact</w:t>
-      </w:r>
-      <w:r>
-        <w:rPr>
-          <w:rFonts w:ascii="Times New Roman" w:hAnsi="Times New Roman" w:cs="Times New Roman"/>
-        </w:rPr>
-        <w:t xml:space="preserve"> eastern</w:t>
-      </w:r>
-      <w:r>
-        <w:rPr>
-          <w:rFonts w:ascii="Times New Roman" w:hAnsi="Times New Roman" w:cs="Times New Roman"/>
-        </w:rPr>
-        <w:t xml:space="preserve"> Bering Sea crab stocks </w:t>
-      </w:r>
-      <w:r>
-        <w:rPr>
-          <w:rFonts w:ascii="Times New Roman" w:hAnsi="Times New Roman" w:cs="Times New Roman"/>
-        </w:rPr>
-        <w:t>collected on the docks and at sea (</w:t>
-      </w:r>
-      <w:r>
-        <w:rPr>
-          <w:rFonts w:ascii="Times New Roman" w:hAnsi="Times New Roman" w:cs="Times New Roman"/>
-        </w:rPr>
-        <w:t>5</w:t>
-      </w:r>
-      <w:r>
-        <w:rPr>
-          <w:rFonts w:ascii="Times New Roman" w:hAnsi="Times New Roman" w:cs="Times New Roman"/>
-        </w:rPr>
-        <w:t xml:space="preserve">), </w:t>
-      </w:r>
-      <w:proofErr w:type="gramStart"/>
-      <w:r>
-        <w:rPr>
-          <w:rFonts w:ascii="Times New Roman" w:hAnsi="Times New Roman" w:cs="Times New Roman"/>
-        </w:rPr>
-        <w:t>and laboratory experiments</w:t>
-      </w:r>
-      <w:proofErr w:type="gramEnd"/>
-      <w:r>
-        <w:rPr>
-          <w:rFonts w:ascii="Times New Roman" w:hAnsi="Times New Roman" w:cs="Times New Roman"/>
-        </w:rPr>
-        <w:t xml:space="preserve"> </w:t>
-      </w:r>
-      <w:r>
-        <w:rPr>
-          <w:rFonts w:ascii="Times New Roman" w:hAnsi="Times New Roman" w:cs="Times New Roman"/>
-        </w:rPr>
-        <w:t>conducted</w:t>
-      </w:r>
-      <w:r>
-        <w:rPr>
-          <w:rFonts w:ascii="Times New Roman" w:hAnsi="Times New Roman" w:cs="Times New Roman"/>
-        </w:rPr>
-        <w:t xml:space="preserve"> </w:t>
-      </w:r>
-      <w:r>
-        <w:rPr>
-          <w:rFonts w:ascii="Times New Roman" w:hAnsi="Times New Roman" w:cs="Times New Roman"/>
-        </w:rPr>
-        <w:t xml:space="preserve">routinely </w:t>
-      </w:r>
-      <w:r>
-        <w:rPr>
-          <w:rFonts w:ascii="Times New Roman" w:hAnsi="Times New Roman" w:cs="Times New Roman"/>
-        </w:rPr>
-        <w:t xml:space="preserve">to understand population processes </w:t>
-      </w:r>
-      <w:r>
-        <w:rPr>
-          <w:rFonts w:ascii="Times New Roman" w:hAnsi="Times New Roman" w:cs="Times New Roman"/>
-        </w:rPr>
-        <w:t>such as</w:t>
-      </w:r>
-      <w:r>
-        <w:rPr>
-          <w:rFonts w:ascii="Times New Roman" w:hAnsi="Times New Roman" w:cs="Times New Roman"/>
-        </w:rPr>
-        <w:t xml:space="preserve"> </w:t>
-      </w:r>
-      <w:r>
-        <w:rPr>
-          <w:rFonts w:ascii="Times New Roman" w:hAnsi="Times New Roman" w:cs="Times New Roman"/>
-        </w:rPr>
-        <w:t>growth and maturity (</w:t>
-      </w:r>
-      <w:r>
-        <w:rPr>
-          <w:rFonts w:ascii="Times New Roman" w:hAnsi="Times New Roman" w:cs="Times New Roman"/>
-        </w:rPr>
-        <w:t>6,7</w:t>
-      </w:r>
-      <w:r>
-        <w:rPr>
-          <w:rFonts w:ascii="Times New Roman" w:hAnsi="Times New Roman" w:cs="Times New Roman"/>
-        </w:rPr>
-        <w:t xml:space="preserve">). </w:t>
+        <w:t>.</w:t>
       </w:r>
     </w:p>
     <w:p>
@@ -1296,59 +2294,151 @@
         <w:rPr>
           <w:rFonts w:ascii="Times New Roman" w:hAnsi="Times New Roman" w:cs="Times New Roman"/>
         </w:rPr>
-        <w:t>Management for</w:t>
-      </w:r>
-      <w:r>
-        <w:rPr>
-          <w:rFonts w:ascii="Times New Roman" w:hAnsi="Times New Roman" w:cs="Times New Roman"/>
-        </w:rPr>
-        <w:t xml:space="preserve"> eastern</w:t>
-      </w:r>
-      <w:r>
-        <w:rPr>
-          <w:rFonts w:ascii="Times New Roman" w:hAnsi="Times New Roman" w:cs="Times New Roman"/>
-        </w:rPr>
-        <w:t xml:space="preserve"> Bering Sea crab is </w:t>
-      </w:r>
-      <w:proofErr w:type="gramStart"/>
-      <w:r>
-        <w:rPr>
-          <w:rFonts w:ascii="Times New Roman" w:hAnsi="Times New Roman" w:cs="Times New Roman"/>
-        </w:rPr>
-        <w:t>similar to</w:t>
-      </w:r>
-      <w:proofErr w:type="gramEnd"/>
+        <w:t xml:space="preserve">GAMs incorporating abundance, average size, </w:t>
+      </w:r>
+      <w:r>
+        <w:rPr>
+          <w:rFonts w:ascii="Times New Roman" w:hAnsi="Times New Roman" w:cs="Times New Roman"/>
+        </w:rPr>
+        <w:t xml:space="preserve">ice cover, </w:t>
+      </w:r>
+      <w:r>
+        <w:rPr>
+          <w:rFonts w:ascii="Times New Roman" w:hAnsi="Times New Roman" w:cs="Times New Roman"/>
+        </w:rPr>
+        <w:t xml:space="preserve">and temperature occupied explained the variability in estimates of other mortality significantly better than not including the variables for </w:t>
+      </w:r>
+      <w:r>
+        <w:rPr>
+          <w:rFonts w:ascii="Times New Roman" w:hAnsi="Times New Roman" w:cs="Times New Roman"/>
+        </w:rPr>
+        <w:t>all</w:t>
+      </w:r>
       <w:r>
         <w:rPr>
           <w:rFonts w:ascii="Times New Roman" w:hAnsi="Times New Roman" w:cs="Times New Roman"/>
         </w:rPr>
         <w:t xml:space="preserve"> </w:t>
       </w:r>
-      <w:proofErr w:type="gramStart"/>
-      <w:r>
-        <w:rPr>
-          <w:rFonts w:ascii="Times New Roman" w:hAnsi="Times New Roman" w:cs="Times New Roman"/>
-        </w:rPr>
-        <w:t>most</w:t>
-      </w:r>
-      <w:proofErr w:type="gramEnd"/>
-      <w:r>
-        <w:rPr>
-          <w:rFonts w:ascii="Times New Roman" w:hAnsi="Times New Roman" w:cs="Times New Roman"/>
-        </w:rPr>
-        <w:t xml:space="preserve"> other closely managed </w:t>
-      </w:r>
-      <w:r>
-        <w:rPr>
-          <w:rFonts w:ascii="Times New Roman" w:hAnsi="Times New Roman" w:cs="Times New Roman"/>
-        </w:rPr>
-        <w:t>fisheries</w:t>
-      </w:r>
-      <w:r>
-        <w:rPr>
-          <w:rFonts w:ascii="Times New Roman" w:hAnsi="Times New Roman" w:cs="Times New Roman"/>
-        </w:rPr>
-        <w:t xml:space="preserve"> with extensive data</w:t>
+      <w:r>
+        <w:rPr>
+          <w:rFonts w:ascii="Times New Roman" w:hAnsi="Times New Roman" w:cs="Times New Roman"/>
+        </w:rPr>
+        <w:t>population</w:t>
+      </w:r>
+      <w:r>
+        <w:rPr>
+          <w:rFonts w:ascii="Times New Roman" w:hAnsi="Times New Roman" w:cs="Times New Roman"/>
+        </w:rPr>
+        <w:t>/maturity combinations</w:t>
+      </w:r>
+      <w:r>
+        <w:rPr>
+          <w:rFonts w:ascii="Times New Roman" w:hAnsi="Times New Roman" w:cs="Times New Roman"/>
+        </w:rPr>
+        <w:t xml:space="preserve"> (f</w:t>
+      </w:r>
+      <w:r>
+        <w:rPr>
+          <w:rFonts w:ascii="Times New Roman" w:hAnsi="Times New Roman" w:cs="Times New Roman"/>
+        </w:rPr>
+        <w:t>igure 2</w:t>
+      </w:r>
+      <w:r>
+        <w:rPr>
+          <w:rFonts w:ascii="Times New Roman" w:hAnsi="Times New Roman" w:cs="Times New Roman"/>
+        </w:rPr>
+        <w:t xml:space="preserve"> &amp; figure SX; 19-82% </w:t>
+      </w:r>
+      <w:r>
+        <w:rPr>
+          <w:rFonts w:ascii="Times New Roman" w:hAnsi="Times New Roman" w:cs="Times New Roman"/>
+        </w:rPr>
+        <w:t>deviance explained</w:t>
+      </w:r>
+      <w:r>
+        <w:rPr>
+          <w:rFonts w:ascii="Times New Roman" w:hAnsi="Times New Roman" w:cs="Times New Roman"/>
+        </w:rPr>
+        <w:t>)</w:t>
+      </w:r>
+      <w:r>
+        <w:rPr>
+          <w:rFonts w:ascii="Times New Roman" w:hAnsi="Times New Roman" w:cs="Times New Roman"/>
+        </w:rPr>
+        <w:t xml:space="preserve">. Higher abundances were </w:t>
+      </w:r>
+      <w:r>
+        <w:rPr>
+          <w:rFonts w:ascii="Times New Roman" w:hAnsi="Times New Roman" w:cs="Times New Roman"/>
+        </w:rPr>
+        <w:t>associated with</w:t>
+      </w:r>
+      <w:r>
+        <w:rPr>
+          <w:rFonts w:ascii="Times New Roman" w:hAnsi="Times New Roman" w:cs="Times New Roman"/>
+        </w:rPr>
+        <w:t xml:space="preserve"> higher mortality for </w:t>
+      </w:r>
+      <w:r>
+        <w:rPr>
+          <w:rFonts w:ascii="Times New Roman" w:hAnsi="Times New Roman" w:cs="Times New Roman"/>
+        </w:rPr>
+        <w:t>red king crab and snow crab, but the opposite was true for Tanner crab and blue king crab</w:t>
+      </w:r>
+      <w:r>
+        <w:rPr>
+          <w:rFonts w:ascii="Times New Roman" w:hAnsi="Times New Roman" w:cs="Times New Roman"/>
+        </w:rPr>
+        <w:t xml:space="preserve"> (f</w:t>
+      </w:r>
+      <w:r>
+        <w:rPr>
+          <w:rFonts w:ascii="Times New Roman" w:hAnsi="Times New Roman" w:cs="Times New Roman"/>
+        </w:rPr>
+        <w:t xml:space="preserve">igure 2). Larger average size was associated with higher mortality for all </w:t>
+      </w:r>
+      <w:r>
+        <w:rPr>
+          <w:rFonts w:ascii="Times New Roman" w:hAnsi="Times New Roman" w:cs="Times New Roman"/>
+        </w:rPr>
+        <w:t>population</w:t>
+      </w:r>
+      <w:r>
+        <w:rPr>
+          <w:rFonts w:ascii="Times New Roman" w:hAnsi="Times New Roman" w:cs="Times New Roman"/>
+        </w:rPr>
+        <w:t>s except BBRKC</w:t>
+      </w:r>
+      <w:r>
+        <w:rPr>
+          <w:rFonts w:ascii="Times New Roman" w:hAnsi="Times New Roman" w:cs="Times New Roman"/>
+        </w:rPr>
+        <w:t xml:space="preserve"> and SMBKC</w:t>
+      </w:r>
+      <w:r>
+        <w:rPr>
+          <w:rFonts w:ascii="Times New Roman" w:hAnsi="Times New Roman" w:cs="Times New Roman"/>
+        </w:rPr>
+        <w:t>, which had U-shaped relationships</w:t>
+      </w:r>
+      <w:r>
+        <w:rPr>
+          <w:rFonts w:ascii="Times New Roman" w:hAnsi="Times New Roman" w:cs="Times New Roman"/>
+        </w:rPr>
+        <w:t xml:space="preserve"> (figure </w:t>
+      </w:r>
+      <w:r>
+        <w:rPr>
+          <w:rFonts w:ascii="Times New Roman" w:hAnsi="Times New Roman" w:cs="Times New Roman"/>
+        </w:rPr>
+        <w:t>2</w:t>
+      </w:r>
+      <w:r>
+        <w:rPr>
+          <w:rFonts w:ascii="Times New Roman" w:hAnsi="Times New Roman" w:cs="Times New Roman"/>
+        </w:rPr>
+        <w:t>)</w:t>
       </w:r>
       <w:r>
         <w:rPr>
@@ -1360,7 +2450,61 @@
         <w:rPr>
           <w:rFonts w:ascii="Times New Roman" w:hAnsi="Times New Roman" w:cs="Times New Roman"/>
         </w:rPr>
-        <w:t xml:space="preserve">Each year acceptable biological catches are set based on three outputs from a stock assessment: </w:t>
+        <w:t>I</w:t>
+      </w:r>
+      <w:r>
+        <w:rPr>
+          <w:rFonts w:ascii="Times New Roman" w:hAnsi="Times New Roman" w:cs="Times New Roman"/>
+        </w:rPr>
+        <w:t xml:space="preserve">ce extent was </w:t>
+      </w:r>
+      <w:r>
+        <w:rPr>
+          <w:rFonts w:ascii="Times New Roman" w:hAnsi="Times New Roman" w:cs="Times New Roman"/>
+        </w:rPr>
+        <w:t>one of the most important variables for predicting variability</w:t>
+      </w:r>
+      <w:r>
+        <w:rPr>
+          <w:rFonts w:ascii="Times New Roman" w:hAnsi="Times New Roman" w:cs="Times New Roman"/>
+        </w:rPr>
+        <w:t>,</w:t>
+      </w:r>
+      <w:r>
+        <w:rPr>
+          <w:rFonts w:ascii="Times New Roman" w:hAnsi="Times New Roman" w:cs="Times New Roman"/>
+        </w:rPr>
+        <w:t xml:space="preserve"> and </w:t>
+      </w:r>
+      <w:r>
+        <w:rPr>
+          <w:rFonts w:ascii="Times New Roman" w:hAnsi="Times New Roman" w:cs="Times New Roman"/>
+        </w:rPr>
+        <w:t xml:space="preserve">higher mortality </w:t>
+      </w:r>
+      <w:r>
+        <w:rPr>
+          <w:rFonts w:ascii="Times New Roman" w:hAnsi="Times New Roman" w:cs="Times New Roman"/>
+        </w:rPr>
+        <w:t xml:space="preserve">was associated with less ice </w:t>
+      </w:r>
+      <w:r>
+        <w:rPr>
+          <w:rFonts w:ascii="Times New Roman" w:hAnsi="Times New Roman" w:cs="Times New Roman"/>
+        </w:rPr>
+        <w:t xml:space="preserve">for </w:t>
+      </w:r>
+      <w:r>
+        <w:rPr>
+          <w:rFonts w:ascii="Times New Roman" w:hAnsi="Times New Roman" w:cs="Times New Roman"/>
+        </w:rPr>
+        <w:t xml:space="preserve">all stocks </w:t>
+      </w:r>
+      <w:r>
+        <w:rPr>
+          <w:rFonts w:ascii="Times New Roman" w:hAnsi="Times New Roman" w:cs="Times New Roman"/>
+        </w:rPr>
+        <w:t xml:space="preserve">except </w:t>
       </w:r>
       <w:r>
         <w:rPr>
@@ -1372,91 +2516,19 @@
         <w:rPr>
           <w:rFonts w:ascii="Times New Roman" w:hAnsi="Times New Roman" w:cs="Times New Roman"/>
         </w:rPr>
-        <w:t xml:space="preserve">current biomass, </w:t>
-      </w:r>
-      <w:r>
-        <w:rPr>
-          <w:rFonts w:ascii="Times New Roman" w:hAnsi="Times New Roman" w:cs="Times New Roman"/>
-        </w:rPr>
-        <w:t xml:space="preserve">a </w:t>
-      </w:r>
-      <w:r>
-        <w:rPr>
-          <w:rFonts w:ascii="Times New Roman" w:hAnsi="Times New Roman" w:cs="Times New Roman"/>
-        </w:rPr>
-        <w:t xml:space="preserve">target biomass, and a target fishing mortality. </w:t>
-      </w:r>
-      <w:r>
-        <w:rPr>
-          <w:rFonts w:ascii="Times New Roman" w:hAnsi="Times New Roman" w:cs="Times New Roman"/>
-        </w:rPr>
-        <w:t>Colloquially</w:t>
-      </w:r>
-      <w:r>
-        <w:rPr>
-          <w:rFonts w:ascii="Times New Roman" w:hAnsi="Times New Roman" w:cs="Times New Roman"/>
-        </w:rPr>
-        <w:t xml:space="preserve">, these pieces </w:t>
-      </w:r>
-      <w:r>
-        <w:rPr>
-          <w:rFonts w:ascii="Times New Roman" w:hAnsi="Times New Roman" w:cs="Times New Roman"/>
-        </w:rPr>
-        <w:t>represent</w:t>
-      </w:r>
-      <w:r>
-        <w:rPr>
-          <w:rFonts w:ascii="Times New Roman" w:hAnsi="Times New Roman" w:cs="Times New Roman"/>
-        </w:rPr>
-        <w:t xml:space="preserve"> ‘where we are, where we want to be, and how we get there’ (respectively). </w:t>
-      </w:r>
-      <w:r>
-        <w:rPr>
-          <w:rFonts w:ascii="Times New Roman" w:hAnsi="Times New Roman" w:cs="Times New Roman"/>
-        </w:rPr>
-        <w:t>T</w:t>
-      </w:r>
-      <w:r>
-        <w:rPr>
-          <w:rFonts w:ascii="Times New Roman" w:hAnsi="Times New Roman" w:cs="Times New Roman"/>
-        </w:rPr>
-        <w:t xml:space="preserve">argets for biomass are based </w:t>
-      </w:r>
-      <w:r>
-        <w:rPr>
-          <w:rFonts w:ascii="Times New Roman" w:hAnsi="Times New Roman" w:cs="Times New Roman"/>
-        </w:rPr>
-        <w:t>on</w:t>
-      </w:r>
-      <w:r>
-        <w:rPr>
-          <w:rFonts w:ascii="Times New Roman" w:hAnsi="Times New Roman" w:cs="Times New Roman"/>
-        </w:rPr>
-        <w:t xml:space="preserve"> equilibrium projections that assume stationarity </w:t>
-      </w:r>
-      <w:r>
-        <w:rPr>
-          <w:rFonts w:ascii="Times New Roman" w:hAnsi="Times New Roman" w:cs="Times New Roman"/>
-        </w:rPr>
-        <w:t>in recruitment</w:t>
-      </w:r>
-      <w:r>
-        <w:rPr>
-          <w:rFonts w:ascii="Times New Roman" w:hAnsi="Times New Roman" w:cs="Times New Roman"/>
-        </w:rPr>
-        <w:t xml:space="preserve"> (i.e. young crab entering the population)</w:t>
-      </w:r>
-      <w:r>
-        <w:rPr>
-          <w:rFonts w:ascii="Times New Roman" w:hAnsi="Times New Roman" w:cs="Times New Roman"/>
-        </w:rPr>
-        <w:t xml:space="preserve"> and a </w:t>
-      </w:r>
-      <w:r>
-        <w:rPr>
-          <w:rFonts w:ascii="Times New Roman" w:hAnsi="Times New Roman" w:cs="Times New Roman"/>
-        </w:rPr>
-        <w:t>time-invariant</w:t>
+        <w:t>blue king crab</w:t>
+      </w:r>
+      <w:r>
+        <w:rPr>
+          <w:rFonts w:ascii="Times New Roman" w:hAnsi="Times New Roman" w:cs="Times New Roman"/>
+        </w:rPr>
+        <w:t xml:space="preserve"> stocks and BBRKC</w:t>
+      </w:r>
+      <w:r>
+        <w:rPr>
+          <w:rFonts w:ascii="Times New Roman" w:hAnsi="Times New Roman" w:cs="Times New Roman"/>
+        </w:rPr>
+        <w:t>.</w:t>
       </w:r>
       <w:r>
         <w:rPr>
@@ -1468,107 +2540,43 @@
         <w:rPr>
           <w:rFonts w:ascii="Times New Roman" w:hAnsi="Times New Roman" w:cs="Times New Roman"/>
         </w:rPr>
-        <w:t xml:space="preserve">rate </w:t>
-      </w:r>
-      <w:r>
-        <w:rPr>
-          <w:rFonts w:ascii="Times New Roman" w:hAnsi="Times New Roman" w:cs="Times New Roman"/>
-        </w:rPr>
-        <w:t>o</w:t>
-      </w:r>
-      <w:r>
-        <w:rPr>
-          <w:rFonts w:ascii="Times New Roman" w:hAnsi="Times New Roman" w:cs="Times New Roman"/>
-        </w:rPr>
-        <w:t xml:space="preserve">f </w:t>
-      </w:r>
-      <w:r>
-        <w:rPr>
-          <w:rFonts w:ascii="Times New Roman" w:hAnsi="Times New Roman" w:cs="Times New Roman"/>
-        </w:rPr>
-        <w:t>natural mortality. However, periods of elevated natural mortality have been required to fit the survey data for crab in the assessments used in management</w:t>
-      </w:r>
-      <w:r>
-        <w:rPr>
-          <w:rFonts w:ascii="Times New Roman" w:hAnsi="Times New Roman" w:cs="Times New Roman"/>
-        </w:rPr>
-        <w:t>, suggesting natural mortality is not constant</w:t>
-      </w:r>
-      <w:r>
-        <w:rPr>
-          <w:rFonts w:ascii="Times New Roman" w:hAnsi="Times New Roman" w:cs="Times New Roman"/>
-        </w:rPr>
-        <w:t>.</w:t>
+        <w:t>Temperature effects were confounded with ice for some stocks, but h</w:t>
+      </w:r>
+      <w:r>
+        <w:rPr>
+          <w:rFonts w:ascii="Times New Roman" w:hAnsi="Times New Roman" w:cs="Times New Roman"/>
+        </w:rPr>
+        <w:t>igher temperatures were</w:t>
+      </w:r>
+      <w:r>
+        <w:rPr>
+          <w:rFonts w:ascii="Times New Roman" w:hAnsi="Times New Roman" w:cs="Times New Roman"/>
+        </w:rPr>
+        <w:t xml:space="preserve"> often</w:t>
+      </w:r>
+      <w:r>
+        <w:rPr>
+          <w:rFonts w:ascii="Times New Roman" w:hAnsi="Times New Roman" w:cs="Times New Roman"/>
+        </w:rPr>
+        <w:t xml:space="preserve"> associated with higher estimated mortality </w:t>
+      </w:r>
+      <w:r>
+        <w:rPr>
+          <w:rFonts w:ascii="Times New Roman" w:hAnsi="Times New Roman" w:cs="Times New Roman"/>
+        </w:rPr>
+        <w:t>(see SI for discussion)</w:t>
+      </w:r>
+      <w:r>
+        <w:rPr>
+          <w:rFonts w:ascii="Times New Roman" w:hAnsi="Times New Roman" w:cs="Times New Roman"/>
+        </w:rPr>
+        <w:t xml:space="preserve">. </w:t>
       </w:r>
       <w:r>
         <w:rPr>
           <w:rFonts w:ascii="Times New Roman" w:hAnsi="Times New Roman" w:cs="Times New Roman"/>
         </w:rPr>
         <w:t xml:space="preserve"> </w:t>
-      </w:r>
-      <w:r>
-        <w:rPr>
-          <w:rFonts w:ascii="Times New Roman" w:hAnsi="Times New Roman" w:cs="Times New Roman"/>
-        </w:rPr>
-        <w:t>Furthermore</w:t>
-      </w:r>
-      <w:r>
-        <w:rPr>
-          <w:rFonts w:ascii="Times New Roman" w:hAnsi="Times New Roman" w:cs="Times New Roman"/>
-        </w:rPr>
-        <w:t>, there is a possibility of unobserved mortality in groundfish fisheries of unknown magnitude</w:t>
-      </w:r>
-      <w:r>
-        <w:rPr>
-          <w:rFonts w:ascii="Times New Roman" w:hAnsi="Times New Roman" w:cs="Times New Roman"/>
-        </w:rPr>
-        <w:t xml:space="preserve"> </w:t>
-      </w:r>
-      <w:proofErr w:type="gramStart"/>
-      <w:r>
-        <w:rPr>
-          <w:rFonts w:ascii="Times New Roman" w:hAnsi="Times New Roman" w:cs="Times New Roman"/>
-        </w:rPr>
-        <w:t>as a result of</w:t>
-      </w:r>
-      <w:proofErr w:type="gramEnd"/>
-      <w:r>
-        <w:rPr>
-          <w:rFonts w:ascii="Times New Roman" w:hAnsi="Times New Roman" w:cs="Times New Roman"/>
-        </w:rPr>
-        <w:t xml:space="preserve"> trawl gear fatally </w:t>
-      </w:r>
-      <w:proofErr w:type="gramStart"/>
-      <w:r>
-        <w:rPr>
-          <w:rFonts w:ascii="Times New Roman" w:hAnsi="Times New Roman" w:cs="Times New Roman"/>
-        </w:rPr>
-        <w:t>impacting, but</w:t>
-      </w:r>
-      <w:proofErr w:type="gramEnd"/>
-      <w:r>
-        <w:rPr>
-          <w:rFonts w:ascii="Times New Roman" w:hAnsi="Times New Roman" w:cs="Times New Roman"/>
-        </w:rPr>
-        <w:t xml:space="preserve"> not capturing crab </w:t>
-      </w:r>
-      <w:r>
-        <w:rPr>
-          <w:rFonts w:ascii="Times New Roman" w:hAnsi="Times New Roman" w:cs="Times New Roman"/>
-        </w:rPr>
-        <w:t>(</w:t>
-      </w:r>
-      <w:r>
-        <w:rPr>
-          <w:rFonts w:ascii="Times New Roman" w:hAnsi="Times New Roman" w:cs="Times New Roman"/>
-        </w:rPr>
-        <w:t>8</w:t>
-      </w:r>
-      <w:r>
-        <w:rPr>
-          <w:rFonts w:ascii="Times New Roman" w:hAnsi="Times New Roman" w:cs="Times New Roman"/>
-        </w:rPr>
-        <w:t>).</w:t>
       </w:r>
     </w:p>
     <w:p>
@@ -1582,110 +2590,314 @@
         <w:rPr>
           <w:rFonts w:ascii="Times New Roman" w:hAnsi="Times New Roman" w:cs="Times New Roman"/>
         </w:rPr>
+        <w:t>The combined contributions of changes in r</w:t>
+      </w:r>
+      <w:r>
+        <w:rPr>
+          <w:rFonts w:ascii="Times New Roman" w:hAnsi="Times New Roman" w:cs="Times New Roman"/>
+        </w:rPr>
+        <w:t xml:space="preserve">ecruitment, fishing mortality, and other mortality </w:t>
+      </w:r>
+      <w:r>
+        <w:rPr>
+          <w:rFonts w:ascii="Times New Roman" w:hAnsi="Times New Roman" w:cs="Times New Roman"/>
+        </w:rPr>
+        <w:t>produced</w:t>
+      </w:r>
+      <w:r>
+        <w:rPr>
+          <w:rFonts w:ascii="Times New Roman" w:hAnsi="Times New Roman" w:cs="Times New Roman"/>
+        </w:rPr>
+        <w:t xml:space="preserve"> volatile total abundance trajectories for</w:t>
+      </w:r>
+      <w:r>
+        <w:rPr>
+          <w:rFonts w:ascii="Times New Roman" w:hAnsi="Times New Roman" w:cs="Times New Roman"/>
+        </w:rPr>
+        <w:t xml:space="preserve"> eastern</w:t>
+      </w:r>
+      <w:r>
+        <w:rPr>
+          <w:rFonts w:ascii="Times New Roman" w:hAnsi="Times New Roman" w:cs="Times New Roman"/>
+        </w:rPr>
+        <w:t xml:space="preserve"> Bering Sea crab (figure 3).  Abundance declines of 40% or greater happened </w:t>
+      </w:r>
+      <w:r>
+        <w:rPr>
+          <w:rFonts w:ascii="Times New Roman" w:hAnsi="Times New Roman" w:cs="Times New Roman"/>
+        </w:rPr>
+        <w:t>19</w:t>
+      </w:r>
+      <w:r>
+        <w:rPr>
+          <w:rFonts w:ascii="Times New Roman" w:hAnsi="Times New Roman" w:cs="Times New Roman"/>
+        </w:rPr>
+        <w:t xml:space="preserve"> times across all populations</w:t>
+      </w:r>
+      <w:r>
+        <w:rPr>
+          <w:rFonts w:ascii="Times New Roman" w:hAnsi="Times New Roman" w:cs="Times New Roman"/>
+        </w:rPr>
+        <w:t xml:space="preserve"> </w:t>
+      </w:r>
+      <w:r>
+        <w:rPr>
+          <w:rFonts w:ascii="Times New Roman" w:hAnsi="Times New Roman" w:cs="Times New Roman"/>
+        </w:rPr>
+        <w:t xml:space="preserve">during </w:t>
+      </w:r>
+      <w:r>
+        <w:rPr>
+          <w:rFonts w:ascii="Times New Roman" w:hAnsi="Times New Roman" w:cs="Times New Roman"/>
+        </w:rPr>
+        <w:t>the past ~50 years</w:t>
+      </w:r>
+      <w:r>
+        <w:rPr>
+          <w:rFonts w:ascii="Times New Roman" w:hAnsi="Times New Roman" w:cs="Times New Roman"/>
+        </w:rPr>
+        <w:t xml:space="preserve">, but only </w:t>
+      </w:r>
+      <w:r>
+        <w:rPr>
+          <w:rFonts w:ascii="Times New Roman" w:hAnsi="Times New Roman" w:cs="Times New Roman"/>
+        </w:rPr>
+        <w:t>five</w:t>
+      </w:r>
+      <w:r>
+        <w:rPr>
+          <w:rFonts w:ascii="Times New Roman" w:hAnsi="Times New Roman" w:cs="Times New Roman"/>
+        </w:rPr>
+        <w:t xml:space="preserve"> </w:t>
+      </w:r>
+      <w:r>
+        <w:rPr>
+          <w:rFonts w:ascii="Times New Roman" w:hAnsi="Times New Roman" w:cs="Times New Roman"/>
+        </w:rPr>
+        <w:t xml:space="preserve">of these were associated with </w:t>
+      </w:r>
+      <w:r>
+        <w:rPr>
+          <w:rFonts w:ascii="Times New Roman" w:hAnsi="Times New Roman" w:cs="Times New Roman"/>
+        </w:rPr>
+        <w:t xml:space="preserve">estimated </w:t>
+      </w:r>
+      <w:r>
+        <w:rPr>
+          <w:rFonts w:ascii="Times New Roman" w:hAnsi="Times New Roman" w:cs="Times New Roman"/>
+        </w:rPr>
+        <w:t>fishing mortalities higher than the median estimated rates</w:t>
+      </w:r>
+      <w:r>
+        <w:rPr>
+          <w:rFonts w:ascii="Times New Roman" w:hAnsi="Times New Roman" w:cs="Times New Roman"/>
+        </w:rPr>
+        <w:t>. This</w:t>
+      </w:r>
+      <w:r>
+        <w:rPr>
+          <w:rFonts w:ascii="Times New Roman" w:hAnsi="Times New Roman" w:cs="Times New Roman"/>
+        </w:rPr>
+        <w:t xml:space="preserve">, coupled with the relatively small fraction of the population vulnerable to fishing (figure </w:t>
+      </w:r>
+      <w:r>
+        <w:rPr>
+          <w:rFonts w:ascii="Times New Roman" w:hAnsi="Times New Roman" w:cs="Times New Roman"/>
+        </w:rPr>
+        <w:t>4</w:t>
+      </w:r>
+      <w:r>
+        <w:rPr>
+          <w:rFonts w:ascii="Times New Roman" w:hAnsi="Times New Roman" w:cs="Times New Roman"/>
+        </w:rPr>
+        <w:t>),</w:t>
+      </w:r>
+      <w:r>
+        <w:rPr>
+          <w:rFonts w:ascii="Times New Roman" w:hAnsi="Times New Roman" w:cs="Times New Roman"/>
+        </w:rPr>
+        <w:t xml:space="preserve"> suggests </w:t>
+      </w:r>
+      <w:r>
+        <w:rPr>
+          <w:rFonts w:ascii="Times New Roman" w:hAnsi="Times New Roman" w:cs="Times New Roman"/>
+        </w:rPr>
+        <w:t xml:space="preserve">directed </w:t>
+      </w:r>
+      <w:r>
+        <w:rPr>
+          <w:rFonts w:ascii="Times New Roman" w:hAnsi="Times New Roman" w:cs="Times New Roman"/>
+        </w:rPr>
+        <w:t xml:space="preserve">crab </w:t>
+      </w:r>
+      <w:r>
+        <w:rPr>
+          <w:rFonts w:ascii="Times New Roman" w:hAnsi="Times New Roman" w:cs="Times New Roman"/>
+        </w:rPr>
+        <w:t>fishing</w:t>
+      </w:r>
+      <w:r>
+        <w:rPr>
+          <w:rFonts w:ascii="Times New Roman" w:hAnsi="Times New Roman" w:cs="Times New Roman"/>
+        </w:rPr>
+        <w:t xml:space="preserve"> is rarely a large driver of </w:t>
+      </w:r>
+      <w:r>
+        <w:rPr>
+          <w:rFonts w:ascii="Times New Roman" w:hAnsi="Times New Roman" w:cs="Times New Roman"/>
+        </w:rPr>
+        <w:t xml:space="preserve">population-wide </w:t>
+      </w:r>
+      <w:r>
+        <w:rPr>
+          <w:rFonts w:ascii="Times New Roman" w:hAnsi="Times New Roman" w:cs="Times New Roman"/>
+        </w:rPr>
+        <w:t>decline</w:t>
+      </w:r>
+      <w:r>
+        <w:rPr>
+          <w:rFonts w:ascii="Times New Roman" w:hAnsi="Times New Roman" w:cs="Times New Roman"/>
+        </w:rPr>
+        <w:t xml:space="preserve"> other than</w:t>
+      </w:r>
+      <w:r>
+        <w:rPr>
+          <w:rFonts w:ascii="Times New Roman" w:hAnsi="Times New Roman" w:cs="Times New Roman"/>
+        </w:rPr>
+        <w:t xml:space="preserve"> for</w:t>
+      </w:r>
+      <w:r>
+        <w:rPr>
+          <w:rFonts w:ascii="Times New Roman" w:hAnsi="Times New Roman" w:cs="Times New Roman"/>
+        </w:rPr>
+        <w:t xml:space="preserve"> blue king crab</w:t>
+      </w:r>
+      <w:r>
+        <w:rPr>
+          <w:rFonts w:ascii="Times New Roman" w:hAnsi="Times New Roman" w:cs="Times New Roman"/>
+        </w:rPr>
+        <w:t>, primarily because much of the population is protected from fishing by size-selective fishing</w:t>
+      </w:r>
+      <w:r>
+        <w:rPr>
+          <w:rFonts w:ascii="Times New Roman" w:hAnsi="Times New Roman" w:cs="Times New Roman"/>
+        </w:rPr>
+        <w:t>.</w:t>
+      </w:r>
+      <w:r>
+        <w:rPr>
+          <w:rFonts w:ascii="Times New Roman" w:hAnsi="Times New Roman" w:cs="Times New Roman"/>
+        </w:rPr>
+        <w:t xml:space="preserve"> </w:t>
+      </w:r>
+      <w:r>
+        <w:rPr>
+          <w:rFonts w:ascii="Times New Roman" w:hAnsi="Times New Roman" w:cs="Times New Roman"/>
+        </w:rPr>
+        <w:t xml:space="preserve">Nonetheless, </w:t>
+      </w:r>
+      <w:r>
+        <w:rPr>
+          <w:rFonts w:ascii="Times New Roman" w:hAnsi="Times New Roman" w:cs="Times New Roman"/>
+        </w:rPr>
+        <w:t xml:space="preserve">directed </w:t>
+      </w:r>
+      <w:r>
+        <w:rPr>
+          <w:rFonts w:ascii="Times New Roman" w:hAnsi="Times New Roman" w:cs="Times New Roman"/>
+        </w:rPr>
+        <w:t>f</w:t>
+      </w:r>
+      <w:r>
+        <w:rPr>
+          <w:rFonts w:ascii="Times New Roman" w:hAnsi="Times New Roman" w:cs="Times New Roman"/>
+        </w:rPr>
+        <w:t>ishing can</w:t>
+      </w:r>
+      <w:r>
+        <w:rPr>
+          <w:rFonts w:ascii="Times New Roman" w:hAnsi="Times New Roman" w:cs="Times New Roman"/>
+        </w:rPr>
+        <w:t xml:space="preserve"> (and does)</w:t>
+      </w:r>
+      <w:r>
+        <w:rPr>
+          <w:rFonts w:ascii="Times New Roman" w:hAnsi="Times New Roman" w:cs="Times New Roman"/>
+        </w:rPr>
+        <w:t xml:space="preserve"> have large impacts on the small fraction of the population that is vulnerable to the fishery</w:t>
+      </w:r>
+      <w:r>
+        <w:rPr>
+          <w:rFonts w:ascii="Times New Roman" w:hAnsi="Times New Roman" w:cs="Times New Roman"/>
+        </w:rPr>
+        <w:t xml:space="preserve">, which in turn can have large implications for the economic stability of the </w:t>
+      </w:r>
+      <w:r>
+        <w:rPr>
+          <w:rFonts w:ascii="Times New Roman" w:hAnsi="Times New Roman" w:cs="Times New Roman"/>
+        </w:rPr>
+        <w:t xml:space="preserve">target </w:t>
+      </w:r>
+      <w:r>
+        <w:rPr>
+          <w:rFonts w:ascii="Times New Roman" w:hAnsi="Times New Roman" w:cs="Times New Roman"/>
+        </w:rPr>
+        <w:t>fisheries</w:t>
+      </w:r>
+      <w:r>
+        <w:rPr>
+          <w:rFonts w:ascii="Times New Roman" w:hAnsi="Times New Roman" w:cs="Times New Roman"/>
+        </w:rPr>
+        <w:t xml:space="preserve">, particularly if there are </w:t>
+      </w:r>
+      <w:r>
+        <w:rPr>
+          <w:rFonts w:ascii="Times New Roman" w:hAnsi="Times New Roman" w:cs="Times New Roman"/>
+        </w:rPr>
         <w:lastRenderedPageBreak/>
-        <w:t xml:space="preserve">Given the </w:t>
-      </w:r>
-      <w:r>
-        <w:rPr>
-          <w:rFonts w:ascii="Times New Roman" w:hAnsi="Times New Roman" w:cs="Times New Roman"/>
-        </w:rPr>
-        <w:t xml:space="preserve">observed </w:t>
-      </w:r>
-      <w:r>
-        <w:rPr>
-          <w:rFonts w:ascii="Times New Roman" w:hAnsi="Times New Roman" w:cs="Times New Roman"/>
-        </w:rPr>
-        <w:t xml:space="preserve">boom and bust dynamics and a potential </w:t>
-      </w:r>
-      <w:r>
-        <w:rPr>
-          <w:rFonts w:ascii="Times New Roman" w:hAnsi="Times New Roman" w:cs="Times New Roman"/>
-        </w:rPr>
-        <w:t>violation</w:t>
-      </w:r>
-      <w:r>
-        <w:rPr>
-          <w:rFonts w:ascii="Times New Roman" w:hAnsi="Times New Roman" w:cs="Times New Roman"/>
-        </w:rPr>
-        <w:t xml:space="preserve"> of assumptions</w:t>
-      </w:r>
-      <w:r>
-        <w:rPr>
-          <w:rFonts w:ascii="Times New Roman" w:hAnsi="Times New Roman" w:cs="Times New Roman"/>
-        </w:rPr>
-        <w:t xml:space="preserve"> made in management</w:t>
-      </w:r>
-      <w:r>
-        <w:rPr>
-          <w:rFonts w:ascii="Times New Roman" w:hAnsi="Times New Roman" w:cs="Times New Roman"/>
-        </w:rPr>
-        <w:t xml:space="preserve">, we ask </w:t>
-      </w:r>
-      <w:r>
-        <w:rPr>
-          <w:rFonts w:ascii="Times New Roman" w:hAnsi="Times New Roman" w:cs="Times New Roman"/>
-        </w:rPr>
-        <w:t>the following</w:t>
-      </w:r>
-      <w:r>
-        <w:rPr>
-          <w:rFonts w:ascii="Times New Roman" w:hAnsi="Times New Roman" w:cs="Times New Roman"/>
-        </w:rPr>
-        <w:t xml:space="preserve"> questions: 1) how frequent are large declines in</w:t>
-      </w:r>
-      <w:r>
-        <w:rPr>
-          <w:rFonts w:ascii="Times New Roman" w:hAnsi="Times New Roman" w:cs="Times New Roman"/>
-        </w:rPr>
-        <w:t xml:space="preserve"> eastern</w:t>
-      </w:r>
-      <w:r>
-        <w:rPr>
-          <w:rFonts w:ascii="Times New Roman" w:hAnsi="Times New Roman" w:cs="Times New Roman"/>
-        </w:rPr>
-        <w:t xml:space="preserve"> Bering Sea crab populations, 2) what drives these declines and are there common linkages, </w:t>
-      </w:r>
-      <w:r>
-        <w:rPr>
-          <w:rFonts w:ascii="Times New Roman" w:hAnsi="Times New Roman" w:cs="Times New Roman"/>
-        </w:rPr>
-        <w:t xml:space="preserve">and </w:t>
-      </w:r>
-      <w:r>
-        <w:rPr>
-          <w:rFonts w:ascii="Times New Roman" w:hAnsi="Times New Roman" w:cs="Times New Roman"/>
-        </w:rPr>
-        <w:t xml:space="preserve">3) if population collapse is a common phenomenon, how can this information be used </w:t>
-      </w:r>
-      <w:r>
-        <w:rPr>
-          <w:rFonts w:ascii="Times New Roman" w:hAnsi="Times New Roman" w:cs="Times New Roman"/>
-        </w:rPr>
-        <w:t>when providing</w:t>
-      </w:r>
-      <w:r>
-        <w:rPr>
-          <w:rFonts w:ascii="Times New Roman" w:hAnsi="Times New Roman" w:cs="Times New Roman"/>
-        </w:rPr>
-        <w:t xml:space="preserve"> </w:t>
-      </w:r>
-      <w:r>
-        <w:rPr>
-          <w:rFonts w:ascii="Times New Roman" w:hAnsi="Times New Roman" w:cs="Times New Roman"/>
-        </w:rPr>
-        <w:t>management</w:t>
-      </w:r>
-      <w:r>
-        <w:rPr>
-          <w:rFonts w:ascii="Times New Roman" w:hAnsi="Times New Roman" w:cs="Times New Roman"/>
-        </w:rPr>
-        <w:t xml:space="preserve"> advice</w:t>
-      </w:r>
-      <w:r>
-        <w:rPr>
-          <w:rFonts w:ascii="Times New Roman" w:hAnsi="Times New Roman" w:cs="Times New Roman"/>
-        </w:rPr>
-        <w:t>?</w:t>
+        <w:t xml:space="preserve">feedbacks within the population between growth, maturity, and density </w:t>
+      </w:r>
+      <w:r>
+        <w:rPr>
+          <w:rFonts w:ascii="Times New Roman" w:hAnsi="Times New Roman" w:cs="Times New Roman"/>
+        </w:rPr>
+        <w:t>(</w:t>
+      </w:r>
+      <w:r>
+        <w:rPr>
+          <w:rFonts w:ascii="Times New Roman" w:hAnsi="Times New Roman" w:cs="Times New Roman"/>
+        </w:rPr>
+        <w:t>as in snow crab</w:t>
+      </w:r>
+      <w:r>
+        <w:rPr>
+          <w:rFonts w:ascii="Times New Roman" w:hAnsi="Times New Roman" w:cs="Times New Roman"/>
+        </w:rPr>
+        <w:t xml:space="preserve">, </w:t>
+      </w:r>
+      <w:r>
+        <w:rPr>
+          <w:rFonts w:ascii="Times New Roman" w:hAnsi="Times New Roman" w:cs="Times New Roman"/>
+        </w:rPr>
+        <w:t>10</w:t>
+      </w:r>
+      <w:r>
+        <w:rPr>
+          <w:rFonts w:ascii="Times New Roman" w:hAnsi="Times New Roman" w:cs="Times New Roman"/>
+        </w:rPr>
+        <w:t>)</w:t>
+      </w:r>
+      <w:r>
+        <w:rPr>
+          <w:rFonts w:ascii="Times New Roman" w:hAnsi="Times New Roman" w:cs="Times New Roman"/>
+        </w:rPr>
+        <w:t xml:space="preserve">. </w:t>
+      </w:r>
+      <w:r>
+        <w:rPr>
+          <w:rFonts w:ascii="Times New Roman" w:hAnsi="Times New Roman" w:cs="Times New Roman"/>
+        </w:rPr>
+        <w:t>Non-directed fisheries (e.g. groundfish trawling) may have more wide spread (but currently uncertain) effects—see SI for a discussion of the relationship between non-directed fisheries and the early decline of BBRKC.</w:t>
       </w:r>
     </w:p>
     <w:p>
@@ -1699,19 +2911,103 @@
         <w:rPr>
           <w:rFonts w:ascii="Times New Roman" w:hAnsi="Times New Roman" w:cs="Times New Roman"/>
         </w:rPr>
-        <w:t xml:space="preserve">To answer these questions, we fit population dynamics models to the available data for crab </w:t>
-      </w:r>
-      <w:r>
-        <w:rPr>
-          <w:rFonts w:ascii="Times New Roman" w:hAnsi="Times New Roman" w:cs="Times New Roman"/>
-        </w:rPr>
-        <w:t>population</w:t>
-      </w:r>
-      <w:r>
-        <w:rPr>
-          <w:rFonts w:ascii="Times New Roman" w:hAnsi="Times New Roman" w:cs="Times New Roman"/>
-        </w:rPr>
-        <w:t>s in the eastern Bering Sea</w:t>
+        <w:t>Even when estimated fishing mortality is high, c</w:t>
+      </w:r>
+      <w:r>
+        <w:rPr>
+          <w:rFonts w:ascii="Times New Roman" w:hAnsi="Times New Roman" w:cs="Times New Roman"/>
+        </w:rPr>
+        <w:t xml:space="preserve">aution must be taken </w:t>
+      </w:r>
+      <w:r>
+        <w:rPr>
+          <w:rFonts w:ascii="Times New Roman" w:hAnsi="Times New Roman" w:cs="Times New Roman"/>
+        </w:rPr>
+        <w:t xml:space="preserve">when using </w:t>
+      </w:r>
+      <w:r>
+        <w:rPr>
+          <w:rFonts w:ascii="Times New Roman" w:hAnsi="Times New Roman" w:cs="Times New Roman"/>
+        </w:rPr>
+        <w:t>it</w:t>
+      </w:r>
+      <w:r>
+        <w:rPr>
+          <w:rFonts w:ascii="Times New Roman" w:hAnsi="Times New Roman" w:cs="Times New Roman"/>
+        </w:rPr>
+        <w:t xml:space="preserve"> as an ind</w:t>
+      </w:r>
+      <w:r>
+        <w:rPr>
+          <w:rFonts w:ascii="Times New Roman" w:hAnsi="Times New Roman" w:cs="Times New Roman"/>
+        </w:rPr>
+        <w:t>icator of fishery-driven decline</w:t>
+      </w:r>
+      <w:r>
+        <w:rPr>
+          <w:rFonts w:ascii="Times New Roman" w:hAnsi="Times New Roman" w:cs="Times New Roman"/>
+        </w:rPr>
+        <w:t xml:space="preserve">. For example, </w:t>
+      </w:r>
+      <w:r>
+        <w:rPr>
+          <w:rFonts w:ascii="Times New Roman" w:hAnsi="Times New Roman" w:cs="Times New Roman"/>
+        </w:rPr>
+        <w:t xml:space="preserve">the decline in snow crab abundance after the 2018-2019 heatwave was primarily driven by declines in the proportion of the population not vulnerable </w:t>
+      </w:r>
+      <w:r>
+        <w:rPr>
+          <w:rFonts w:ascii="Times New Roman" w:hAnsi="Times New Roman" w:cs="Times New Roman"/>
+        </w:rPr>
+        <w:t xml:space="preserve">to the fishery; </w:t>
+      </w:r>
+      <w:r>
+        <w:rPr>
+          <w:rFonts w:ascii="Times New Roman" w:hAnsi="Times New Roman" w:cs="Times New Roman"/>
+        </w:rPr>
+        <w:t>&lt;1</w:t>
+      </w:r>
+      <w:r>
+        <w:rPr>
+          <w:rFonts w:ascii="Times New Roman" w:hAnsi="Times New Roman" w:cs="Times New Roman"/>
+        </w:rPr>
+        <w:t xml:space="preserve">% of the population was large enough to be retained in the fishery (figure </w:t>
+      </w:r>
+      <w:r>
+        <w:rPr>
+          <w:rFonts w:ascii="Times New Roman" w:hAnsi="Times New Roman" w:cs="Times New Roman"/>
+        </w:rPr>
+        <w:t>4</w:t>
+      </w:r>
+      <w:r>
+        <w:rPr>
+          <w:rFonts w:ascii="Times New Roman" w:hAnsi="Times New Roman" w:cs="Times New Roman"/>
+        </w:rPr>
+        <w:t>). S</w:t>
+      </w:r>
+      <w:r>
+        <w:rPr>
+          <w:rFonts w:ascii="Times New Roman" w:hAnsi="Times New Roman" w:cs="Times New Roman"/>
+        </w:rPr>
+        <w:t xml:space="preserve">o, </w:t>
+      </w:r>
+      <w:r>
+        <w:rPr>
+          <w:rFonts w:ascii="Times New Roman" w:hAnsi="Times New Roman" w:cs="Times New Roman"/>
+        </w:rPr>
+        <w:t>al</w:t>
+      </w:r>
+      <w:r>
+        <w:rPr>
+          <w:rFonts w:ascii="Times New Roman" w:hAnsi="Times New Roman" w:cs="Times New Roman"/>
+        </w:rPr>
+        <w:t xml:space="preserve">though estimated fishing mortality was high, it was </w:t>
+      </w:r>
+      <w:r>
+        <w:rPr>
+          <w:rFonts w:ascii="Times New Roman" w:hAnsi="Times New Roman" w:cs="Times New Roman"/>
+        </w:rPr>
+        <w:t>clearly</w:t>
       </w:r>
       <w:r>
         <w:rPr>
@@ -1723,67 +3019,19 @@
         <w:rPr>
           <w:rFonts w:ascii="Times New Roman" w:hAnsi="Times New Roman" w:cs="Times New Roman"/>
         </w:rPr>
-        <w:t>that incorporate</w:t>
-      </w:r>
-      <w:r>
-        <w:rPr>
-          <w:rFonts w:ascii="Times New Roman" w:hAnsi="Times New Roman" w:cs="Times New Roman"/>
-        </w:rPr>
-        <w:t xml:space="preserve"> a key difference from </w:t>
-      </w:r>
-      <w:r>
-        <w:rPr>
-          <w:rFonts w:ascii="Times New Roman" w:hAnsi="Times New Roman" w:cs="Times New Roman"/>
-        </w:rPr>
-        <w:t>the</w:t>
-      </w:r>
-      <w:r>
-        <w:rPr>
-          <w:rFonts w:ascii="Times New Roman" w:hAnsi="Times New Roman" w:cs="Times New Roman"/>
-        </w:rPr>
-        <w:t xml:space="preserve"> stock assessment models</w:t>
-      </w:r>
-      <w:r>
-        <w:rPr>
-          <w:rFonts w:ascii="Times New Roman" w:hAnsi="Times New Roman" w:cs="Times New Roman"/>
-        </w:rPr>
-        <w:t xml:space="preserve"> used in management</w:t>
-      </w:r>
-      <w:r>
-        <w:rPr>
-          <w:rFonts w:ascii="Times New Roman" w:hAnsi="Times New Roman" w:cs="Times New Roman"/>
-        </w:rPr>
-        <w:t>:</w:t>
-      </w:r>
-      <w:r>
-        <w:rPr>
-          <w:rFonts w:ascii="Times New Roman" w:hAnsi="Times New Roman" w:cs="Times New Roman"/>
-        </w:rPr>
-        <w:t xml:space="preserve"> the </w:t>
-      </w:r>
-      <w:r>
-        <w:rPr>
-          <w:rFonts w:ascii="Times New Roman" w:hAnsi="Times New Roman" w:cs="Times New Roman"/>
-        </w:rPr>
-        <w:t>estimat</w:t>
-      </w:r>
-      <w:r>
-        <w:rPr>
-          <w:rFonts w:ascii="Times New Roman" w:hAnsi="Times New Roman" w:cs="Times New Roman"/>
-        </w:rPr>
-        <w:t>ion of</w:t>
-      </w:r>
-      <w:r>
-        <w:rPr>
-          <w:rFonts w:ascii="Times New Roman" w:hAnsi="Times New Roman" w:cs="Times New Roman"/>
-        </w:rPr>
-        <w:t xml:space="preserve"> an annually varying ‘other mortality’ that accounts for processes </w:t>
-      </w:r>
-      <w:r>
-        <w:rPr>
-          <w:rFonts w:ascii="Times New Roman" w:hAnsi="Times New Roman" w:cs="Times New Roman"/>
-        </w:rPr>
-        <w:t>such as</w:t>
+        <w:t xml:space="preserve">not the driver of the </w:t>
+      </w:r>
+      <w:r>
+        <w:rPr>
+          <w:rFonts w:ascii="Times New Roman" w:hAnsi="Times New Roman" w:cs="Times New Roman"/>
+        </w:rPr>
+        <w:t xml:space="preserve">population-wide </w:t>
+      </w:r>
+      <w:r>
+        <w:rPr>
+          <w:rFonts w:ascii="Times New Roman" w:hAnsi="Times New Roman" w:cs="Times New Roman"/>
+        </w:rPr>
+        <w:t>collapse.</w:t>
       </w:r>
       <w:r>
         <w:rPr>
@@ -1795,67 +3043,91 @@
         <w:rPr>
           <w:rFonts w:ascii="Times New Roman" w:hAnsi="Times New Roman" w:cs="Times New Roman"/>
         </w:rPr>
-        <w:t xml:space="preserve">predation, unobserved </w:t>
-      </w:r>
-      <w:r>
-        <w:rPr>
-          <w:rFonts w:ascii="Times New Roman" w:hAnsi="Times New Roman" w:cs="Times New Roman"/>
-        </w:rPr>
-        <w:t>mortality</w:t>
-      </w:r>
-      <w:r>
-        <w:rPr>
-          <w:rFonts w:ascii="Times New Roman" w:hAnsi="Times New Roman" w:cs="Times New Roman"/>
-        </w:rPr>
-        <w:t xml:space="preserve"> in non-directed fisheries, cannibalism,</w:t>
-      </w:r>
-      <w:r>
-        <w:rPr>
-          <w:rFonts w:ascii="Times New Roman" w:hAnsi="Times New Roman" w:cs="Times New Roman"/>
-        </w:rPr>
-        <w:t xml:space="preserve"> disease, and starvation. </w:t>
-      </w:r>
-      <w:r>
-        <w:rPr>
-          <w:rFonts w:ascii="Times New Roman" w:hAnsi="Times New Roman" w:cs="Times New Roman"/>
-        </w:rPr>
-        <w:t>We then use</w:t>
-      </w:r>
-      <w:r>
-        <w:rPr>
-          <w:rFonts w:ascii="Times New Roman" w:hAnsi="Times New Roman" w:cs="Times New Roman"/>
-        </w:rPr>
-        <w:t>d</w:t>
-      </w:r>
-      <w:r>
-        <w:rPr>
-          <w:rFonts w:ascii="Times New Roman" w:hAnsi="Times New Roman" w:cs="Times New Roman"/>
-        </w:rPr>
-        <w:t xml:space="preserve"> </w:t>
-      </w:r>
-      <w:r>
-        <w:rPr>
-          <w:rFonts w:ascii="Times New Roman" w:hAnsi="Times New Roman" w:cs="Times New Roman"/>
-        </w:rPr>
-        <w:t>generalized additive models (</w:t>
-      </w:r>
-      <w:r>
-        <w:rPr>
-          <w:rFonts w:ascii="Times New Roman" w:hAnsi="Times New Roman" w:cs="Times New Roman"/>
-        </w:rPr>
-        <w:t>GAMs</w:t>
-      </w:r>
-      <w:r>
-        <w:rPr>
-          <w:rFonts w:ascii="Times New Roman" w:hAnsi="Times New Roman" w:cs="Times New Roman"/>
-        </w:rPr>
-        <w:t xml:space="preserve">; </w:t>
-      </w:r>
-      <w:r>
-        <w:rPr>
-          <w:rFonts w:ascii="Times New Roman" w:hAnsi="Times New Roman" w:cs="Times New Roman"/>
-        </w:rPr>
-        <w:t>9</w:t>
+        <w:t xml:space="preserve">The remaining large drops in abundance </w:t>
+      </w:r>
+      <w:r>
+        <w:rPr>
+          <w:rFonts w:ascii="Times New Roman" w:hAnsi="Times New Roman" w:cs="Times New Roman"/>
+        </w:rPr>
+        <w:t>for</w:t>
+      </w:r>
+      <w:r>
+        <w:rPr>
+          <w:rFonts w:ascii="Times New Roman" w:hAnsi="Times New Roman" w:cs="Times New Roman"/>
+        </w:rPr>
+        <w:t xml:space="preserve"> eastern</w:t>
+      </w:r>
+      <w:r>
+        <w:rPr>
+          <w:rFonts w:ascii="Times New Roman" w:hAnsi="Times New Roman" w:cs="Times New Roman"/>
+        </w:rPr>
+        <w:t xml:space="preserve"> Bering Sea crab </w:t>
+      </w:r>
+      <w:r>
+        <w:rPr>
+          <w:rFonts w:ascii="Times New Roman" w:hAnsi="Times New Roman" w:cs="Times New Roman"/>
+        </w:rPr>
+        <w:t xml:space="preserve">were related to increased mortality, low recruitment, or a combination of the two. </w:t>
+      </w:r>
+      <w:r>
+        <w:rPr>
+          <w:rFonts w:ascii="Times New Roman" w:hAnsi="Times New Roman" w:cs="Times New Roman"/>
+        </w:rPr>
+        <w:t>Clusters of population declines occurred during</w:t>
+      </w:r>
+      <w:r>
+        <w:rPr>
+          <w:rFonts w:ascii="Times New Roman" w:hAnsi="Times New Roman" w:cs="Times New Roman"/>
+        </w:rPr>
+        <w:t xml:space="preserve"> three periods: 198</w:t>
+      </w:r>
+      <w:r>
+        <w:rPr>
+          <w:rFonts w:ascii="Times New Roman" w:hAnsi="Times New Roman" w:cs="Times New Roman"/>
+        </w:rPr>
+        <w:t>1</w:t>
+      </w:r>
+      <w:r>
+        <w:rPr>
+          <w:rFonts w:ascii="Times New Roman" w:hAnsi="Times New Roman" w:cs="Times New Roman"/>
+        </w:rPr>
+        <w:t>-1984, 1996-1999, and 2015-202</w:t>
+      </w:r>
+      <w:r>
+        <w:rPr>
+          <w:rFonts w:ascii="Times New Roman" w:hAnsi="Times New Roman" w:cs="Times New Roman"/>
+        </w:rPr>
+        <w:t>1</w:t>
+      </w:r>
+      <w:r>
+        <w:rPr>
+          <w:rFonts w:ascii="Times New Roman" w:hAnsi="Times New Roman" w:cs="Times New Roman"/>
+        </w:rPr>
+        <w:t>. These all marked periods of ecosystem change and</w:t>
+      </w:r>
+      <w:r>
+        <w:rPr>
+          <w:rFonts w:ascii="Times New Roman" w:hAnsi="Times New Roman" w:cs="Times New Roman"/>
+        </w:rPr>
+        <w:t>/or</w:t>
+      </w:r>
+      <w:r>
+        <w:rPr>
+          <w:rFonts w:ascii="Times New Roman" w:hAnsi="Times New Roman" w:cs="Times New Roman"/>
+        </w:rPr>
+        <w:t xml:space="preserve"> were relatively warm</w:t>
+      </w:r>
+      <w:r>
+        <w:rPr>
+          <w:rFonts w:ascii="Times New Roman" w:hAnsi="Times New Roman" w:cs="Times New Roman"/>
+        </w:rPr>
+        <w:t xml:space="preserve"> (</w:t>
+      </w:r>
+      <w:r>
+        <w:rPr>
+          <w:rFonts w:ascii="Times New Roman" w:hAnsi="Times New Roman" w:cs="Times New Roman"/>
+        </w:rPr>
+        <w:t>11</w:t>
       </w:r>
       <w:r>
         <w:rPr>
@@ -1867,253 +3139,7 @@
         <w:rPr>
           <w:rFonts w:ascii="Times New Roman" w:hAnsi="Times New Roman" w:cs="Times New Roman"/>
         </w:rPr>
-        <w:t xml:space="preserve"> to explain </w:t>
-      </w:r>
-      <w:r>
-        <w:rPr>
-          <w:rFonts w:ascii="Times New Roman" w:hAnsi="Times New Roman" w:cs="Times New Roman"/>
-        </w:rPr>
-        <w:t>variability</w:t>
-      </w:r>
-      <w:r>
-        <w:rPr>
-          <w:rFonts w:ascii="Times New Roman" w:hAnsi="Times New Roman" w:cs="Times New Roman"/>
-        </w:rPr>
-        <w:t xml:space="preserve"> in </w:t>
-      </w:r>
-      <w:r>
-        <w:rPr>
-          <w:rFonts w:ascii="Times New Roman" w:hAnsi="Times New Roman" w:cs="Times New Roman"/>
-        </w:rPr>
-        <w:t>the</w:t>
-      </w:r>
-      <w:r>
-        <w:rPr>
-          <w:rFonts w:ascii="Times New Roman" w:hAnsi="Times New Roman" w:cs="Times New Roman"/>
-        </w:rPr>
-        <w:t xml:space="preserve"> </w:t>
-      </w:r>
-      <w:r>
-        <w:rPr>
-          <w:rFonts w:ascii="Times New Roman" w:hAnsi="Times New Roman" w:cs="Times New Roman"/>
-        </w:rPr>
-        <w:t xml:space="preserve">estimates of </w:t>
-      </w:r>
-      <w:r>
-        <w:rPr>
-          <w:rFonts w:ascii="Times New Roman" w:hAnsi="Times New Roman" w:cs="Times New Roman"/>
-        </w:rPr>
-        <w:t xml:space="preserve">other mortality using population abundance, </w:t>
-      </w:r>
-      <w:r>
-        <w:rPr>
-          <w:rFonts w:ascii="Times New Roman" w:hAnsi="Times New Roman" w:cs="Times New Roman"/>
-        </w:rPr>
-        <w:t xml:space="preserve">ice cover, </w:t>
-      </w:r>
-      <w:r>
-        <w:rPr>
-          <w:rFonts w:ascii="Times New Roman" w:hAnsi="Times New Roman" w:cs="Times New Roman"/>
-        </w:rPr>
-        <w:t xml:space="preserve">temperature </w:t>
-      </w:r>
-      <w:r>
-        <w:rPr>
-          <w:rFonts w:ascii="Times New Roman" w:hAnsi="Times New Roman" w:cs="Times New Roman"/>
-        </w:rPr>
-        <w:t>occupied,</w:t>
-      </w:r>
-      <w:r>
-        <w:rPr>
-          <w:rFonts w:ascii="Times New Roman" w:hAnsi="Times New Roman" w:cs="Times New Roman"/>
-        </w:rPr>
-        <w:t xml:space="preserve"> and average size</w:t>
-      </w:r>
-      <w:r>
-        <w:rPr>
-          <w:rFonts w:ascii="Times New Roman" w:hAnsi="Times New Roman" w:cs="Times New Roman"/>
-        </w:rPr>
-        <w:t xml:space="preserve"> as covariates</w:t>
-      </w:r>
-      <w:r>
-        <w:rPr>
-          <w:rFonts w:ascii="Times New Roman" w:hAnsi="Times New Roman" w:cs="Times New Roman"/>
-        </w:rPr>
-        <w:t xml:space="preserve"> (see SI for a discussion of covariates)</w:t>
-      </w:r>
-      <w:r>
-        <w:rPr>
-          <w:rFonts w:ascii="Times New Roman" w:hAnsi="Times New Roman" w:cs="Times New Roman"/>
-        </w:rPr>
-        <w:t>. We identified</w:t>
-      </w:r>
-      <w:r>
-        <w:rPr>
-          <w:rFonts w:ascii="Times New Roman" w:hAnsi="Times New Roman" w:cs="Times New Roman"/>
-        </w:rPr>
-        <w:t xml:space="preserve"> periods during which a population</w:t>
-      </w:r>
-      <w:r>
-        <w:rPr>
-          <w:rFonts w:ascii="Times New Roman" w:hAnsi="Times New Roman" w:cs="Times New Roman"/>
-        </w:rPr>
-        <w:t xml:space="preserve"> declined more than 40%</w:t>
-      </w:r>
-      <w:r>
-        <w:rPr>
-          <w:rFonts w:ascii="Times New Roman" w:hAnsi="Times New Roman" w:cs="Times New Roman"/>
-        </w:rPr>
-        <w:t xml:space="preserve"> (chosen because it is roughly double the assumed natural mortality across stocks)</w:t>
-      </w:r>
-      <w:r>
-        <w:rPr>
-          <w:rFonts w:ascii="Times New Roman" w:hAnsi="Times New Roman" w:cs="Times New Roman"/>
-        </w:rPr>
-        <w:t xml:space="preserve"> and used </w:t>
-      </w:r>
-      <w:r>
-        <w:rPr>
-          <w:rFonts w:ascii="Times New Roman" w:hAnsi="Times New Roman" w:cs="Times New Roman"/>
-        </w:rPr>
-        <w:t xml:space="preserve">our model </w:t>
-      </w:r>
-      <w:r>
-        <w:rPr>
-          <w:rFonts w:ascii="Times New Roman" w:hAnsi="Times New Roman" w:cs="Times New Roman"/>
-        </w:rPr>
-        <w:t>estimates</w:t>
-      </w:r>
-      <w:r>
-        <w:rPr>
-          <w:rFonts w:ascii="Times New Roman" w:hAnsi="Times New Roman" w:cs="Times New Roman"/>
-        </w:rPr>
-        <w:t xml:space="preserve"> to </w:t>
-      </w:r>
-      <w:r>
-        <w:rPr>
-          <w:rFonts w:ascii="Times New Roman" w:hAnsi="Times New Roman" w:cs="Times New Roman"/>
-        </w:rPr>
-        <w:t>identify drivers for</w:t>
-      </w:r>
-      <w:r>
-        <w:rPr>
-          <w:rFonts w:ascii="Times New Roman" w:hAnsi="Times New Roman" w:cs="Times New Roman"/>
-        </w:rPr>
-        <w:t xml:space="preserve"> each of these population declines.</w:t>
-      </w:r>
-      <w:r>
-        <w:rPr>
-          <w:rFonts w:ascii="Times New Roman" w:hAnsi="Times New Roman" w:cs="Times New Roman"/>
-        </w:rPr>
-        <w:t xml:space="preserve"> Finally, we explore</w:t>
-      </w:r>
-      <w:r>
-        <w:rPr>
-          <w:rFonts w:ascii="Times New Roman" w:hAnsi="Times New Roman" w:cs="Times New Roman"/>
-        </w:rPr>
-        <w:t>d</w:t>
-      </w:r>
-      <w:r>
-        <w:rPr>
-          <w:rFonts w:ascii="Times New Roman" w:hAnsi="Times New Roman" w:cs="Times New Roman"/>
-        </w:rPr>
-        <w:t xml:space="preserve"> the impacts of incorporating the expectation of mortality events into </w:t>
-      </w:r>
-      <w:r>
-        <w:rPr>
-          <w:rFonts w:ascii="Times New Roman" w:hAnsi="Times New Roman" w:cs="Times New Roman"/>
-        </w:rPr>
-        <w:t xml:space="preserve">the analyses on which </w:t>
-      </w:r>
-      <w:r>
-        <w:rPr>
-          <w:rFonts w:ascii="Times New Roman" w:hAnsi="Times New Roman" w:cs="Times New Roman"/>
-        </w:rPr>
-        <w:t>management</w:t>
-      </w:r>
-      <w:r>
-        <w:rPr>
-          <w:rFonts w:ascii="Times New Roman" w:hAnsi="Times New Roman" w:cs="Times New Roman"/>
-        </w:rPr>
-        <w:t xml:space="preserve"> advice is based</w:t>
-      </w:r>
-      <w:r>
-        <w:rPr>
-          <w:rFonts w:ascii="Times New Roman" w:hAnsi="Times New Roman" w:cs="Times New Roman"/>
-        </w:rPr>
         <w:t xml:space="preserve">. </w:t>
-      </w:r>
-      <w:r>
-        <w:rPr>
-          <w:rFonts w:ascii="Times New Roman" w:hAnsi="Times New Roman" w:cs="Times New Roman"/>
-        </w:rPr>
-        <w:t>W</w:t>
-      </w:r>
-      <w:r>
-        <w:rPr>
-          <w:rFonts w:ascii="Times New Roman" w:hAnsi="Times New Roman" w:cs="Times New Roman"/>
-        </w:rPr>
-        <w:t>e</w:t>
-      </w:r>
-      <w:r>
-        <w:rPr>
-          <w:rFonts w:ascii="Times New Roman" w:hAnsi="Times New Roman" w:cs="Times New Roman"/>
-        </w:rPr>
-        <w:t xml:space="preserve"> </w:t>
-      </w:r>
-      <w:r>
-        <w:rPr>
-          <w:rFonts w:ascii="Times New Roman" w:hAnsi="Times New Roman" w:cs="Times New Roman"/>
-        </w:rPr>
-        <w:t>end with</w:t>
-      </w:r>
-      <w:r>
-        <w:rPr>
-          <w:rFonts w:ascii="Times New Roman" w:hAnsi="Times New Roman" w:cs="Times New Roman"/>
-        </w:rPr>
-        <w:t xml:space="preserve"> suggestions for </w:t>
-      </w:r>
-      <w:r>
-        <w:rPr>
-          <w:rFonts w:ascii="Times New Roman" w:hAnsi="Times New Roman" w:cs="Times New Roman"/>
-        </w:rPr>
-        <w:t xml:space="preserve">management of </w:t>
-      </w:r>
-      <w:r>
-        <w:rPr>
-          <w:rFonts w:ascii="Times New Roman" w:hAnsi="Times New Roman" w:cs="Times New Roman"/>
-        </w:rPr>
-        <w:t xml:space="preserve">eastern </w:t>
-      </w:r>
-      <w:r>
-        <w:rPr>
-          <w:rFonts w:ascii="Times New Roman" w:hAnsi="Times New Roman" w:cs="Times New Roman"/>
-        </w:rPr>
-        <w:t xml:space="preserve">Bering Sea crab fisheries and </w:t>
-      </w:r>
-      <w:r>
-        <w:rPr>
-          <w:rFonts w:ascii="Times New Roman" w:hAnsi="Times New Roman" w:cs="Times New Roman"/>
-        </w:rPr>
-        <w:t xml:space="preserve">the </w:t>
-      </w:r>
-      <w:r>
-        <w:rPr>
-          <w:rFonts w:ascii="Times New Roman" w:hAnsi="Times New Roman" w:cs="Times New Roman"/>
-        </w:rPr>
-        <w:t xml:space="preserve">larger </w:t>
-      </w:r>
-      <w:r>
-        <w:rPr>
-          <w:rFonts w:ascii="Times New Roman" w:hAnsi="Times New Roman" w:cs="Times New Roman"/>
-        </w:rPr>
-        <w:t>natural resource</w:t>
-      </w:r>
-      <w:r>
-        <w:rPr>
-          <w:rFonts w:ascii="Times New Roman" w:hAnsi="Times New Roman" w:cs="Times New Roman"/>
-        </w:rPr>
-        <w:t xml:space="preserve"> management community.</w:t>
       </w:r>
     </w:p>
     <w:p>
@@ -2127,43 +3153,271 @@
         <w:rPr>
           <w:rFonts w:ascii="Times New Roman" w:hAnsi="Times New Roman" w:cs="Times New Roman"/>
         </w:rPr>
-        <w:t xml:space="preserve">We modeled </w:t>
-      </w:r>
-      <w:r>
-        <w:rPr>
-          <w:rFonts w:ascii="Times New Roman" w:hAnsi="Times New Roman" w:cs="Times New Roman"/>
-        </w:rPr>
-        <w:t>s</w:t>
-      </w:r>
-      <w:r>
-        <w:rPr>
-          <w:rFonts w:ascii="Times New Roman" w:hAnsi="Times New Roman" w:cs="Times New Roman"/>
-        </w:rPr>
-        <w:t>ix populations: snow crab, Bristol Bay red king crab</w:t>
-      </w:r>
-      <w:r>
-        <w:rPr>
-          <w:rFonts w:ascii="Times New Roman" w:hAnsi="Times New Roman" w:cs="Times New Roman"/>
-        </w:rPr>
-        <w:t xml:space="preserve"> (BBRKC)</w:t>
-      </w:r>
-      <w:r>
-        <w:rPr>
-          <w:rFonts w:ascii="Times New Roman" w:hAnsi="Times New Roman" w:cs="Times New Roman"/>
-        </w:rPr>
-        <w:t xml:space="preserve">, </w:t>
-      </w:r>
-      <w:r>
-        <w:rPr>
-          <w:rFonts w:ascii="Times New Roman" w:hAnsi="Times New Roman" w:cs="Times New Roman"/>
-        </w:rPr>
-        <w:t xml:space="preserve">southern </w:t>
-      </w:r>
-      <w:r>
-        <w:rPr>
-          <w:rFonts w:ascii="Times New Roman" w:hAnsi="Times New Roman" w:cs="Times New Roman"/>
-        </w:rPr>
-        <w:t>Tanner crab</w:t>
+        <w:t xml:space="preserve">The output of our models allows us to </w:t>
+      </w:r>
+      <w:r>
+        <w:rPr>
+          <w:rFonts w:ascii="Times New Roman" w:hAnsi="Times New Roman" w:cs="Times New Roman"/>
+        </w:rPr>
+        <w:t>begin to develop ecological</w:t>
+      </w:r>
+      <w:r>
+        <w:rPr>
+          <w:rFonts w:ascii="Times New Roman" w:hAnsi="Times New Roman" w:cs="Times New Roman"/>
+        </w:rPr>
+        <w:t xml:space="preserve"> histories </w:t>
+      </w:r>
+      <w:r>
+        <w:rPr>
+          <w:rFonts w:ascii="Times New Roman" w:hAnsi="Times New Roman" w:cs="Times New Roman"/>
+        </w:rPr>
+        <w:t xml:space="preserve">for each </w:t>
+      </w:r>
+      <w:r>
+        <w:rPr>
+          <w:rFonts w:ascii="Times New Roman" w:hAnsi="Times New Roman" w:cs="Times New Roman"/>
+        </w:rPr>
+        <w:t>population</w:t>
+      </w:r>
+      <w:r>
+        <w:rPr>
+          <w:rFonts w:ascii="Times New Roman" w:hAnsi="Times New Roman" w:cs="Times New Roman"/>
+        </w:rPr>
+        <w:t xml:space="preserve">. </w:t>
+      </w:r>
+      <w:r>
+        <w:rPr>
+          <w:rFonts w:ascii="Times New Roman" w:hAnsi="Times New Roman" w:cs="Times New Roman"/>
+        </w:rPr>
+        <w:t>For example, s</w:t>
+      </w:r>
+      <w:r>
+        <w:rPr>
+          <w:rFonts w:ascii="Times New Roman" w:hAnsi="Times New Roman" w:cs="Times New Roman"/>
+        </w:rPr>
+        <w:t>now crab</w:t>
+      </w:r>
+      <w:r>
+        <w:rPr>
+          <w:rFonts w:ascii="Times New Roman" w:hAnsi="Times New Roman" w:cs="Times New Roman"/>
+        </w:rPr>
+        <w:t xml:space="preserve"> has gone through two periods of boom and bust. The </w:t>
+      </w:r>
+      <w:r>
+        <w:rPr>
+          <w:rFonts w:ascii="Times New Roman" w:hAnsi="Times New Roman" w:cs="Times New Roman"/>
+        </w:rPr>
+        <w:t xml:space="preserve">largest </w:t>
+      </w:r>
+      <w:r>
+        <w:rPr>
+          <w:rFonts w:ascii="Times New Roman" w:hAnsi="Times New Roman" w:cs="Times New Roman"/>
+        </w:rPr>
+        <w:t>population abundances occurred during 1990s, but the population decline</w:t>
+      </w:r>
+      <w:r>
+        <w:rPr>
+          <w:rFonts w:ascii="Times New Roman" w:hAnsi="Times New Roman" w:cs="Times New Roman"/>
+        </w:rPr>
+        <w:t>d</w:t>
+      </w:r>
+      <w:r>
+        <w:rPr>
+          <w:rFonts w:ascii="Times New Roman" w:hAnsi="Times New Roman" w:cs="Times New Roman"/>
+        </w:rPr>
+        <w:t xml:space="preserve"> sharply in 1999. Neither fishing mortality nor other mortality were above average during this period: the declines were driven by a sustained collapse in recruitment. The management response was</w:t>
+      </w:r>
+      <w:r>
+        <w:rPr>
+          <w:rFonts w:ascii="Times New Roman" w:hAnsi="Times New Roman" w:cs="Times New Roman"/>
+        </w:rPr>
+        <w:t xml:space="preserve"> strong--</w:t>
+      </w:r>
+      <w:r>
+        <w:rPr>
+          <w:rFonts w:ascii="Times New Roman" w:hAnsi="Times New Roman" w:cs="Times New Roman"/>
+        </w:rPr>
+        <w:t>the population was declared ‘overfished’ (which, in spite of referencing ‘fishing’</w:t>
+      </w:r>
+      <w:r>
+        <w:rPr>
+          <w:rFonts w:ascii="Times New Roman" w:hAnsi="Times New Roman" w:cs="Times New Roman"/>
+        </w:rPr>
+        <w:t>,</w:t>
+      </w:r>
+      <w:r>
+        <w:rPr>
+          <w:rFonts w:ascii="Times New Roman" w:hAnsi="Times New Roman" w:cs="Times New Roman"/>
+        </w:rPr>
+        <w:t xml:space="preserve"> is a term used to describe a stock that is at low relative abundance regardless of cause</w:t>
+      </w:r>
+      <w:r>
+        <w:rPr>
+          <w:rFonts w:ascii="Times New Roman" w:hAnsi="Times New Roman" w:cs="Times New Roman"/>
+        </w:rPr>
+        <w:t xml:space="preserve"> in U.S. fisheries</w:t>
+      </w:r>
+      <w:r>
+        <w:rPr>
+          <w:rFonts w:ascii="Times New Roman" w:hAnsi="Times New Roman" w:cs="Times New Roman"/>
+        </w:rPr>
+        <w:t xml:space="preserve">; </w:t>
+      </w:r>
+      <w:r>
+        <w:rPr>
+          <w:rFonts w:ascii="Times New Roman" w:hAnsi="Times New Roman" w:cs="Times New Roman"/>
+        </w:rPr>
+        <w:t>12</w:t>
+      </w:r>
+      <w:r>
+        <w:rPr>
+          <w:rFonts w:ascii="Times New Roman" w:hAnsi="Times New Roman" w:cs="Times New Roman"/>
+        </w:rPr>
+        <w:t>)</w:t>
+      </w:r>
+      <w:r>
+        <w:rPr>
+          <w:rFonts w:ascii="Times New Roman" w:hAnsi="Times New Roman" w:cs="Times New Roman"/>
+        </w:rPr>
+        <w:t xml:space="preserve"> and the stock slowly rebuilt. </w:t>
+      </w:r>
+      <w:r>
+        <w:rPr>
+          <w:rFonts w:ascii="Times New Roman" w:hAnsi="Times New Roman" w:cs="Times New Roman"/>
+        </w:rPr>
+        <w:t>T</w:t>
+      </w:r>
+      <w:r>
+        <w:rPr>
+          <w:rFonts w:ascii="Times New Roman" w:hAnsi="Times New Roman" w:cs="Times New Roman"/>
+        </w:rPr>
+        <w:t xml:space="preserve">he largest recruitment event observed in the </w:t>
+      </w:r>
+      <w:r>
+        <w:rPr>
+          <w:rFonts w:ascii="Times New Roman" w:hAnsi="Times New Roman" w:cs="Times New Roman"/>
+        </w:rPr>
+        <w:t xml:space="preserve">snow crab </w:t>
+      </w:r>
+      <w:r>
+        <w:rPr>
+          <w:rFonts w:ascii="Times New Roman" w:hAnsi="Times New Roman" w:cs="Times New Roman"/>
+        </w:rPr>
+        <w:t xml:space="preserve">population occurred </w:t>
+      </w:r>
+      <w:r>
+        <w:rPr>
+          <w:rFonts w:ascii="Times New Roman" w:hAnsi="Times New Roman" w:cs="Times New Roman"/>
+        </w:rPr>
+        <w:t>during</w:t>
+      </w:r>
+      <w:r>
+        <w:rPr>
+          <w:rFonts w:ascii="Times New Roman" w:hAnsi="Times New Roman" w:cs="Times New Roman"/>
+        </w:rPr>
+        <w:t xml:space="preserve"> the mid-2010s </w:t>
+      </w:r>
+      <w:r>
+        <w:rPr>
+          <w:rFonts w:ascii="Times New Roman" w:hAnsi="Times New Roman" w:cs="Times New Roman"/>
+        </w:rPr>
+        <w:t xml:space="preserve">and the population was projected </w:t>
+      </w:r>
+      <w:r>
+        <w:rPr>
+          <w:rFonts w:ascii="Times New Roman" w:hAnsi="Times New Roman" w:cs="Times New Roman"/>
+        </w:rPr>
+        <w:t xml:space="preserve">to </w:t>
+      </w:r>
+      <w:r>
+        <w:rPr>
+          <w:rFonts w:ascii="Times New Roman" w:hAnsi="Times New Roman" w:cs="Times New Roman"/>
+        </w:rPr>
+        <w:t>increase to abundances not seen since the 1990s. However, the population collapsed before those projections could come to fru</w:t>
+      </w:r>
+      <w:r>
+        <w:rPr>
+          <w:rFonts w:ascii="Times New Roman" w:hAnsi="Times New Roman" w:cs="Times New Roman"/>
+        </w:rPr>
+        <w:t xml:space="preserve">ition and this collapse was </w:t>
+      </w:r>
+      <w:r>
+        <w:rPr>
+          <w:rFonts w:ascii="Times New Roman" w:hAnsi="Times New Roman" w:cs="Times New Roman"/>
+        </w:rPr>
+        <w:t>the</w:t>
+      </w:r>
+      <w:r>
+        <w:rPr>
+          <w:rFonts w:ascii="Times New Roman" w:hAnsi="Times New Roman" w:cs="Times New Roman"/>
+        </w:rPr>
+        <w:t xml:space="preserve"> result of</w:t>
+      </w:r>
+      <w:r>
+        <w:rPr>
+          <w:rFonts w:ascii="Times New Roman" w:hAnsi="Times New Roman" w:cs="Times New Roman"/>
+        </w:rPr>
+        <w:t xml:space="preserve"> a mortality event, not a</w:t>
+      </w:r>
+      <w:r>
+        <w:rPr>
+          <w:rFonts w:ascii="Times New Roman" w:hAnsi="Times New Roman" w:cs="Times New Roman"/>
+        </w:rPr>
+        <w:t xml:space="preserve"> recruitment failure. </w:t>
+      </w:r>
+      <w:r>
+        <w:rPr>
+          <w:rFonts w:ascii="Times New Roman" w:hAnsi="Times New Roman" w:cs="Times New Roman"/>
+        </w:rPr>
+        <w:t>Szuwalski et al. (2023) developed a</w:t>
+      </w:r>
+      <w:r>
+        <w:rPr>
+          <w:rFonts w:ascii="Times New Roman" w:hAnsi="Times New Roman" w:cs="Times New Roman"/>
+        </w:rPr>
+        <w:t xml:space="preserve"> model similar to those used </w:t>
+      </w:r>
+      <w:r>
+        <w:rPr>
+          <w:rFonts w:ascii="Times New Roman" w:hAnsi="Times New Roman" w:cs="Times New Roman"/>
+        </w:rPr>
+        <w:t>in</w:t>
+      </w:r>
+      <w:r>
+        <w:rPr>
+          <w:rFonts w:ascii="Times New Roman" w:hAnsi="Times New Roman" w:cs="Times New Roman"/>
+        </w:rPr>
+        <w:t xml:space="preserve"> </w:t>
+      </w:r>
+      <w:r>
+        <w:rPr>
+          <w:rFonts w:ascii="Times New Roman" w:hAnsi="Times New Roman" w:cs="Times New Roman"/>
+        </w:rPr>
+        <w:t xml:space="preserve">this manuscript to try to understand what drove the mortality behind the collapse. Predation, cannibalism, </w:t>
+      </w:r>
+      <w:r>
+        <w:rPr>
+          <w:rFonts w:ascii="Times New Roman" w:hAnsi="Times New Roman" w:cs="Times New Roman"/>
+        </w:rPr>
+        <w:t>temperature</w:t>
+      </w:r>
+      <w:r>
+        <w:rPr>
+          <w:rFonts w:ascii="Times New Roman" w:hAnsi="Times New Roman" w:cs="Times New Roman"/>
+        </w:rPr>
+        <w:t xml:space="preserve">, disease, non-directed fishery bycatch, and </w:t>
+      </w:r>
+      <w:r>
+        <w:rPr>
+          <w:rFonts w:ascii="Times New Roman" w:hAnsi="Times New Roman" w:cs="Times New Roman"/>
+        </w:rPr>
+        <w:t>density-dependent effects</w:t>
+      </w:r>
+      <w:r>
+        <w:rPr>
+          <w:rFonts w:ascii="Times New Roman" w:hAnsi="Times New Roman" w:cs="Times New Roman"/>
+        </w:rPr>
+        <w:t xml:space="preserve"> were considered as potential drivers. Ultimately, the model output suggested that the 2018-2019 marine heatwave increased the metabolic requirements for snow crab and that starvation likely contributed to the collapse</w:t>
       </w:r>
       <w:r>
         <w:rPr>
@@ -2171,119 +3425,71 @@
         </w:rPr>
         <w:t xml:space="preserve"> (</w:t>
       </w:r>
-      <w:proofErr w:type="spellStart"/>
-      <w:r>
-        <w:rPr>
-          <w:rFonts w:ascii="Times New Roman" w:hAnsi="Times New Roman" w:cs="Times New Roman"/>
-          <w:i/>
-          <w:iCs/>
-        </w:rPr>
-        <w:t>Chionoecetes</w:t>
-      </w:r>
-      <w:proofErr w:type="spellEnd"/>
-      <w:r>
-        <w:rPr>
-          <w:rFonts w:ascii="Times New Roman" w:hAnsi="Times New Roman" w:cs="Times New Roman"/>
-          <w:i/>
-          <w:iCs/>
+      <w:r>
+        <w:rPr>
+          <w:rFonts w:ascii="Times New Roman" w:hAnsi="Times New Roman" w:cs="Times New Roman"/>
+        </w:rPr>
+        <w:t>1</w:t>
+      </w:r>
+      <w:r>
+        <w:rPr>
+          <w:rFonts w:ascii="Times New Roman" w:hAnsi="Times New Roman" w:cs="Times New Roman"/>
+        </w:rPr>
+        <w:t>)</w:t>
+      </w:r>
+      <w:r>
+        <w:rPr>
+          <w:rFonts w:ascii="Times New Roman" w:hAnsi="Times New Roman" w:cs="Times New Roman"/>
+        </w:rPr>
+        <w:t xml:space="preserve">. </w:t>
+      </w:r>
+      <w:r>
+        <w:rPr>
+          <w:rFonts w:ascii="Times New Roman" w:hAnsi="Times New Roman" w:cs="Times New Roman"/>
+        </w:rPr>
+        <w:t>This modeling result</w:t>
+      </w:r>
+      <w:r>
+        <w:rPr>
+          <w:rFonts w:ascii="Times New Roman" w:hAnsi="Times New Roman" w:cs="Times New Roman"/>
+        </w:rPr>
+        <w:t xml:space="preserve"> was later </w:t>
+      </w:r>
+      <w:r>
+        <w:rPr>
+          <w:rFonts w:ascii="Times New Roman" w:hAnsi="Times New Roman" w:cs="Times New Roman"/>
+        </w:rPr>
+        <w:t>corroborated by</w:t>
+      </w:r>
+      <w:r>
+        <w:rPr>
+          <w:rFonts w:ascii="Times New Roman" w:hAnsi="Times New Roman" w:cs="Times New Roman"/>
         </w:rPr>
         <w:t xml:space="preserve"> </w:t>
       </w:r>
-      <w:proofErr w:type="spellStart"/>
-      <w:r>
-        <w:rPr>
-          <w:rFonts w:ascii="Times New Roman" w:hAnsi="Times New Roman" w:cs="Times New Roman"/>
-          <w:i/>
-          <w:iCs/>
-        </w:rPr>
-        <w:t>bairdi</w:t>
-      </w:r>
-      <w:proofErr w:type="spellEnd"/>
-      <w:r>
-        <w:rPr>
-          <w:rFonts w:ascii="Times New Roman" w:hAnsi="Times New Roman" w:cs="Times New Roman"/>
-        </w:rPr>
-        <w:t>)</w:t>
-      </w:r>
-      <w:r>
-        <w:rPr>
-          <w:rFonts w:ascii="Times New Roman" w:hAnsi="Times New Roman" w:cs="Times New Roman"/>
-        </w:rPr>
-        <w:t>, Pribilof Islands red king crab</w:t>
-      </w:r>
-      <w:r>
-        <w:rPr>
-          <w:rFonts w:ascii="Times New Roman" w:hAnsi="Times New Roman" w:cs="Times New Roman"/>
-        </w:rPr>
-        <w:t xml:space="preserve"> (PIRKC)</w:t>
-      </w:r>
-      <w:r>
-        <w:rPr>
-          <w:rFonts w:ascii="Times New Roman" w:hAnsi="Times New Roman" w:cs="Times New Roman"/>
-        </w:rPr>
-        <w:t>, Pribilof Islands blue king crab</w:t>
-      </w:r>
-      <w:r>
-        <w:rPr>
-          <w:rFonts w:ascii="Times New Roman" w:hAnsi="Times New Roman" w:cs="Times New Roman"/>
-        </w:rPr>
-        <w:t xml:space="preserve"> (</w:t>
-      </w:r>
-      <w:r>
-        <w:rPr>
-          <w:rFonts w:ascii="Times New Roman" w:hAnsi="Times New Roman" w:cs="Times New Roman"/>
-          <w:i/>
-          <w:iCs/>
-        </w:rPr>
-        <w:t>Paralithodes platypus</w:t>
-      </w:r>
-      <w:r>
-        <w:rPr>
-          <w:rFonts w:ascii="Times New Roman" w:hAnsi="Times New Roman" w:cs="Times New Roman"/>
-        </w:rPr>
-        <w:t xml:space="preserve">; </w:t>
-      </w:r>
-      <w:r>
-        <w:rPr>
-          <w:rFonts w:ascii="Times New Roman" w:hAnsi="Times New Roman" w:cs="Times New Roman"/>
-        </w:rPr>
-        <w:t>PIBKC)</w:t>
-      </w:r>
-      <w:r>
-        <w:rPr>
-          <w:rFonts w:ascii="Times New Roman" w:hAnsi="Times New Roman" w:cs="Times New Roman"/>
-        </w:rPr>
-        <w:t>, and Saint Matthews blue king crab</w:t>
-      </w:r>
-      <w:r>
-        <w:rPr>
-          <w:rFonts w:ascii="Times New Roman" w:hAnsi="Times New Roman" w:cs="Times New Roman"/>
-        </w:rPr>
-        <w:t xml:space="preserve"> (SMBKC)</w:t>
-      </w:r>
-      <w:r>
-        <w:rPr>
-          <w:rFonts w:ascii="Times New Roman" w:hAnsi="Times New Roman" w:cs="Times New Roman"/>
-        </w:rPr>
-        <w:t xml:space="preserve">. </w:t>
-      </w:r>
-      <w:r>
-        <w:rPr>
-          <w:rFonts w:ascii="Times New Roman" w:hAnsi="Times New Roman" w:cs="Times New Roman"/>
-        </w:rPr>
-        <w:t xml:space="preserve">The models fit the available data well with acceptable diagnostics </w:t>
-      </w:r>
-      <w:r>
-        <w:rPr>
-          <w:rFonts w:ascii="Times New Roman" w:hAnsi="Times New Roman" w:cs="Times New Roman"/>
-        </w:rPr>
-        <w:t xml:space="preserve">for all </w:t>
-      </w:r>
-      <w:r>
-        <w:rPr>
-          <w:rFonts w:ascii="Times New Roman" w:hAnsi="Times New Roman" w:cs="Times New Roman"/>
-        </w:rPr>
-        <w:t>populations</w:t>
+      <w:r>
+        <w:rPr>
+          <w:rFonts w:ascii="Times New Roman" w:hAnsi="Times New Roman" w:cs="Times New Roman"/>
+        </w:rPr>
+        <w:t xml:space="preserve">laboratory and field studies </w:t>
+      </w:r>
+      <w:r>
+        <w:rPr>
+          <w:rFonts w:ascii="Times New Roman" w:hAnsi="Times New Roman" w:cs="Times New Roman"/>
+        </w:rPr>
+        <w:t>(</w:t>
+      </w:r>
+      <w:r>
+        <w:rPr>
+          <w:rFonts w:ascii="Times New Roman" w:hAnsi="Times New Roman" w:cs="Times New Roman"/>
+        </w:rPr>
+        <w:t>13, 14</w:t>
+      </w:r>
+      <w:r>
+        <w:rPr>
+          <w:rFonts w:ascii="Times New Roman" w:hAnsi="Times New Roman" w:cs="Times New Roman"/>
+        </w:rPr>
+        <w:t>).</w:t>
       </w:r>
       <w:r>
         <w:rPr>
@@ -2295,146 +3501,7 @@
         <w:rPr>
           <w:rFonts w:ascii="Times New Roman" w:hAnsi="Times New Roman" w:cs="Times New Roman"/>
         </w:rPr>
-        <w:t xml:space="preserve">(see </w:t>
-      </w:r>
-      <w:r>
-        <w:rPr>
-          <w:rFonts w:ascii="Times New Roman" w:hAnsi="Times New Roman" w:cs="Times New Roman"/>
-        </w:rPr>
-        <w:t>SI</w:t>
-      </w:r>
-      <w:r>
-        <w:rPr>
-          <w:rFonts w:ascii="Times New Roman" w:hAnsi="Times New Roman" w:cs="Times New Roman"/>
-        </w:rPr>
-        <w:t xml:space="preserve">). </w:t>
-      </w:r>
-      <w:r>
-        <w:rPr>
-          <w:rFonts w:ascii="Times New Roman" w:hAnsi="Times New Roman" w:cs="Times New Roman"/>
-        </w:rPr>
-        <w:t xml:space="preserve">Large correlations existed among estimated population processes among </w:t>
-      </w:r>
-      <w:r>
-        <w:rPr>
-          <w:rFonts w:ascii="Times New Roman" w:hAnsi="Times New Roman" w:cs="Times New Roman"/>
-        </w:rPr>
-        <w:t>populations</w:t>
-      </w:r>
-      <w:r>
-        <w:rPr>
-          <w:rFonts w:ascii="Times New Roman" w:hAnsi="Times New Roman" w:cs="Times New Roman"/>
-        </w:rPr>
-        <w:t>, which suggest shared drivers of dynamics</w:t>
-      </w:r>
-      <w:r>
-        <w:rPr>
-          <w:rFonts w:ascii="Times New Roman" w:hAnsi="Times New Roman" w:cs="Times New Roman"/>
-        </w:rPr>
-        <w:t xml:space="preserve">. </w:t>
-      </w:r>
-      <w:r>
-        <w:rPr>
-          <w:rFonts w:ascii="Times New Roman" w:hAnsi="Times New Roman" w:cs="Times New Roman"/>
-        </w:rPr>
-        <w:t xml:space="preserve"> For example, Tanner crab, immature snow crab, and PIRKC all had significantly correlated estimates of other mortality, as did the two </w:t>
-      </w:r>
-      <w:r>
-        <w:rPr>
-          <w:rFonts w:ascii="Times New Roman" w:hAnsi="Times New Roman" w:cs="Times New Roman"/>
-        </w:rPr>
-        <w:t xml:space="preserve">populations </w:t>
-      </w:r>
-      <w:r>
-        <w:rPr>
-          <w:rFonts w:ascii="Times New Roman" w:hAnsi="Times New Roman" w:cs="Times New Roman"/>
-        </w:rPr>
-        <w:t>around the Pribilof Islands (f</w:t>
-      </w:r>
-      <w:r>
-        <w:rPr>
-          <w:rFonts w:ascii="Times New Roman" w:hAnsi="Times New Roman" w:cs="Times New Roman"/>
-        </w:rPr>
-        <w:t>igures S</w:t>
-      </w:r>
-      <w:r>
-        <w:rPr>
-          <w:rFonts w:ascii="Times New Roman" w:hAnsi="Times New Roman" w:cs="Times New Roman"/>
-        </w:rPr>
-        <w:t>1</w:t>
-      </w:r>
-      <w:r>
-        <w:rPr>
-          <w:rFonts w:ascii="Times New Roman" w:hAnsi="Times New Roman" w:cs="Times New Roman"/>
-        </w:rPr>
-        <w:t>-</w:t>
-      </w:r>
-      <w:r>
-        <w:rPr>
-          <w:rFonts w:ascii="Times New Roman" w:hAnsi="Times New Roman" w:cs="Times New Roman"/>
-        </w:rPr>
-        <w:t>4</w:t>
-      </w:r>
-      <w:r>
-        <w:rPr>
-          <w:rFonts w:ascii="Times New Roman" w:hAnsi="Times New Roman" w:cs="Times New Roman"/>
-        </w:rPr>
-        <w:t xml:space="preserve">). Other mortality for mature snow crab and BBRKC, the two most valuable commercial </w:t>
-      </w:r>
-      <w:r>
-        <w:rPr>
-          <w:rFonts w:ascii="Times New Roman" w:hAnsi="Times New Roman" w:cs="Times New Roman"/>
-        </w:rPr>
-        <w:t>populations</w:t>
-      </w:r>
-      <w:r>
-        <w:rPr>
-          <w:rFonts w:ascii="Times New Roman" w:hAnsi="Times New Roman" w:cs="Times New Roman"/>
-        </w:rPr>
-        <w:t xml:space="preserve">, were also significantly positively correlated. </w:t>
-      </w:r>
-      <w:r>
-        <w:rPr>
-          <w:rFonts w:ascii="Times New Roman" w:hAnsi="Times New Roman" w:cs="Times New Roman"/>
-        </w:rPr>
-        <w:t xml:space="preserve">Abundance trajectories were positively correlated for the blue king crab stocks and BBRKC, reflecting </w:t>
-      </w:r>
-      <w:r>
-        <w:rPr>
-          <w:rFonts w:ascii="Times New Roman" w:hAnsi="Times New Roman" w:cs="Times New Roman"/>
-        </w:rPr>
-        <w:t>coincident</w:t>
-      </w:r>
-      <w:r>
-        <w:rPr>
-          <w:rFonts w:ascii="Times New Roman" w:hAnsi="Times New Roman" w:cs="Times New Roman"/>
-        </w:rPr>
-        <w:t xml:space="preserve"> large declines seen in these populations</w:t>
-      </w:r>
-      <w:r>
-        <w:rPr>
-          <w:rFonts w:ascii="Times New Roman" w:hAnsi="Times New Roman" w:cs="Times New Roman"/>
-        </w:rPr>
-        <w:t xml:space="preserve"> (</w:t>
-      </w:r>
-      <w:r>
-        <w:rPr>
-          <w:rFonts w:ascii="Times New Roman" w:hAnsi="Times New Roman" w:cs="Times New Roman"/>
-          <w:highlight w:val="yellow"/>
-        </w:rPr>
-        <w:t>figure xxx</w:t>
-      </w:r>
-      <w:r>
-        <w:rPr>
-          <w:rFonts w:ascii="Times New Roman" w:hAnsi="Times New Roman" w:cs="Times New Roman"/>
-        </w:rPr>
-        <w:t>)</w:t>
-      </w:r>
-      <w:r>
-        <w:rPr>
-          <w:rFonts w:ascii="Times New Roman" w:hAnsi="Times New Roman" w:cs="Times New Roman"/>
-        </w:rPr>
-        <w:t>.</w:t>
+        <w:t>The population has rebounded strongly since the collapse, with large numbers of smaller crab observed in the survey. It remains to be seen if this rebound will translate to large biomasses of large crab seen in the fishery.</w:t>
       </w:r>
     </w:p>
     <w:p>
@@ -2448,25 +3515,13 @@
         <w:rPr>
           <w:rFonts w:ascii="Times New Roman" w:hAnsi="Times New Roman" w:cs="Times New Roman"/>
         </w:rPr>
-        <w:t xml:space="preserve">GAMs incorporating abundance, average size, </w:t>
-      </w:r>
-      <w:r>
-        <w:rPr>
-          <w:rFonts w:ascii="Times New Roman" w:hAnsi="Times New Roman" w:cs="Times New Roman"/>
-        </w:rPr>
-        <w:t xml:space="preserve">ice cover, </w:t>
-      </w:r>
-      <w:r>
-        <w:rPr>
-          <w:rFonts w:ascii="Times New Roman" w:hAnsi="Times New Roman" w:cs="Times New Roman"/>
-        </w:rPr>
-        <w:t xml:space="preserve">and temperature occupied explained the variability in estimates of other mortality significantly better than not including the variables for </w:t>
-      </w:r>
-      <w:r>
-        <w:rPr>
-          <w:rFonts w:ascii="Times New Roman" w:hAnsi="Times New Roman" w:cs="Times New Roman"/>
-        </w:rPr>
-        <w:t>all</w:t>
+        <w:t>Ecological</w:t>
+      </w:r>
+      <w:r>
+        <w:rPr>
+          <w:rFonts w:ascii="Times New Roman" w:hAnsi="Times New Roman" w:cs="Times New Roman"/>
+        </w:rPr>
+        <w:t xml:space="preserve"> histories</w:t>
       </w:r>
       <w:r>
         <w:rPr>
@@ -2478,55 +3533,352 @@
         <w:rPr>
           <w:rFonts w:ascii="Times New Roman" w:hAnsi="Times New Roman" w:cs="Times New Roman"/>
         </w:rPr>
+        <w:t>are</w:t>
+      </w:r>
+      <w:r>
+        <w:rPr>
+          <w:rFonts w:ascii="Times New Roman" w:hAnsi="Times New Roman" w:cs="Times New Roman"/>
+        </w:rPr>
+        <w:t xml:space="preserve"> only possible when using models that estimate a time-varying ‘other mortality’</w:t>
+      </w:r>
+      <w:r>
+        <w:rPr>
+          <w:rFonts w:ascii="Times New Roman" w:hAnsi="Times New Roman" w:cs="Times New Roman"/>
+        </w:rPr>
+        <w:t xml:space="preserve"> (see SI for more stock-specific histories)</w:t>
+      </w:r>
+      <w:r>
+        <w:rPr>
+          <w:rFonts w:ascii="Times New Roman" w:hAnsi="Times New Roman" w:cs="Times New Roman"/>
+        </w:rPr>
+        <w:t xml:space="preserve">. </w:t>
+      </w:r>
+      <w:r>
+        <w:rPr>
+          <w:rFonts w:ascii="Times New Roman" w:hAnsi="Times New Roman" w:cs="Times New Roman"/>
+        </w:rPr>
+        <w:t xml:space="preserve">Developing appropriate indices </w:t>
+      </w:r>
+      <w:r>
+        <w:rPr>
+          <w:rFonts w:ascii="Times New Roman" w:hAnsi="Times New Roman" w:cs="Times New Roman"/>
+        </w:rPr>
+        <w:t>to evaluate drivers of population change as was done for snow crab</w:t>
+      </w:r>
+      <w:r>
+        <w:rPr>
+          <w:rFonts w:ascii="Times New Roman" w:hAnsi="Times New Roman" w:cs="Times New Roman"/>
+        </w:rPr>
+        <w:t xml:space="preserve"> is time- and resource-intensive and depend</w:t>
+      </w:r>
+      <w:r>
+        <w:rPr>
+          <w:rFonts w:ascii="Times New Roman" w:hAnsi="Times New Roman" w:cs="Times New Roman"/>
+        </w:rPr>
+        <w:t>s</w:t>
+      </w:r>
+      <w:r>
+        <w:rPr>
+          <w:rFonts w:ascii="Times New Roman" w:hAnsi="Times New Roman" w:cs="Times New Roman"/>
+        </w:rPr>
+        <w:t xml:space="preserve"> on continued funding for surveys and laboratory studies.</w:t>
+      </w:r>
+      <w:r>
+        <w:rPr>
+          <w:rFonts w:ascii="Times New Roman" w:hAnsi="Times New Roman" w:cs="Times New Roman"/>
+        </w:rPr>
+        <w:t xml:space="preserve"> </w:t>
+      </w:r>
+      <w:r>
+        <w:rPr>
+          <w:rFonts w:ascii="Times New Roman" w:hAnsi="Times New Roman" w:cs="Times New Roman"/>
+        </w:rPr>
+        <w:t>W</w:t>
+      </w:r>
+      <w:r>
+        <w:rPr>
+          <w:rFonts w:ascii="Times New Roman" w:hAnsi="Times New Roman" w:cs="Times New Roman"/>
+        </w:rPr>
+        <w:t xml:space="preserve">e argue that this </w:t>
+      </w:r>
+      <w:r>
+        <w:rPr>
+          <w:rFonts w:ascii="Times New Roman" w:hAnsi="Times New Roman" w:cs="Times New Roman"/>
+        </w:rPr>
+        <w:t>type</w:t>
+      </w:r>
+      <w:r>
+        <w:rPr>
+          <w:rFonts w:ascii="Times New Roman" w:hAnsi="Times New Roman" w:cs="Times New Roman"/>
+        </w:rPr>
+        <w:t xml:space="preserve"> </w:t>
+      </w:r>
+      <w:r>
+        <w:rPr>
+          <w:rFonts w:ascii="Times New Roman" w:hAnsi="Times New Roman" w:cs="Times New Roman"/>
+        </w:rPr>
+        <w:t>of history-building will be</w:t>
+      </w:r>
+      <w:r>
+        <w:rPr>
+          <w:rFonts w:ascii="Times New Roman" w:hAnsi="Times New Roman" w:cs="Times New Roman"/>
+        </w:rPr>
+        <w:t xml:space="preserve"> increasingly</w:t>
+      </w:r>
+      <w:r>
+        <w:rPr>
+          <w:rFonts w:ascii="Times New Roman" w:hAnsi="Times New Roman" w:cs="Times New Roman"/>
+        </w:rPr>
+        <w:t xml:space="preserve"> </w:t>
+      </w:r>
+      <w:r>
+        <w:rPr>
+          <w:rFonts w:ascii="Times New Roman" w:hAnsi="Times New Roman" w:cs="Times New Roman"/>
+        </w:rPr>
+        <w:t>important</w:t>
+      </w:r>
+      <w:r>
+        <w:rPr>
+          <w:rFonts w:ascii="Times New Roman" w:hAnsi="Times New Roman" w:cs="Times New Roman"/>
+        </w:rPr>
+        <w:t xml:space="preserve"> to management, so that population changes for which management has a ‘lever’ to enact change (e.g. directed fishing) can be distinguished from those management does not (e.g. climate change)</w:t>
+      </w:r>
+      <w:r>
+        <w:rPr>
+          <w:rFonts w:ascii="Times New Roman" w:hAnsi="Times New Roman" w:cs="Times New Roman"/>
+        </w:rPr>
+        <w:t xml:space="preserve"> or </w:t>
+      </w:r>
+      <w:r>
+        <w:rPr>
+          <w:rFonts w:ascii="Times New Roman" w:hAnsi="Times New Roman" w:cs="Times New Roman"/>
+        </w:rPr>
+        <w:t xml:space="preserve">those only </w:t>
+      </w:r>
+      <w:r>
+        <w:rPr>
+          <w:rFonts w:ascii="Times New Roman" w:hAnsi="Times New Roman" w:cs="Times New Roman"/>
+        </w:rPr>
+        <w:t>infrequently consider</w:t>
+      </w:r>
+      <w:r>
+        <w:rPr>
+          <w:rFonts w:ascii="Times New Roman" w:hAnsi="Times New Roman" w:cs="Times New Roman"/>
+        </w:rPr>
+        <w:t>ed</w:t>
+      </w:r>
+      <w:r>
+        <w:rPr>
+          <w:rFonts w:ascii="Times New Roman" w:hAnsi="Times New Roman" w:cs="Times New Roman"/>
+        </w:rPr>
+        <w:t xml:space="preserve"> (e.g. predation or disease)</w:t>
+      </w:r>
+      <w:r>
+        <w:rPr>
+          <w:rFonts w:ascii="Times New Roman" w:hAnsi="Times New Roman" w:cs="Times New Roman"/>
+        </w:rPr>
+        <w:t>.</w:t>
+      </w:r>
+      <w:r>
+        <w:rPr>
+          <w:rFonts w:ascii="Times New Roman" w:hAnsi="Times New Roman" w:cs="Times New Roman"/>
+        </w:rPr>
+        <w:t xml:space="preserve"> D</w:t>
+      </w:r>
+      <w:r>
+        <w:rPr>
+          <w:rFonts w:ascii="Times New Roman" w:hAnsi="Times New Roman" w:cs="Times New Roman"/>
+        </w:rPr>
+        <w:t>anger</w:t>
+      </w:r>
+      <w:r>
+        <w:rPr>
+          <w:rFonts w:ascii="Times New Roman" w:hAnsi="Times New Roman" w:cs="Times New Roman"/>
+        </w:rPr>
+        <w:t>s also exist</w:t>
+      </w:r>
+      <w:r>
+        <w:rPr>
+          <w:rFonts w:ascii="Times New Roman" w:hAnsi="Times New Roman" w:cs="Times New Roman"/>
+        </w:rPr>
+        <w:t xml:space="preserve"> in building ‘just-so-stories’ around ecological models</w:t>
+      </w:r>
+      <w:r>
+        <w:rPr>
+          <w:rFonts w:ascii="Times New Roman" w:hAnsi="Times New Roman" w:cs="Times New Roman"/>
+        </w:rPr>
+        <w:t xml:space="preserve"> based on correlative analyses</w:t>
+      </w:r>
+      <w:r>
+        <w:rPr>
+          <w:rFonts w:ascii="Times New Roman" w:hAnsi="Times New Roman" w:cs="Times New Roman"/>
+        </w:rPr>
+        <w:t>.</w:t>
+      </w:r>
+      <w:r>
+        <w:rPr>
+          <w:rFonts w:ascii="Times New Roman" w:hAnsi="Times New Roman" w:cs="Times New Roman"/>
+        </w:rPr>
+        <w:t xml:space="preserve"> </w:t>
+      </w:r>
+      <w:r>
+        <w:rPr>
+          <w:rFonts w:ascii="Times New Roman" w:hAnsi="Times New Roman" w:cs="Times New Roman"/>
+        </w:rPr>
+        <w:t>Attributing causes using</w:t>
+      </w:r>
+      <w:r>
+        <w:rPr>
+          <w:rFonts w:ascii="Times New Roman" w:hAnsi="Times New Roman" w:cs="Times New Roman"/>
+        </w:rPr>
+        <w:t xml:space="preserve"> observation</w:t>
+      </w:r>
+      <w:r>
+        <w:rPr>
+          <w:rFonts w:ascii="Times New Roman" w:hAnsi="Times New Roman" w:cs="Times New Roman"/>
+        </w:rPr>
+        <w:t>al</w:t>
+      </w:r>
+      <w:r>
+        <w:rPr>
+          <w:rFonts w:ascii="Times New Roman" w:hAnsi="Times New Roman" w:cs="Times New Roman"/>
+        </w:rPr>
+        <w:t xml:space="preserve"> data can be difficult, particularly in complex systems </w:t>
+      </w:r>
+      <w:r>
+        <w:rPr>
+          <w:rFonts w:ascii="Times New Roman" w:hAnsi="Times New Roman" w:cs="Times New Roman"/>
+        </w:rPr>
+        <w:t>with</w:t>
+      </w:r>
+      <w:r>
+        <w:rPr>
+          <w:rFonts w:ascii="Times New Roman" w:hAnsi="Times New Roman" w:cs="Times New Roman"/>
+        </w:rPr>
+        <w:t xml:space="preserve"> relatively short time series</w:t>
+      </w:r>
+      <w:r>
+        <w:rPr>
+          <w:rFonts w:ascii="Times New Roman" w:hAnsi="Times New Roman" w:cs="Times New Roman"/>
+        </w:rPr>
+        <w:t xml:space="preserve"> (</w:t>
+      </w:r>
+      <w:r>
+        <w:rPr>
+          <w:rFonts w:ascii="Times New Roman" w:hAnsi="Times New Roman" w:cs="Times New Roman"/>
+        </w:rPr>
+        <w:t>15</w:t>
+      </w:r>
+      <w:r>
+        <w:rPr>
+          <w:rFonts w:ascii="Times New Roman" w:hAnsi="Times New Roman" w:cs="Times New Roman"/>
+          <w:highlight w:val="yellow"/>
+        </w:rPr>
+        <w:t>)</w:t>
+      </w:r>
+      <w:r>
+        <w:rPr>
+          <w:rFonts w:ascii="Times New Roman" w:hAnsi="Times New Roman" w:cs="Times New Roman"/>
+          <w:highlight w:val="yellow"/>
+        </w:rPr>
+        <w:t xml:space="preserve">. </w:t>
+      </w:r>
+      <w:r>
+        <w:rPr>
+          <w:rFonts w:ascii="Times New Roman" w:hAnsi="Times New Roman" w:cs="Times New Roman"/>
+          <w:highlight w:val="yellow"/>
+        </w:rPr>
+        <w:t>CITE COLE HERE</w:t>
+      </w:r>
+      <w:r>
+        <w:rPr>
+          <w:rFonts w:ascii="Times New Roman" w:hAnsi="Times New Roman" w:cs="Times New Roman"/>
+        </w:rPr>
+        <w:t xml:space="preserve">. </w:t>
+      </w:r>
+      <w:r>
+        <w:rPr>
+          <w:rFonts w:ascii="Times New Roman" w:hAnsi="Times New Roman" w:cs="Times New Roman"/>
+        </w:rPr>
+        <w:t>Nonetheless</w:t>
+      </w:r>
+      <w:r>
+        <w:rPr>
+          <w:rFonts w:ascii="Times New Roman" w:hAnsi="Times New Roman" w:cs="Times New Roman"/>
+        </w:rPr>
+        <w:t>, there are considerable risks in not attempting to understand population changes in a broader context than just fishery-driven dynamics.</w:t>
+      </w:r>
+      <w:r>
+        <w:rPr>
+          <w:rFonts w:ascii="Times New Roman" w:hAnsi="Times New Roman" w:cs="Times New Roman"/>
+        </w:rPr>
+        <w:t xml:space="preserve"> </w:t>
+      </w:r>
+      <w:r>
+        <w:rPr>
+          <w:rFonts w:ascii="Times New Roman" w:hAnsi="Times New Roman" w:cs="Times New Roman"/>
+        </w:rPr>
+        <w:t>A</w:t>
+      </w:r>
+      <w:r>
+        <w:rPr>
+          <w:rFonts w:ascii="Times New Roman" w:hAnsi="Times New Roman" w:cs="Times New Roman"/>
+        </w:rPr>
+        <w:t>ssuming that population dynamics are driven by fishing when they are actually driven by climate or disease (for example)</w:t>
+      </w:r>
+      <w:r>
+        <w:rPr>
+          <w:rFonts w:ascii="Times New Roman" w:hAnsi="Times New Roman" w:cs="Times New Roman"/>
+        </w:rPr>
+        <w:t xml:space="preserve"> can result in </w:t>
+      </w:r>
+      <w:r>
+        <w:rPr>
+          <w:rFonts w:ascii="Times New Roman" w:hAnsi="Times New Roman" w:cs="Times New Roman"/>
+        </w:rPr>
+        <w:t xml:space="preserve">misdirected (and ultimately </w:t>
+      </w:r>
+      <w:r>
+        <w:rPr>
+          <w:rFonts w:ascii="Times New Roman" w:hAnsi="Times New Roman" w:cs="Times New Roman"/>
+        </w:rPr>
+        <w:t>wasted</w:t>
+      </w:r>
+      <w:r>
+        <w:rPr>
+          <w:rFonts w:ascii="Times New Roman" w:hAnsi="Times New Roman" w:cs="Times New Roman"/>
+        </w:rPr>
+        <w:t>)</w:t>
+      </w:r>
+      <w:r>
+        <w:rPr>
+          <w:rFonts w:ascii="Times New Roman" w:hAnsi="Times New Roman" w:cs="Times New Roman"/>
+        </w:rPr>
+        <w:t xml:space="preserve"> management resources. Experiments</w:t>
+      </w:r>
+      <w:r>
+        <w:rPr>
+          <w:rFonts w:ascii="Times New Roman" w:hAnsi="Times New Roman" w:cs="Times New Roman"/>
+        </w:rPr>
+        <w:t>, surveys, and analyse</w:t>
+      </w:r>
+      <w:r>
+        <w:rPr>
+          <w:rFonts w:ascii="Times New Roman" w:hAnsi="Times New Roman" w:cs="Times New Roman"/>
+        </w:rPr>
+        <w:t xml:space="preserve">s aimed at identifying drivers of </w:t>
+      </w:r>
+      <w:r>
+        <w:rPr>
+          <w:rFonts w:ascii="Times New Roman" w:hAnsi="Times New Roman" w:cs="Times New Roman"/>
+        </w:rPr>
         <w:t>population</w:t>
       </w:r>
       <w:r>
         <w:rPr>
           <w:rFonts w:ascii="Times New Roman" w:hAnsi="Times New Roman" w:cs="Times New Roman"/>
         </w:rPr>
-        <w:t>/maturity combinations</w:t>
-      </w:r>
-      <w:r>
-        <w:rPr>
-          <w:rFonts w:ascii="Times New Roman" w:hAnsi="Times New Roman" w:cs="Times New Roman"/>
-        </w:rPr>
-        <w:t xml:space="preserve"> (f</w:t>
-      </w:r>
-      <w:r>
-        <w:rPr>
-          <w:rFonts w:ascii="Times New Roman" w:hAnsi="Times New Roman" w:cs="Times New Roman"/>
-        </w:rPr>
-        <w:t>igure 2)</w:t>
-      </w:r>
-      <w:r>
-        <w:rPr>
-          <w:rFonts w:ascii="Times New Roman" w:hAnsi="Times New Roman" w:cs="Times New Roman"/>
-        </w:rPr>
-        <w:t xml:space="preserve">. Higher abundances were </w:t>
-      </w:r>
-      <w:r>
-        <w:rPr>
-          <w:rFonts w:ascii="Times New Roman" w:hAnsi="Times New Roman" w:cs="Times New Roman"/>
-        </w:rPr>
-        <w:t>associated with</w:t>
-      </w:r>
-      <w:r>
-        <w:rPr>
-          <w:rFonts w:ascii="Times New Roman" w:hAnsi="Times New Roman" w:cs="Times New Roman"/>
-        </w:rPr>
-        <w:t xml:space="preserve"> higher mortality for all</w:t>
-      </w:r>
-      <w:r>
-        <w:rPr>
-          <w:rFonts w:ascii="Times New Roman" w:hAnsi="Times New Roman" w:cs="Times New Roman"/>
-        </w:rPr>
-        <w:t xml:space="preserve"> </w:t>
-      </w:r>
-      <w:r>
-        <w:rPr>
-          <w:rFonts w:ascii="Times New Roman" w:hAnsi="Times New Roman" w:cs="Times New Roman"/>
-        </w:rPr>
-        <w:t>population</w:t>
+        <w:t xml:space="preserve"> change</w:t>
       </w:r>
       <w:r>
         <w:rPr>
@@ -2538,163 +3890,13 @@
         <w:rPr>
           <w:rFonts w:ascii="Times New Roman" w:hAnsi="Times New Roman" w:cs="Times New Roman"/>
         </w:rPr>
-        <w:t xml:space="preserve"> </w:t>
-      </w:r>
-      <w:r>
-        <w:rPr>
-          <w:rFonts w:ascii="Times New Roman" w:hAnsi="Times New Roman" w:cs="Times New Roman"/>
-        </w:rPr>
-        <w:t>except</w:t>
-      </w:r>
-      <w:r>
-        <w:rPr>
-          <w:rFonts w:ascii="Times New Roman" w:hAnsi="Times New Roman" w:cs="Times New Roman"/>
-        </w:rPr>
-        <w:t xml:space="preserve"> </w:t>
-      </w:r>
-      <w:r>
-        <w:rPr>
-          <w:rFonts w:ascii="Times New Roman" w:hAnsi="Times New Roman" w:cs="Times New Roman"/>
-        </w:rPr>
-        <w:t xml:space="preserve">southern </w:t>
-      </w:r>
-      <w:r>
-        <w:rPr>
-          <w:rFonts w:ascii="Times New Roman" w:hAnsi="Times New Roman" w:cs="Times New Roman"/>
-        </w:rPr>
-        <w:t>Tanner crab and SMBKC (f</w:t>
-      </w:r>
-      <w:r>
-        <w:rPr>
-          <w:rFonts w:ascii="Times New Roman" w:hAnsi="Times New Roman" w:cs="Times New Roman"/>
-        </w:rPr>
-        <w:t xml:space="preserve">igure 2). Larger average size was associated with higher mortality for all </w:t>
-      </w:r>
-      <w:r>
-        <w:rPr>
-          <w:rFonts w:ascii="Times New Roman" w:hAnsi="Times New Roman" w:cs="Times New Roman"/>
-        </w:rPr>
-        <w:t>population</w:t>
-      </w:r>
-      <w:r>
-        <w:rPr>
-          <w:rFonts w:ascii="Times New Roman" w:hAnsi="Times New Roman" w:cs="Times New Roman"/>
-        </w:rPr>
-        <w:t>s except BBRKC, which had U-shaped relationships</w:t>
-      </w:r>
-      <w:r>
-        <w:rPr>
-          <w:rFonts w:ascii="Times New Roman" w:hAnsi="Times New Roman" w:cs="Times New Roman"/>
-        </w:rPr>
-        <w:t xml:space="preserve"> (figure </w:t>
-      </w:r>
-      <w:r>
-        <w:rPr>
-          <w:rFonts w:ascii="Times New Roman" w:hAnsi="Times New Roman" w:cs="Times New Roman"/>
-        </w:rPr>
-        <w:t>2</w:t>
-      </w:r>
-      <w:r>
-        <w:rPr>
-          <w:rFonts w:ascii="Times New Roman" w:hAnsi="Times New Roman" w:cs="Times New Roman"/>
-        </w:rPr>
-        <w:t>)</w:t>
-      </w:r>
-      <w:r>
-        <w:rPr>
-          <w:rFonts w:ascii="Times New Roman" w:hAnsi="Times New Roman" w:cs="Times New Roman"/>
-        </w:rPr>
-        <w:t xml:space="preserve">. </w:t>
-      </w:r>
-      <w:r>
-        <w:rPr>
-          <w:rFonts w:ascii="Times New Roman" w:hAnsi="Times New Roman" w:cs="Times New Roman"/>
-        </w:rPr>
-        <w:t>I</w:t>
-      </w:r>
-      <w:r>
-        <w:rPr>
-          <w:rFonts w:ascii="Times New Roman" w:hAnsi="Times New Roman" w:cs="Times New Roman"/>
-        </w:rPr>
-        <w:t xml:space="preserve">ce extent was </w:t>
-      </w:r>
-      <w:r>
-        <w:rPr>
-          <w:rFonts w:ascii="Times New Roman" w:hAnsi="Times New Roman" w:cs="Times New Roman"/>
-        </w:rPr>
-        <w:t>one of the most important variables for predicting variability</w:t>
-      </w:r>
-      <w:r>
-        <w:rPr>
-          <w:rFonts w:ascii="Times New Roman" w:hAnsi="Times New Roman" w:cs="Times New Roman"/>
-        </w:rPr>
-        <w:t>,</w:t>
-      </w:r>
-      <w:r>
-        <w:rPr>
-          <w:rFonts w:ascii="Times New Roman" w:hAnsi="Times New Roman" w:cs="Times New Roman"/>
-        </w:rPr>
-        <w:t xml:space="preserve"> and </w:t>
-      </w:r>
-      <w:r>
-        <w:rPr>
-          <w:rFonts w:ascii="Times New Roman" w:hAnsi="Times New Roman" w:cs="Times New Roman"/>
-        </w:rPr>
-        <w:t xml:space="preserve">higher mortality </w:t>
-      </w:r>
-      <w:r>
-        <w:rPr>
-          <w:rFonts w:ascii="Times New Roman" w:hAnsi="Times New Roman" w:cs="Times New Roman"/>
-        </w:rPr>
-        <w:t xml:space="preserve">was associated with less ice </w:t>
-      </w:r>
-      <w:r>
-        <w:rPr>
-          <w:rFonts w:ascii="Times New Roman" w:hAnsi="Times New Roman" w:cs="Times New Roman"/>
-        </w:rPr>
-        <w:t>for all stocks except blue king crab.</w:t>
-      </w:r>
-      <w:r>
-        <w:rPr>
-          <w:rFonts w:ascii="Times New Roman" w:hAnsi="Times New Roman" w:cs="Times New Roman"/>
-        </w:rPr>
-        <w:t xml:space="preserve"> </w:t>
-      </w:r>
-      <w:r>
-        <w:rPr>
-          <w:rFonts w:ascii="Times New Roman" w:hAnsi="Times New Roman" w:cs="Times New Roman"/>
-        </w:rPr>
-        <w:t>Temperature effects were confounded with ice for some stocks, but h</w:t>
-      </w:r>
-      <w:r>
-        <w:rPr>
-          <w:rFonts w:ascii="Times New Roman" w:hAnsi="Times New Roman" w:cs="Times New Roman"/>
-        </w:rPr>
-        <w:t>igher temperatures were</w:t>
-      </w:r>
-      <w:r>
-        <w:rPr>
-          <w:rFonts w:ascii="Times New Roman" w:hAnsi="Times New Roman" w:cs="Times New Roman"/>
-        </w:rPr>
-        <w:t xml:space="preserve"> often</w:t>
-      </w:r>
-      <w:r>
-        <w:rPr>
-          <w:rFonts w:ascii="Times New Roman" w:hAnsi="Times New Roman" w:cs="Times New Roman"/>
-        </w:rPr>
-        <w:t xml:space="preserve"> associated with higher estimated mortality </w:t>
-      </w:r>
-      <w:r>
-        <w:rPr>
-          <w:rFonts w:ascii="Times New Roman" w:hAnsi="Times New Roman" w:cs="Times New Roman"/>
-        </w:rPr>
-        <w:t>(see SI for discussion)</w:t>
-      </w:r>
-      <w:r>
-        <w:rPr>
-          <w:rFonts w:ascii="Times New Roman" w:hAnsi="Times New Roman" w:cs="Times New Roman"/>
-        </w:rPr>
-        <w:t xml:space="preserve">. </w:t>
+        <w:t xml:space="preserve"> are likely the </w:t>
+      </w:r>
+      <w:r>
+        <w:rPr>
+          <w:rFonts w:ascii="Times New Roman" w:hAnsi="Times New Roman" w:cs="Times New Roman"/>
+        </w:rPr>
+        <w:t>best hope for designing effective management strategies as climate change reorganizes ecosystems.</w:t>
       </w:r>
       <w:r>
         <w:rPr>
@@ -2714,25 +3916,14 @@
         <w:rPr>
           <w:rFonts w:ascii="Times New Roman" w:hAnsi="Times New Roman" w:cs="Times New Roman"/>
         </w:rPr>
-        <w:t>The combined contributions of changes in r</w:t>
-      </w:r>
-      <w:r>
-        <w:rPr>
-          <w:rFonts w:ascii="Times New Roman" w:hAnsi="Times New Roman" w:cs="Times New Roman"/>
-        </w:rPr>
-        <w:t xml:space="preserve">ecruitment, fishing mortality, and other mortality </w:t>
-      </w:r>
-      <w:r>
-        <w:rPr>
-          <w:rFonts w:ascii="Times New Roman" w:hAnsi="Times New Roman" w:cs="Times New Roman"/>
-        </w:rPr>
-        <w:t>produced</w:t>
-      </w:r>
-      <w:r>
-        <w:rPr>
-          <w:rFonts w:ascii="Times New Roman" w:hAnsi="Times New Roman" w:cs="Times New Roman"/>
-        </w:rPr>
-        <w:t xml:space="preserve"> volatile total abundance trajectories for</w:t>
+        <w:lastRenderedPageBreak/>
+        <w:t>Regardless of</w:t>
+      </w:r>
+      <w:r>
+        <w:rPr>
+          <w:rFonts w:ascii="Times New Roman" w:hAnsi="Times New Roman" w:cs="Times New Roman"/>
+        </w:rPr>
+        <w:t xml:space="preserve"> the true underlying drivers of population change,</w:t>
       </w:r>
       <w:r>
         <w:rPr>
@@ -2744,49 +3935,13 @@
         <w:rPr>
           <w:rFonts w:ascii="Times New Roman" w:hAnsi="Times New Roman" w:cs="Times New Roman"/>
         </w:rPr>
-        <w:t xml:space="preserve"> Bering Sea crab (figure 3).  Abundance declines of 40% or greater happened </w:t>
-      </w:r>
-      <w:r>
-        <w:rPr>
-          <w:rFonts w:ascii="Times New Roman" w:hAnsi="Times New Roman" w:cs="Times New Roman"/>
-        </w:rPr>
-        <w:t>20</w:t>
-      </w:r>
-      <w:r>
-        <w:rPr>
-          <w:rFonts w:ascii="Times New Roman" w:hAnsi="Times New Roman" w:cs="Times New Roman"/>
-        </w:rPr>
-        <w:t xml:space="preserve"> times across all populations</w:t>
-      </w:r>
-      <w:r>
-        <w:rPr>
-          <w:rFonts w:ascii="Times New Roman" w:hAnsi="Times New Roman" w:cs="Times New Roman"/>
-        </w:rPr>
         <w:t xml:space="preserve"> </w:t>
       </w:r>
       <w:r>
         <w:rPr>
           <w:rFonts w:ascii="Times New Roman" w:hAnsi="Times New Roman" w:cs="Times New Roman"/>
         </w:rPr>
-        <w:t xml:space="preserve">during </w:t>
-      </w:r>
-      <w:r>
-        <w:rPr>
-          <w:rFonts w:ascii="Times New Roman" w:hAnsi="Times New Roman" w:cs="Times New Roman"/>
-        </w:rPr>
-        <w:t>the past ~50 years</w:t>
-      </w:r>
-      <w:r>
-        <w:rPr>
-          <w:rFonts w:ascii="Times New Roman" w:hAnsi="Times New Roman" w:cs="Times New Roman"/>
-        </w:rPr>
-        <w:t xml:space="preserve">, but only </w:t>
-      </w:r>
-      <w:r>
-        <w:rPr>
-          <w:rFonts w:ascii="Times New Roman" w:hAnsi="Times New Roman" w:cs="Times New Roman"/>
-        </w:rPr>
-        <w:t>four</w:t>
+        <w:t>Bering Sea crab</w:t>
       </w:r>
       <w:r>
         <w:rPr>
@@ -2798,109 +3953,37 @@
         <w:rPr>
           <w:rFonts w:ascii="Times New Roman" w:hAnsi="Times New Roman" w:cs="Times New Roman"/>
         </w:rPr>
-        <w:t xml:space="preserve">of these were associated with </w:t>
-      </w:r>
-      <w:r>
-        <w:rPr>
-          <w:rFonts w:ascii="Times New Roman" w:hAnsi="Times New Roman" w:cs="Times New Roman"/>
-        </w:rPr>
-        <w:t xml:space="preserve">estimated </w:t>
-      </w:r>
-      <w:r>
-        <w:rPr>
-          <w:rFonts w:ascii="Times New Roman" w:hAnsi="Times New Roman" w:cs="Times New Roman"/>
-        </w:rPr>
-        <w:t>fishing mortalities higher than the median estimated rates</w:t>
-      </w:r>
-      <w:r>
-        <w:rPr>
-          <w:rFonts w:ascii="Times New Roman" w:hAnsi="Times New Roman" w:cs="Times New Roman"/>
-        </w:rPr>
-        <w:t>. This</w:t>
-      </w:r>
-      <w:r>
-        <w:rPr>
-          <w:rFonts w:ascii="Times New Roman" w:hAnsi="Times New Roman" w:cs="Times New Roman"/>
-        </w:rPr>
-        <w:t xml:space="preserve">, coupled with the relatively small fraction of the population vulnerable to fishing (figure </w:t>
-      </w:r>
-      <w:r>
-        <w:rPr>
-          <w:rFonts w:ascii="Times New Roman" w:hAnsi="Times New Roman" w:cs="Times New Roman"/>
-        </w:rPr>
-        <w:t>4</w:t>
-      </w:r>
-      <w:r>
-        <w:rPr>
-          <w:rFonts w:ascii="Times New Roman" w:hAnsi="Times New Roman" w:cs="Times New Roman"/>
-        </w:rPr>
-        <w:t>),</w:t>
-      </w:r>
-      <w:r>
-        <w:rPr>
-          <w:rFonts w:ascii="Times New Roman" w:hAnsi="Times New Roman" w:cs="Times New Roman"/>
-        </w:rPr>
-        <w:t xml:space="preserve"> suggests </w:t>
-      </w:r>
-      <w:r>
-        <w:rPr>
-          <w:rFonts w:ascii="Times New Roman" w:hAnsi="Times New Roman" w:cs="Times New Roman"/>
-        </w:rPr>
-        <w:t xml:space="preserve">crab </w:t>
-      </w:r>
-      <w:r>
-        <w:rPr>
-          <w:rFonts w:ascii="Times New Roman" w:hAnsi="Times New Roman" w:cs="Times New Roman"/>
-        </w:rPr>
-        <w:t>fishing</w:t>
-      </w:r>
-      <w:r>
-        <w:rPr>
-          <w:rFonts w:ascii="Times New Roman" w:hAnsi="Times New Roman" w:cs="Times New Roman"/>
-        </w:rPr>
-        <w:t xml:space="preserve"> is rarely a large driver of </w:t>
-      </w:r>
-      <w:r>
-        <w:rPr>
-          <w:rFonts w:ascii="Times New Roman" w:hAnsi="Times New Roman" w:cs="Times New Roman"/>
-        </w:rPr>
-        <w:t xml:space="preserve">population-wide </w:t>
-      </w:r>
-      <w:r>
-        <w:rPr>
-          <w:rFonts w:ascii="Times New Roman" w:hAnsi="Times New Roman" w:cs="Times New Roman"/>
-        </w:rPr>
-        <w:t>decline</w:t>
-      </w:r>
-      <w:r>
-        <w:rPr>
-          <w:rFonts w:ascii="Times New Roman" w:hAnsi="Times New Roman" w:cs="Times New Roman"/>
-        </w:rPr>
-        <w:t xml:space="preserve"> other than</w:t>
-      </w:r>
-      <w:r>
-        <w:rPr>
-          <w:rFonts w:ascii="Times New Roman" w:hAnsi="Times New Roman" w:cs="Times New Roman"/>
-        </w:rPr>
-        <w:t xml:space="preserve"> for</w:t>
-      </w:r>
-      <w:r>
-        <w:rPr>
-          <w:rFonts w:ascii="Times New Roman" w:hAnsi="Times New Roman" w:cs="Times New Roman"/>
-        </w:rPr>
-        <w:t xml:space="preserve"> blue king crab</w:t>
-      </w:r>
-      <w:r>
-        <w:rPr>
-          <w:rFonts w:ascii="Times New Roman" w:hAnsi="Times New Roman" w:cs="Times New Roman"/>
-        </w:rPr>
-        <w:t>, primarily because much of the population is protected from fishing by size-selective fishing</w:t>
-      </w:r>
-      <w:r>
-        <w:rPr>
-          <w:rFonts w:ascii="Times New Roman" w:hAnsi="Times New Roman" w:cs="Times New Roman"/>
-        </w:rPr>
-        <w:t>.</w:t>
+        <w:t>fisheries</w:t>
+      </w:r>
+      <w:r>
+        <w:rPr>
+          <w:rFonts w:ascii="Times New Roman" w:hAnsi="Times New Roman" w:cs="Times New Roman"/>
+        </w:rPr>
+        <w:t xml:space="preserve"> are in crisis</w:t>
+      </w:r>
+      <w:r>
+        <w:rPr>
+          <w:rFonts w:ascii="Times New Roman" w:hAnsi="Times New Roman" w:cs="Times New Roman"/>
+        </w:rPr>
+        <w:t xml:space="preserve">. </w:t>
+      </w:r>
+      <w:r>
+        <w:rPr>
+          <w:rFonts w:ascii="Times New Roman" w:hAnsi="Times New Roman" w:cs="Times New Roman"/>
+        </w:rPr>
+        <w:t xml:space="preserve">The </w:t>
+      </w:r>
+      <w:r>
+        <w:rPr>
+          <w:rFonts w:ascii="Times New Roman" w:hAnsi="Times New Roman" w:cs="Times New Roman"/>
+        </w:rPr>
+        <w:t xml:space="preserve">median estimate of </w:t>
+      </w:r>
+      <w:r>
+        <w:rPr>
+          <w:rFonts w:ascii="Times New Roman" w:hAnsi="Times New Roman" w:cs="Times New Roman"/>
+        </w:rPr>
+        <w:t>commercial</w:t>
       </w:r>
       <w:r>
         <w:rPr>
@@ -2912,61 +3995,235 @@
         <w:rPr>
           <w:rFonts w:ascii="Times New Roman" w:hAnsi="Times New Roman" w:cs="Times New Roman"/>
         </w:rPr>
-        <w:t>Nonetheless, f</w:t>
-      </w:r>
-      <w:r>
-        <w:rPr>
-          <w:rFonts w:ascii="Times New Roman" w:hAnsi="Times New Roman" w:cs="Times New Roman"/>
-        </w:rPr>
-        <w:t>ishing can</w:t>
-      </w:r>
-      <w:r>
-        <w:rPr>
-          <w:rFonts w:ascii="Times New Roman" w:hAnsi="Times New Roman" w:cs="Times New Roman"/>
-        </w:rPr>
-        <w:t xml:space="preserve"> (and does)</w:t>
-      </w:r>
-      <w:r>
-        <w:rPr>
-          <w:rFonts w:ascii="Times New Roman" w:hAnsi="Times New Roman" w:cs="Times New Roman"/>
-        </w:rPr>
-        <w:t xml:space="preserve"> have large impacts on the small fraction of the population that is vulnerable to the fishery</w:t>
-      </w:r>
-      <w:r>
-        <w:rPr>
-          <w:rFonts w:ascii="Times New Roman" w:hAnsi="Times New Roman" w:cs="Times New Roman"/>
-        </w:rPr>
-        <w:t xml:space="preserve">, which in turn can have large implications for the economic stability of the </w:t>
-      </w:r>
-      <w:r>
-        <w:rPr>
-          <w:rFonts w:ascii="Times New Roman" w:hAnsi="Times New Roman" w:cs="Times New Roman"/>
-        </w:rPr>
-        <w:t xml:space="preserve">target </w:t>
-      </w:r>
-      <w:r>
-        <w:rPr>
-          <w:rFonts w:ascii="Times New Roman" w:hAnsi="Times New Roman" w:cs="Times New Roman"/>
-        </w:rPr>
-        <w:t>fisheries</w:t>
-      </w:r>
-      <w:r>
-        <w:rPr>
-          <w:rFonts w:ascii="Times New Roman" w:hAnsi="Times New Roman" w:cs="Times New Roman"/>
-        </w:rPr>
-        <w:t xml:space="preserve">, particularly if there are feedbacks within the population between growth, maturity, and density </w:t>
-      </w:r>
-      <w:r>
-        <w:rPr>
-          <w:rFonts w:ascii="Times New Roman" w:hAnsi="Times New Roman" w:cs="Times New Roman"/>
-        </w:rPr>
-        <w:t>(</w:t>
-      </w:r>
-      <w:r>
-        <w:rPr>
-          <w:rFonts w:ascii="Times New Roman" w:hAnsi="Times New Roman" w:cs="Times New Roman"/>
-        </w:rPr>
-        <w:t>as in snow crab</w:t>
+        <w:t>abundance</w:t>
+      </w:r>
+      <w:r>
+        <w:rPr>
+          <w:rFonts w:ascii="Times New Roman" w:hAnsi="Times New Roman" w:cs="Times New Roman"/>
+        </w:rPr>
+        <w:t xml:space="preserve"> </w:t>
+      </w:r>
+      <w:r>
+        <w:rPr>
+          <w:rFonts w:ascii="Times New Roman" w:hAnsi="Times New Roman" w:cs="Times New Roman"/>
+        </w:rPr>
+        <w:t>during 202</w:t>
+      </w:r>
+      <w:r>
+        <w:rPr>
+          <w:rFonts w:ascii="Times New Roman" w:hAnsi="Times New Roman" w:cs="Times New Roman"/>
+        </w:rPr>
+        <w:t>5</w:t>
+      </w:r>
+      <w:r>
+        <w:rPr>
+          <w:rFonts w:ascii="Times New Roman" w:hAnsi="Times New Roman" w:cs="Times New Roman"/>
+        </w:rPr>
+        <w:t xml:space="preserve"> </w:t>
+      </w:r>
+      <w:r>
+        <w:rPr>
+          <w:rFonts w:ascii="Times New Roman" w:hAnsi="Times New Roman" w:cs="Times New Roman"/>
+        </w:rPr>
+        <w:t xml:space="preserve">across all </w:t>
+      </w:r>
+      <w:r>
+        <w:rPr>
+          <w:rFonts w:ascii="Times New Roman" w:hAnsi="Times New Roman" w:cs="Times New Roman"/>
+        </w:rPr>
+        <w:t>population</w:t>
+      </w:r>
+      <w:r>
+        <w:rPr>
+          <w:rFonts w:ascii="Times New Roman" w:hAnsi="Times New Roman" w:cs="Times New Roman"/>
+        </w:rPr>
+        <w:t xml:space="preserve">s </w:t>
+      </w:r>
+      <w:r>
+        <w:rPr>
+          <w:rFonts w:ascii="Times New Roman" w:hAnsi="Times New Roman" w:cs="Times New Roman"/>
+        </w:rPr>
+        <w:t>was</w:t>
+      </w:r>
+      <w:r>
+        <w:rPr>
+          <w:rFonts w:ascii="Times New Roman" w:hAnsi="Times New Roman" w:cs="Times New Roman"/>
+        </w:rPr>
+        <w:t xml:space="preserve"> </w:t>
+      </w:r>
+      <w:r>
+        <w:rPr>
+          <w:rFonts w:ascii="Times New Roman" w:hAnsi="Times New Roman" w:cs="Times New Roman"/>
+        </w:rPr>
+        <w:t xml:space="preserve">~7.5% </w:t>
+      </w:r>
+      <w:r>
+        <w:rPr>
+          <w:rFonts w:ascii="Times New Roman" w:hAnsi="Times New Roman" w:cs="Times New Roman"/>
+        </w:rPr>
+        <w:t xml:space="preserve">of the maximum observed, with the two most economically important </w:t>
+      </w:r>
+      <w:r>
+        <w:rPr>
+          <w:rFonts w:ascii="Times New Roman" w:hAnsi="Times New Roman" w:cs="Times New Roman"/>
+        </w:rPr>
+        <w:t>population</w:t>
+      </w:r>
+      <w:r>
+        <w:rPr>
+          <w:rFonts w:ascii="Times New Roman" w:hAnsi="Times New Roman" w:cs="Times New Roman"/>
+        </w:rPr>
+        <w:t>s (BBRKC and snow</w:t>
+      </w:r>
+      <w:r>
+        <w:rPr>
+          <w:rFonts w:ascii="Times New Roman" w:hAnsi="Times New Roman" w:cs="Times New Roman"/>
+        </w:rPr>
+        <w:t xml:space="preserve"> crab</w:t>
+      </w:r>
+      <w:r>
+        <w:rPr>
+          <w:rFonts w:ascii="Times New Roman" w:hAnsi="Times New Roman" w:cs="Times New Roman"/>
+        </w:rPr>
+        <w:t xml:space="preserve">) </w:t>
+      </w:r>
+      <w:r>
+        <w:rPr>
+          <w:rFonts w:ascii="Times New Roman" w:hAnsi="Times New Roman" w:cs="Times New Roman"/>
+        </w:rPr>
+        <w:t>estimated</w:t>
+      </w:r>
+      <w:r>
+        <w:rPr>
+          <w:rFonts w:ascii="Times New Roman" w:hAnsi="Times New Roman" w:cs="Times New Roman"/>
+        </w:rPr>
+        <w:t xml:space="preserve"> at </w:t>
+      </w:r>
+      <w:r>
+        <w:rPr>
+          <w:rFonts w:ascii="Times New Roman" w:hAnsi="Times New Roman" w:cs="Times New Roman"/>
+        </w:rPr>
+        <w:t>16 and 8</w:t>
+      </w:r>
+      <w:r>
+        <w:rPr>
+          <w:rFonts w:ascii="Times New Roman" w:hAnsi="Times New Roman" w:cs="Times New Roman"/>
+        </w:rPr>
+        <w:t>%</w:t>
+      </w:r>
+      <w:r>
+        <w:rPr>
+          <w:rFonts w:ascii="Times New Roman" w:hAnsi="Times New Roman" w:cs="Times New Roman"/>
+        </w:rPr>
+        <w:t xml:space="preserve"> of maximum, respectively (figure 4).</w:t>
+      </w:r>
+      <w:r>
+        <w:rPr>
+          <w:rFonts w:ascii="Times New Roman" w:hAnsi="Times New Roman" w:cs="Times New Roman"/>
+        </w:rPr>
+        <w:t xml:space="preserve"> </w:t>
+      </w:r>
+      <w:r>
+        <w:rPr>
+          <w:rFonts w:ascii="Times New Roman" w:hAnsi="Times New Roman" w:cs="Times New Roman"/>
+        </w:rPr>
+        <w:t xml:space="preserve">Given </w:t>
+      </w:r>
+      <w:r>
+        <w:rPr>
+          <w:rFonts w:ascii="Times New Roman" w:hAnsi="Times New Roman" w:cs="Times New Roman"/>
+        </w:rPr>
+        <w:t xml:space="preserve">the currently poor status of </w:t>
+      </w:r>
+      <w:r>
+        <w:rPr>
+          <w:rFonts w:ascii="Times New Roman" w:hAnsi="Times New Roman" w:cs="Times New Roman"/>
+        </w:rPr>
+        <w:t xml:space="preserve">eastern </w:t>
+      </w:r>
+      <w:r>
+        <w:rPr>
+          <w:rFonts w:ascii="Times New Roman" w:hAnsi="Times New Roman" w:cs="Times New Roman"/>
+        </w:rPr>
+        <w:t xml:space="preserve">Bering Sea crab </w:t>
+      </w:r>
+      <w:r>
+        <w:rPr>
+          <w:rFonts w:ascii="Times New Roman" w:hAnsi="Times New Roman" w:cs="Times New Roman"/>
+        </w:rPr>
+        <w:t>population</w:t>
+      </w:r>
+      <w:r>
+        <w:rPr>
+          <w:rFonts w:ascii="Times New Roman" w:hAnsi="Times New Roman" w:cs="Times New Roman"/>
+        </w:rPr>
+        <w:t>s</w:t>
+      </w:r>
+      <w:r>
+        <w:rPr>
+          <w:rFonts w:ascii="Times New Roman" w:hAnsi="Times New Roman" w:cs="Times New Roman"/>
+        </w:rPr>
+        <w:t xml:space="preserve">, it is natural to ask if incorporating the expectation of episodic mortality events into </w:t>
+      </w:r>
+      <w:r>
+        <w:rPr>
+          <w:rFonts w:ascii="Times New Roman" w:hAnsi="Times New Roman" w:cs="Times New Roman"/>
+        </w:rPr>
+        <w:t>biomass and fishing mortality targets</w:t>
+      </w:r>
+      <w:r>
+        <w:rPr>
+          <w:rFonts w:ascii="Times New Roman" w:hAnsi="Times New Roman" w:cs="Times New Roman"/>
+        </w:rPr>
+        <w:t xml:space="preserve"> could improve </w:t>
+      </w:r>
+      <w:r>
+        <w:rPr>
+          <w:rFonts w:ascii="Times New Roman" w:hAnsi="Times New Roman" w:cs="Times New Roman"/>
+        </w:rPr>
+        <w:t xml:space="preserve">management </w:t>
+      </w:r>
+      <w:r>
+        <w:rPr>
+          <w:rFonts w:ascii="Times New Roman" w:hAnsi="Times New Roman" w:cs="Times New Roman"/>
+        </w:rPr>
+        <w:t>outcomes. To explore this question, we parameterized a model based on BBRKC and then calculated equilibrium management targets</w:t>
+      </w:r>
+      <w:r>
+        <w:rPr>
+          <w:rFonts w:ascii="Times New Roman" w:hAnsi="Times New Roman" w:cs="Times New Roman"/>
+        </w:rPr>
+        <w:t xml:space="preserve"> and expected yields</w:t>
+      </w:r>
+      <w:r>
+        <w:rPr>
+          <w:rFonts w:ascii="Times New Roman" w:hAnsi="Times New Roman" w:cs="Times New Roman"/>
+        </w:rPr>
+        <w:t xml:space="preserve"> in two ways</w:t>
+      </w:r>
+      <w:r>
+        <w:rPr>
+          <w:rFonts w:ascii="Times New Roman" w:hAnsi="Times New Roman" w:cs="Times New Roman"/>
+        </w:rPr>
+        <w:t xml:space="preserve">. In </w:t>
+      </w:r>
+      <w:r>
+        <w:rPr>
+          <w:rFonts w:ascii="Times New Roman" w:hAnsi="Times New Roman" w:cs="Times New Roman"/>
+        </w:rPr>
+        <w:t>the first</w:t>
+      </w:r>
+      <w:r>
+        <w:rPr>
+          <w:rFonts w:ascii="Times New Roman" w:hAnsi="Times New Roman" w:cs="Times New Roman"/>
+        </w:rPr>
+        <w:t xml:space="preserve"> </w:t>
+      </w:r>
+      <w:r>
+        <w:rPr>
+          <w:rFonts w:ascii="Times New Roman" w:hAnsi="Times New Roman" w:cs="Times New Roman"/>
+        </w:rPr>
+        <w:t>set of projections</w:t>
       </w:r>
       <w:r>
         <w:rPr>
@@ -2978,19 +4235,107 @@
         <w:rPr>
           <w:rFonts w:ascii="Times New Roman" w:hAnsi="Times New Roman" w:cs="Times New Roman"/>
         </w:rPr>
-        <w:t>10</w:t>
-      </w:r>
-      <w:r>
-        <w:rPr>
-          <w:rFonts w:ascii="Times New Roman" w:hAnsi="Times New Roman" w:cs="Times New Roman"/>
-        </w:rPr>
-        <w:t>)</w:t>
-      </w:r>
-      <w:r>
-        <w:rPr>
-          <w:rFonts w:ascii="Times New Roman" w:hAnsi="Times New Roman" w:cs="Times New Roman"/>
-        </w:rPr>
-        <w:t xml:space="preserve">. </w:t>
+        <w:t>other</w:t>
+      </w:r>
+      <w:r>
+        <w:rPr>
+          <w:rFonts w:ascii="Times New Roman" w:hAnsi="Times New Roman" w:cs="Times New Roman"/>
+        </w:rPr>
+        <w:t xml:space="preserve"> mortality was assumed </w:t>
+      </w:r>
+      <w:r>
+        <w:rPr>
+          <w:rFonts w:ascii="Times New Roman" w:hAnsi="Times New Roman" w:cs="Times New Roman"/>
+        </w:rPr>
+        <w:t xml:space="preserve">to be </w:t>
+      </w:r>
+      <w:r>
+        <w:rPr>
+          <w:rFonts w:ascii="Times New Roman" w:hAnsi="Times New Roman" w:cs="Times New Roman"/>
+        </w:rPr>
+        <w:t>constant. I</w:t>
+      </w:r>
+      <w:r>
+        <w:rPr>
+          <w:rFonts w:ascii="Times New Roman" w:hAnsi="Times New Roman" w:cs="Times New Roman"/>
+        </w:rPr>
+        <w:t xml:space="preserve">n the </w:t>
+      </w:r>
+      <w:r>
+        <w:rPr>
+          <w:rFonts w:ascii="Times New Roman" w:hAnsi="Times New Roman" w:cs="Times New Roman"/>
+        </w:rPr>
+        <w:t>second</w:t>
+      </w:r>
+      <w:r>
+        <w:rPr>
+          <w:rFonts w:ascii="Times New Roman" w:hAnsi="Times New Roman" w:cs="Times New Roman"/>
+        </w:rPr>
+        <w:t xml:space="preserve"> </w:t>
+      </w:r>
+      <w:r>
+        <w:rPr>
+          <w:rFonts w:ascii="Times New Roman" w:hAnsi="Times New Roman" w:cs="Times New Roman"/>
+        </w:rPr>
+        <w:t>set</w:t>
+      </w:r>
+      <w:r>
+        <w:rPr>
+          <w:rFonts w:ascii="Times New Roman" w:hAnsi="Times New Roman" w:cs="Times New Roman"/>
+        </w:rPr>
+        <w:t>, we sampled yearly other mortality from historical estimates and simulated 1000 populations to develop a distribution for the expected yield and biomass for a given fishing mortality</w:t>
+      </w:r>
+      <w:r>
+        <w:rPr>
+          <w:rFonts w:ascii="Times New Roman" w:hAnsi="Times New Roman" w:cs="Times New Roman"/>
+        </w:rPr>
+        <w:t xml:space="preserve"> </w:t>
+      </w:r>
+      <w:r>
+        <w:rPr>
+          <w:rFonts w:ascii="Times New Roman" w:hAnsi="Times New Roman" w:cs="Times New Roman"/>
+        </w:rPr>
+        <w:t xml:space="preserve">under the possibility of </w:t>
+      </w:r>
+      <w:commentRangeStart w:id="0"/>
+      <w:commentRangeStart w:id="1"/>
+      <w:r>
+        <w:rPr>
+          <w:rFonts w:ascii="Times New Roman" w:hAnsi="Times New Roman" w:cs="Times New Roman"/>
+        </w:rPr>
+        <w:t>episodic</w:t>
+      </w:r>
+      <w:commentRangeEnd w:id="0"/>
+      <w:r>
+        <w:rPr>
+          <w:rStyle w:val="CommentReference"/>
+          <w:rFonts w:ascii="Times New Roman" w:hAnsi="Times New Roman" w:cs="Times New Roman"/>
+          <w:sz w:val="22"/>
+          <w:szCs w:val="22"/>
+        </w:rPr>
+        <w:commentReference w:id="0"/>
+      </w:r>
+      <w:commentRangeEnd w:id="1"/>
+      <w:r>
+        <w:rPr>
+          <w:rStyle w:val="CommentReference"/>
+          <w:rFonts w:ascii="Times New Roman" w:hAnsi="Times New Roman" w:cs="Times New Roman"/>
+          <w:sz w:val="22"/>
+          <w:szCs w:val="22"/>
+        </w:rPr>
+        <w:commentReference w:id="1"/>
+      </w:r>
+      <w:r>
+        <w:rPr>
+          <w:rFonts w:ascii="Times New Roman" w:hAnsi="Times New Roman" w:cs="Times New Roman"/>
+        </w:rPr>
+        <w:t xml:space="preserve"> mortality events.</w:t>
+      </w:r>
+      <w:r>
+        <w:rPr>
+          <w:rFonts w:ascii="Times New Roman" w:hAnsi="Times New Roman" w:cs="Times New Roman"/>
+        </w:rPr>
+        <w:t xml:space="preserve"> </w:t>
       </w:r>
     </w:p>
     <w:p>
@@ -3004,104 +4349,25 @@
         <w:rPr>
           <w:rFonts w:ascii="Times New Roman" w:hAnsi="Times New Roman" w:cs="Times New Roman"/>
         </w:rPr>
-        <w:lastRenderedPageBreak/>
-        <w:t>Even when estimated fishing mortality is high, c</w:t>
-      </w:r>
-      <w:r>
-        <w:rPr>
-          <w:rFonts w:ascii="Times New Roman" w:hAnsi="Times New Roman" w:cs="Times New Roman"/>
-        </w:rPr>
-        <w:t xml:space="preserve">aution must be taken </w:t>
-      </w:r>
-      <w:r>
-        <w:rPr>
-          <w:rFonts w:ascii="Times New Roman" w:hAnsi="Times New Roman" w:cs="Times New Roman"/>
-        </w:rPr>
-        <w:t xml:space="preserve">when using </w:t>
-      </w:r>
-      <w:r>
-        <w:rPr>
-          <w:rFonts w:ascii="Times New Roman" w:hAnsi="Times New Roman" w:cs="Times New Roman"/>
-        </w:rPr>
-        <w:t>it</w:t>
-      </w:r>
-      <w:r>
-        <w:rPr>
-          <w:rFonts w:ascii="Times New Roman" w:hAnsi="Times New Roman" w:cs="Times New Roman"/>
-        </w:rPr>
-        <w:t xml:space="preserve"> as an ind</w:t>
-      </w:r>
-      <w:r>
-        <w:rPr>
-          <w:rFonts w:ascii="Times New Roman" w:hAnsi="Times New Roman" w:cs="Times New Roman"/>
-        </w:rPr>
-        <w:t>icator of fishery-driven decline</w:t>
-      </w:r>
-      <w:r>
-        <w:rPr>
-          <w:rFonts w:ascii="Times New Roman" w:hAnsi="Times New Roman" w:cs="Times New Roman"/>
-        </w:rPr>
-        <w:t xml:space="preserve">. For example, </w:t>
-      </w:r>
-      <w:r>
-        <w:rPr>
-          <w:rFonts w:ascii="Times New Roman" w:hAnsi="Times New Roman" w:cs="Times New Roman"/>
-        </w:rPr>
-        <w:t xml:space="preserve">the decline in snow crab abundance after the 2018-2019 heatwave was primarily driven by declines in the proportion of the population not vulnerable </w:t>
-      </w:r>
-      <w:r>
-        <w:rPr>
-          <w:rFonts w:ascii="Times New Roman" w:hAnsi="Times New Roman" w:cs="Times New Roman"/>
-        </w:rPr>
-        <w:t xml:space="preserve">to the fishery; </w:t>
-      </w:r>
-      <w:r>
-        <w:rPr>
-          <w:rFonts w:ascii="Times New Roman" w:hAnsi="Times New Roman" w:cs="Times New Roman"/>
-        </w:rPr>
-        <w:t>&lt;1</w:t>
-      </w:r>
-      <w:r>
-        <w:rPr>
-          <w:rFonts w:ascii="Times New Roman" w:hAnsi="Times New Roman" w:cs="Times New Roman"/>
-        </w:rPr>
-        <w:t xml:space="preserve">% of the population was large enough to be retained in the fishery (figure </w:t>
-      </w:r>
-      <w:r>
-        <w:rPr>
-          <w:rFonts w:ascii="Times New Roman" w:hAnsi="Times New Roman" w:cs="Times New Roman"/>
-        </w:rPr>
-        <w:t>4</w:t>
-      </w:r>
-      <w:r>
-        <w:rPr>
-          <w:rFonts w:ascii="Times New Roman" w:hAnsi="Times New Roman" w:cs="Times New Roman"/>
-        </w:rPr>
-        <w:t>). S</w:t>
-      </w:r>
-      <w:r>
-        <w:rPr>
-          <w:rFonts w:ascii="Times New Roman" w:hAnsi="Times New Roman" w:cs="Times New Roman"/>
-        </w:rPr>
-        <w:t xml:space="preserve">o, </w:t>
-      </w:r>
-      <w:r>
-        <w:rPr>
-          <w:rFonts w:ascii="Times New Roman" w:hAnsi="Times New Roman" w:cs="Times New Roman"/>
-        </w:rPr>
-        <w:t>al</w:t>
-      </w:r>
-      <w:r>
-        <w:rPr>
-          <w:rFonts w:ascii="Times New Roman" w:hAnsi="Times New Roman" w:cs="Times New Roman"/>
-        </w:rPr>
-        <w:t xml:space="preserve">though estimated fishing mortality was high, it was </w:t>
-      </w:r>
-      <w:r>
-        <w:rPr>
-          <w:rFonts w:ascii="Times New Roman" w:hAnsi="Times New Roman" w:cs="Times New Roman"/>
-        </w:rPr>
-        <w:t>clearly</w:t>
+        <w:t>Expected yield and biomass</w:t>
+      </w:r>
+      <w:r>
+        <w:rPr>
+          <w:rFonts w:ascii="Times New Roman" w:hAnsi="Times New Roman" w:cs="Times New Roman"/>
+        </w:rPr>
+        <w:t xml:space="preserve"> were nearly halved when </w:t>
+      </w:r>
+      <w:r>
+        <w:rPr>
+          <w:rFonts w:ascii="Times New Roman" w:hAnsi="Times New Roman" w:cs="Times New Roman"/>
+        </w:rPr>
+        <w:t>allow</w:t>
+      </w:r>
+      <w:r>
+        <w:rPr>
+          <w:rFonts w:ascii="Times New Roman" w:hAnsi="Times New Roman" w:cs="Times New Roman"/>
+        </w:rPr>
+        <w:t>ance was made</w:t>
       </w:r>
       <w:r>
         <w:rPr>
@@ -3113,33 +4379,55 @@
         <w:rPr>
           <w:rFonts w:ascii="Times New Roman" w:hAnsi="Times New Roman" w:cs="Times New Roman"/>
         </w:rPr>
-        <w:t xml:space="preserve">not the </w:t>
-      </w:r>
-      <w:proofErr w:type="gramStart"/>
-      <w:r>
-        <w:rPr>
-          <w:rFonts w:ascii="Times New Roman" w:hAnsi="Times New Roman" w:cs="Times New Roman"/>
-        </w:rPr>
-        <w:t>driver</w:t>
-      </w:r>
-      <w:proofErr w:type="gramEnd"/>
-      <w:r>
-        <w:rPr>
-          <w:rFonts w:ascii="Times New Roman" w:hAnsi="Times New Roman" w:cs="Times New Roman"/>
-        </w:rPr>
-        <w:t xml:space="preserve"> of the </w:t>
-      </w:r>
-      <w:r>
-        <w:rPr>
-          <w:rFonts w:ascii="Times New Roman" w:hAnsi="Times New Roman" w:cs="Times New Roman"/>
-        </w:rPr>
-        <w:t xml:space="preserve">population-wide </w:t>
-      </w:r>
-      <w:r>
-        <w:rPr>
-          <w:rFonts w:ascii="Times New Roman" w:hAnsi="Times New Roman" w:cs="Times New Roman"/>
-        </w:rPr>
-        <w:t>collapse.</w:t>
+        <w:t xml:space="preserve">for the possibility of mortality events </w:t>
+      </w:r>
+      <w:r>
+        <w:rPr>
+          <w:rFonts w:ascii="Times New Roman" w:hAnsi="Times New Roman" w:cs="Times New Roman"/>
+        </w:rPr>
+        <w:t xml:space="preserve">and variability in yield and biomass was high </w:t>
+      </w:r>
+      <w:r>
+        <w:rPr>
+          <w:rFonts w:ascii="Times New Roman" w:hAnsi="Times New Roman" w:cs="Times New Roman"/>
+        </w:rPr>
+        <w:t xml:space="preserve">(figure 4). </w:t>
+      </w:r>
+      <w:r>
+        <w:rPr>
+          <w:rFonts w:ascii="Times New Roman" w:hAnsi="Times New Roman" w:cs="Times New Roman"/>
+        </w:rPr>
+        <w:t>B</w:t>
+      </w:r>
+      <w:r>
+        <w:rPr>
+          <w:rFonts w:ascii="Times New Roman" w:hAnsi="Times New Roman" w:cs="Times New Roman"/>
+        </w:rPr>
+        <w:t xml:space="preserve">iomasses could range from </w:t>
+      </w:r>
+      <w:r>
+        <w:rPr>
+          <w:rFonts w:ascii="Times New Roman" w:hAnsi="Times New Roman" w:cs="Times New Roman"/>
+        </w:rPr>
+        <w:t>5</w:t>
+      </w:r>
+      <w:r>
+        <w:rPr>
+          <w:rFonts w:ascii="Times New Roman" w:hAnsi="Times New Roman" w:cs="Times New Roman"/>
+        </w:rPr>
+        <w:t>-</w:t>
+      </w:r>
+      <w:r>
+        <w:rPr>
+          <w:rFonts w:ascii="Times New Roman" w:hAnsi="Times New Roman" w:cs="Times New Roman"/>
+        </w:rPr>
+        <w:t>200</w:t>
+      </w:r>
+      <w:r>
+        <w:rPr>
+          <w:rFonts w:ascii="Times New Roman" w:hAnsi="Times New Roman" w:cs="Times New Roman"/>
+        </w:rPr>
+        <w:t>% of the equilibrium value</w:t>
       </w:r>
       <w:r>
         <w:rPr>
@@ -3151,117 +4439,221 @@
         <w:rPr>
           <w:rFonts w:ascii="Times New Roman" w:hAnsi="Times New Roman" w:cs="Times New Roman"/>
         </w:rPr>
-        <w:t xml:space="preserve">The remaining large drops in abundance </w:t>
-      </w:r>
-      <w:r>
-        <w:rPr>
-          <w:rFonts w:ascii="Times New Roman" w:hAnsi="Times New Roman" w:cs="Times New Roman"/>
-        </w:rPr>
-        <w:t>for</w:t>
-      </w:r>
-      <w:r>
-        <w:rPr>
-          <w:rFonts w:ascii="Times New Roman" w:hAnsi="Times New Roman" w:cs="Times New Roman"/>
-        </w:rPr>
-        <w:t xml:space="preserve"> eastern</w:t>
-      </w:r>
-      <w:r>
-        <w:rPr>
-          <w:rFonts w:ascii="Times New Roman" w:hAnsi="Times New Roman" w:cs="Times New Roman"/>
-        </w:rPr>
-        <w:t xml:space="preserve"> Bering Sea crab </w:t>
-      </w:r>
-      <w:r>
-        <w:rPr>
-          <w:rFonts w:ascii="Times New Roman" w:hAnsi="Times New Roman" w:cs="Times New Roman"/>
-        </w:rPr>
-        <w:t xml:space="preserve">were related to increased mortality, low recruitment, or a combination of the two. </w:t>
-      </w:r>
-      <w:r>
-        <w:rPr>
-          <w:rFonts w:ascii="Times New Roman" w:hAnsi="Times New Roman" w:cs="Times New Roman"/>
-        </w:rPr>
-        <w:t xml:space="preserve">Clusters of population </w:t>
-      </w:r>
-      <w:proofErr w:type="gramStart"/>
-      <w:r>
-        <w:rPr>
-          <w:rFonts w:ascii="Times New Roman" w:hAnsi="Times New Roman" w:cs="Times New Roman"/>
-        </w:rPr>
-        <w:t>declines</w:t>
-      </w:r>
-      <w:proofErr w:type="gramEnd"/>
-      <w:r>
-        <w:rPr>
-          <w:rFonts w:ascii="Times New Roman" w:hAnsi="Times New Roman" w:cs="Times New Roman"/>
-        </w:rPr>
-        <w:t xml:space="preserve"> occurred during</w:t>
-      </w:r>
-      <w:r>
-        <w:rPr>
-          <w:rFonts w:ascii="Times New Roman" w:hAnsi="Times New Roman" w:cs="Times New Roman"/>
-        </w:rPr>
-        <w:t xml:space="preserve"> three periods: 198</w:t>
-      </w:r>
-      <w:r>
-        <w:rPr>
-          <w:rFonts w:ascii="Times New Roman" w:hAnsi="Times New Roman" w:cs="Times New Roman"/>
-        </w:rPr>
-        <w:t>1</w:t>
-      </w:r>
-      <w:r>
-        <w:rPr>
-          <w:rFonts w:ascii="Times New Roman" w:hAnsi="Times New Roman" w:cs="Times New Roman"/>
-        </w:rPr>
-        <w:t>-1984, 1996-1999, and 2015-202</w:t>
-      </w:r>
-      <w:r>
-        <w:rPr>
-          <w:rFonts w:ascii="Times New Roman" w:hAnsi="Times New Roman" w:cs="Times New Roman"/>
-        </w:rPr>
-        <w:t>1</w:t>
-      </w:r>
-      <w:r>
-        <w:rPr>
-          <w:rFonts w:ascii="Times New Roman" w:hAnsi="Times New Roman" w:cs="Times New Roman"/>
-        </w:rPr>
-        <w:t>. These all marked periods of ecosystem change and</w:t>
-      </w:r>
-      <w:r>
-        <w:rPr>
-          <w:rFonts w:ascii="Times New Roman" w:hAnsi="Times New Roman" w:cs="Times New Roman"/>
-        </w:rPr>
-        <w:t>/or</w:t>
-      </w:r>
-      <w:r>
-        <w:rPr>
-          <w:rFonts w:ascii="Times New Roman" w:hAnsi="Times New Roman" w:cs="Times New Roman"/>
-        </w:rPr>
-        <w:t xml:space="preserve"> were relatively warm</w:t>
-      </w:r>
-      <w:r>
-        <w:rPr>
-          <w:rFonts w:ascii="Times New Roman" w:hAnsi="Times New Roman" w:cs="Times New Roman"/>
-        </w:rPr>
-        <w:t xml:space="preserve"> (</w:t>
-      </w:r>
-      <w:r>
-        <w:rPr>
-          <w:rFonts w:ascii="Times New Roman" w:hAnsi="Times New Roman" w:cs="Times New Roman"/>
-        </w:rPr>
-        <w:t>11</w:t>
-      </w:r>
-      <w:r>
-        <w:rPr>
-          <w:rFonts w:ascii="Times New Roman" w:hAnsi="Times New Roman" w:cs="Times New Roman"/>
-        </w:rPr>
-        <w:t>)</w:t>
-      </w:r>
-      <w:r>
-        <w:rPr>
-          <w:rFonts w:ascii="Times New Roman" w:hAnsi="Times New Roman" w:cs="Times New Roman"/>
-        </w:rPr>
-        <w:t xml:space="preserve">. </w:t>
+        <w:t>d</w:t>
+      </w:r>
+      <w:r>
+        <w:rPr>
+          <w:rFonts w:ascii="Times New Roman" w:hAnsi="Times New Roman" w:cs="Times New Roman"/>
+        </w:rPr>
+        <w:t>epending on the timing and magnitude of mortality events and their relationship to the timing of recruitment events</w:t>
+      </w:r>
+      <w:r>
+        <w:rPr>
+          <w:rFonts w:ascii="Times New Roman" w:hAnsi="Times New Roman" w:cs="Times New Roman"/>
+        </w:rPr>
+        <w:t>.</w:t>
+      </w:r>
+      <w:r>
+        <w:rPr>
+          <w:rFonts w:ascii="Times New Roman" w:hAnsi="Times New Roman" w:cs="Times New Roman"/>
+        </w:rPr>
+        <w:t xml:space="preserve"> Even though there were large differences in expected yields and biomass, the fishing mortality that produced the maximum </w:t>
+      </w:r>
+      <w:r>
+        <w:rPr>
+          <w:rFonts w:ascii="Times New Roman" w:hAnsi="Times New Roman" w:cs="Times New Roman"/>
+        </w:rPr>
+        <w:t xml:space="preserve">long-term </w:t>
+      </w:r>
+      <w:r>
+        <w:rPr>
+          <w:rFonts w:ascii="Times New Roman" w:hAnsi="Times New Roman" w:cs="Times New Roman"/>
+        </w:rPr>
+        <w:t xml:space="preserve">yield did not </w:t>
+      </w:r>
+      <w:commentRangeStart w:id="2"/>
+      <w:commentRangeStart w:id="3"/>
+      <w:r>
+        <w:rPr>
+          <w:rFonts w:ascii="Times New Roman" w:hAnsi="Times New Roman" w:cs="Times New Roman"/>
+        </w:rPr>
+        <w:t>change</w:t>
+      </w:r>
+      <w:commentRangeEnd w:id="2"/>
+      <w:r>
+        <w:rPr>
+          <w:rStyle w:val="CommentReference"/>
+          <w:rFonts w:ascii="Times New Roman" w:hAnsi="Times New Roman" w:cs="Times New Roman"/>
+          <w:sz w:val="22"/>
+          <w:szCs w:val="22"/>
+        </w:rPr>
+        <w:commentReference w:id="2"/>
+      </w:r>
+      <w:commentRangeEnd w:id="3"/>
+      <w:r>
+        <w:rPr>
+          <w:rStyle w:val="CommentReference"/>
+          <w:rFonts w:ascii="Times New Roman" w:hAnsi="Times New Roman" w:cs="Times New Roman"/>
+          <w:sz w:val="22"/>
+          <w:szCs w:val="22"/>
+        </w:rPr>
+        <w:commentReference w:id="3"/>
+      </w:r>
+      <w:r>
+        <w:rPr>
+          <w:rFonts w:ascii="Times New Roman" w:hAnsi="Times New Roman" w:cs="Times New Roman"/>
+        </w:rPr>
+        <w:t>.</w:t>
+      </w:r>
+      <w:r>
+        <w:rPr>
+          <w:rFonts w:ascii="Times New Roman" w:hAnsi="Times New Roman" w:cs="Times New Roman"/>
+        </w:rPr>
+        <w:t xml:space="preserve"> </w:t>
+      </w:r>
+      <w:r>
+        <w:rPr>
+          <w:rFonts w:ascii="Times New Roman" w:hAnsi="Times New Roman" w:cs="Times New Roman"/>
+        </w:rPr>
+        <w:t xml:space="preserve">The key </w:t>
+      </w:r>
+      <w:r>
+        <w:rPr>
+          <w:rFonts w:ascii="Times New Roman" w:hAnsi="Times New Roman" w:cs="Times New Roman"/>
+        </w:rPr>
+        <w:t>change to the</w:t>
+      </w:r>
+      <w:r>
+        <w:rPr>
+          <w:rFonts w:ascii="Times New Roman" w:hAnsi="Times New Roman" w:cs="Times New Roman"/>
+        </w:rPr>
+        <w:t xml:space="preserve"> harvest </w:t>
+      </w:r>
+      <w:r>
+        <w:rPr>
+          <w:rFonts w:ascii="Times New Roman" w:hAnsi="Times New Roman" w:cs="Times New Roman"/>
+        </w:rPr>
+        <w:t xml:space="preserve">strategy </w:t>
+      </w:r>
+      <w:r>
+        <w:rPr>
+          <w:rFonts w:ascii="Times New Roman" w:hAnsi="Times New Roman" w:cs="Times New Roman"/>
+        </w:rPr>
+        <w:t>produced</w:t>
+      </w:r>
+      <w:r>
+        <w:rPr>
+          <w:rFonts w:ascii="Times New Roman" w:hAnsi="Times New Roman" w:cs="Times New Roman"/>
+        </w:rPr>
+        <w:t xml:space="preserve"> by </w:t>
+      </w:r>
+      <w:r>
+        <w:rPr>
+          <w:rFonts w:ascii="Times New Roman" w:hAnsi="Times New Roman" w:cs="Times New Roman"/>
+        </w:rPr>
+        <w:t>incorporating</w:t>
+      </w:r>
+      <w:r>
+        <w:rPr>
+          <w:rFonts w:ascii="Times New Roman" w:hAnsi="Times New Roman" w:cs="Times New Roman"/>
+        </w:rPr>
+        <w:t xml:space="preserve"> expected mortality events would </w:t>
+      </w:r>
+      <w:r>
+        <w:rPr>
+          <w:rFonts w:ascii="Times New Roman" w:hAnsi="Times New Roman" w:cs="Times New Roman"/>
+        </w:rPr>
+        <w:t xml:space="preserve">be </w:t>
+      </w:r>
+      <w:r>
+        <w:rPr>
+          <w:rFonts w:ascii="Times New Roman" w:hAnsi="Times New Roman" w:cs="Times New Roman"/>
+        </w:rPr>
+        <w:t>lower</w:t>
+      </w:r>
+      <w:r>
+        <w:rPr>
+          <w:rFonts w:ascii="Times New Roman" w:hAnsi="Times New Roman" w:cs="Times New Roman"/>
+        </w:rPr>
+        <w:t>ing</w:t>
+      </w:r>
+      <w:r>
+        <w:rPr>
+          <w:rFonts w:ascii="Times New Roman" w:hAnsi="Times New Roman" w:cs="Times New Roman"/>
+        </w:rPr>
+        <w:t xml:space="preserve"> the target biomass</w:t>
+      </w:r>
+      <w:r>
+        <w:rPr>
+          <w:rFonts w:ascii="Times New Roman" w:hAnsi="Times New Roman" w:cs="Times New Roman"/>
+        </w:rPr>
+        <w:t xml:space="preserve">. This would </w:t>
+      </w:r>
+      <w:r>
+        <w:rPr>
+          <w:rFonts w:ascii="Times New Roman" w:hAnsi="Times New Roman" w:cs="Times New Roman"/>
+        </w:rPr>
+        <w:t>allow</w:t>
+      </w:r>
+      <w:r>
+        <w:rPr>
+          <w:rFonts w:ascii="Times New Roman" w:hAnsi="Times New Roman" w:cs="Times New Roman"/>
+        </w:rPr>
+        <w:t xml:space="preserve"> fishing to occur at much lower abundances than is currently allowed. Unintended consequences of incorporating environmentally driven </w:t>
+      </w:r>
+      <w:r>
+        <w:rPr>
+          <w:rFonts w:ascii="Times New Roman" w:hAnsi="Times New Roman" w:cs="Times New Roman"/>
+        </w:rPr>
+        <w:t>variability</w:t>
+      </w:r>
+      <w:r>
+        <w:rPr>
+          <w:rFonts w:ascii="Times New Roman" w:hAnsi="Times New Roman" w:cs="Times New Roman"/>
+        </w:rPr>
+        <w:t xml:space="preserve"> into management targets (i.e. increasing the fishing pressure on populations undergoing ‘stress’) happens for other population processes as well. For exa</w:t>
+      </w:r>
+      <w:r>
+        <w:rPr>
+          <w:rFonts w:ascii="Times New Roman" w:hAnsi="Times New Roman" w:cs="Times New Roman"/>
+        </w:rPr>
+        <w:t xml:space="preserve">mple, incorporating climate change effects into recruitment for snow crab </w:t>
+      </w:r>
+      <w:r>
+        <w:rPr>
+          <w:rFonts w:ascii="Times New Roman" w:hAnsi="Times New Roman" w:cs="Times New Roman"/>
+        </w:rPr>
+        <w:t>would result</w:t>
+      </w:r>
+      <w:r>
+        <w:rPr>
+          <w:rFonts w:ascii="Times New Roman" w:hAnsi="Times New Roman" w:cs="Times New Roman"/>
+        </w:rPr>
+        <w:t xml:space="preserve"> in </w:t>
+      </w:r>
+      <w:r>
+        <w:rPr>
+          <w:rFonts w:ascii="Times New Roman" w:hAnsi="Times New Roman" w:cs="Times New Roman"/>
+        </w:rPr>
+        <w:t>lowering biomass targets as ice recedes, allowing higher exploitation rates as the population is undergoing climat</w:t>
+      </w:r>
+      <w:r>
+        <w:rPr>
+          <w:rFonts w:ascii="Times New Roman" w:hAnsi="Times New Roman" w:cs="Times New Roman"/>
+        </w:rPr>
+        <w:t>e stress (</w:t>
+      </w:r>
+      <w:r>
+        <w:rPr>
+          <w:rFonts w:ascii="Times New Roman" w:hAnsi="Times New Roman" w:cs="Times New Roman"/>
+        </w:rPr>
+        <w:t>17</w:t>
+      </w:r>
+      <w:r>
+        <w:rPr>
+          <w:rFonts w:ascii="Times New Roman" w:hAnsi="Times New Roman" w:cs="Times New Roman"/>
+        </w:rPr>
+        <w:t>).</w:t>
       </w:r>
     </w:p>
     <w:p>
@@ -3275,31 +4667,49 @@
         <w:rPr>
           <w:rFonts w:ascii="Times New Roman" w:hAnsi="Times New Roman" w:cs="Times New Roman"/>
         </w:rPr>
-        <w:t xml:space="preserve">The output of our models allows us to </w:t>
-      </w:r>
-      <w:r>
-        <w:rPr>
-          <w:rFonts w:ascii="Times New Roman" w:hAnsi="Times New Roman" w:cs="Times New Roman"/>
-        </w:rPr>
-        <w:t>begin to develop ecological</w:t>
-      </w:r>
-      <w:r>
-        <w:rPr>
-          <w:rFonts w:ascii="Times New Roman" w:hAnsi="Times New Roman" w:cs="Times New Roman"/>
-        </w:rPr>
-        <w:t xml:space="preserve"> histories </w:t>
-      </w:r>
-      <w:r>
-        <w:rPr>
-          <w:rFonts w:ascii="Times New Roman" w:hAnsi="Times New Roman" w:cs="Times New Roman"/>
-        </w:rPr>
-        <w:t xml:space="preserve">for each </w:t>
-      </w:r>
-      <w:r>
-        <w:rPr>
-          <w:rFonts w:ascii="Times New Roman" w:hAnsi="Times New Roman" w:cs="Times New Roman"/>
-        </w:rPr>
-        <w:t>population</w:t>
+        <w:t>The current management goals for</w:t>
+      </w:r>
+      <w:r>
+        <w:rPr>
+          <w:rFonts w:ascii="Times New Roman" w:hAnsi="Times New Roman" w:cs="Times New Roman"/>
+        </w:rPr>
+        <w:t xml:space="preserve"> eastern</w:t>
+      </w:r>
+      <w:r>
+        <w:rPr>
+          <w:rFonts w:ascii="Times New Roman" w:hAnsi="Times New Roman" w:cs="Times New Roman"/>
+        </w:rPr>
+        <w:t xml:space="preserve"> Bering Sea crab are to provide ‘optimal yield’ based on the </w:t>
+      </w:r>
+      <w:r>
+        <w:rPr>
+          <w:rFonts w:ascii="Times New Roman" w:hAnsi="Times New Roman" w:cs="Times New Roman"/>
+        </w:rPr>
+        <w:t xml:space="preserve">equilibrium </w:t>
+      </w:r>
+      <w:r>
+        <w:rPr>
+          <w:rFonts w:ascii="Times New Roman" w:hAnsi="Times New Roman" w:cs="Times New Roman"/>
+        </w:rPr>
+        <w:t>concepts of maximum sustainable yield</w:t>
+      </w:r>
+      <w:r>
+        <w:rPr>
+          <w:rFonts w:ascii="Times New Roman" w:hAnsi="Times New Roman" w:cs="Times New Roman"/>
+        </w:rPr>
+        <w:t xml:space="preserve"> (</w:t>
+      </w:r>
+      <w:r>
+        <w:rPr>
+          <w:rFonts w:ascii="Times New Roman" w:hAnsi="Times New Roman" w:cs="Times New Roman"/>
+        </w:rPr>
+        <w:t>12</w:t>
+      </w:r>
+      <w:r>
+        <w:rPr>
+          <w:rFonts w:ascii="Times New Roman" w:hAnsi="Times New Roman" w:cs="Times New Roman"/>
+        </w:rPr>
+        <w:t>)</w:t>
       </w:r>
       <w:r>
         <w:rPr>
@@ -3311,221 +4721,7 @@
         <w:rPr>
           <w:rFonts w:ascii="Times New Roman" w:hAnsi="Times New Roman" w:cs="Times New Roman"/>
         </w:rPr>
-        <w:t>For example, s</w:t>
-      </w:r>
-      <w:r>
-        <w:rPr>
-          <w:rFonts w:ascii="Times New Roman" w:hAnsi="Times New Roman" w:cs="Times New Roman"/>
-        </w:rPr>
-        <w:t>now crab</w:t>
-      </w:r>
-      <w:r>
-        <w:rPr>
-          <w:rFonts w:ascii="Times New Roman" w:hAnsi="Times New Roman" w:cs="Times New Roman"/>
-        </w:rPr>
-        <w:t xml:space="preserve"> has gone through two periods of boom and bust. The </w:t>
-      </w:r>
-      <w:r>
-        <w:rPr>
-          <w:rFonts w:ascii="Times New Roman" w:hAnsi="Times New Roman" w:cs="Times New Roman"/>
-        </w:rPr>
-        <w:t xml:space="preserve">largest </w:t>
-      </w:r>
-      <w:r>
-        <w:rPr>
-          <w:rFonts w:ascii="Times New Roman" w:hAnsi="Times New Roman" w:cs="Times New Roman"/>
-        </w:rPr>
-        <w:t>population abundances occurred during 1990s, but the population decline</w:t>
-      </w:r>
-      <w:r>
-        <w:rPr>
-          <w:rFonts w:ascii="Times New Roman" w:hAnsi="Times New Roman" w:cs="Times New Roman"/>
-        </w:rPr>
-        <w:t>d</w:t>
-      </w:r>
-      <w:r>
-        <w:rPr>
-          <w:rFonts w:ascii="Times New Roman" w:hAnsi="Times New Roman" w:cs="Times New Roman"/>
-        </w:rPr>
-        <w:t xml:space="preserve"> sharply in 1999. Neither fishing mortality nor other mortality were above average during this period: the declines were driven by a sustained collapse in recruitment. The management response was</w:t>
-      </w:r>
-      <w:r>
-        <w:rPr>
-          <w:rFonts w:ascii="Times New Roman" w:hAnsi="Times New Roman" w:cs="Times New Roman"/>
-        </w:rPr>
-        <w:t xml:space="preserve"> strong--</w:t>
-      </w:r>
-      <w:r>
-        <w:rPr>
-          <w:rFonts w:ascii="Times New Roman" w:hAnsi="Times New Roman" w:cs="Times New Roman"/>
-        </w:rPr>
-        <w:t>the population was declared ‘overfished’ (which, in spite of referencing ‘fishing’</w:t>
-      </w:r>
-      <w:r>
-        <w:rPr>
-          <w:rFonts w:ascii="Times New Roman" w:hAnsi="Times New Roman" w:cs="Times New Roman"/>
-        </w:rPr>
-        <w:t>,</w:t>
-      </w:r>
-      <w:r>
-        <w:rPr>
-          <w:rFonts w:ascii="Times New Roman" w:hAnsi="Times New Roman" w:cs="Times New Roman"/>
-        </w:rPr>
-        <w:t xml:space="preserve"> is a term used to describe a stock that is at low relative abundance regardless of cause</w:t>
-      </w:r>
-      <w:r>
-        <w:rPr>
-          <w:rFonts w:ascii="Times New Roman" w:hAnsi="Times New Roman" w:cs="Times New Roman"/>
-        </w:rPr>
-        <w:t xml:space="preserve"> in U.S. fisheries</w:t>
-      </w:r>
-      <w:r>
-        <w:rPr>
-          <w:rFonts w:ascii="Times New Roman" w:hAnsi="Times New Roman" w:cs="Times New Roman"/>
-        </w:rPr>
-        <w:t xml:space="preserve">; </w:t>
-      </w:r>
-      <w:r>
-        <w:rPr>
-          <w:rFonts w:ascii="Times New Roman" w:hAnsi="Times New Roman" w:cs="Times New Roman"/>
-        </w:rPr>
-        <w:t>12</w:t>
-      </w:r>
-      <w:r>
-        <w:rPr>
-          <w:rFonts w:ascii="Times New Roman" w:hAnsi="Times New Roman" w:cs="Times New Roman"/>
-        </w:rPr>
-        <w:t>)</w:t>
-      </w:r>
-      <w:r>
-        <w:rPr>
-          <w:rFonts w:ascii="Times New Roman" w:hAnsi="Times New Roman" w:cs="Times New Roman"/>
-        </w:rPr>
-        <w:t xml:space="preserve"> and the stock slowly rebuilt. </w:t>
-      </w:r>
-      <w:r>
-        <w:rPr>
-          <w:rFonts w:ascii="Times New Roman" w:hAnsi="Times New Roman" w:cs="Times New Roman"/>
-        </w:rPr>
-        <w:t>T</w:t>
-      </w:r>
-      <w:r>
-        <w:rPr>
-          <w:rFonts w:ascii="Times New Roman" w:hAnsi="Times New Roman" w:cs="Times New Roman"/>
-        </w:rPr>
-        <w:t xml:space="preserve">he largest recruitment event observed in the </w:t>
-      </w:r>
-      <w:r>
-        <w:rPr>
-          <w:rFonts w:ascii="Times New Roman" w:hAnsi="Times New Roman" w:cs="Times New Roman"/>
-        </w:rPr>
-        <w:t xml:space="preserve">snow crab </w:t>
-      </w:r>
-      <w:r>
-        <w:rPr>
-          <w:rFonts w:ascii="Times New Roman" w:hAnsi="Times New Roman" w:cs="Times New Roman"/>
-        </w:rPr>
-        <w:t xml:space="preserve">population occurred </w:t>
-      </w:r>
-      <w:r>
-        <w:rPr>
-          <w:rFonts w:ascii="Times New Roman" w:hAnsi="Times New Roman" w:cs="Times New Roman"/>
-        </w:rPr>
-        <w:t>during</w:t>
-      </w:r>
-      <w:r>
-        <w:rPr>
-          <w:rFonts w:ascii="Times New Roman" w:hAnsi="Times New Roman" w:cs="Times New Roman"/>
-        </w:rPr>
-        <w:t xml:space="preserve"> the mid-2010s </w:t>
-      </w:r>
-      <w:r>
-        <w:rPr>
-          <w:rFonts w:ascii="Times New Roman" w:hAnsi="Times New Roman" w:cs="Times New Roman"/>
-        </w:rPr>
-        <w:t xml:space="preserve">and the population was projected </w:t>
-      </w:r>
-      <w:r>
-        <w:rPr>
-          <w:rFonts w:ascii="Times New Roman" w:hAnsi="Times New Roman" w:cs="Times New Roman"/>
-        </w:rPr>
-        <w:t xml:space="preserve">to </w:t>
-      </w:r>
-      <w:r>
-        <w:rPr>
-          <w:rFonts w:ascii="Times New Roman" w:hAnsi="Times New Roman" w:cs="Times New Roman"/>
-        </w:rPr>
-        <w:t>increase to abundances not seen since the 1990s. However, the population collapsed before those projections could come to fru</w:t>
-      </w:r>
-      <w:r>
-        <w:rPr>
-          <w:rFonts w:ascii="Times New Roman" w:hAnsi="Times New Roman" w:cs="Times New Roman"/>
-        </w:rPr>
-        <w:t xml:space="preserve">ition and this collapse was </w:t>
-      </w:r>
-      <w:r>
-        <w:rPr>
-          <w:rFonts w:ascii="Times New Roman" w:hAnsi="Times New Roman" w:cs="Times New Roman"/>
-        </w:rPr>
-        <w:t>the</w:t>
-      </w:r>
-      <w:r>
-        <w:rPr>
-          <w:rFonts w:ascii="Times New Roman" w:hAnsi="Times New Roman" w:cs="Times New Roman"/>
-        </w:rPr>
-        <w:t xml:space="preserve"> result of</w:t>
-      </w:r>
-      <w:r>
-        <w:rPr>
-          <w:rFonts w:ascii="Times New Roman" w:hAnsi="Times New Roman" w:cs="Times New Roman"/>
-        </w:rPr>
-        <w:t xml:space="preserve"> a mortality event, not a</w:t>
-      </w:r>
-      <w:r>
-        <w:rPr>
-          <w:rFonts w:ascii="Times New Roman" w:hAnsi="Times New Roman" w:cs="Times New Roman"/>
-        </w:rPr>
-        <w:t xml:space="preserve"> recruitment failure. </w:t>
-      </w:r>
-      <w:proofErr w:type="spellStart"/>
-      <w:r>
-        <w:rPr>
-          <w:rFonts w:ascii="Times New Roman" w:hAnsi="Times New Roman" w:cs="Times New Roman"/>
-        </w:rPr>
-        <w:t>Szuwalski</w:t>
-      </w:r>
-      <w:proofErr w:type="spellEnd"/>
-      <w:r>
-        <w:rPr>
-          <w:rFonts w:ascii="Times New Roman" w:hAnsi="Times New Roman" w:cs="Times New Roman"/>
-        </w:rPr>
-        <w:t xml:space="preserve"> et al. (2023) developed a</w:t>
-      </w:r>
-      <w:r>
-        <w:rPr>
-          <w:rFonts w:ascii="Times New Roman" w:hAnsi="Times New Roman" w:cs="Times New Roman"/>
-        </w:rPr>
-        <w:t xml:space="preserve"> model </w:t>
-      </w:r>
-      <w:proofErr w:type="gramStart"/>
-      <w:r>
-        <w:rPr>
-          <w:rFonts w:ascii="Times New Roman" w:hAnsi="Times New Roman" w:cs="Times New Roman"/>
-        </w:rPr>
-        <w:t>similar to</w:t>
-      </w:r>
-      <w:proofErr w:type="gramEnd"/>
-      <w:r>
-        <w:rPr>
-          <w:rFonts w:ascii="Times New Roman" w:hAnsi="Times New Roman" w:cs="Times New Roman"/>
-        </w:rPr>
-        <w:t xml:space="preserve"> those used </w:t>
-      </w:r>
-      <w:r>
-        <w:rPr>
-          <w:rFonts w:ascii="Times New Roman" w:hAnsi="Times New Roman" w:cs="Times New Roman"/>
-        </w:rPr>
-        <w:t>in</w:t>
+        <w:t>Clear</w:t>
       </w:r>
       <w:r>
         <w:rPr>
@@ -3537,73 +4733,81 @@
         <w:rPr>
           <w:rFonts w:ascii="Times New Roman" w:hAnsi="Times New Roman" w:cs="Times New Roman"/>
         </w:rPr>
-        <w:t xml:space="preserve">this manuscript to try to understand what drove the mortality behind the collapse. Predation, cannibalism, </w:t>
-      </w:r>
-      <w:r>
-        <w:rPr>
-          <w:rFonts w:ascii="Times New Roman" w:hAnsi="Times New Roman" w:cs="Times New Roman"/>
-        </w:rPr>
-        <w:t>temperature</w:t>
-      </w:r>
-      <w:r>
-        <w:rPr>
-          <w:rFonts w:ascii="Times New Roman" w:hAnsi="Times New Roman" w:cs="Times New Roman"/>
-        </w:rPr>
-        <w:t xml:space="preserve">, disease, non-directed fishery bycatch, and </w:t>
-      </w:r>
-      <w:r>
-        <w:rPr>
-          <w:rFonts w:ascii="Times New Roman" w:hAnsi="Times New Roman" w:cs="Times New Roman"/>
-        </w:rPr>
-        <w:t>density-dependent effects</w:t>
-      </w:r>
-      <w:r>
-        <w:rPr>
-          <w:rFonts w:ascii="Times New Roman" w:hAnsi="Times New Roman" w:cs="Times New Roman"/>
-        </w:rPr>
-        <w:t xml:space="preserve"> were considered as potential drivers. Ultimately, the model output suggested that the 2018-2019 marine heatwave increased the metabolic requirements for snow crab and that starvation likely contributed to the collapse</w:t>
-      </w:r>
-      <w:r>
-        <w:rPr>
-          <w:rFonts w:ascii="Times New Roman" w:hAnsi="Times New Roman" w:cs="Times New Roman"/>
-        </w:rPr>
-        <w:t xml:space="preserve"> (</w:t>
-      </w:r>
-      <w:r>
-        <w:rPr>
-          <w:rFonts w:ascii="Times New Roman" w:hAnsi="Times New Roman" w:cs="Times New Roman"/>
-        </w:rPr>
-        <w:t>1</w:t>
-      </w:r>
-      <w:r>
-        <w:rPr>
-          <w:rFonts w:ascii="Times New Roman" w:hAnsi="Times New Roman" w:cs="Times New Roman"/>
-        </w:rPr>
-        <w:t>)</w:t>
-      </w:r>
-      <w:r>
-        <w:rPr>
-          <w:rFonts w:ascii="Times New Roman" w:hAnsi="Times New Roman" w:cs="Times New Roman"/>
-        </w:rPr>
-        <w:t xml:space="preserve">. </w:t>
-      </w:r>
-      <w:r>
-        <w:rPr>
-          <w:rFonts w:ascii="Times New Roman" w:hAnsi="Times New Roman" w:cs="Times New Roman"/>
-        </w:rPr>
-        <w:t>This modeling result</w:t>
-      </w:r>
-      <w:r>
-        <w:rPr>
-          <w:rFonts w:ascii="Times New Roman" w:hAnsi="Times New Roman" w:cs="Times New Roman"/>
-        </w:rPr>
-        <w:t xml:space="preserve"> was later </w:t>
-      </w:r>
-      <w:r>
-        <w:rPr>
-          <w:rFonts w:ascii="Times New Roman" w:hAnsi="Times New Roman" w:cs="Times New Roman"/>
-        </w:rPr>
-        <w:t>corroborated by</w:t>
+        <w:t xml:space="preserve">negative population trends </w:t>
+      </w:r>
+      <w:r>
+        <w:rPr>
+          <w:rFonts w:ascii="Times New Roman" w:hAnsi="Times New Roman" w:cs="Times New Roman"/>
+        </w:rPr>
+        <w:t>culminating in</w:t>
+      </w:r>
+      <w:r>
+        <w:rPr>
+          <w:rFonts w:ascii="Times New Roman" w:hAnsi="Times New Roman" w:cs="Times New Roman"/>
+        </w:rPr>
+        <w:t xml:space="preserve"> all-time lows </w:t>
+      </w:r>
+      <w:r>
+        <w:rPr>
+          <w:rFonts w:ascii="Times New Roman" w:hAnsi="Times New Roman" w:cs="Times New Roman"/>
+        </w:rPr>
+        <w:t xml:space="preserve">of commercial biomass </w:t>
+      </w:r>
+      <w:r>
+        <w:rPr>
+          <w:rFonts w:ascii="Times New Roman" w:hAnsi="Times New Roman" w:cs="Times New Roman"/>
+        </w:rPr>
+        <w:t xml:space="preserve">for many populations in the last decade suggest that management may not be achieving those goals, in spite of what appear to be relatively conservative harvests. </w:t>
+      </w:r>
+      <w:commentRangeStart w:id="4"/>
+      <w:commentRangeStart w:id="5"/>
+      <w:r>
+        <w:rPr>
+          <w:rFonts w:ascii="Times New Roman" w:hAnsi="Times New Roman" w:cs="Times New Roman"/>
+        </w:rPr>
+        <w:t>M</w:t>
+      </w:r>
+      <w:r>
+        <w:rPr>
+          <w:rFonts w:ascii="Times New Roman" w:hAnsi="Times New Roman" w:cs="Times New Roman"/>
+        </w:rPr>
+        <w:t xml:space="preserve">ultiple violated assumptions of the underlying theory behind </w:t>
+      </w:r>
+      <w:r>
+        <w:rPr>
+          <w:rFonts w:ascii="Times New Roman" w:hAnsi="Times New Roman" w:cs="Times New Roman"/>
+        </w:rPr>
+        <w:t>status quo</w:t>
+      </w:r>
+      <w:r>
+        <w:rPr>
+          <w:rFonts w:ascii="Times New Roman" w:hAnsi="Times New Roman" w:cs="Times New Roman"/>
+        </w:rPr>
+        <w:t xml:space="preserve"> management strategies</w:t>
+      </w:r>
+      <w:r>
+        <w:rPr>
+          <w:rFonts w:ascii="Times New Roman" w:hAnsi="Times New Roman" w:cs="Times New Roman"/>
+        </w:rPr>
+        <w:t xml:space="preserve"> suggest that</w:t>
+      </w:r>
+      <w:r>
+        <w:rPr>
+          <w:rFonts w:ascii="Times New Roman" w:hAnsi="Times New Roman" w:cs="Times New Roman"/>
+        </w:rPr>
+        <w:t xml:space="preserve"> working backwards from what has occurred rather than what ‘ought’ to have occurred based on theory </w:t>
+      </w:r>
+      <w:r>
+        <w:rPr>
+          <w:rFonts w:ascii="Times New Roman" w:hAnsi="Times New Roman" w:cs="Times New Roman"/>
+        </w:rPr>
+        <w:t>might yield more positive results. In practice, this could mean taking a more experimental approach to exploitation rates to identify management actions that might improve stock trajectories (e.g</w:t>
+      </w:r>
+      <w:r>
+        <w:rPr>
+          <w:rFonts w:ascii="Times New Roman" w:hAnsi="Times New Roman" w:cs="Times New Roman"/>
+        </w:rPr>
+        <w:t>.</w:t>
       </w:r>
       <w:r>
         <w:rPr>
@@ -3615,31 +4819,75 @@
         <w:rPr>
           <w:rFonts w:ascii="Times New Roman" w:hAnsi="Times New Roman" w:cs="Times New Roman"/>
         </w:rPr>
-        <w:t xml:space="preserve">laboratory and field studies </w:t>
-      </w:r>
-      <w:r>
-        <w:rPr>
-          <w:rFonts w:ascii="Times New Roman" w:hAnsi="Times New Roman" w:cs="Times New Roman"/>
-        </w:rPr>
-        <w:t>(</w:t>
-      </w:r>
-      <w:r>
-        <w:rPr>
-          <w:rFonts w:ascii="Times New Roman" w:hAnsi="Times New Roman" w:cs="Times New Roman"/>
-        </w:rPr>
-        <w:t>13, 14</w:t>
-      </w:r>
-      <w:r>
-        <w:rPr>
-          <w:rFonts w:ascii="Times New Roman" w:hAnsi="Times New Roman" w:cs="Times New Roman"/>
-        </w:rPr>
-        <w:t>).</w:t>
-      </w:r>
-      <w:r>
-        <w:rPr>
-          <w:rFonts w:ascii="Times New Roman" w:hAnsi="Times New Roman" w:cs="Times New Roman"/>
-        </w:rPr>
-        <w:t xml:space="preserve"> </w:t>
+        <w:t>18</w:t>
+      </w:r>
+      <w:r>
+        <w:rPr>
+          <w:rFonts w:ascii="Times New Roman" w:hAnsi="Times New Roman" w:cs="Times New Roman"/>
+        </w:rPr>
+        <w:t xml:space="preserve">). Experimental management </w:t>
+      </w:r>
+      <w:r>
+        <w:rPr>
+          <w:rFonts w:ascii="Times New Roman" w:hAnsi="Times New Roman" w:cs="Times New Roman"/>
+        </w:rPr>
+        <w:t>would likely need to be coupled with</w:t>
+      </w:r>
+      <w:r>
+        <w:rPr>
+          <w:rFonts w:ascii="Times New Roman" w:hAnsi="Times New Roman" w:cs="Times New Roman"/>
+        </w:rPr>
+        <w:t xml:space="preserve"> institutional change </w:t>
+      </w:r>
+      <w:r>
+        <w:rPr>
+          <w:rFonts w:ascii="Times New Roman" w:hAnsi="Times New Roman" w:cs="Times New Roman"/>
+        </w:rPr>
+        <w:t xml:space="preserve">to provide fishers and communities dependent on crab fisheries more flexibility to </w:t>
+      </w:r>
+      <w:r>
+        <w:rPr>
+          <w:rFonts w:ascii="Times New Roman" w:hAnsi="Times New Roman" w:cs="Times New Roman"/>
+        </w:rPr>
+        <w:t>support their livelihoods from the</w:t>
+      </w:r>
+      <w:r>
+        <w:rPr>
+          <w:rFonts w:ascii="Times New Roman" w:hAnsi="Times New Roman" w:cs="Times New Roman"/>
+        </w:rPr>
+        <w:t xml:space="preserve"> eastern</w:t>
+      </w:r>
+      <w:r>
+        <w:rPr>
+          <w:rFonts w:ascii="Times New Roman" w:hAnsi="Times New Roman" w:cs="Times New Roman"/>
+        </w:rPr>
+        <w:t xml:space="preserve"> Bering Sea ecosystem</w:t>
+      </w:r>
+      <w:commentRangeEnd w:id="4"/>
+      <w:r>
+        <w:rPr>
+          <w:rStyle w:val="CommentReference"/>
+          <w:rFonts w:ascii="Times New Roman" w:hAnsi="Times New Roman" w:cs="Times New Roman"/>
+          <w:sz w:val="22"/>
+          <w:szCs w:val="22"/>
+        </w:rPr>
+        <w:commentReference w:id="4"/>
+      </w:r>
+      <w:commentRangeEnd w:id="5"/>
+      <w:r>
+        <w:rPr>
+          <w:rStyle w:val="CommentReference"/>
+          <w:rFonts w:ascii="Times New Roman" w:hAnsi="Times New Roman" w:cs="Times New Roman"/>
+          <w:sz w:val="22"/>
+          <w:szCs w:val="22"/>
+        </w:rPr>
+        <w:commentReference w:id="5"/>
+      </w:r>
+      <w:r>
+        <w:rPr>
+          <w:rFonts w:ascii="Times New Roman" w:hAnsi="Times New Roman" w:cs="Times New Roman"/>
+        </w:rPr>
+        <w:t>.</w:t>
       </w:r>
     </w:p>
     <w:p>
@@ -3653,443 +4901,127 @@
         <w:rPr>
           <w:rFonts w:ascii="Times New Roman" w:hAnsi="Times New Roman" w:cs="Times New Roman"/>
         </w:rPr>
-        <w:t>Ecological</w:t>
-      </w:r>
-      <w:r>
-        <w:rPr>
-          <w:rFonts w:ascii="Times New Roman" w:hAnsi="Times New Roman" w:cs="Times New Roman"/>
-        </w:rPr>
-        <w:t xml:space="preserve"> histories</w:t>
-      </w:r>
-      <w:r>
-        <w:rPr>
-          <w:rFonts w:ascii="Times New Roman" w:hAnsi="Times New Roman" w:cs="Times New Roman"/>
-        </w:rPr>
-        <w:t xml:space="preserve"> </w:t>
-      </w:r>
-      <w:r>
-        <w:rPr>
-          <w:rFonts w:ascii="Times New Roman" w:hAnsi="Times New Roman" w:cs="Times New Roman"/>
-        </w:rPr>
-        <w:t>are</w:t>
-      </w:r>
-      <w:r>
-        <w:rPr>
-          <w:rFonts w:ascii="Times New Roman" w:hAnsi="Times New Roman" w:cs="Times New Roman"/>
-        </w:rPr>
-        <w:t xml:space="preserve"> only possible when using models that estimate a time-varying ‘other mortality’</w:t>
-      </w:r>
-      <w:r>
-        <w:rPr>
-          <w:rFonts w:ascii="Times New Roman" w:hAnsi="Times New Roman" w:cs="Times New Roman"/>
-        </w:rPr>
-        <w:t xml:space="preserve"> (see SI for more stock-specific histories)</w:t>
+        <w:t>Our observations and modeling for</w:t>
+      </w:r>
+      <w:r>
+        <w:rPr>
+          <w:rFonts w:ascii="Times New Roman" w:hAnsi="Times New Roman" w:cs="Times New Roman"/>
+        </w:rPr>
+        <w:t xml:space="preserve"> eastern</w:t>
+      </w:r>
+      <w:r>
+        <w:rPr>
+          <w:rFonts w:ascii="Times New Roman" w:hAnsi="Times New Roman" w:cs="Times New Roman"/>
+        </w:rPr>
+        <w:t xml:space="preserve"> Bering Sea crab may have important implications for other managed living resources. </w:t>
+      </w:r>
+      <w:r>
+        <w:rPr>
+          <w:rFonts w:ascii="Times New Roman" w:hAnsi="Times New Roman" w:cs="Times New Roman"/>
+        </w:rPr>
+        <w:t xml:space="preserve">Mortality events occur for a range </w:t>
+      </w:r>
+      <w:r>
+        <w:rPr>
+          <w:rFonts w:ascii="Times New Roman" w:hAnsi="Times New Roman" w:cs="Times New Roman"/>
+        </w:rPr>
+        <w:t>species</w:t>
+      </w:r>
+      <w:r>
+        <w:rPr>
+          <w:rFonts w:ascii="Times New Roman" w:hAnsi="Times New Roman" w:cs="Times New Roman"/>
+        </w:rPr>
+        <w:t xml:space="preserve"> for a range of reasons (</w:t>
+      </w:r>
+      <w:r>
+        <w:rPr>
+          <w:rFonts w:ascii="Times New Roman" w:hAnsi="Times New Roman" w:cs="Times New Roman"/>
+        </w:rPr>
+        <w:t>19</w:t>
+      </w:r>
+      <w:r>
+        <w:rPr>
+          <w:rFonts w:ascii="Times New Roman" w:hAnsi="Times New Roman" w:cs="Times New Roman"/>
+        </w:rPr>
+        <w:t xml:space="preserve">, </w:t>
+      </w:r>
+      <w:r>
+        <w:rPr>
+          <w:rFonts w:ascii="Times New Roman" w:hAnsi="Times New Roman" w:cs="Times New Roman"/>
+        </w:rPr>
+        <w:t>20</w:t>
+      </w:r>
+      <w:r>
+        <w:rPr>
+          <w:rFonts w:ascii="Times New Roman" w:hAnsi="Times New Roman" w:cs="Times New Roman"/>
+        </w:rPr>
+        <w:t>)</w:t>
+      </w:r>
+      <w:r>
+        <w:rPr>
+          <w:rFonts w:ascii="Times New Roman" w:hAnsi="Times New Roman" w:cs="Times New Roman"/>
+        </w:rPr>
+        <w:t xml:space="preserve"> and </w:t>
+      </w:r>
+      <w:r>
+        <w:rPr>
+          <w:rFonts w:ascii="Times New Roman" w:hAnsi="Times New Roman" w:cs="Times New Roman"/>
+        </w:rPr>
+        <w:t xml:space="preserve">the </w:t>
+      </w:r>
+      <w:r>
+        <w:rPr>
+          <w:rFonts w:ascii="Times New Roman" w:hAnsi="Times New Roman" w:cs="Times New Roman"/>
+        </w:rPr>
+        <w:t xml:space="preserve">management response might change for each. </w:t>
+      </w:r>
+      <w:r>
+        <w:rPr>
+          <w:rFonts w:ascii="Times New Roman" w:hAnsi="Times New Roman" w:cs="Times New Roman"/>
+        </w:rPr>
+        <w:t xml:space="preserve">Broadly, </w:t>
+      </w:r>
+      <w:r>
+        <w:rPr>
+          <w:rFonts w:ascii="Times New Roman" w:hAnsi="Times New Roman" w:cs="Times New Roman"/>
+        </w:rPr>
+        <w:t xml:space="preserve">resource </w:t>
+      </w:r>
+      <w:r>
+        <w:rPr>
+          <w:rFonts w:ascii="Times New Roman" w:hAnsi="Times New Roman" w:cs="Times New Roman"/>
+        </w:rPr>
+        <w:t>m</w:t>
+      </w:r>
+      <w:r>
+        <w:rPr>
+          <w:rFonts w:ascii="Times New Roman" w:hAnsi="Times New Roman" w:cs="Times New Roman"/>
+        </w:rPr>
+        <w:t xml:space="preserve">anagement operates at two levels: </w:t>
+      </w:r>
+      <w:r>
+        <w:rPr>
+          <w:rFonts w:ascii="Times New Roman" w:hAnsi="Times New Roman" w:cs="Times New Roman"/>
+        </w:rPr>
+        <w:t xml:space="preserve">strategic (i.e. goal setting) and </w:t>
+      </w:r>
+      <w:r>
+        <w:rPr>
+          <w:rFonts w:ascii="Times New Roman" w:hAnsi="Times New Roman" w:cs="Times New Roman"/>
+        </w:rPr>
+        <w:t xml:space="preserve">tactical </w:t>
+      </w:r>
+      <w:r>
+        <w:rPr>
+          <w:rFonts w:ascii="Times New Roman" w:hAnsi="Times New Roman" w:cs="Times New Roman"/>
+        </w:rPr>
+        <w:t>(i.e. actions to accomplish goals)</w:t>
       </w:r>
       <w:r>
         <w:rPr>
           <w:rFonts w:ascii="Times New Roman" w:hAnsi="Times New Roman" w:cs="Times New Roman"/>
         </w:rPr>
         <w:t xml:space="preserve">. </w:t>
-      </w:r>
-      <w:r>
-        <w:rPr>
-          <w:rFonts w:ascii="Times New Roman" w:hAnsi="Times New Roman" w:cs="Times New Roman"/>
-        </w:rPr>
-        <w:t xml:space="preserve">Developing appropriate indices </w:t>
-      </w:r>
-      <w:r>
-        <w:rPr>
-          <w:rFonts w:ascii="Times New Roman" w:hAnsi="Times New Roman" w:cs="Times New Roman"/>
-        </w:rPr>
-        <w:t xml:space="preserve">to evaluate drivers of population change as was done for snow </w:t>
-      </w:r>
-      <w:proofErr w:type="gramStart"/>
-      <w:r>
-        <w:rPr>
-          <w:rFonts w:ascii="Times New Roman" w:hAnsi="Times New Roman" w:cs="Times New Roman"/>
-        </w:rPr>
-        <w:t>crab</w:t>
-      </w:r>
-      <w:proofErr w:type="gramEnd"/>
-      <w:r>
-        <w:rPr>
-          <w:rFonts w:ascii="Times New Roman" w:hAnsi="Times New Roman" w:cs="Times New Roman"/>
-        </w:rPr>
-        <w:t xml:space="preserve"> is time- and resource-intensive and depend</w:t>
-      </w:r>
-      <w:r>
-        <w:rPr>
-          <w:rFonts w:ascii="Times New Roman" w:hAnsi="Times New Roman" w:cs="Times New Roman"/>
-        </w:rPr>
-        <w:t>s</w:t>
-      </w:r>
-      <w:r>
-        <w:rPr>
-          <w:rFonts w:ascii="Times New Roman" w:hAnsi="Times New Roman" w:cs="Times New Roman"/>
-        </w:rPr>
-        <w:t xml:space="preserve"> on continued funding for surveys and laboratory studies.</w:t>
-      </w:r>
-      <w:r>
-        <w:rPr>
-          <w:rFonts w:ascii="Times New Roman" w:hAnsi="Times New Roman" w:cs="Times New Roman"/>
-        </w:rPr>
-        <w:t xml:space="preserve"> </w:t>
-      </w:r>
-      <w:r>
-        <w:rPr>
-          <w:rFonts w:ascii="Times New Roman" w:hAnsi="Times New Roman" w:cs="Times New Roman"/>
-        </w:rPr>
-        <w:t>W</w:t>
-      </w:r>
-      <w:r>
-        <w:rPr>
-          <w:rFonts w:ascii="Times New Roman" w:hAnsi="Times New Roman" w:cs="Times New Roman"/>
-        </w:rPr>
-        <w:t xml:space="preserve">e argue that this </w:t>
-      </w:r>
-      <w:r>
-        <w:rPr>
-          <w:rFonts w:ascii="Times New Roman" w:hAnsi="Times New Roman" w:cs="Times New Roman"/>
-        </w:rPr>
-        <w:t>type</w:t>
-      </w:r>
-      <w:r>
-        <w:rPr>
-          <w:rFonts w:ascii="Times New Roman" w:hAnsi="Times New Roman" w:cs="Times New Roman"/>
-        </w:rPr>
-        <w:t xml:space="preserve"> </w:t>
-      </w:r>
-      <w:r>
-        <w:rPr>
-          <w:rFonts w:ascii="Times New Roman" w:hAnsi="Times New Roman" w:cs="Times New Roman"/>
-        </w:rPr>
-        <w:t xml:space="preserve">of </w:t>
-      </w:r>
-      <w:proofErr w:type="gramStart"/>
-      <w:r>
-        <w:rPr>
-          <w:rFonts w:ascii="Times New Roman" w:hAnsi="Times New Roman" w:cs="Times New Roman"/>
-        </w:rPr>
-        <w:t>history-building</w:t>
-      </w:r>
-      <w:proofErr w:type="gramEnd"/>
-      <w:r>
-        <w:rPr>
-          <w:rFonts w:ascii="Times New Roman" w:hAnsi="Times New Roman" w:cs="Times New Roman"/>
-        </w:rPr>
-        <w:t xml:space="preserve"> will be</w:t>
-      </w:r>
-      <w:r>
-        <w:rPr>
-          <w:rFonts w:ascii="Times New Roman" w:hAnsi="Times New Roman" w:cs="Times New Roman"/>
-        </w:rPr>
-        <w:t xml:space="preserve"> increasingly</w:t>
-      </w:r>
-      <w:r>
-        <w:rPr>
-          <w:rFonts w:ascii="Times New Roman" w:hAnsi="Times New Roman" w:cs="Times New Roman"/>
-        </w:rPr>
-        <w:t xml:space="preserve"> </w:t>
-      </w:r>
-      <w:r>
-        <w:rPr>
-          <w:rFonts w:ascii="Times New Roman" w:hAnsi="Times New Roman" w:cs="Times New Roman"/>
-        </w:rPr>
-        <w:t>important</w:t>
-      </w:r>
-      <w:r>
-        <w:rPr>
-          <w:rFonts w:ascii="Times New Roman" w:hAnsi="Times New Roman" w:cs="Times New Roman"/>
-        </w:rPr>
-        <w:t xml:space="preserve"> to management, so that population changes for which management has a ‘lever’ to enact change (e.g. directed fishing) can be distinguished from those management does not (e.g. climate change)</w:t>
-      </w:r>
-      <w:r>
-        <w:rPr>
-          <w:rFonts w:ascii="Times New Roman" w:hAnsi="Times New Roman" w:cs="Times New Roman"/>
-        </w:rPr>
-        <w:t xml:space="preserve"> or </w:t>
-      </w:r>
-      <w:r>
-        <w:rPr>
-          <w:rFonts w:ascii="Times New Roman" w:hAnsi="Times New Roman" w:cs="Times New Roman"/>
-        </w:rPr>
-        <w:t xml:space="preserve">those only </w:t>
-      </w:r>
-      <w:r>
-        <w:rPr>
-          <w:rFonts w:ascii="Times New Roman" w:hAnsi="Times New Roman" w:cs="Times New Roman"/>
-        </w:rPr>
-        <w:t>infrequently consider</w:t>
-      </w:r>
-      <w:r>
-        <w:rPr>
-          <w:rFonts w:ascii="Times New Roman" w:hAnsi="Times New Roman" w:cs="Times New Roman"/>
-        </w:rPr>
-        <w:t>ed</w:t>
-      </w:r>
-      <w:r>
-        <w:rPr>
-          <w:rFonts w:ascii="Times New Roman" w:hAnsi="Times New Roman" w:cs="Times New Roman"/>
-        </w:rPr>
-        <w:t xml:space="preserve"> (e.g. predation or disease)</w:t>
-      </w:r>
-      <w:r>
-        <w:rPr>
-          <w:rFonts w:ascii="Times New Roman" w:hAnsi="Times New Roman" w:cs="Times New Roman"/>
-        </w:rPr>
-        <w:t>.</w:t>
-      </w:r>
-      <w:r>
-        <w:rPr>
-          <w:rFonts w:ascii="Times New Roman" w:hAnsi="Times New Roman" w:cs="Times New Roman"/>
-        </w:rPr>
-        <w:t xml:space="preserve"> D</w:t>
-      </w:r>
-      <w:r>
-        <w:rPr>
-          <w:rFonts w:ascii="Times New Roman" w:hAnsi="Times New Roman" w:cs="Times New Roman"/>
-        </w:rPr>
-        <w:t>anger</w:t>
-      </w:r>
-      <w:r>
-        <w:rPr>
-          <w:rFonts w:ascii="Times New Roman" w:hAnsi="Times New Roman" w:cs="Times New Roman"/>
-        </w:rPr>
-        <w:t>s also exist</w:t>
-      </w:r>
-      <w:r>
-        <w:rPr>
-          <w:rFonts w:ascii="Times New Roman" w:hAnsi="Times New Roman" w:cs="Times New Roman"/>
-        </w:rPr>
-        <w:t xml:space="preserve"> in building ‘just-so-</w:t>
-      </w:r>
-      <w:proofErr w:type="gramStart"/>
-      <w:r>
-        <w:rPr>
-          <w:rFonts w:ascii="Times New Roman" w:hAnsi="Times New Roman" w:cs="Times New Roman"/>
-        </w:rPr>
-        <w:t>stories’</w:t>
-      </w:r>
-      <w:proofErr w:type="gramEnd"/>
-      <w:r>
-        <w:rPr>
-          <w:rFonts w:ascii="Times New Roman" w:hAnsi="Times New Roman" w:cs="Times New Roman"/>
-        </w:rPr>
-        <w:t xml:space="preserve"> around ecological models</w:t>
-      </w:r>
-      <w:r>
-        <w:rPr>
-          <w:rFonts w:ascii="Times New Roman" w:hAnsi="Times New Roman" w:cs="Times New Roman"/>
-        </w:rPr>
-        <w:t xml:space="preserve"> based on correlative analyses</w:t>
-      </w:r>
-      <w:r>
-        <w:rPr>
-          <w:rFonts w:ascii="Times New Roman" w:hAnsi="Times New Roman" w:cs="Times New Roman"/>
-        </w:rPr>
-        <w:t>.</w:t>
-      </w:r>
-      <w:r>
-        <w:rPr>
-          <w:rFonts w:ascii="Times New Roman" w:hAnsi="Times New Roman" w:cs="Times New Roman"/>
-        </w:rPr>
-        <w:t xml:space="preserve"> </w:t>
-      </w:r>
-      <w:r>
-        <w:rPr>
-          <w:rFonts w:ascii="Times New Roman" w:hAnsi="Times New Roman" w:cs="Times New Roman"/>
-        </w:rPr>
-        <w:t>Attributing causes using</w:t>
-      </w:r>
-      <w:r>
-        <w:rPr>
-          <w:rFonts w:ascii="Times New Roman" w:hAnsi="Times New Roman" w:cs="Times New Roman"/>
-        </w:rPr>
-        <w:t xml:space="preserve"> observation</w:t>
-      </w:r>
-      <w:r>
-        <w:rPr>
-          <w:rFonts w:ascii="Times New Roman" w:hAnsi="Times New Roman" w:cs="Times New Roman"/>
-        </w:rPr>
-        <w:t>al</w:t>
-      </w:r>
-      <w:r>
-        <w:rPr>
-          <w:rFonts w:ascii="Times New Roman" w:hAnsi="Times New Roman" w:cs="Times New Roman"/>
-        </w:rPr>
-        <w:t xml:space="preserve"> data can be difficult, particularly in complex systems </w:t>
-      </w:r>
-      <w:r>
-        <w:rPr>
-          <w:rFonts w:ascii="Times New Roman" w:hAnsi="Times New Roman" w:cs="Times New Roman"/>
-        </w:rPr>
-        <w:t>with</w:t>
-      </w:r>
-      <w:r>
-        <w:rPr>
-          <w:rFonts w:ascii="Times New Roman" w:hAnsi="Times New Roman" w:cs="Times New Roman"/>
-        </w:rPr>
-        <w:t xml:space="preserve"> relatively short time series</w:t>
-      </w:r>
-      <w:r>
-        <w:rPr>
-          <w:rFonts w:ascii="Times New Roman" w:hAnsi="Times New Roman" w:cs="Times New Roman"/>
-        </w:rPr>
-        <w:t xml:space="preserve"> (</w:t>
-      </w:r>
-      <w:r>
-        <w:rPr>
-          <w:rFonts w:ascii="Times New Roman" w:hAnsi="Times New Roman" w:cs="Times New Roman"/>
-        </w:rPr>
-        <w:t>15</w:t>
-      </w:r>
-      <w:r>
-        <w:rPr>
-          <w:rFonts w:ascii="Times New Roman" w:hAnsi="Times New Roman" w:cs="Times New Roman"/>
-        </w:rPr>
-        <w:t>)</w:t>
-      </w:r>
-      <w:r>
-        <w:rPr>
-          <w:rFonts w:ascii="Times New Roman" w:hAnsi="Times New Roman" w:cs="Times New Roman"/>
-        </w:rPr>
-        <w:t xml:space="preserve">. </w:t>
-      </w:r>
-      <w:r>
-        <w:rPr>
-          <w:rFonts w:ascii="Times New Roman" w:hAnsi="Times New Roman" w:cs="Times New Roman"/>
-        </w:rPr>
-        <w:t>Nonetheless</w:t>
-      </w:r>
-      <w:r>
-        <w:rPr>
-          <w:rFonts w:ascii="Times New Roman" w:hAnsi="Times New Roman" w:cs="Times New Roman"/>
-        </w:rPr>
-        <w:t>, there are considerable risks in not attempting to understand population changes in a broader context than just fishery-driven dynamics.</w:t>
-      </w:r>
-      <w:r>
-        <w:rPr>
-          <w:rFonts w:ascii="Times New Roman" w:hAnsi="Times New Roman" w:cs="Times New Roman"/>
-        </w:rPr>
-        <w:t xml:space="preserve"> </w:t>
-      </w:r>
-      <w:r>
-        <w:rPr>
-          <w:rFonts w:ascii="Times New Roman" w:hAnsi="Times New Roman" w:cs="Times New Roman"/>
-        </w:rPr>
-        <w:t>A</w:t>
-      </w:r>
-      <w:r>
-        <w:rPr>
-          <w:rFonts w:ascii="Times New Roman" w:hAnsi="Times New Roman" w:cs="Times New Roman"/>
-        </w:rPr>
-        <w:t xml:space="preserve">ssuming that population dynamics are driven by fishing when they are </w:t>
-      </w:r>
-      <w:proofErr w:type="gramStart"/>
-      <w:r>
-        <w:rPr>
-          <w:rFonts w:ascii="Times New Roman" w:hAnsi="Times New Roman" w:cs="Times New Roman"/>
-        </w:rPr>
-        <w:t>actually driven</w:t>
-      </w:r>
-      <w:proofErr w:type="gramEnd"/>
-      <w:r>
-        <w:rPr>
-          <w:rFonts w:ascii="Times New Roman" w:hAnsi="Times New Roman" w:cs="Times New Roman"/>
-        </w:rPr>
-        <w:t xml:space="preserve"> by climate or </w:t>
-      </w:r>
-      <w:proofErr w:type="gramStart"/>
-      <w:r>
-        <w:rPr>
-          <w:rFonts w:ascii="Times New Roman" w:hAnsi="Times New Roman" w:cs="Times New Roman"/>
-        </w:rPr>
-        <w:t>disease (</w:t>
-      </w:r>
-      <w:proofErr w:type="gramEnd"/>
-      <w:r>
-        <w:rPr>
-          <w:rFonts w:ascii="Times New Roman" w:hAnsi="Times New Roman" w:cs="Times New Roman"/>
-        </w:rPr>
-        <w:t>for example)</w:t>
-      </w:r>
-      <w:r>
-        <w:rPr>
-          <w:rFonts w:ascii="Times New Roman" w:hAnsi="Times New Roman" w:cs="Times New Roman"/>
-        </w:rPr>
-        <w:t xml:space="preserve"> can result in </w:t>
-      </w:r>
-      <w:r>
-        <w:rPr>
-          <w:rFonts w:ascii="Times New Roman" w:hAnsi="Times New Roman" w:cs="Times New Roman"/>
-        </w:rPr>
-        <w:t xml:space="preserve">misdirected (and ultimately </w:t>
-      </w:r>
-      <w:r>
-        <w:rPr>
-          <w:rFonts w:ascii="Times New Roman" w:hAnsi="Times New Roman" w:cs="Times New Roman"/>
-        </w:rPr>
-        <w:t>wasted</w:t>
-      </w:r>
-      <w:r>
-        <w:rPr>
-          <w:rFonts w:ascii="Times New Roman" w:hAnsi="Times New Roman" w:cs="Times New Roman"/>
-        </w:rPr>
-        <w:t>)</w:t>
-      </w:r>
-      <w:r>
-        <w:rPr>
-          <w:rFonts w:ascii="Times New Roman" w:hAnsi="Times New Roman" w:cs="Times New Roman"/>
-        </w:rPr>
-        <w:t xml:space="preserve"> management resources. Experiments</w:t>
-      </w:r>
-      <w:r>
-        <w:rPr>
-          <w:rFonts w:ascii="Times New Roman" w:hAnsi="Times New Roman" w:cs="Times New Roman"/>
-        </w:rPr>
-        <w:t>, surveys, and analyse</w:t>
-      </w:r>
-      <w:r>
-        <w:rPr>
-          <w:rFonts w:ascii="Times New Roman" w:hAnsi="Times New Roman" w:cs="Times New Roman"/>
-        </w:rPr>
-        <w:t xml:space="preserve">s aimed at identifying drivers of </w:t>
-      </w:r>
-      <w:r>
-        <w:rPr>
-          <w:rFonts w:ascii="Times New Roman" w:hAnsi="Times New Roman" w:cs="Times New Roman"/>
-        </w:rPr>
-        <w:t>population</w:t>
-      </w:r>
-      <w:r>
-        <w:rPr>
-          <w:rFonts w:ascii="Times New Roman" w:hAnsi="Times New Roman" w:cs="Times New Roman"/>
-        </w:rPr>
-        <w:t xml:space="preserve"> change</w:t>
-      </w:r>
-      <w:r>
-        <w:rPr>
-          <w:rFonts w:ascii="Times New Roman" w:hAnsi="Times New Roman" w:cs="Times New Roman"/>
-        </w:rPr>
-        <w:t>s</w:t>
-      </w:r>
-      <w:r>
-        <w:rPr>
-          <w:rFonts w:ascii="Times New Roman" w:hAnsi="Times New Roman" w:cs="Times New Roman"/>
-        </w:rPr>
-        <w:t xml:space="preserve"> are likely the </w:t>
-      </w:r>
-      <w:r>
-        <w:rPr>
-          <w:rFonts w:ascii="Times New Roman" w:hAnsi="Times New Roman" w:cs="Times New Roman"/>
-        </w:rPr>
-        <w:t>best hope for designing effective management strategies as climate change reorganizes ecosystems.</w:t>
-      </w:r>
-      <w:r>
-        <w:rPr>
-          <w:rFonts w:ascii="Times New Roman" w:hAnsi="Times New Roman" w:cs="Times New Roman"/>
-        </w:rPr>
-        <w:t xml:space="preserve"> </w:t>
       </w:r>
     </w:p>
     <w:p>
@@ -4103,19 +5035,115 @@
         <w:rPr>
           <w:rFonts w:ascii="Times New Roman" w:hAnsi="Times New Roman" w:cs="Times New Roman"/>
         </w:rPr>
-        <w:t>Regardless of</w:t>
-      </w:r>
-      <w:r>
-        <w:rPr>
-          <w:rFonts w:ascii="Times New Roman" w:hAnsi="Times New Roman" w:cs="Times New Roman"/>
-        </w:rPr>
-        <w:t xml:space="preserve"> the true underlying drivers of population change,</w:t>
-      </w:r>
-      <w:r>
-        <w:rPr>
-          <w:rFonts w:ascii="Times New Roman" w:hAnsi="Times New Roman" w:cs="Times New Roman"/>
-        </w:rPr>
-        <w:t xml:space="preserve"> eastern</w:t>
+        <w:t xml:space="preserve">From a strategic perspective, </w:t>
+      </w:r>
+      <w:r>
+        <w:rPr>
+          <w:rFonts w:ascii="Times New Roman" w:hAnsi="Times New Roman" w:cs="Times New Roman"/>
+        </w:rPr>
+        <w:t>protecting populations from</w:t>
+      </w:r>
+      <w:r>
+        <w:rPr>
+          <w:rFonts w:ascii="Times New Roman" w:hAnsi="Times New Roman" w:cs="Times New Roman"/>
+        </w:rPr>
+        <w:t xml:space="preserve"> (and after)</w:t>
+      </w:r>
+      <w:r>
+        <w:rPr>
+          <w:rFonts w:ascii="Times New Roman" w:hAnsi="Times New Roman" w:cs="Times New Roman"/>
+        </w:rPr>
+        <w:t xml:space="preserve"> collapse and supporting </w:t>
+      </w:r>
+      <w:r>
+        <w:rPr>
+          <w:rFonts w:ascii="Times New Roman" w:hAnsi="Times New Roman" w:cs="Times New Roman"/>
+        </w:rPr>
+        <w:t xml:space="preserve">resource-dependent </w:t>
+      </w:r>
+      <w:r>
+        <w:rPr>
+          <w:rFonts w:ascii="Times New Roman" w:hAnsi="Times New Roman" w:cs="Times New Roman"/>
+        </w:rPr>
+        <w:t>communities</w:t>
+      </w:r>
+      <w:r>
+        <w:rPr>
+          <w:rFonts w:ascii="Times New Roman" w:hAnsi="Times New Roman" w:cs="Times New Roman"/>
+        </w:rPr>
+        <w:t xml:space="preserve"> are often central goals</w:t>
+      </w:r>
+      <w:r>
+        <w:rPr>
+          <w:rFonts w:ascii="Times New Roman" w:hAnsi="Times New Roman" w:cs="Times New Roman"/>
+        </w:rPr>
+        <w:t xml:space="preserve"> and should guide the type of management actions considered</w:t>
+      </w:r>
+      <w:r>
+        <w:rPr>
+          <w:rFonts w:ascii="Times New Roman" w:hAnsi="Times New Roman" w:cs="Times New Roman"/>
+        </w:rPr>
+        <w:t xml:space="preserve">. </w:t>
+      </w:r>
+      <w:r>
+        <w:rPr>
+          <w:rFonts w:ascii="Times New Roman" w:hAnsi="Times New Roman" w:cs="Times New Roman"/>
+        </w:rPr>
+        <w:t xml:space="preserve">Protecting populations from/after collapse can be challenging in the current equilibrium management paradigm if adverse drivers are built into the calculation of expectations of the </w:t>
+      </w:r>
+      <w:r>
+        <w:rPr>
+          <w:rFonts w:ascii="Times New Roman" w:hAnsi="Times New Roman" w:cs="Times New Roman"/>
+        </w:rPr>
+        <w:t>population</w:t>
+      </w:r>
+      <w:r>
+        <w:rPr>
+          <w:rFonts w:ascii="Times New Roman" w:hAnsi="Times New Roman" w:cs="Times New Roman"/>
+        </w:rPr>
+        <w:t xml:space="preserve"> under no fishing</w:t>
+      </w:r>
+      <w:r>
+        <w:rPr>
+          <w:rFonts w:ascii="Times New Roman" w:hAnsi="Times New Roman" w:cs="Times New Roman"/>
+        </w:rPr>
+        <w:t xml:space="preserve"> (</w:t>
+      </w:r>
+      <w:r>
+        <w:rPr>
+          <w:rFonts w:ascii="Times New Roman" w:hAnsi="Times New Roman" w:cs="Times New Roman"/>
+        </w:rPr>
+        <w:t xml:space="preserve">as </w:t>
+      </w:r>
+      <w:r>
+        <w:rPr>
+          <w:rFonts w:ascii="Times New Roman" w:hAnsi="Times New Roman" w:cs="Times New Roman"/>
+        </w:rPr>
+        <w:t>discussed</w:t>
+      </w:r>
+      <w:r>
+        <w:rPr>
+          <w:rFonts w:ascii="Times New Roman" w:hAnsi="Times New Roman" w:cs="Times New Roman"/>
+        </w:rPr>
+        <w:t xml:space="preserve"> above</w:t>
+      </w:r>
+      <w:r>
+        <w:rPr>
+          <w:rFonts w:ascii="Times New Roman" w:hAnsi="Times New Roman" w:cs="Times New Roman"/>
+        </w:rPr>
+        <w:t>)</w:t>
+      </w:r>
+      <w:r>
+        <w:rPr>
+          <w:rFonts w:ascii="Times New Roman" w:hAnsi="Times New Roman" w:cs="Times New Roman"/>
+        </w:rPr>
+        <w:t xml:space="preserve">. The challenge arises from </w:t>
+      </w:r>
+      <w:r>
+        <w:rPr>
+          <w:rFonts w:ascii="Times New Roman" w:hAnsi="Times New Roman" w:cs="Times New Roman"/>
+        </w:rPr>
+        <w:t>decreasing</w:t>
       </w:r>
       <w:r>
         <w:rPr>
@@ -4127,25 +5155,43 @@
         <w:rPr>
           <w:rFonts w:ascii="Times New Roman" w:hAnsi="Times New Roman" w:cs="Times New Roman"/>
         </w:rPr>
-        <w:t>Bering Sea crab</w:t>
-      </w:r>
-      <w:r>
-        <w:rPr>
-          <w:rFonts w:ascii="Times New Roman" w:hAnsi="Times New Roman" w:cs="Times New Roman"/>
-        </w:rPr>
-        <w:t xml:space="preserve"> </w:t>
-      </w:r>
-      <w:r>
-        <w:rPr>
-          <w:rFonts w:ascii="Times New Roman" w:hAnsi="Times New Roman" w:cs="Times New Roman"/>
-        </w:rPr>
-        <w:t>fisheries</w:t>
-      </w:r>
-      <w:r>
-        <w:rPr>
-          <w:rFonts w:ascii="Times New Roman" w:hAnsi="Times New Roman" w:cs="Times New Roman"/>
-        </w:rPr>
-        <w:t xml:space="preserve"> are in crisis</w:t>
+        <w:t xml:space="preserve">biomass </w:t>
+      </w:r>
+      <w:r>
+        <w:rPr>
+          <w:rFonts w:ascii="Times New Roman" w:hAnsi="Times New Roman" w:cs="Times New Roman"/>
+        </w:rPr>
+        <w:t xml:space="preserve">targets </w:t>
+      </w:r>
+      <w:r>
+        <w:rPr>
+          <w:rFonts w:ascii="Times New Roman" w:hAnsi="Times New Roman" w:cs="Times New Roman"/>
+        </w:rPr>
+        <w:t>associated with</w:t>
+      </w:r>
+      <w:r>
+        <w:rPr>
+          <w:rFonts w:ascii="Times New Roman" w:hAnsi="Times New Roman" w:cs="Times New Roman"/>
+        </w:rPr>
+        <w:t xml:space="preserve"> incorporating expected collapses into the projection</w:t>
+      </w:r>
+      <w:r>
+        <w:rPr>
+          <w:rFonts w:ascii="Times New Roman" w:hAnsi="Times New Roman" w:cs="Times New Roman"/>
+        </w:rPr>
+        <w:t xml:space="preserve">, which would allow for harder fishing at lower abundances compared to </w:t>
+      </w:r>
+      <w:r>
+        <w:rPr>
+          <w:rFonts w:ascii="Times New Roman" w:hAnsi="Times New Roman" w:cs="Times New Roman"/>
+        </w:rPr>
+        <w:t>current harvest control</w:t>
+      </w:r>
+      <w:r>
+        <w:rPr>
+          <w:rFonts w:ascii="Times New Roman" w:hAnsi="Times New Roman" w:cs="Times New Roman"/>
+        </w:rPr>
+        <w:t xml:space="preserve"> rules</w:t>
       </w:r>
       <w:r>
         <w:rPr>
@@ -4157,375 +5203,38 @@
         <w:rPr>
           <w:rFonts w:ascii="Times New Roman" w:hAnsi="Times New Roman" w:cs="Times New Roman"/>
         </w:rPr>
-        <w:t xml:space="preserve">The </w:t>
-      </w:r>
-      <w:r>
-        <w:rPr>
-          <w:rFonts w:ascii="Times New Roman" w:hAnsi="Times New Roman" w:cs="Times New Roman"/>
-        </w:rPr>
-        <w:t xml:space="preserve">median estimate of </w:t>
-      </w:r>
-      <w:r>
-        <w:rPr>
-          <w:rFonts w:ascii="Times New Roman" w:hAnsi="Times New Roman" w:cs="Times New Roman"/>
-        </w:rPr>
-        <w:t>commercial</w:t>
-      </w:r>
-      <w:r>
-        <w:rPr>
-          <w:rFonts w:ascii="Times New Roman" w:hAnsi="Times New Roman" w:cs="Times New Roman"/>
-        </w:rPr>
-        <w:t xml:space="preserve"> </w:t>
-      </w:r>
-      <w:r>
-        <w:rPr>
-          <w:rFonts w:ascii="Times New Roman" w:hAnsi="Times New Roman" w:cs="Times New Roman"/>
-        </w:rPr>
-        <w:t>abundance</w:t>
-      </w:r>
-      <w:r>
-        <w:rPr>
-          <w:rFonts w:ascii="Times New Roman" w:hAnsi="Times New Roman" w:cs="Times New Roman"/>
-        </w:rPr>
-        <w:t xml:space="preserve"> </w:t>
-      </w:r>
-      <w:r>
-        <w:rPr>
-          <w:rFonts w:ascii="Times New Roman" w:hAnsi="Times New Roman" w:cs="Times New Roman"/>
-        </w:rPr>
-        <w:t>during 202</w:t>
-      </w:r>
-      <w:r>
-        <w:rPr>
-          <w:rFonts w:ascii="Times New Roman" w:hAnsi="Times New Roman" w:cs="Times New Roman"/>
-        </w:rPr>
-        <w:t>5</w:t>
-      </w:r>
-      <w:r>
-        <w:rPr>
-          <w:rFonts w:ascii="Times New Roman" w:hAnsi="Times New Roman" w:cs="Times New Roman"/>
-        </w:rPr>
-        <w:t xml:space="preserve"> </w:t>
-      </w:r>
-      <w:r>
-        <w:rPr>
-          <w:rFonts w:ascii="Times New Roman" w:hAnsi="Times New Roman" w:cs="Times New Roman"/>
-        </w:rPr>
-        <w:t xml:space="preserve">across all </w:t>
-      </w:r>
-      <w:r>
-        <w:rPr>
-          <w:rFonts w:ascii="Times New Roman" w:hAnsi="Times New Roman" w:cs="Times New Roman"/>
-        </w:rPr>
-        <w:t>population</w:t>
-      </w:r>
-      <w:r>
-        <w:rPr>
-          <w:rFonts w:ascii="Times New Roman" w:hAnsi="Times New Roman" w:cs="Times New Roman"/>
-        </w:rPr>
-        <w:t xml:space="preserve">s </w:t>
-      </w:r>
-      <w:r>
-        <w:rPr>
-          <w:rFonts w:ascii="Times New Roman" w:hAnsi="Times New Roman" w:cs="Times New Roman"/>
-        </w:rPr>
-        <w:t>was</w:t>
-      </w:r>
-      <w:r>
-        <w:rPr>
-          <w:rFonts w:ascii="Times New Roman" w:hAnsi="Times New Roman" w:cs="Times New Roman"/>
-        </w:rPr>
-        <w:t xml:space="preserve"> less than </w:t>
-      </w:r>
-      <w:r>
-        <w:rPr>
-          <w:rFonts w:ascii="Times New Roman" w:hAnsi="Times New Roman" w:cs="Times New Roman"/>
-          <w:highlight w:val="yellow"/>
-        </w:rPr>
-        <w:t>5</w:t>
-      </w:r>
-      <w:r>
-        <w:rPr>
-          <w:rFonts w:ascii="Times New Roman" w:hAnsi="Times New Roman" w:cs="Times New Roman"/>
-          <w:highlight w:val="yellow"/>
-        </w:rPr>
-        <w:t>%</w:t>
-      </w:r>
-      <w:r>
-        <w:rPr>
-          <w:rFonts w:ascii="Times New Roman" w:hAnsi="Times New Roman" w:cs="Times New Roman"/>
-        </w:rPr>
-        <w:t xml:space="preserve"> of the maximum observed, with the two most economically important </w:t>
-      </w:r>
-      <w:r>
-        <w:rPr>
-          <w:rFonts w:ascii="Times New Roman" w:hAnsi="Times New Roman" w:cs="Times New Roman"/>
-        </w:rPr>
-        <w:t>population</w:t>
-      </w:r>
-      <w:r>
-        <w:rPr>
-          <w:rFonts w:ascii="Times New Roman" w:hAnsi="Times New Roman" w:cs="Times New Roman"/>
-        </w:rPr>
-        <w:t>s (BBRKC and snow</w:t>
-      </w:r>
-      <w:r>
-        <w:rPr>
-          <w:rFonts w:ascii="Times New Roman" w:hAnsi="Times New Roman" w:cs="Times New Roman"/>
-        </w:rPr>
-        <w:t xml:space="preserve"> crab</w:t>
-      </w:r>
-      <w:r>
-        <w:rPr>
-          <w:rFonts w:ascii="Times New Roman" w:hAnsi="Times New Roman" w:cs="Times New Roman"/>
-        </w:rPr>
-        <w:t xml:space="preserve">) </w:t>
-      </w:r>
-      <w:r>
-        <w:rPr>
-          <w:rFonts w:ascii="Times New Roman" w:hAnsi="Times New Roman" w:cs="Times New Roman"/>
-        </w:rPr>
-        <w:t>estimated</w:t>
-      </w:r>
-      <w:r>
-        <w:rPr>
-          <w:rFonts w:ascii="Times New Roman" w:hAnsi="Times New Roman" w:cs="Times New Roman"/>
-        </w:rPr>
-        <w:t xml:space="preserve"> at </w:t>
-      </w:r>
-      <w:r>
-        <w:rPr>
-          <w:rFonts w:ascii="Times New Roman" w:hAnsi="Times New Roman" w:cs="Times New Roman"/>
-          <w:highlight w:val="yellow"/>
-        </w:rPr>
-        <w:t>1.7% and 7.2%</w:t>
-      </w:r>
-      <w:r>
-        <w:rPr>
-          <w:rFonts w:ascii="Times New Roman" w:hAnsi="Times New Roman" w:cs="Times New Roman"/>
-        </w:rPr>
-        <w:t xml:space="preserve"> of maximum, respectively (figure 4).</w:t>
-      </w:r>
-      <w:r>
-        <w:rPr>
-          <w:rFonts w:ascii="Times New Roman" w:hAnsi="Times New Roman" w:cs="Times New Roman"/>
-        </w:rPr>
-        <w:t xml:space="preserve"> </w:t>
-      </w:r>
-      <w:r>
-        <w:rPr>
-          <w:rFonts w:ascii="Times New Roman" w:hAnsi="Times New Roman" w:cs="Times New Roman"/>
-        </w:rPr>
-        <w:t xml:space="preserve">Given </w:t>
-      </w:r>
-      <w:r>
-        <w:rPr>
-          <w:rFonts w:ascii="Times New Roman" w:hAnsi="Times New Roman" w:cs="Times New Roman"/>
-        </w:rPr>
-        <w:t xml:space="preserve">the currently poor status of </w:t>
-      </w:r>
-      <w:r>
-        <w:rPr>
-          <w:rFonts w:ascii="Times New Roman" w:hAnsi="Times New Roman" w:cs="Times New Roman"/>
-        </w:rPr>
-        <w:t xml:space="preserve">eastern </w:t>
-      </w:r>
-      <w:r>
-        <w:rPr>
-          <w:rFonts w:ascii="Times New Roman" w:hAnsi="Times New Roman" w:cs="Times New Roman"/>
-        </w:rPr>
-        <w:t xml:space="preserve">Bering Sea crab </w:t>
-      </w:r>
-      <w:r>
-        <w:rPr>
-          <w:rFonts w:ascii="Times New Roman" w:hAnsi="Times New Roman" w:cs="Times New Roman"/>
-        </w:rPr>
-        <w:t>population</w:t>
-      </w:r>
-      <w:r>
-        <w:rPr>
-          <w:rFonts w:ascii="Times New Roman" w:hAnsi="Times New Roman" w:cs="Times New Roman"/>
-        </w:rPr>
-        <w:t>s</w:t>
-      </w:r>
-      <w:r>
-        <w:rPr>
-          <w:rFonts w:ascii="Times New Roman" w:hAnsi="Times New Roman" w:cs="Times New Roman"/>
-        </w:rPr>
-        <w:t xml:space="preserve">, it is natural to ask if incorporating the expectation of episodic mortality events into </w:t>
-      </w:r>
-      <w:r>
-        <w:rPr>
-          <w:rFonts w:ascii="Times New Roman" w:hAnsi="Times New Roman" w:cs="Times New Roman"/>
-        </w:rPr>
-        <w:t>biomass and fishing mortality targets</w:t>
-      </w:r>
-      <w:r>
-        <w:rPr>
-          <w:rFonts w:ascii="Times New Roman" w:hAnsi="Times New Roman" w:cs="Times New Roman"/>
-        </w:rPr>
-        <w:t xml:space="preserve"> could improve </w:t>
-      </w:r>
-      <w:r>
-        <w:rPr>
-          <w:rFonts w:ascii="Times New Roman" w:hAnsi="Times New Roman" w:cs="Times New Roman"/>
-        </w:rPr>
-        <w:t xml:space="preserve">management </w:t>
-      </w:r>
-      <w:r>
-        <w:rPr>
-          <w:rFonts w:ascii="Times New Roman" w:hAnsi="Times New Roman" w:cs="Times New Roman"/>
-        </w:rPr>
-        <w:t>outcomes. To explore this question, we parameterized a model based on BBRKC and then calculated equilibrium management targets</w:t>
-      </w:r>
-      <w:r>
-        <w:rPr>
-          <w:rFonts w:ascii="Times New Roman" w:hAnsi="Times New Roman" w:cs="Times New Roman"/>
-        </w:rPr>
-        <w:t xml:space="preserve"> and </w:t>
+        <w:t xml:space="preserve">It is possible that alternate forms of harvest control rules could provide better management outcomes when populations are prone to mortality events. The shape of these rules </w:t>
       </w:r>
       <w:r>
         <w:rPr>
           <w:rFonts w:ascii="Times New Roman" w:hAnsi="Times New Roman" w:cs="Times New Roman"/>
         </w:rPr>
         <w:lastRenderedPageBreak/>
-        <w:t>expected yields</w:t>
-      </w:r>
-      <w:r>
-        <w:rPr>
-          <w:rFonts w:ascii="Times New Roman" w:hAnsi="Times New Roman" w:cs="Times New Roman"/>
-        </w:rPr>
-        <w:t xml:space="preserve"> in two ways</w:t>
-      </w:r>
-      <w:r>
-        <w:rPr>
-          <w:rFonts w:ascii="Times New Roman" w:hAnsi="Times New Roman" w:cs="Times New Roman"/>
-        </w:rPr>
-        <w:t xml:space="preserve">. In </w:t>
-      </w:r>
-      <w:r>
-        <w:rPr>
-          <w:rFonts w:ascii="Times New Roman" w:hAnsi="Times New Roman" w:cs="Times New Roman"/>
-        </w:rPr>
-        <w:t>the first</w:t>
-      </w:r>
-      <w:r>
-        <w:rPr>
-          <w:rFonts w:ascii="Times New Roman" w:hAnsi="Times New Roman" w:cs="Times New Roman"/>
-        </w:rPr>
-        <w:t xml:space="preserve"> </w:t>
-      </w:r>
-      <w:r>
-        <w:rPr>
-          <w:rFonts w:ascii="Times New Roman" w:hAnsi="Times New Roman" w:cs="Times New Roman"/>
-        </w:rPr>
-        <w:t>set of projections</w:t>
-      </w:r>
-      <w:r>
-        <w:rPr>
-          <w:rFonts w:ascii="Times New Roman" w:hAnsi="Times New Roman" w:cs="Times New Roman"/>
-        </w:rPr>
-        <w:t xml:space="preserve">, </w:t>
-      </w:r>
-      <w:r>
-        <w:rPr>
-          <w:rFonts w:ascii="Times New Roman" w:hAnsi="Times New Roman" w:cs="Times New Roman"/>
-        </w:rPr>
-        <w:t>other</w:t>
-      </w:r>
-      <w:r>
-        <w:rPr>
-          <w:rFonts w:ascii="Times New Roman" w:hAnsi="Times New Roman" w:cs="Times New Roman"/>
-        </w:rPr>
-        <w:t xml:space="preserve"> mortality was assumed </w:t>
-      </w:r>
-      <w:r>
-        <w:rPr>
-          <w:rFonts w:ascii="Times New Roman" w:hAnsi="Times New Roman" w:cs="Times New Roman"/>
-        </w:rPr>
-        <w:t xml:space="preserve">to be </w:t>
-      </w:r>
-      <w:r>
-        <w:rPr>
-          <w:rFonts w:ascii="Times New Roman" w:hAnsi="Times New Roman" w:cs="Times New Roman"/>
-        </w:rPr>
-        <w:t>constant. I</w:t>
-      </w:r>
-      <w:r>
-        <w:rPr>
-          <w:rFonts w:ascii="Times New Roman" w:hAnsi="Times New Roman" w:cs="Times New Roman"/>
-        </w:rPr>
-        <w:t xml:space="preserve">n the </w:t>
-      </w:r>
-      <w:r>
-        <w:rPr>
-          <w:rFonts w:ascii="Times New Roman" w:hAnsi="Times New Roman" w:cs="Times New Roman"/>
-        </w:rPr>
-        <w:t>second</w:t>
-      </w:r>
-      <w:r>
-        <w:rPr>
-          <w:rFonts w:ascii="Times New Roman" w:hAnsi="Times New Roman" w:cs="Times New Roman"/>
-        </w:rPr>
-        <w:t xml:space="preserve"> </w:t>
-      </w:r>
-      <w:r>
-        <w:rPr>
-          <w:rFonts w:ascii="Times New Roman" w:hAnsi="Times New Roman" w:cs="Times New Roman"/>
-        </w:rPr>
-        <w:t>set</w:t>
-      </w:r>
-      <w:r>
-        <w:rPr>
-          <w:rFonts w:ascii="Times New Roman" w:hAnsi="Times New Roman" w:cs="Times New Roman"/>
-        </w:rPr>
-        <w:t>, we sampled yearly other mortality from historical estimates and simulated 1000 populations to develop a distribution for the expected yield and biomass for a given fishing mortality</w:t>
-      </w:r>
-      <w:r>
-        <w:rPr>
-          <w:rFonts w:ascii="Times New Roman" w:hAnsi="Times New Roman" w:cs="Times New Roman"/>
-        </w:rPr>
-        <w:t xml:space="preserve"> </w:t>
-      </w:r>
-      <w:r>
-        <w:rPr>
-          <w:rFonts w:ascii="Times New Roman" w:hAnsi="Times New Roman" w:cs="Times New Roman"/>
-        </w:rPr>
-        <w:t xml:space="preserve">under the possibility of </w:t>
-      </w:r>
-      <w:commentRangeStart w:id="0"/>
-      <w:commentRangeStart w:id="1"/>
-      <w:r>
-        <w:rPr>
-          <w:rFonts w:ascii="Times New Roman" w:hAnsi="Times New Roman" w:cs="Times New Roman"/>
-        </w:rPr>
-        <w:t>episodic</w:t>
-      </w:r>
-      <w:commentRangeEnd w:id="0"/>
-      <w:r>
-        <w:rPr>
-          <w:rStyle w:val="CommentReference"/>
-        </w:rPr>
-        <w:commentReference w:id="0"/>
-      </w:r>
-      <w:commentRangeEnd w:id="1"/>
-      <w:r>
-        <w:rPr>
-          <w:rStyle w:val="CommentReference"/>
-        </w:rPr>
-        <w:commentReference w:id="1"/>
-      </w:r>
-      <w:r>
-        <w:rPr>
-          <w:rFonts w:ascii="Times New Roman" w:hAnsi="Times New Roman" w:cs="Times New Roman"/>
-        </w:rPr>
-        <w:t xml:space="preserve"> mortality events.</w:t>
-      </w:r>
-      <w:r>
-        <w:rPr>
-          <w:rFonts w:ascii="Times New Roman" w:hAnsi="Times New Roman" w:cs="Times New Roman"/>
-        </w:rPr>
-        <w:t xml:space="preserve"> </w:t>
+        <w:t xml:space="preserve">would likely depend on the drivers of mortality events. Based on our analyses, consideration of population abundance, size composition, and </w:t>
+      </w:r>
+      <w:r>
+        <w:rPr>
+          <w:rFonts w:ascii="Times New Roman" w:hAnsi="Times New Roman" w:cs="Times New Roman"/>
+        </w:rPr>
+        <w:t>environmental covariates</w:t>
+      </w:r>
+      <w:r>
+        <w:rPr>
+          <w:rFonts w:ascii="Times New Roman" w:hAnsi="Times New Roman" w:cs="Times New Roman"/>
+        </w:rPr>
+        <w:t xml:space="preserve"> may be useful</w:t>
+      </w:r>
+      <w:r>
+        <w:rPr>
+          <w:rFonts w:ascii="Times New Roman" w:hAnsi="Times New Roman" w:cs="Times New Roman"/>
+        </w:rPr>
+        <w:t xml:space="preserve">. </w:t>
+      </w:r>
+      <w:r>
+        <w:rPr>
+          <w:rFonts w:ascii="Times New Roman" w:hAnsi="Times New Roman" w:cs="Times New Roman"/>
+        </w:rPr>
+        <w:t>HOWEVER, THE OBJECTIVES SHOULD BE CLEARLY CONSIDERED…</w:t>
       </w:r>
     </w:p>
     <w:p>
@@ -4539,25 +5248,43 @@
         <w:rPr>
           <w:rFonts w:ascii="Times New Roman" w:hAnsi="Times New Roman" w:cs="Times New Roman"/>
         </w:rPr>
-        <w:t>Expected yield and biomass</w:t>
-      </w:r>
-      <w:r>
-        <w:rPr>
-          <w:rFonts w:ascii="Times New Roman" w:hAnsi="Times New Roman" w:cs="Times New Roman"/>
-        </w:rPr>
-        <w:t xml:space="preserve"> were nearly halved when </w:t>
-      </w:r>
-      <w:r>
-        <w:rPr>
-          <w:rFonts w:ascii="Times New Roman" w:hAnsi="Times New Roman" w:cs="Times New Roman"/>
-        </w:rPr>
-        <w:t>allow</w:t>
-      </w:r>
-      <w:r>
-        <w:rPr>
-          <w:rFonts w:ascii="Times New Roman" w:hAnsi="Times New Roman" w:cs="Times New Roman"/>
-        </w:rPr>
-        <w:t>ance was made</w:t>
+        <w:t>The problem o</w:t>
+      </w:r>
+      <w:r>
+        <w:rPr>
+          <w:rFonts w:ascii="Times New Roman" w:hAnsi="Times New Roman" w:cs="Times New Roman"/>
+        </w:rPr>
+        <w:t>f boom-bust dynamics is not new;</w:t>
+      </w:r>
+      <w:r>
+        <w:rPr>
+          <w:rFonts w:ascii="Times New Roman" w:hAnsi="Times New Roman" w:cs="Times New Roman"/>
+        </w:rPr>
+        <w:t xml:space="preserve"> f</w:t>
+      </w:r>
+      <w:r>
+        <w:rPr>
+          <w:rFonts w:ascii="Times New Roman" w:hAnsi="Times New Roman" w:cs="Times New Roman"/>
+        </w:rPr>
+        <w:t>orage fish ar</w:t>
+      </w:r>
+      <w:r>
+        <w:rPr>
+          <w:rFonts w:ascii="Times New Roman" w:hAnsi="Times New Roman" w:cs="Times New Roman"/>
+        </w:rPr>
+        <w:t>e the classic</w:t>
+      </w:r>
+      <w:r>
+        <w:rPr>
+          <w:rFonts w:ascii="Times New Roman" w:hAnsi="Times New Roman" w:cs="Times New Roman"/>
+        </w:rPr>
+        <w:t xml:space="preserve"> example in fisheries</w:t>
+      </w:r>
+      <w:r>
+        <w:rPr>
+          <w:rFonts w:ascii="Times New Roman" w:hAnsi="Times New Roman" w:cs="Times New Roman"/>
+        </w:rPr>
+        <w:t xml:space="preserve">. </w:t>
       </w:r>
       <w:r>
         <w:rPr>
@@ -4569,55 +5296,57 @@
         <w:rPr>
           <w:rFonts w:ascii="Times New Roman" w:hAnsi="Times New Roman" w:cs="Times New Roman"/>
         </w:rPr>
-        <w:t xml:space="preserve">for the possibility of mortality events </w:t>
-      </w:r>
-      <w:r>
-        <w:rPr>
-          <w:rFonts w:ascii="Times New Roman" w:hAnsi="Times New Roman" w:cs="Times New Roman"/>
-        </w:rPr>
-        <w:t xml:space="preserve">and variability in yield and biomass was high </w:t>
-      </w:r>
-      <w:r>
-        <w:rPr>
-          <w:rFonts w:ascii="Times New Roman" w:hAnsi="Times New Roman" w:cs="Times New Roman"/>
-        </w:rPr>
-        <w:t xml:space="preserve">(figure 4). </w:t>
-      </w:r>
-      <w:r>
-        <w:rPr>
-          <w:rFonts w:ascii="Times New Roman" w:hAnsi="Times New Roman" w:cs="Times New Roman"/>
-        </w:rPr>
-        <w:t>B</w:t>
-      </w:r>
-      <w:r>
-        <w:rPr>
-          <w:rFonts w:ascii="Times New Roman" w:hAnsi="Times New Roman" w:cs="Times New Roman"/>
-        </w:rPr>
-        <w:t xml:space="preserve">iomasses could range from </w:t>
-      </w:r>
-      <w:r>
-        <w:rPr>
-          <w:rFonts w:ascii="Times New Roman" w:hAnsi="Times New Roman" w:cs="Times New Roman"/>
-        </w:rPr>
-        <w:t>5</w:t>
-      </w:r>
-      <w:r>
-        <w:rPr>
-          <w:rFonts w:ascii="Times New Roman" w:hAnsi="Times New Roman" w:cs="Times New Roman"/>
-        </w:rPr>
-        <w:t>-</w:t>
-      </w:r>
-      <w:r>
-        <w:rPr>
-          <w:rFonts w:ascii="Times New Roman" w:hAnsi="Times New Roman" w:cs="Times New Roman"/>
-        </w:rPr>
-        <w:t>200</w:t>
-      </w:r>
-      <w:r>
-        <w:rPr>
-          <w:rFonts w:ascii="Times New Roman" w:hAnsi="Times New Roman" w:cs="Times New Roman"/>
-        </w:rPr>
-        <w:t>% of the equilibrium value</w:t>
+        <w:t>A</w:t>
+      </w:r>
+      <w:r>
+        <w:rPr>
+          <w:rFonts w:ascii="Times New Roman" w:hAnsi="Times New Roman" w:cs="Times New Roman"/>
+        </w:rPr>
+        <w:t>nchovy</w:t>
+      </w:r>
+      <w:r>
+        <w:rPr>
+          <w:rFonts w:ascii="Times New Roman" w:hAnsi="Times New Roman" w:cs="Times New Roman"/>
+        </w:rPr>
+        <w:t xml:space="preserve"> (</w:t>
+      </w:r>
+      <w:r>
+        <w:rPr>
+          <w:rFonts w:ascii="Times New Roman" w:hAnsi="Times New Roman" w:cs="Times New Roman"/>
+          <w:i/>
+        </w:rPr>
+        <w:t>Engraulis mordax</w:t>
+      </w:r>
+      <w:r>
+        <w:rPr>
+          <w:rFonts w:ascii="Times New Roman" w:hAnsi="Times New Roman" w:cs="Times New Roman"/>
+        </w:rPr>
+        <w:t xml:space="preserve">) </w:t>
+      </w:r>
+      <w:r>
+        <w:rPr>
+          <w:rFonts w:ascii="Times New Roman" w:hAnsi="Times New Roman" w:cs="Times New Roman"/>
+        </w:rPr>
+        <w:t>and sardine</w:t>
+      </w:r>
+      <w:r>
+        <w:rPr>
+          <w:rFonts w:ascii="Times New Roman" w:hAnsi="Times New Roman" w:cs="Times New Roman"/>
+        </w:rPr>
+        <w:t xml:space="preserve"> (</w:t>
+      </w:r>
+      <w:r>
+        <w:rPr>
+          <w:rFonts w:ascii="Times New Roman" w:hAnsi="Times New Roman" w:cs="Times New Roman"/>
+          <w:i/>
+        </w:rPr>
+        <w:t>Sardinops sagax</w:t>
+      </w:r>
+      <w:r>
+        <w:rPr>
+          <w:rFonts w:ascii="Times New Roman" w:hAnsi="Times New Roman" w:cs="Times New Roman"/>
+        </w:rPr>
+        <w:t>)</w:t>
       </w:r>
       <w:r>
         <w:rPr>
@@ -4629,1091 +5358,98 @@
         <w:rPr>
           <w:rFonts w:ascii="Times New Roman" w:hAnsi="Times New Roman" w:cs="Times New Roman"/>
         </w:rPr>
-        <w:t>d</w:t>
-      </w:r>
-      <w:r>
-        <w:rPr>
-          <w:rFonts w:ascii="Times New Roman" w:hAnsi="Times New Roman" w:cs="Times New Roman"/>
-        </w:rPr>
-        <w:t>epending on the timing and magnitude of mortality events and their relationship to the timing of recruitment events</w:t>
-      </w:r>
-      <w:r>
-        <w:rPr>
-          <w:rFonts w:ascii="Times New Roman" w:hAnsi="Times New Roman" w:cs="Times New Roman"/>
-        </w:rPr>
-        <w:t>.</w:t>
-      </w:r>
-      <w:r>
-        <w:rPr>
-          <w:rFonts w:ascii="Times New Roman" w:hAnsi="Times New Roman" w:cs="Times New Roman"/>
-        </w:rPr>
-        <w:t xml:space="preserve"> Even though there were large differences in expected yields and biomass, the fishing mortality that produced the maximum </w:t>
-      </w:r>
-      <w:r>
-        <w:rPr>
-          <w:rFonts w:ascii="Times New Roman" w:hAnsi="Times New Roman" w:cs="Times New Roman"/>
-        </w:rPr>
-        <w:t xml:space="preserve">long-term </w:t>
-      </w:r>
-      <w:r>
-        <w:rPr>
-          <w:rFonts w:ascii="Times New Roman" w:hAnsi="Times New Roman" w:cs="Times New Roman"/>
-        </w:rPr>
-        <w:t xml:space="preserve">yield did not </w:t>
-      </w:r>
-      <w:commentRangeStart w:id="2"/>
-      <w:commentRangeStart w:id="3"/>
-      <w:r>
-        <w:rPr>
-          <w:rFonts w:ascii="Times New Roman" w:hAnsi="Times New Roman" w:cs="Times New Roman"/>
-        </w:rPr>
-        <w:t>change</w:t>
-      </w:r>
-      <w:commentRangeEnd w:id="2"/>
-      <w:r>
-        <w:rPr>
-          <w:rStyle w:val="CommentReference"/>
-        </w:rPr>
-        <w:commentReference w:id="2"/>
-      </w:r>
-      <w:commentRangeEnd w:id="3"/>
-      <w:r>
-        <w:rPr>
-          <w:rStyle w:val="CommentReference"/>
-        </w:rPr>
-        <w:commentReference w:id="3"/>
-      </w:r>
-      <w:r>
-        <w:rPr>
-          <w:rFonts w:ascii="Times New Roman" w:hAnsi="Times New Roman" w:cs="Times New Roman"/>
-        </w:rPr>
-        <w:t>.</w:t>
-      </w:r>
-      <w:r>
-        <w:rPr>
-          <w:rFonts w:ascii="Times New Roman" w:hAnsi="Times New Roman" w:cs="Times New Roman"/>
-        </w:rPr>
-        <w:t xml:space="preserve"> </w:t>
-      </w:r>
-      <w:r>
-        <w:rPr>
-          <w:rFonts w:ascii="Times New Roman" w:hAnsi="Times New Roman" w:cs="Times New Roman"/>
-        </w:rPr>
-        <w:t xml:space="preserve">The key </w:t>
-      </w:r>
-      <w:r>
-        <w:rPr>
-          <w:rFonts w:ascii="Times New Roman" w:hAnsi="Times New Roman" w:cs="Times New Roman"/>
-        </w:rPr>
-        <w:t>change to the</w:t>
-      </w:r>
-      <w:r>
-        <w:rPr>
-          <w:rFonts w:ascii="Times New Roman" w:hAnsi="Times New Roman" w:cs="Times New Roman"/>
-        </w:rPr>
-        <w:t xml:space="preserve"> harvest </w:t>
-      </w:r>
-      <w:r>
-        <w:rPr>
-          <w:rFonts w:ascii="Times New Roman" w:hAnsi="Times New Roman" w:cs="Times New Roman"/>
-        </w:rPr>
-        <w:t xml:space="preserve">strategy </w:t>
-      </w:r>
-      <w:r>
-        <w:rPr>
-          <w:rFonts w:ascii="Times New Roman" w:hAnsi="Times New Roman" w:cs="Times New Roman"/>
-        </w:rPr>
-        <w:t>produced</w:t>
-      </w:r>
-      <w:r>
-        <w:rPr>
-          <w:rFonts w:ascii="Times New Roman" w:hAnsi="Times New Roman" w:cs="Times New Roman"/>
-        </w:rPr>
-        <w:t xml:space="preserve"> by </w:t>
-      </w:r>
-      <w:r>
-        <w:rPr>
-          <w:rFonts w:ascii="Times New Roman" w:hAnsi="Times New Roman" w:cs="Times New Roman"/>
-        </w:rPr>
-        <w:t>incorporating</w:t>
-      </w:r>
-      <w:r>
-        <w:rPr>
-          <w:rFonts w:ascii="Times New Roman" w:hAnsi="Times New Roman" w:cs="Times New Roman"/>
-        </w:rPr>
-        <w:t xml:space="preserve"> expected mortality events would </w:t>
-      </w:r>
-      <w:r>
-        <w:rPr>
-          <w:rFonts w:ascii="Times New Roman" w:hAnsi="Times New Roman" w:cs="Times New Roman"/>
-        </w:rPr>
-        <w:t xml:space="preserve">be </w:t>
-      </w:r>
-      <w:r>
-        <w:rPr>
-          <w:rFonts w:ascii="Times New Roman" w:hAnsi="Times New Roman" w:cs="Times New Roman"/>
-        </w:rPr>
-        <w:t>lower</w:t>
-      </w:r>
-      <w:r>
-        <w:rPr>
-          <w:rFonts w:ascii="Times New Roman" w:hAnsi="Times New Roman" w:cs="Times New Roman"/>
-        </w:rPr>
-        <w:t>ing</w:t>
-      </w:r>
-      <w:r>
-        <w:rPr>
-          <w:rFonts w:ascii="Times New Roman" w:hAnsi="Times New Roman" w:cs="Times New Roman"/>
-        </w:rPr>
-        <w:t xml:space="preserve"> the target biomass</w:t>
-      </w:r>
-      <w:r>
-        <w:rPr>
-          <w:rFonts w:ascii="Times New Roman" w:hAnsi="Times New Roman" w:cs="Times New Roman"/>
-        </w:rPr>
-        <w:t xml:space="preserve">. This would </w:t>
-      </w:r>
-      <w:r>
-        <w:rPr>
-          <w:rFonts w:ascii="Times New Roman" w:hAnsi="Times New Roman" w:cs="Times New Roman"/>
-        </w:rPr>
-        <w:t>allow</w:t>
-      </w:r>
-      <w:r>
-        <w:rPr>
-          <w:rFonts w:ascii="Times New Roman" w:hAnsi="Times New Roman" w:cs="Times New Roman"/>
-        </w:rPr>
-        <w:t xml:space="preserve"> fishing to occur at much lower abundances than is currently allowed. Unintended consequences of incorporating environmentally driven </w:t>
-      </w:r>
-      <w:r>
-        <w:rPr>
-          <w:rFonts w:ascii="Times New Roman" w:hAnsi="Times New Roman" w:cs="Times New Roman"/>
-        </w:rPr>
-        <w:t>variability</w:t>
-      </w:r>
-      <w:r>
-        <w:rPr>
-          <w:rFonts w:ascii="Times New Roman" w:hAnsi="Times New Roman" w:cs="Times New Roman"/>
-        </w:rPr>
-        <w:t xml:space="preserve"> into management targets (i.e. increasing the fishing pressure on populations undergoing ‘stress’) </w:t>
-      </w:r>
-      <w:proofErr w:type="gramStart"/>
-      <w:r>
-        <w:rPr>
-          <w:rFonts w:ascii="Times New Roman" w:hAnsi="Times New Roman" w:cs="Times New Roman"/>
-        </w:rPr>
-        <w:t>happens</w:t>
-      </w:r>
-      <w:proofErr w:type="gramEnd"/>
-      <w:r>
-        <w:rPr>
-          <w:rFonts w:ascii="Times New Roman" w:hAnsi="Times New Roman" w:cs="Times New Roman"/>
-        </w:rPr>
-        <w:t xml:space="preserve"> for other population processes as well. For exa</w:t>
-      </w:r>
-      <w:r>
-        <w:rPr>
-          <w:rFonts w:ascii="Times New Roman" w:hAnsi="Times New Roman" w:cs="Times New Roman"/>
-        </w:rPr>
-        <w:t xml:space="preserve">mple, incorporating climate change effects into recruitment for snow </w:t>
-      </w:r>
-      <w:proofErr w:type="gramStart"/>
-      <w:r>
-        <w:rPr>
-          <w:rFonts w:ascii="Times New Roman" w:hAnsi="Times New Roman" w:cs="Times New Roman"/>
-        </w:rPr>
-        <w:t>crab</w:t>
-      </w:r>
-      <w:proofErr w:type="gramEnd"/>
-      <w:r>
-        <w:rPr>
-          <w:rFonts w:ascii="Times New Roman" w:hAnsi="Times New Roman" w:cs="Times New Roman"/>
-        </w:rPr>
-        <w:t xml:space="preserve"> </w:t>
-      </w:r>
-      <w:r>
-        <w:rPr>
-          <w:rFonts w:ascii="Times New Roman" w:hAnsi="Times New Roman" w:cs="Times New Roman"/>
-        </w:rPr>
-        <w:t>would result</w:t>
-      </w:r>
-      <w:r>
-        <w:rPr>
-          <w:rFonts w:ascii="Times New Roman" w:hAnsi="Times New Roman" w:cs="Times New Roman"/>
-        </w:rPr>
-        <w:t xml:space="preserve"> in </w:t>
-      </w:r>
-      <w:r>
-        <w:rPr>
-          <w:rFonts w:ascii="Times New Roman" w:hAnsi="Times New Roman" w:cs="Times New Roman"/>
-        </w:rPr>
-        <w:t>lowering biomass targets as ice recedes, allowing higher exploitation rates as the population is undergoing climat</w:t>
-      </w:r>
-      <w:r>
-        <w:rPr>
-          <w:rFonts w:ascii="Times New Roman" w:hAnsi="Times New Roman" w:cs="Times New Roman"/>
-        </w:rPr>
-        <w:t>e stress (</w:t>
-      </w:r>
-      <w:r>
-        <w:rPr>
-          <w:rFonts w:ascii="Times New Roman" w:hAnsi="Times New Roman" w:cs="Times New Roman"/>
-        </w:rPr>
-        <w:t>17</w:t>
-      </w:r>
-      <w:r>
-        <w:rPr>
-          <w:rFonts w:ascii="Times New Roman" w:hAnsi="Times New Roman" w:cs="Times New Roman"/>
-        </w:rPr>
-        <w:t>).</w:t>
-      </w:r>
-    </w:p>
-    <w:p>
-      <w:pPr>
-        <w:jc w:val="both"/>
-        <w:rPr>
-          <w:rFonts w:ascii="Times New Roman" w:hAnsi="Times New Roman" w:cs="Times New Roman"/>
-        </w:rPr>
-      </w:pPr>
-      <w:r>
-        <w:rPr>
-          <w:rFonts w:ascii="Times New Roman" w:hAnsi="Times New Roman" w:cs="Times New Roman"/>
-        </w:rPr>
-        <w:t>The current management goals for</w:t>
-      </w:r>
-      <w:r>
-        <w:rPr>
-          <w:rFonts w:ascii="Times New Roman" w:hAnsi="Times New Roman" w:cs="Times New Roman"/>
-        </w:rPr>
-        <w:t xml:space="preserve"> eastern</w:t>
-      </w:r>
-      <w:r>
-        <w:rPr>
-          <w:rFonts w:ascii="Times New Roman" w:hAnsi="Times New Roman" w:cs="Times New Roman"/>
-        </w:rPr>
-        <w:t xml:space="preserve"> Bering Sea crab are to provide ‘optimal yield’ based on the </w:t>
-      </w:r>
-      <w:r>
-        <w:rPr>
-          <w:rFonts w:ascii="Times New Roman" w:hAnsi="Times New Roman" w:cs="Times New Roman"/>
-        </w:rPr>
-        <w:t xml:space="preserve">equilibrium </w:t>
-      </w:r>
-      <w:r>
-        <w:rPr>
-          <w:rFonts w:ascii="Times New Roman" w:hAnsi="Times New Roman" w:cs="Times New Roman"/>
-        </w:rPr>
-        <w:t>concepts of maximum sustainable yield</w:t>
-      </w:r>
-      <w:r>
-        <w:rPr>
-          <w:rFonts w:ascii="Times New Roman" w:hAnsi="Times New Roman" w:cs="Times New Roman"/>
-        </w:rPr>
-        <w:t xml:space="preserve"> (</w:t>
-      </w:r>
-      <w:r>
-        <w:rPr>
-          <w:rFonts w:ascii="Times New Roman" w:hAnsi="Times New Roman" w:cs="Times New Roman"/>
-        </w:rPr>
-        <w:t>12</w:t>
-      </w:r>
-      <w:r>
-        <w:rPr>
-          <w:rFonts w:ascii="Times New Roman" w:hAnsi="Times New Roman" w:cs="Times New Roman"/>
-        </w:rPr>
-        <w:t>)</w:t>
-      </w:r>
-      <w:r>
-        <w:rPr>
-          <w:rFonts w:ascii="Times New Roman" w:hAnsi="Times New Roman" w:cs="Times New Roman"/>
-        </w:rPr>
-        <w:t xml:space="preserve">. </w:t>
-      </w:r>
-      <w:r>
-        <w:rPr>
-          <w:rFonts w:ascii="Times New Roman" w:hAnsi="Times New Roman" w:cs="Times New Roman"/>
-        </w:rPr>
-        <w:t>Clear</w:t>
-      </w:r>
-      <w:r>
-        <w:rPr>
-          <w:rFonts w:ascii="Times New Roman" w:hAnsi="Times New Roman" w:cs="Times New Roman"/>
-        </w:rPr>
-        <w:t xml:space="preserve"> </w:t>
-      </w:r>
-      <w:r>
-        <w:rPr>
-          <w:rFonts w:ascii="Times New Roman" w:hAnsi="Times New Roman" w:cs="Times New Roman"/>
-        </w:rPr>
-        <w:t xml:space="preserve">negative population trends </w:t>
-      </w:r>
-      <w:r>
-        <w:rPr>
-          <w:rFonts w:ascii="Times New Roman" w:hAnsi="Times New Roman" w:cs="Times New Roman"/>
-        </w:rPr>
-        <w:t>culminating in</w:t>
-      </w:r>
-      <w:r>
-        <w:rPr>
-          <w:rFonts w:ascii="Times New Roman" w:hAnsi="Times New Roman" w:cs="Times New Roman"/>
-        </w:rPr>
-        <w:t xml:space="preserve"> all-time lows </w:t>
-      </w:r>
-      <w:r>
-        <w:rPr>
-          <w:rFonts w:ascii="Times New Roman" w:hAnsi="Times New Roman" w:cs="Times New Roman"/>
-        </w:rPr>
-        <w:t xml:space="preserve">of commercial biomass </w:t>
-      </w:r>
-      <w:r>
-        <w:rPr>
-          <w:rFonts w:ascii="Times New Roman" w:hAnsi="Times New Roman" w:cs="Times New Roman"/>
-        </w:rPr>
-        <w:t xml:space="preserve">for many populations in the last decade suggest that management may not be achieving those goals, </w:t>
-      </w:r>
-      <w:proofErr w:type="gramStart"/>
-      <w:r>
-        <w:rPr>
-          <w:rFonts w:ascii="Times New Roman" w:hAnsi="Times New Roman" w:cs="Times New Roman"/>
-        </w:rPr>
-        <w:t>in spite of</w:t>
-      </w:r>
-      <w:proofErr w:type="gramEnd"/>
-      <w:r>
-        <w:rPr>
-          <w:rFonts w:ascii="Times New Roman" w:hAnsi="Times New Roman" w:cs="Times New Roman"/>
-        </w:rPr>
-        <w:t xml:space="preserve"> what appear to be relatively conservative harvests. </w:t>
-      </w:r>
-      <w:commentRangeStart w:id="4"/>
-      <w:commentRangeStart w:id="5"/>
-      <w:r>
-        <w:rPr>
-          <w:rFonts w:ascii="Times New Roman" w:hAnsi="Times New Roman" w:cs="Times New Roman"/>
-        </w:rPr>
-        <w:t>M</w:t>
-      </w:r>
-      <w:r>
-        <w:rPr>
-          <w:rFonts w:ascii="Times New Roman" w:hAnsi="Times New Roman" w:cs="Times New Roman"/>
-        </w:rPr>
-        <w:t xml:space="preserve">ultiple violated assumptions of the underlying theory behind </w:t>
-      </w:r>
-      <w:r>
-        <w:rPr>
-          <w:rFonts w:ascii="Times New Roman" w:hAnsi="Times New Roman" w:cs="Times New Roman"/>
-        </w:rPr>
-        <w:t>status quo</w:t>
-      </w:r>
-      <w:r>
-        <w:rPr>
-          <w:rFonts w:ascii="Times New Roman" w:hAnsi="Times New Roman" w:cs="Times New Roman"/>
-        </w:rPr>
-        <w:t xml:space="preserve"> management strategies</w:t>
-      </w:r>
-      <w:r>
-        <w:rPr>
-          <w:rFonts w:ascii="Times New Roman" w:hAnsi="Times New Roman" w:cs="Times New Roman"/>
-        </w:rPr>
-        <w:t xml:space="preserve"> suggest that</w:t>
-      </w:r>
-      <w:r>
-        <w:rPr>
-          <w:rFonts w:ascii="Times New Roman" w:hAnsi="Times New Roman" w:cs="Times New Roman"/>
-        </w:rPr>
-        <w:t xml:space="preserve"> working backwards from what has occurred rather than what ‘ought’ to have occurred based on theory </w:t>
-      </w:r>
-      <w:r>
-        <w:rPr>
-          <w:rFonts w:ascii="Times New Roman" w:hAnsi="Times New Roman" w:cs="Times New Roman"/>
-        </w:rPr>
-        <w:t>might yield more positive results. In practice, this could mean taking a more experimental approach to exploitation rates to identify management actions that might improve stock trajectories (e.g</w:t>
-      </w:r>
-      <w:r>
-        <w:rPr>
-          <w:rFonts w:ascii="Times New Roman" w:hAnsi="Times New Roman" w:cs="Times New Roman"/>
-        </w:rPr>
-        <w:t>.</w:t>
-      </w:r>
-      <w:r>
-        <w:rPr>
-          <w:rFonts w:ascii="Times New Roman" w:hAnsi="Times New Roman" w:cs="Times New Roman"/>
-        </w:rPr>
-        <w:t xml:space="preserve"> </w:t>
-      </w:r>
-      <w:r>
-        <w:rPr>
-          <w:rFonts w:ascii="Times New Roman" w:hAnsi="Times New Roman" w:cs="Times New Roman"/>
-        </w:rPr>
-        <w:t>18</w:t>
-      </w:r>
-      <w:r>
-        <w:rPr>
-          <w:rFonts w:ascii="Times New Roman" w:hAnsi="Times New Roman" w:cs="Times New Roman"/>
-        </w:rPr>
-        <w:t xml:space="preserve">). Experimental management </w:t>
-      </w:r>
-      <w:r>
-        <w:rPr>
-          <w:rFonts w:ascii="Times New Roman" w:hAnsi="Times New Roman" w:cs="Times New Roman"/>
-        </w:rPr>
-        <w:t>would likely need to be coupled with</w:t>
-      </w:r>
-      <w:r>
-        <w:rPr>
-          <w:rFonts w:ascii="Times New Roman" w:hAnsi="Times New Roman" w:cs="Times New Roman"/>
-        </w:rPr>
-        <w:t xml:space="preserve"> institutional change </w:t>
-      </w:r>
-      <w:r>
-        <w:rPr>
-          <w:rFonts w:ascii="Times New Roman" w:hAnsi="Times New Roman" w:cs="Times New Roman"/>
-        </w:rPr>
-        <w:t xml:space="preserve">to provide fishers and communities dependent on crab </w:t>
-      </w:r>
-      <w:proofErr w:type="gramStart"/>
-      <w:r>
-        <w:rPr>
-          <w:rFonts w:ascii="Times New Roman" w:hAnsi="Times New Roman" w:cs="Times New Roman"/>
-        </w:rPr>
-        <w:t>fisheries</w:t>
-      </w:r>
-      <w:proofErr w:type="gramEnd"/>
-      <w:r>
-        <w:rPr>
-          <w:rFonts w:ascii="Times New Roman" w:hAnsi="Times New Roman" w:cs="Times New Roman"/>
-        </w:rPr>
-        <w:t xml:space="preserve"> more flexibility to </w:t>
-      </w:r>
-      <w:r>
-        <w:rPr>
-          <w:rFonts w:ascii="Times New Roman" w:hAnsi="Times New Roman" w:cs="Times New Roman"/>
-        </w:rPr>
-        <w:t>support their livelihoods from the</w:t>
-      </w:r>
-      <w:r>
-        <w:rPr>
-          <w:rFonts w:ascii="Times New Roman" w:hAnsi="Times New Roman" w:cs="Times New Roman"/>
-        </w:rPr>
-        <w:t xml:space="preserve"> eastern</w:t>
-      </w:r>
-      <w:r>
-        <w:rPr>
-          <w:rFonts w:ascii="Times New Roman" w:hAnsi="Times New Roman" w:cs="Times New Roman"/>
-        </w:rPr>
-        <w:t xml:space="preserve"> Bering Sea ecosystem</w:t>
-      </w:r>
-      <w:commentRangeEnd w:id="4"/>
-      <w:r>
-        <w:rPr>
-          <w:rStyle w:val="CommentReference"/>
-        </w:rPr>
-        <w:commentReference w:id="4"/>
-      </w:r>
-      <w:commentRangeEnd w:id="5"/>
-      <w:r>
-        <w:rPr>
-          <w:rStyle w:val="CommentReference"/>
-        </w:rPr>
-        <w:commentReference w:id="5"/>
-      </w:r>
-      <w:r>
-        <w:rPr>
-          <w:rFonts w:ascii="Times New Roman" w:hAnsi="Times New Roman" w:cs="Times New Roman"/>
-        </w:rPr>
-        <w:t>.</w:t>
-      </w:r>
-    </w:p>
-    <w:p>
-      <w:pPr>
-        <w:jc w:val="both"/>
-        <w:rPr>
-          <w:rFonts w:ascii="Times New Roman" w:hAnsi="Times New Roman" w:cs="Times New Roman"/>
-        </w:rPr>
-      </w:pPr>
-      <w:r>
-        <w:rPr>
-          <w:rFonts w:ascii="Times New Roman" w:hAnsi="Times New Roman" w:cs="Times New Roman"/>
-        </w:rPr>
-        <w:t>Our observations and modeling for</w:t>
-      </w:r>
-      <w:r>
-        <w:rPr>
-          <w:rFonts w:ascii="Times New Roman" w:hAnsi="Times New Roman" w:cs="Times New Roman"/>
-        </w:rPr>
-        <w:t xml:space="preserve"> eastern</w:t>
-      </w:r>
-      <w:r>
-        <w:rPr>
-          <w:rFonts w:ascii="Times New Roman" w:hAnsi="Times New Roman" w:cs="Times New Roman"/>
-        </w:rPr>
-        <w:t xml:space="preserve"> Bering Sea crab may have important implications for other managed living resources. </w:t>
-      </w:r>
-      <w:r>
-        <w:rPr>
-          <w:rFonts w:ascii="Times New Roman" w:hAnsi="Times New Roman" w:cs="Times New Roman"/>
-        </w:rPr>
-        <w:t xml:space="preserve">Mortality events occur for a range </w:t>
-      </w:r>
-      <w:r>
-        <w:rPr>
-          <w:rFonts w:ascii="Times New Roman" w:hAnsi="Times New Roman" w:cs="Times New Roman"/>
-        </w:rPr>
-        <w:t>species</w:t>
-      </w:r>
-      <w:r>
-        <w:rPr>
-          <w:rFonts w:ascii="Times New Roman" w:hAnsi="Times New Roman" w:cs="Times New Roman"/>
-        </w:rPr>
-        <w:t xml:space="preserve"> for a range of reasons (</w:t>
-      </w:r>
-      <w:r>
-        <w:rPr>
-          <w:rFonts w:ascii="Times New Roman" w:hAnsi="Times New Roman" w:cs="Times New Roman"/>
-        </w:rPr>
-        <w:t>19</w:t>
-      </w:r>
-      <w:r>
-        <w:rPr>
-          <w:rFonts w:ascii="Times New Roman" w:hAnsi="Times New Roman" w:cs="Times New Roman"/>
-        </w:rPr>
-        <w:t xml:space="preserve">, </w:t>
-      </w:r>
-      <w:r>
-        <w:rPr>
-          <w:rFonts w:ascii="Times New Roman" w:hAnsi="Times New Roman" w:cs="Times New Roman"/>
-        </w:rPr>
-        <w:t>20</w:t>
-      </w:r>
-      <w:r>
-        <w:rPr>
-          <w:rFonts w:ascii="Times New Roman" w:hAnsi="Times New Roman" w:cs="Times New Roman"/>
-        </w:rPr>
-        <w:t>)</w:t>
-      </w:r>
-      <w:r>
-        <w:rPr>
-          <w:rFonts w:ascii="Times New Roman" w:hAnsi="Times New Roman" w:cs="Times New Roman"/>
-        </w:rPr>
-        <w:t xml:space="preserve"> and </w:t>
-      </w:r>
-      <w:r>
-        <w:rPr>
-          <w:rFonts w:ascii="Times New Roman" w:hAnsi="Times New Roman" w:cs="Times New Roman"/>
-        </w:rPr>
-        <w:t xml:space="preserve">the </w:t>
-      </w:r>
-      <w:r>
-        <w:rPr>
-          <w:rFonts w:ascii="Times New Roman" w:hAnsi="Times New Roman" w:cs="Times New Roman"/>
-        </w:rPr>
-        <w:t xml:space="preserve">management response might change for each. </w:t>
-      </w:r>
-      <w:r>
-        <w:rPr>
-          <w:rFonts w:ascii="Times New Roman" w:hAnsi="Times New Roman" w:cs="Times New Roman"/>
-        </w:rPr>
-        <w:t xml:space="preserve">Broadly, </w:t>
-      </w:r>
-      <w:r>
-        <w:rPr>
-          <w:rFonts w:ascii="Times New Roman" w:hAnsi="Times New Roman" w:cs="Times New Roman"/>
-        </w:rPr>
-        <w:t xml:space="preserve">resource </w:t>
-      </w:r>
-      <w:r>
-        <w:rPr>
-          <w:rFonts w:ascii="Times New Roman" w:hAnsi="Times New Roman" w:cs="Times New Roman"/>
-        </w:rPr>
-        <w:t>m</w:t>
-      </w:r>
-      <w:r>
-        <w:rPr>
-          <w:rFonts w:ascii="Times New Roman" w:hAnsi="Times New Roman" w:cs="Times New Roman"/>
-        </w:rPr>
-        <w:t xml:space="preserve">anagement operates at two levels: </w:t>
-      </w:r>
-      <w:r>
-        <w:rPr>
-          <w:rFonts w:ascii="Times New Roman" w:hAnsi="Times New Roman" w:cs="Times New Roman"/>
-        </w:rPr>
-        <w:t xml:space="preserve">strategic (i.e. goal setting) and </w:t>
-      </w:r>
-      <w:r>
-        <w:rPr>
-          <w:rFonts w:ascii="Times New Roman" w:hAnsi="Times New Roman" w:cs="Times New Roman"/>
-        </w:rPr>
-        <w:t xml:space="preserve">tactical </w:t>
-      </w:r>
-      <w:r>
-        <w:rPr>
-          <w:rFonts w:ascii="Times New Roman" w:hAnsi="Times New Roman" w:cs="Times New Roman"/>
-        </w:rPr>
-        <w:t>(i.e. actions to accomplish goals)</w:t>
-      </w:r>
-      <w:r>
-        <w:rPr>
-          <w:rFonts w:ascii="Times New Roman" w:hAnsi="Times New Roman" w:cs="Times New Roman"/>
-        </w:rPr>
-        <w:t xml:space="preserve">. </w:t>
-      </w:r>
-    </w:p>
-    <w:p>
-      <w:pPr>
-        <w:jc w:val="both"/>
-        <w:rPr>
-          <w:rFonts w:ascii="Times New Roman" w:hAnsi="Times New Roman" w:cs="Times New Roman"/>
-        </w:rPr>
-      </w:pPr>
-      <w:r>
-        <w:rPr>
-          <w:rFonts w:ascii="Times New Roman" w:hAnsi="Times New Roman" w:cs="Times New Roman"/>
-        </w:rPr>
-        <w:t xml:space="preserve">From a strategic perspective, </w:t>
-      </w:r>
-      <w:r>
-        <w:rPr>
-          <w:rFonts w:ascii="Times New Roman" w:hAnsi="Times New Roman" w:cs="Times New Roman"/>
-        </w:rPr>
-        <w:t>protecting populations from</w:t>
-      </w:r>
-      <w:r>
-        <w:rPr>
-          <w:rFonts w:ascii="Times New Roman" w:hAnsi="Times New Roman" w:cs="Times New Roman"/>
-        </w:rPr>
-        <w:t xml:space="preserve"> (and after)</w:t>
-      </w:r>
-      <w:r>
-        <w:rPr>
-          <w:rFonts w:ascii="Times New Roman" w:hAnsi="Times New Roman" w:cs="Times New Roman"/>
-        </w:rPr>
-        <w:t xml:space="preserve"> collapse and supporting </w:t>
-      </w:r>
-      <w:r>
-        <w:rPr>
-          <w:rFonts w:ascii="Times New Roman" w:hAnsi="Times New Roman" w:cs="Times New Roman"/>
-        </w:rPr>
-        <w:t xml:space="preserve">resource-dependent </w:t>
-      </w:r>
-      <w:r>
-        <w:rPr>
-          <w:rFonts w:ascii="Times New Roman" w:hAnsi="Times New Roman" w:cs="Times New Roman"/>
-        </w:rPr>
-        <w:t>communities</w:t>
-      </w:r>
-      <w:r>
-        <w:rPr>
-          <w:rFonts w:ascii="Times New Roman" w:hAnsi="Times New Roman" w:cs="Times New Roman"/>
-        </w:rPr>
-        <w:t xml:space="preserve"> are often central goals</w:t>
-      </w:r>
-      <w:r>
-        <w:rPr>
-          <w:rFonts w:ascii="Times New Roman" w:hAnsi="Times New Roman" w:cs="Times New Roman"/>
-        </w:rPr>
-        <w:t xml:space="preserve"> and should guide the type of management actions considered</w:t>
-      </w:r>
-      <w:r>
-        <w:rPr>
-          <w:rFonts w:ascii="Times New Roman" w:hAnsi="Times New Roman" w:cs="Times New Roman"/>
-        </w:rPr>
-        <w:t xml:space="preserve">. </w:t>
-      </w:r>
-      <w:r>
-        <w:rPr>
-          <w:rFonts w:ascii="Times New Roman" w:hAnsi="Times New Roman" w:cs="Times New Roman"/>
-        </w:rPr>
-        <w:t xml:space="preserve">Protecting populations from/after collapse can be challenging in the current equilibrium management paradigm if adverse drivers are built into the calculation of expectations of the </w:t>
-      </w:r>
-      <w:r>
-        <w:rPr>
-          <w:rFonts w:ascii="Times New Roman" w:hAnsi="Times New Roman" w:cs="Times New Roman"/>
-        </w:rPr>
-        <w:t>population</w:t>
-      </w:r>
-      <w:r>
-        <w:rPr>
-          <w:rFonts w:ascii="Times New Roman" w:hAnsi="Times New Roman" w:cs="Times New Roman"/>
-        </w:rPr>
-        <w:t xml:space="preserve"> under no fishing</w:t>
-      </w:r>
-      <w:r>
-        <w:rPr>
-          <w:rFonts w:ascii="Times New Roman" w:hAnsi="Times New Roman" w:cs="Times New Roman"/>
-        </w:rPr>
-        <w:t xml:space="preserve"> (</w:t>
-      </w:r>
-      <w:r>
-        <w:rPr>
-          <w:rFonts w:ascii="Times New Roman" w:hAnsi="Times New Roman" w:cs="Times New Roman"/>
-        </w:rPr>
-        <w:t xml:space="preserve">as </w:t>
-      </w:r>
-      <w:r>
-        <w:rPr>
-          <w:rFonts w:ascii="Times New Roman" w:hAnsi="Times New Roman" w:cs="Times New Roman"/>
-        </w:rPr>
-        <w:t>discussed</w:t>
-      </w:r>
-      <w:r>
-        <w:rPr>
-          <w:rFonts w:ascii="Times New Roman" w:hAnsi="Times New Roman" w:cs="Times New Roman"/>
-        </w:rPr>
-        <w:t xml:space="preserve"> above</w:t>
-      </w:r>
-      <w:r>
-        <w:rPr>
-          <w:rFonts w:ascii="Times New Roman" w:hAnsi="Times New Roman" w:cs="Times New Roman"/>
-        </w:rPr>
-        <w:t>)</w:t>
-      </w:r>
-      <w:r>
-        <w:rPr>
-          <w:rFonts w:ascii="Times New Roman" w:hAnsi="Times New Roman" w:cs="Times New Roman"/>
-        </w:rPr>
-        <w:t xml:space="preserve">. The challenge arises from </w:t>
-      </w:r>
-      <w:r>
-        <w:rPr>
-          <w:rFonts w:ascii="Times New Roman" w:hAnsi="Times New Roman" w:cs="Times New Roman"/>
-        </w:rPr>
-        <w:t>decreasing</w:t>
-      </w:r>
-      <w:r>
-        <w:rPr>
-          <w:rFonts w:ascii="Times New Roman" w:hAnsi="Times New Roman" w:cs="Times New Roman"/>
-        </w:rPr>
-        <w:t xml:space="preserve"> </w:t>
-      </w:r>
-      <w:r>
-        <w:rPr>
-          <w:rFonts w:ascii="Times New Roman" w:hAnsi="Times New Roman" w:cs="Times New Roman"/>
-        </w:rPr>
-        <w:t xml:space="preserve">biomass </w:t>
-      </w:r>
-      <w:r>
-        <w:rPr>
-          <w:rFonts w:ascii="Times New Roman" w:hAnsi="Times New Roman" w:cs="Times New Roman"/>
-        </w:rPr>
-        <w:t xml:space="preserve">targets </w:t>
-      </w:r>
-      <w:r>
-        <w:rPr>
-          <w:rFonts w:ascii="Times New Roman" w:hAnsi="Times New Roman" w:cs="Times New Roman"/>
-        </w:rPr>
-        <w:t>associated with</w:t>
-      </w:r>
-      <w:r>
-        <w:rPr>
-          <w:rFonts w:ascii="Times New Roman" w:hAnsi="Times New Roman" w:cs="Times New Roman"/>
-        </w:rPr>
-        <w:t xml:space="preserve"> incorporating expected collapses into the projection</w:t>
-      </w:r>
-      <w:r>
-        <w:rPr>
-          <w:rFonts w:ascii="Times New Roman" w:hAnsi="Times New Roman" w:cs="Times New Roman"/>
-        </w:rPr>
-        <w:t xml:space="preserve">, which would allow for harder fishing at lower abundances compared to </w:t>
-      </w:r>
-      <w:r>
-        <w:rPr>
-          <w:rFonts w:ascii="Times New Roman" w:hAnsi="Times New Roman" w:cs="Times New Roman"/>
-        </w:rPr>
-        <w:t>current harvest control</w:t>
-      </w:r>
-      <w:r>
-        <w:rPr>
-          <w:rFonts w:ascii="Times New Roman" w:hAnsi="Times New Roman" w:cs="Times New Roman"/>
-        </w:rPr>
-        <w:t xml:space="preserve"> rules</w:t>
-      </w:r>
-      <w:r>
-        <w:rPr>
-          <w:rFonts w:ascii="Times New Roman" w:hAnsi="Times New Roman" w:cs="Times New Roman"/>
-        </w:rPr>
-        <w:t xml:space="preserve">. </w:t>
-      </w:r>
-      <w:r>
-        <w:rPr>
-          <w:rFonts w:ascii="Times New Roman" w:hAnsi="Times New Roman" w:cs="Times New Roman"/>
-        </w:rPr>
-        <w:t xml:space="preserve">It is possible that alternate forms of harvest control rules could provide better management outcomes when populations are prone to mortality events. The shape of these rules would likely depend on the drivers of mortality events. Based on our analyses, consideration of population abundance, size composition, and </w:t>
-      </w:r>
-      <w:r>
-        <w:rPr>
-          <w:rFonts w:ascii="Times New Roman" w:hAnsi="Times New Roman" w:cs="Times New Roman"/>
-        </w:rPr>
-        <w:t>environmental covariates</w:t>
-      </w:r>
-      <w:r>
-        <w:rPr>
-          <w:rFonts w:ascii="Times New Roman" w:hAnsi="Times New Roman" w:cs="Times New Roman"/>
-        </w:rPr>
-        <w:t xml:space="preserve"> may be useful</w:t>
-      </w:r>
-      <w:r>
-        <w:rPr>
-          <w:rFonts w:ascii="Times New Roman" w:hAnsi="Times New Roman" w:cs="Times New Roman"/>
-        </w:rPr>
-        <w:t xml:space="preserve">. </w:t>
-      </w:r>
-    </w:p>
-    <w:p>
-      <w:pPr>
-        <w:jc w:val="both"/>
-        <w:rPr>
-          <w:rFonts w:ascii="Times New Roman" w:hAnsi="Times New Roman" w:cs="Times New Roman"/>
-        </w:rPr>
-      </w:pPr>
-      <w:r>
-        <w:rPr>
-          <w:rFonts w:ascii="Times New Roman" w:hAnsi="Times New Roman" w:cs="Times New Roman"/>
-        </w:rPr>
-        <w:t>The problem o</w:t>
-      </w:r>
-      <w:r>
-        <w:rPr>
-          <w:rFonts w:ascii="Times New Roman" w:hAnsi="Times New Roman" w:cs="Times New Roman"/>
-        </w:rPr>
-        <w:t>f boom-bust dynamics is not new;</w:t>
-      </w:r>
-      <w:r>
-        <w:rPr>
-          <w:rFonts w:ascii="Times New Roman" w:hAnsi="Times New Roman" w:cs="Times New Roman"/>
-        </w:rPr>
-        <w:t xml:space="preserve"> f</w:t>
-      </w:r>
-      <w:r>
-        <w:rPr>
-          <w:rFonts w:ascii="Times New Roman" w:hAnsi="Times New Roman" w:cs="Times New Roman"/>
-        </w:rPr>
-        <w:t>orage fish ar</w:t>
-      </w:r>
-      <w:r>
-        <w:rPr>
-          <w:rFonts w:ascii="Times New Roman" w:hAnsi="Times New Roman" w:cs="Times New Roman"/>
-        </w:rPr>
-        <w:t>e the classic</w:t>
-      </w:r>
-      <w:r>
-        <w:rPr>
-          <w:rFonts w:ascii="Times New Roman" w:hAnsi="Times New Roman" w:cs="Times New Roman"/>
-        </w:rPr>
-        <w:t xml:space="preserve"> example in fisheries</w:t>
-      </w:r>
-      <w:r>
-        <w:rPr>
-          <w:rFonts w:ascii="Times New Roman" w:hAnsi="Times New Roman" w:cs="Times New Roman"/>
-        </w:rPr>
-        <w:t xml:space="preserve">. </w:t>
-      </w:r>
-      <w:r>
-        <w:rPr>
-          <w:rFonts w:ascii="Times New Roman" w:hAnsi="Times New Roman" w:cs="Times New Roman"/>
-        </w:rPr>
-        <w:t xml:space="preserve"> </w:t>
-      </w:r>
-      <w:r>
-        <w:rPr>
-          <w:rFonts w:ascii="Times New Roman" w:hAnsi="Times New Roman" w:cs="Times New Roman"/>
-        </w:rPr>
-        <w:t>A</w:t>
-      </w:r>
-      <w:r>
-        <w:rPr>
-          <w:rFonts w:ascii="Times New Roman" w:hAnsi="Times New Roman" w:cs="Times New Roman"/>
-        </w:rPr>
-        <w:t>nchovy</w:t>
-      </w:r>
-      <w:r>
-        <w:rPr>
-          <w:rFonts w:ascii="Times New Roman" w:hAnsi="Times New Roman" w:cs="Times New Roman"/>
-        </w:rPr>
-        <w:t xml:space="preserve"> (</w:t>
-      </w:r>
-      <w:proofErr w:type="spellStart"/>
+        <w:t>off</w:t>
+      </w:r>
+      <w:r>
+        <w:rPr>
+          <w:rFonts w:ascii="Times New Roman" w:hAnsi="Times New Roman" w:cs="Times New Roman"/>
+        </w:rPr>
+        <w:t xml:space="preserve"> southern California have gone through boom-bust cycles over the last 500 years (</w:t>
+      </w:r>
+      <w:r>
+        <w:rPr>
+          <w:rFonts w:ascii="Times New Roman" w:hAnsi="Times New Roman" w:cs="Times New Roman"/>
+        </w:rPr>
+        <w:t xml:space="preserve">during </w:t>
+      </w:r>
+      <w:r>
+        <w:rPr>
+          <w:rFonts w:ascii="Times New Roman" w:hAnsi="Times New Roman" w:cs="Times New Roman"/>
+        </w:rPr>
+        <w:t>much of which fishing</w:t>
+      </w:r>
+      <w:r>
+        <w:rPr>
+          <w:rFonts w:ascii="Times New Roman" w:hAnsi="Times New Roman" w:cs="Times New Roman"/>
+        </w:rPr>
+        <w:t xml:space="preserve"> did not occur</w:t>
+      </w:r>
+      <w:r>
+        <w:rPr>
+          <w:rFonts w:ascii="Times New Roman" w:hAnsi="Times New Roman" w:cs="Times New Roman"/>
+        </w:rPr>
+        <w:t xml:space="preserve">) </w:t>
+      </w:r>
+      <w:r>
+        <w:rPr>
+          <w:rFonts w:ascii="Times New Roman" w:hAnsi="Times New Roman" w:cs="Times New Roman"/>
+        </w:rPr>
+        <w:t>based on analysis of</w:t>
+      </w:r>
+      <w:r>
+        <w:rPr>
+          <w:rFonts w:ascii="Times New Roman" w:hAnsi="Times New Roman" w:cs="Times New Roman"/>
+        </w:rPr>
+        <w:t xml:space="preserve"> scales collected in the sediment </w:t>
+      </w:r>
+      <w:r>
+        <w:rPr>
+          <w:rFonts w:ascii="Times New Roman" w:hAnsi="Times New Roman" w:cs="Times New Roman"/>
+        </w:rPr>
+        <w:t xml:space="preserve">around the Channel Islands </w:t>
+      </w:r>
+      <w:r>
+        <w:rPr>
+          <w:rFonts w:ascii="Times New Roman" w:hAnsi="Times New Roman" w:cs="Times New Roman"/>
+        </w:rPr>
+        <w:t>(</w:t>
+      </w:r>
+      <w:r>
+        <w:rPr>
+          <w:rFonts w:ascii="Times New Roman" w:hAnsi="Times New Roman" w:cs="Times New Roman"/>
+        </w:rPr>
+        <w:t>21</w:t>
+      </w:r>
+      <w:r>
+        <w:rPr>
+          <w:rFonts w:ascii="Times New Roman" w:hAnsi="Times New Roman" w:cs="Times New Roman"/>
+        </w:rPr>
+        <w:t xml:space="preserve">). </w:t>
+      </w:r>
+      <w:r>
+        <w:rPr>
+          <w:rFonts w:ascii="Times New Roman" w:hAnsi="Times New Roman" w:cs="Times New Roman"/>
+        </w:rPr>
+        <w:t xml:space="preserve">Crustacean populations can also vary considerably and withstand high fishing mortalities. For example, </w:t>
+      </w:r>
+      <w:r>
+        <w:rPr>
+          <w:rFonts w:ascii="Times New Roman" w:hAnsi="Times New Roman" w:cs="Times New Roman"/>
+        </w:rPr>
+        <w:t xml:space="preserve">Dungeness crab </w:t>
+      </w:r>
+      <w:r>
+        <w:rPr>
+          <w:rFonts w:ascii="Times New Roman" w:hAnsi="Times New Roman" w:cs="Times New Roman"/>
+        </w:rPr>
+        <w:t>(</w:t>
+      </w:r>
       <w:r>
         <w:rPr>
           <w:rFonts w:ascii="Times New Roman" w:hAnsi="Times New Roman" w:cs="Times New Roman"/>
           <w:i/>
         </w:rPr>
-        <w:t>Engraulis</w:t>
-      </w:r>
-      <w:proofErr w:type="spellEnd"/>
-      <w:r>
-        <w:rPr>
-          <w:rFonts w:ascii="Times New Roman" w:hAnsi="Times New Roman" w:cs="Times New Roman"/>
-          <w:i/>
-        </w:rPr>
-        <w:t xml:space="preserve"> mordax</w:t>
-      </w:r>
-      <w:r>
-        <w:rPr>
-          <w:rFonts w:ascii="Times New Roman" w:hAnsi="Times New Roman" w:cs="Times New Roman"/>
-        </w:rPr>
-        <w:t xml:space="preserve">) </w:t>
-      </w:r>
-      <w:r>
-        <w:rPr>
-          <w:rFonts w:ascii="Times New Roman" w:hAnsi="Times New Roman" w:cs="Times New Roman"/>
-        </w:rPr>
-        <w:t>and sardine</w:t>
-      </w:r>
-      <w:r>
-        <w:rPr>
-          <w:rFonts w:ascii="Times New Roman" w:hAnsi="Times New Roman" w:cs="Times New Roman"/>
-        </w:rPr>
-        <w:t xml:space="preserve"> (</w:t>
-      </w:r>
-      <w:proofErr w:type="spellStart"/>
-      <w:r>
-        <w:rPr>
-          <w:rFonts w:ascii="Times New Roman" w:hAnsi="Times New Roman" w:cs="Times New Roman"/>
-          <w:i/>
-        </w:rPr>
-        <w:t>Sardinops</w:t>
-      </w:r>
-      <w:proofErr w:type="spellEnd"/>
-      <w:r>
-        <w:rPr>
-          <w:rFonts w:ascii="Times New Roman" w:hAnsi="Times New Roman" w:cs="Times New Roman"/>
-          <w:i/>
-        </w:rPr>
-        <w:t xml:space="preserve"> </w:t>
-      </w:r>
-      <w:proofErr w:type="spellStart"/>
-      <w:r>
-        <w:rPr>
-          <w:rFonts w:ascii="Times New Roman" w:hAnsi="Times New Roman" w:cs="Times New Roman"/>
-          <w:i/>
-        </w:rPr>
-        <w:t>sagax</w:t>
-      </w:r>
-      <w:proofErr w:type="spellEnd"/>
-      <w:r>
-        <w:rPr>
-          <w:rFonts w:ascii="Times New Roman" w:hAnsi="Times New Roman" w:cs="Times New Roman"/>
-        </w:rPr>
-        <w:t>)</w:t>
-      </w:r>
-      <w:r>
-        <w:rPr>
-          <w:rFonts w:ascii="Times New Roman" w:hAnsi="Times New Roman" w:cs="Times New Roman"/>
-        </w:rPr>
-        <w:t xml:space="preserve"> </w:t>
-      </w:r>
-      <w:r>
-        <w:rPr>
-          <w:rFonts w:ascii="Times New Roman" w:hAnsi="Times New Roman" w:cs="Times New Roman"/>
-        </w:rPr>
-        <w:t>off</w:t>
-      </w:r>
-      <w:r>
-        <w:rPr>
-          <w:rFonts w:ascii="Times New Roman" w:hAnsi="Times New Roman" w:cs="Times New Roman"/>
-        </w:rPr>
-        <w:t xml:space="preserve"> southern California have gone through boom-bust cycles over the last 500 years (</w:t>
-      </w:r>
-      <w:r>
-        <w:rPr>
-          <w:rFonts w:ascii="Times New Roman" w:hAnsi="Times New Roman" w:cs="Times New Roman"/>
-        </w:rPr>
-        <w:t xml:space="preserve">during </w:t>
-      </w:r>
-      <w:r>
-        <w:rPr>
-          <w:rFonts w:ascii="Times New Roman" w:hAnsi="Times New Roman" w:cs="Times New Roman"/>
-        </w:rPr>
-        <w:t>much of which fishing</w:t>
-      </w:r>
-      <w:r>
-        <w:rPr>
-          <w:rFonts w:ascii="Times New Roman" w:hAnsi="Times New Roman" w:cs="Times New Roman"/>
-        </w:rPr>
-        <w:t xml:space="preserve"> did not occur</w:t>
-      </w:r>
-      <w:r>
-        <w:rPr>
-          <w:rFonts w:ascii="Times New Roman" w:hAnsi="Times New Roman" w:cs="Times New Roman"/>
-        </w:rPr>
-        <w:t xml:space="preserve">) </w:t>
-      </w:r>
-      <w:r>
-        <w:rPr>
-          <w:rFonts w:ascii="Times New Roman" w:hAnsi="Times New Roman" w:cs="Times New Roman"/>
-        </w:rPr>
-        <w:t>according to</w:t>
-      </w:r>
-      <w:r>
-        <w:rPr>
-          <w:rFonts w:ascii="Times New Roman" w:hAnsi="Times New Roman" w:cs="Times New Roman"/>
-        </w:rPr>
-        <w:t xml:space="preserve"> scales collected in the sediment </w:t>
-      </w:r>
-      <w:r>
-        <w:rPr>
-          <w:rFonts w:ascii="Times New Roman" w:hAnsi="Times New Roman" w:cs="Times New Roman"/>
-        </w:rPr>
-        <w:t xml:space="preserve">around the Channel Islands </w:t>
-      </w:r>
-      <w:r>
-        <w:rPr>
-          <w:rFonts w:ascii="Times New Roman" w:hAnsi="Times New Roman" w:cs="Times New Roman"/>
-        </w:rPr>
-        <w:t>(</w:t>
-      </w:r>
-      <w:r>
-        <w:rPr>
-          <w:rFonts w:ascii="Times New Roman" w:hAnsi="Times New Roman" w:cs="Times New Roman"/>
-        </w:rPr>
-        <w:t>21</w:t>
-      </w:r>
-      <w:r>
-        <w:rPr>
-          <w:rFonts w:ascii="Times New Roman" w:hAnsi="Times New Roman" w:cs="Times New Roman"/>
-        </w:rPr>
-        <w:t xml:space="preserve">). </w:t>
-      </w:r>
-      <w:r>
-        <w:rPr>
-          <w:rFonts w:ascii="Times New Roman" w:hAnsi="Times New Roman" w:cs="Times New Roman"/>
-        </w:rPr>
-        <w:t xml:space="preserve">Crustacean populations can also vary considerably and </w:t>
-      </w:r>
-      <w:r>
-        <w:rPr>
-          <w:rFonts w:ascii="Times New Roman" w:hAnsi="Times New Roman" w:cs="Times New Roman"/>
-        </w:rPr>
-        <w:lastRenderedPageBreak/>
-        <w:t xml:space="preserve">withstand high fishing mortalities. For example, </w:t>
-      </w:r>
-      <w:r>
-        <w:rPr>
-          <w:rFonts w:ascii="Times New Roman" w:hAnsi="Times New Roman" w:cs="Times New Roman"/>
-        </w:rPr>
-        <w:t xml:space="preserve">Dungeness crab </w:t>
-      </w:r>
-      <w:r>
-        <w:rPr>
-          <w:rFonts w:ascii="Times New Roman" w:hAnsi="Times New Roman" w:cs="Times New Roman"/>
-        </w:rPr>
-        <w:t>(</w:t>
-      </w:r>
-      <w:proofErr w:type="spellStart"/>
-      <w:r>
-        <w:rPr>
-          <w:rFonts w:ascii="Times New Roman" w:hAnsi="Times New Roman" w:cs="Times New Roman"/>
-          <w:i/>
-        </w:rPr>
-        <w:t>Metacarcinus</w:t>
-      </w:r>
-      <w:proofErr w:type="spellEnd"/>
-      <w:r>
-        <w:rPr>
-          <w:rFonts w:ascii="Times New Roman" w:hAnsi="Times New Roman" w:cs="Times New Roman"/>
-          <w:i/>
-        </w:rPr>
-        <w:t xml:space="preserve"> magister</w:t>
+        <w:t>Metacarcinus magister</w:t>
       </w:r>
       <w:r>
         <w:rPr>
@@ -6289,21 +6025,7 @@
         <w:rPr>
           <w:rFonts w:ascii="Times New Roman" w:hAnsi="Times New Roman" w:cs="Times New Roman"/>
         </w:rPr>
-        <w:t xml:space="preserve">In addition to </w:t>
-      </w:r>
-      <w:proofErr w:type="gramStart"/>
-      <w:r>
-        <w:rPr>
-          <w:rFonts w:ascii="Times New Roman" w:hAnsi="Times New Roman" w:cs="Times New Roman"/>
-        </w:rPr>
-        <w:t>difficulties reliably</w:t>
-      </w:r>
-      <w:proofErr w:type="gramEnd"/>
-      <w:r>
-        <w:rPr>
-          <w:rFonts w:ascii="Times New Roman" w:hAnsi="Times New Roman" w:cs="Times New Roman"/>
-        </w:rPr>
-        <w:t xml:space="preserve"> estimating variable mortality</w:t>
+        <w:t>In addition to difficulties reliably estimating variable mortality</w:t>
       </w:r>
       <w:r>
         <w:rPr>
@@ -6667,6 +6389,7 @@
         <w:rPr>
           <w:rFonts w:ascii="Times New Roman" w:hAnsi="Times New Roman" w:cs="Times New Roman"/>
         </w:rPr>
+        <w:lastRenderedPageBreak/>
         <w:t>Collapses of harvested natural resources</w:t>
       </w:r>
       <w:r>
@@ -6865,28 +6588,14 @@
         <w:rPr>
           <w:rFonts w:ascii="Times New Roman" w:hAnsi="Times New Roman" w:cs="Times New Roman"/>
         </w:rPr>
+        <w:t xml:space="preserve"> the flexibility to</w:t>
+      </w:r>
+      <w:r>
+        <w:rPr>
+          <w:rFonts w:ascii="Times New Roman" w:hAnsi="Times New Roman" w:cs="Times New Roman"/>
+        </w:rPr>
         <w:t xml:space="preserve"> </w:t>
       </w:r>
-      <w:proofErr w:type="gramStart"/>
-      <w:r>
-        <w:rPr>
-          <w:rFonts w:ascii="Times New Roman" w:hAnsi="Times New Roman" w:cs="Times New Roman"/>
-        </w:rPr>
-        <w:t>the flexibility</w:t>
-      </w:r>
-      <w:proofErr w:type="gramEnd"/>
-      <w:r>
-        <w:rPr>
-          <w:rFonts w:ascii="Times New Roman" w:hAnsi="Times New Roman" w:cs="Times New Roman"/>
-        </w:rPr>
-        <w:t xml:space="preserve"> to</w:t>
-      </w:r>
-      <w:r>
-        <w:rPr>
-          <w:rFonts w:ascii="Times New Roman" w:hAnsi="Times New Roman" w:cs="Times New Roman"/>
-        </w:rPr>
-        <w:t xml:space="preserve"> </w:t>
-      </w:r>
       <w:r>
         <w:rPr>
           <w:rFonts w:ascii="Times New Roman" w:hAnsi="Times New Roman" w:cs="Times New Roman"/>
@@ -6921,14 +6630,7 @@
         <w:rPr>
           <w:rFonts w:ascii="Times New Roman" w:hAnsi="Times New Roman" w:cs="Times New Roman"/>
         </w:rPr>
-        <w:t xml:space="preserve">These systems </w:t>
-      </w:r>
-      <w:r>
-        <w:rPr>
-          <w:rFonts w:ascii="Times New Roman" w:hAnsi="Times New Roman" w:cs="Times New Roman"/>
-        </w:rPr>
-        <w:lastRenderedPageBreak/>
-        <w:t>should be built on the principle</w:t>
+        <w:t>These systems should be built on the principle</w:t>
       </w:r>
       <w:r>
         <w:rPr>
@@ -7055,30 +6757,8 @@
         <w:rPr>
           <w:rFonts w:ascii="Times New Roman" w:hAnsi="Times New Roman" w:cs="Times New Roman"/>
         </w:rPr>
-        <w:t>Github.com/</w:t>
-      </w:r>
-      <w:proofErr w:type="spellStart"/>
-      <w:r>
-        <w:rPr>
-          <w:rFonts w:ascii="Times New Roman" w:hAnsi="Times New Roman" w:cs="Times New Roman"/>
-        </w:rPr>
-        <w:t>szuwalski</w:t>
-      </w:r>
-      <w:proofErr w:type="spellEnd"/>
-      <w:r>
-        <w:rPr>
-          <w:rFonts w:ascii="Times New Roman" w:hAnsi="Times New Roman" w:cs="Times New Roman"/>
-        </w:rPr>
-        <w:t>/</w:t>
-      </w:r>
-      <w:proofErr w:type="spellStart"/>
-      <w:r>
-        <w:rPr>
-          <w:rFonts w:ascii="Times New Roman" w:hAnsi="Times New Roman" w:cs="Times New Roman"/>
-        </w:rPr>
-        <w:t>ebs_crab</w:t>
-      </w:r>
-      <w:proofErr w:type="spellEnd"/>
+        <w:t>Github.com/szuwalski/ebs_crab</w:t>
+      </w:r>
     </w:p>
     <w:p>
       <w:pPr>
@@ -7113,19 +6793,11 @@
           <w:rFonts w:ascii="Times New Roman" w:hAnsi="Times New Roman" w:cs="Times New Roman"/>
         </w:rPr>
       </w:pPr>
-      <w:proofErr w:type="spellStart"/>
-      <w:r>
-        <w:rPr>
-          <w:rFonts w:ascii="Times New Roman" w:hAnsi="Times New Roman" w:cs="Times New Roman"/>
-        </w:rPr>
-        <w:t>Szuwalski</w:t>
-      </w:r>
-      <w:proofErr w:type="spellEnd"/>
-      <w:r>
-        <w:rPr>
-          <w:rFonts w:ascii="Times New Roman" w:hAnsi="Times New Roman" w:cs="Times New Roman"/>
-        </w:rPr>
-        <w:t xml:space="preserve"> et al. 2023. Collapse of snow crab. Science</w:t>
+      <w:r>
+        <w:rPr>
+          <w:rFonts w:ascii="Times New Roman" w:hAnsi="Times New Roman" w:cs="Times New Roman"/>
+        </w:rPr>
+        <w:t>Szuwalski et al. 2023. Collapse of snow crab. Science</w:t>
       </w:r>
     </w:p>
     <w:p>
@@ -7295,19 +6967,11 @@
           <w:rFonts w:ascii="Times New Roman" w:hAnsi="Times New Roman" w:cs="Times New Roman"/>
         </w:rPr>
       </w:pPr>
-      <w:proofErr w:type="spellStart"/>
-      <w:r>
-        <w:rPr>
-          <w:rFonts w:ascii="Times New Roman" w:hAnsi="Times New Roman" w:cs="Times New Roman"/>
-        </w:rPr>
-        <w:t>Szuwalski</w:t>
-      </w:r>
-      <w:proofErr w:type="spellEnd"/>
-      <w:r>
-        <w:rPr>
-          <w:rFonts w:ascii="Times New Roman" w:hAnsi="Times New Roman" w:cs="Times New Roman"/>
-        </w:rPr>
-        <w:t xml:space="preserve"> et al., density dependence can modulate climate effects.</w:t>
+      <w:r>
+        <w:rPr>
+          <w:rFonts w:ascii="Times New Roman" w:hAnsi="Times New Roman" w:cs="Times New Roman"/>
+        </w:rPr>
+        <w:t>Szuwalski et al., density dependence can modulate climate effects.</w:t>
       </w:r>
     </w:p>
     <w:p>
@@ -7501,19 +7165,11 @@
           <w:rFonts w:ascii="Times New Roman" w:hAnsi="Times New Roman" w:cs="Times New Roman"/>
         </w:rPr>
       </w:pPr>
-      <w:proofErr w:type="spellStart"/>
-      <w:r>
-        <w:rPr>
-          <w:rFonts w:ascii="Times New Roman" w:hAnsi="Times New Roman" w:cs="Times New Roman"/>
-        </w:rPr>
-        <w:t>Mclatchie</w:t>
-      </w:r>
-      <w:proofErr w:type="spellEnd"/>
-      <w:r>
-        <w:rPr>
-          <w:rFonts w:ascii="Times New Roman" w:hAnsi="Times New Roman" w:cs="Times New Roman"/>
-        </w:rPr>
-        <w:t xml:space="preserve"> 2017 sardine collapses</w:t>
+      <w:r>
+        <w:rPr>
+          <w:rFonts w:ascii="Times New Roman" w:hAnsi="Times New Roman" w:cs="Times New Roman"/>
+        </w:rPr>
+        <w:t>Mclatchie 2017 sardine collapses</w:t>
       </w:r>
     </w:p>
     <w:p>
@@ -7570,7 +7226,6 @@
         </w:rPr>
         <w:t xml:space="preserve"> 1967. Summary of biological information on the northern anchovy </w:t>
       </w:r>
-      <w:proofErr w:type="spellStart"/>
       <w:r>
         <w:rPr>
           <w:rFonts w:ascii="Times New Roman" w:hAnsi="Times New Roman" w:cs="Times New Roman"/>
@@ -7579,44 +7234,15 @@
           <w:color w:val="000000"/>
           <w:shd w:val="clear" w:color="auto" w:fill="FAFCFE"/>
         </w:rPr>
-        <w:t>Engraulis</w:t>
-      </w:r>
-      <w:proofErr w:type="spellEnd"/>
-      <w:r>
-        <w:rPr>
-          <w:rFonts w:ascii="Times New Roman" w:hAnsi="Times New Roman" w:cs="Times New Roman"/>
-          <w:i/>
-          <w:iCs/>
+        <w:t>Engraulis mordax</w:t>
+      </w:r>
+      <w:r>
+        <w:rPr>
+          <w:rFonts w:ascii="Times New Roman" w:hAnsi="Times New Roman" w:cs="Times New Roman"/>
           <w:color w:val="000000"/>
           <w:shd w:val="clear" w:color="auto" w:fill="FAFCFE"/>
         </w:rPr>
-        <w:t xml:space="preserve"> mordax</w:t>
-      </w:r>
-      <w:r>
-        <w:rPr>
-          <w:rFonts w:ascii="Times New Roman" w:hAnsi="Times New Roman" w:cs="Times New Roman"/>
-          <w:color w:val="000000"/>
-          <w:shd w:val="clear" w:color="auto" w:fill="FAFCFE"/>
-        </w:rPr>
-        <w:t xml:space="preserve"> Girard. </w:t>
-      </w:r>
-      <w:proofErr w:type="spellStart"/>
-      <w:r>
-        <w:rPr>
-          <w:rFonts w:ascii="Times New Roman" w:hAnsi="Times New Roman" w:cs="Times New Roman"/>
-          <w:color w:val="000000"/>
-          <w:shd w:val="clear" w:color="auto" w:fill="FAFCFE"/>
-        </w:rPr>
-        <w:t>CalCOFI</w:t>
-      </w:r>
-      <w:proofErr w:type="spellEnd"/>
-      <w:r>
-        <w:rPr>
-          <w:rFonts w:ascii="Times New Roman" w:hAnsi="Times New Roman" w:cs="Times New Roman"/>
-          <w:color w:val="000000"/>
-          <w:shd w:val="clear" w:color="auto" w:fill="FAFCFE"/>
-        </w:rPr>
-        <w:t xml:space="preserve"> Rep. 1:110-116.</w:t>
+        <w:t> Girard. CalCOFI Rep. 1:110-116.</w:t>
       </w:r>
     </w:p>
     <w:p>
@@ -7706,6 +7332,7 @@
         <w:rPr>
           <w:rFonts w:ascii="Times New Roman" w:hAnsi="Times New Roman" w:cs="Times New Roman"/>
         </w:rPr>
+        <w:lastRenderedPageBreak/>
         <w:t>Blue king crab life history</w:t>
       </w:r>
     </w:p>
@@ -7850,7 +7477,6 @@
         <w:rPr>
           <w:rFonts w:ascii="Times New Roman" w:hAnsi="Times New Roman" w:cs="Times New Roman"/>
         </w:rPr>
-        <w:lastRenderedPageBreak/>
         <w:t>Cronin-Fine, L. 2021; Sims for variation in M</w:t>
       </w:r>
     </w:p>
@@ -8108,7 +7734,7 @@
         </w:rPr>
         <w:lastRenderedPageBreak/>
         <w:drawing>
-          <wp:inline distT="0" distB="0" distL="0" distR="0" wp14:anchorId="6E4CE9D3" wp14:editId="6C97980F">
+          <wp:inline distT="0" distB="0" distL="0" distR="0" wp14:anchorId="6E4CE9D3" wp14:editId="2CCF2162">
             <wp:extent cx="4690281" cy="7035421"/>
             <wp:effectExtent l="0" t="0" r="0" b="0"/>
             <wp:docPr id="379527565" name="Picture 2"/>

--- a/manuscript/manuscript_v2.docx
+++ b/manuscript/manuscript_v2.docx
@@ -2348,13 +2348,7 @@
         <w:rPr>
           <w:rFonts w:ascii="Times New Roman" w:hAnsi="Times New Roman" w:cs="Times New Roman"/>
         </w:rPr>
-        <w:t xml:space="preserve"> &amp; figure SX; 19-82% </w:t>
-      </w:r>
-      <w:r>
-        <w:rPr>
-          <w:rFonts w:ascii="Times New Roman" w:hAnsi="Times New Roman" w:cs="Times New Roman"/>
-        </w:rPr>
-        <w:t>deviance explained</w:t>
+        <w:t xml:space="preserve"> &amp; figure SX; 19-82% deviance explained</w:t>
       </w:r>
       <w:r>
         <w:rPr>
@@ -3501,7 +3495,19 @@
         <w:rPr>
           <w:rFonts w:ascii="Times New Roman" w:hAnsi="Times New Roman" w:cs="Times New Roman"/>
         </w:rPr>
-        <w:t>The population has rebounded strongly since the collapse, with large numbers of smaller crab observed in the survey. It remains to be seen if this rebound will translate to large biomasses of large crab seen in the fishery.</w:t>
+        <w:t>The population has rebounded strongly since the collapse, with large numbers of smaller crab observed in the survey. It remains to be seen if this rebound will translate to large biomasses of large crab seen in the fishery</w:t>
+      </w:r>
+      <w:r>
+        <w:rPr>
+          <w:rFonts w:ascii="Times New Roman" w:hAnsi="Times New Roman" w:cs="Times New Roman"/>
+        </w:rPr>
+        <w:t>, but record ice cover in the Bering Sea in 2025 is encouraging</w:t>
+      </w:r>
+      <w:r>
+        <w:rPr>
+          <w:rFonts w:ascii="Times New Roman" w:hAnsi="Times New Roman" w:cs="Times New Roman"/>
+        </w:rPr>
+        <w:t>.</w:t>
       </w:r>
     </w:p>
     <w:p>
@@ -3772,6 +3778,18 @@
       <w:r>
         <w:rPr>
           <w:rFonts w:ascii="Times New Roman" w:hAnsi="Times New Roman" w:cs="Times New Roman"/>
+        </w:rPr>
+        <w:t>). More complex</w:t>
+      </w:r>
+      <w:r>
+        <w:rPr>
+          <w:rFonts w:ascii="Times New Roman" w:hAnsi="Times New Roman" w:cs="Times New Roman"/>
+        </w:rPr>
+        <w:t xml:space="preserve"> correlative analyses like structural equation models that impose causal relationship on a map of  (</w:t>
+      </w:r>
+      <w:r>
+        <w:rPr>
+          <w:rFonts w:ascii="Times New Roman" w:hAnsi="Times New Roman" w:cs="Times New Roman"/>
           <w:highlight w:val="yellow"/>
         </w:rPr>
         <w:t>)</w:t>
@@ -3795,114 +3813,6 @@
           <w:rFonts w:ascii="Times New Roman" w:hAnsi="Times New Roman" w:cs="Times New Roman"/>
         </w:rPr>
         <w:t xml:space="preserve">. </w:t>
-      </w:r>
-      <w:r>
-        <w:rPr>
-          <w:rFonts w:ascii="Times New Roman" w:hAnsi="Times New Roman" w:cs="Times New Roman"/>
-        </w:rPr>
-        <w:t>Nonetheless</w:t>
-      </w:r>
-      <w:r>
-        <w:rPr>
-          <w:rFonts w:ascii="Times New Roman" w:hAnsi="Times New Roman" w:cs="Times New Roman"/>
-        </w:rPr>
-        <w:t>, there are considerable risks in not attempting to understand population changes in a broader context than just fishery-driven dynamics.</w:t>
-      </w:r>
-      <w:r>
-        <w:rPr>
-          <w:rFonts w:ascii="Times New Roman" w:hAnsi="Times New Roman" w:cs="Times New Roman"/>
-        </w:rPr>
-        <w:t xml:space="preserve"> </w:t>
-      </w:r>
-      <w:r>
-        <w:rPr>
-          <w:rFonts w:ascii="Times New Roman" w:hAnsi="Times New Roman" w:cs="Times New Roman"/>
-        </w:rPr>
-        <w:t>A</w:t>
-      </w:r>
-      <w:r>
-        <w:rPr>
-          <w:rFonts w:ascii="Times New Roman" w:hAnsi="Times New Roman" w:cs="Times New Roman"/>
-        </w:rPr>
-        <w:t>ssuming that population dynamics are driven by fishing when they are actually driven by climate or disease (for example)</w:t>
-      </w:r>
-      <w:r>
-        <w:rPr>
-          <w:rFonts w:ascii="Times New Roman" w:hAnsi="Times New Roman" w:cs="Times New Roman"/>
-        </w:rPr>
-        <w:t xml:space="preserve"> can result in </w:t>
-      </w:r>
-      <w:r>
-        <w:rPr>
-          <w:rFonts w:ascii="Times New Roman" w:hAnsi="Times New Roman" w:cs="Times New Roman"/>
-        </w:rPr>
-        <w:t xml:space="preserve">misdirected (and ultimately </w:t>
-      </w:r>
-      <w:r>
-        <w:rPr>
-          <w:rFonts w:ascii="Times New Roman" w:hAnsi="Times New Roman" w:cs="Times New Roman"/>
-        </w:rPr>
-        <w:t>wasted</w:t>
-      </w:r>
-      <w:r>
-        <w:rPr>
-          <w:rFonts w:ascii="Times New Roman" w:hAnsi="Times New Roman" w:cs="Times New Roman"/>
-        </w:rPr>
-        <w:t>)</w:t>
-      </w:r>
-      <w:r>
-        <w:rPr>
-          <w:rFonts w:ascii="Times New Roman" w:hAnsi="Times New Roman" w:cs="Times New Roman"/>
-        </w:rPr>
-        <w:t xml:space="preserve"> management resources. Experiments</w:t>
-      </w:r>
-      <w:r>
-        <w:rPr>
-          <w:rFonts w:ascii="Times New Roman" w:hAnsi="Times New Roman" w:cs="Times New Roman"/>
-        </w:rPr>
-        <w:t>, surveys, and analyse</w:t>
-      </w:r>
-      <w:r>
-        <w:rPr>
-          <w:rFonts w:ascii="Times New Roman" w:hAnsi="Times New Roman" w:cs="Times New Roman"/>
-        </w:rPr>
-        <w:t xml:space="preserve">s aimed at identifying drivers of </w:t>
-      </w:r>
-      <w:r>
-        <w:rPr>
-          <w:rFonts w:ascii="Times New Roman" w:hAnsi="Times New Roman" w:cs="Times New Roman"/>
-        </w:rPr>
-        <w:t>population</w:t>
-      </w:r>
-      <w:r>
-        <w:rPr>
-          <w:rFonts w:ascii="Times New Roman" w:hAnsi="Times New Roman" w:cs="Times New Roman"/>
-        </w:rPr>
-        <w:t xml:space="preserve"> change</w:t>
-      </w:r>
-      <w:r>
-        <w:rPr>
-          <w:rFonts w:ascii="Times New Roman" w:hAnsi="Times New Roman" w:cs="Times New Roman"/>
-        </w:rPr>
-        <w:t>s</w:t>
-      </w:r>
-      <w:r>
-        <w:rPr>
-          <w:rFonts w:ascii="Times New Roman" w:hAnsi="Times New Roman" w:cs="Times New Roman"/>
-        </w:rPr>
-        <w:t xml:space="preserve"> are likely the </w:t>
-      </w:r>
-      <w:r>
-        <w:rPr>
-          <w:rFonts w:ascii="Times New Roman" w:hAnsi="Times New Roman" w:cs="Times New Roman"/>
-        </w:rPr>
-        <w:t>best hope for designing effective management strategies as climate change reorganizes ecosystems.</w:t>
-      </w:r>
-      <w:r>
-        <w:rPr>
-          <w:rFonts w:ascii="Times New Roman" w:hAnsi="Times New Roman" w:cs="Times New Roman"/>
-        </w:rPr>
-        <w:t xml:space="preserve"> </w:t>
       </w:r>
     </w:p>
     <w:p>
@@ -3916,6 +3826,122 @@
         <w:rPr>
           <w:rFonts w:ascii="Times New Roman" w:hAnsi="Times New Roman" w:cs="Times New Roman"/>
         </w:rPr>
+        <w:t>In spite of the difficulties in attribution,</w:t>
+      </w:r>
+      <w:r>
+        <w:rPr>
+          <w:rFonts w:ascii="Times New Roman" w:hAnsi="Times New Roman" w:cs="Times New Roman"/>
+        </w:rPr>
+        <w:t xml:space="preserve"> there are considerable risks in not attempting to understand population changes in a broader context than just fishery-driven dynamics.</w:t>
+      </w:r>
+      <w:r>
+        <w:rPr>
+          <w:rFonts w:ascii="Times New Roman" w:hAnsi="Times New Roman" w:cs="Times New Roman"/>
+        </w:rPr>
+        <w:t xml:space="preserve"> </w:t>
+      </w:r>
+      <w:r>
+        <w:rPr>
+          <w:rFonts w:ascii="Times New Roman" w:hAnsi="Times New Roman" w:cs="Times New Roman"/>
+        </w:rPr>
+        <w:t>A</w:t>
+      </w:r>
+      <w:r>
+        <w:rPr>
+          <w:rFonts w:ascii="Times New Roman" w:hAnsi="Times New Roman" w:cs="Times New Roman"/>
+        </w:rPr>
+        <w:t>ssuming that population dynamics are driven by fishing when they are actually driven by climate or disease (for example)</w:t>
+      </w:r>
+      <w:r>
+        <w:rPr>
+          <w:rFonts w:ascii="Times New Roman" w:hAnsi="Times New Roman" w:cs="Times New Roman"/>
+        </w:rPr>
+        <w:t xml:space="preserve"> can result in </w:t>
+      </w:r>
+      <w:r>
+        <w:rPr>
+          <w:rFonts w:ascii="Times New Roman" w:hAnsi="Times New Roman" w:cs="Times New Roman"/>
+        </w:rPr>
+        <w:t xml:space="preserve">misdirected (and ultimately </w:t>
+      </w:r>
+      <w:r>
+        <w:rPr>
+          <w:rFonts w:ascii="Times New Roman" w:hAnsi="Times New Roman" w:cs="Times New Roman"/>
+        </w:rPr>
+        <w:t>wasted</w:t>
+      </w:r>
+      <w:r>
+        <w:rPr>
+          <w:rFonts w:ascii="Times New Roman" w:hAnsi="Times New Roman" w:cs="Times New Roman"/>
+        </w:rPr>
+        <w:t>)</w:t>
+      </w:r>
+      <w:r>
+        <w:rPr>
+          <w:rFonts w:ascii="Times New Roman" w:hAnsi="Times New Roman" w:cs="Times New Roman"/>
+        </w:rPr>
+        <w:t xml:space="preserve"> management resources. Experiments</w:t>
+      </w:r>
+      <w:r>
+        <w:rPr>
+          <w:rFonts w:ascii="Times New Roman" w:hAnsi="Times New Roman" w:cs="Times New Roman"/>
+        </w:rPr>
+        <w:t>, surveys, and analyse</w:t>
+      </w:r>
+      <w:r>
+        <w:rPr>
+          <w:rFonts w:ascii="Times New Roman" w:hAnsi="Times New Roman" w:cs="Times New Roman"/>
+        </w:rPr>
+        <w:t xml:space="preserve">s aimed at identifying drivers of </w:t>
+      </w:r>
+      <w:r>
+        <w:rPr>
+          <w:rFonts w:ascii="Times New Roman" w:hAnsi="Times New Roman" w:cs="Times New Roman"/>
+        </w:rPr>
+        <w:t>population</w:t>
+      </w:r>
+      <w:r>
+        <w:rPr>
+          <w:rFonts w:ascii="Times New Roman" w:hAnsi="Times New Roman" w:cs="Times New Roman"/>
+        </w:rPr>
+        <w:t xml:space="preserve"> change</w:t>
+      </w:r>
+      <w:r>
+        <w:rPr>
+          <w:rFonts w:ascii="Times New Roman" w:hAnsi="Times New Roman" w:cs="Times New Roman"/>
+        </w:rPr>
+        <w:t>s</w:t>
+      </w:r>
+      <w:r>
+        <w:rPr>
+          <w:rFonts w:ascii="Times New Roman" w:hAnsi="Times New Roman" w:cs="Times New Roman"/>
+        </w:rPr>
+        <w:t xml:space="preserve"> are likely the </w:t>
+      </w:r>
+      <w:r>
+        <w:rPr>
+          <w:rFonts w:ascii="Times New Roman" w:hAnsi="Times New Roman" w:cs="Times New Roman"/>
+        </w:rPr>
+        <w:t>best hope for designing effective management strategies as climate change reorganizes ecosystems.</w:t>
+      </w:r>
+      <w:r>
+        <w:rPr>
+          <w:rFonts w:ascii="Times New Roman" w:hAnsi="Times New Roman" w:cs="Times New Roman"/>
+        </w:rPr>
+        <w:t xml:space="preserve"> </w:t>
+      </w:r>
+    </w:p>
+    <w:p>
+      <w:pPr>
+        <w:jc w:val="both"/>
+        <w:rPr>
+          <w:rFonts w:ascii="Times New Roman" w:hAnsi="Times New Roman" w:cs="Times New Roman"/>
+        </w:rPr>
+      </w:pPr>
+      <w:r>
+        <w:rPr>
+          <w:rFonts w:ascii="Times New Roman" w:hAnsi="Times New Roman" w:cs="Times New Roman"/>
+        </w:rPr>
         <w:lastRenderedPageBreak/>
         <w:t>Regardless of</w:t>
       </w:r>
@@ -5233,8 +5259,16 @@
       <w:r>
         <w:rPr>
           <w:rFonts w:ascii="Times New Roman" w:hAnsi="Times New Roman" w:cs="Times New Roman"/>
+          <w:highlight w:val="yellow"/>
         </w:rPr>
         <w:t>HOWEVER, THE OBJECTIVES SHOULD BE CLEARLY CONSIDERED…</w:t>
+      </w:r>
+      <w:r>
+        <w:rPr>
+          <w:rFonts w:ascii="Times New Roman" w:hAnsi="Times New Roman" w:cs="Times New Roman"/>
+          <w:highlight w:val="yellow"/>
+        </w:rPr>
+        <w:t>TRADEOFFS ABOUND.</w:t>
       </w:r>
     </w:p>
     <w:p>
@@ -5893,7 +5927,32 @@
         <w:rPr>
           <w:rFonts w:ascii="Times New Roman" w:hAnsi="Times New Roman" w:cs="Times New Roman"/>
         </w:rPr>
-        <w:t xml:space="preserve">n used in fisheries science. The rationales behind a </w:t>
+        <w:t>n used in fisheries science</w:t>
+      </w:r>
+      <w:r>
+        <w:rPr>
+          <w:rFonts w:ascii="Times New Roman" w:hAnsi="Times New Roman" w:cs="Times New Roman"/>
+        </w:rPr>
+        <w:t xml:space="preserve"> (with some exceptions; e.g. </w:t>
+      </w:r>
+      <w:r>
+        <w:rPr>
+          <w:rFonts w:ascii="Times New Roman" w:hAnsi="Times New Roman" w:cs="Times New Roman"/>
+          <w:highlight w:val="yellow"/>
+        </w:rPr>
+        <w:t>Shibatasan</w:t>
+      </w:r>
+      <w:r>
+        <w:rPr>
+          <w:rFonts w:ascii="Times New Roman" w:hAnsi="Times New Roman" w:cs="Times New Roman"/>
+        </w:rPr>
+        <w:t>)</w:t>
+      </w:r>
+      <w:r>
+        <w:rPr>
+          <w:rFonts w:ascii="Times New Roman" w:hAnsi="Times New Roman" w:cs="Times New Roman"/>
+        </w:rPr>
+        <w:t xml:space="preserve">. The rationales behind a </w:t>
       </w:r>
       <w:r>
         <w:rPr>
@@ -6516,7 +6575,13 @@
         <w:rPr>
           <w:rFonts w:ascii="Times New Roman" w:hAnsi="Times New Roman" w:cs="Times New Roman"/>
         </w:rPr>
-        <w:t>can be relatively straightforward.</w:t>
+        <w:t>may</w:t>
+      </w:r>
+      <w:r>
+        <w:rPr>
+          <w:rFonts w:ascii="Times New Roman" w:hAnsi="Times New Roman" w:cs="Times New Roman"/>
+        </w:rPr>
+        <w:t xml:space="preserve"> be relatively straightforward.</w:t>
       </w:r>
       <w:r>
         <w:rPr>
@@ -7734,7 +7799,7 @@
         </w:rPr>
         <w:lastRenderedPageBreak/>
         <w:drawing>
-          <wp:inline distT="0" distB="0" distL="0" distR="0" wp14:anchorId="6E4CE9D3" wp14:editId="2CCF2162">
+          <wp:inline distT="0" distB="0" distL="0" distR="0" wp14:anchorId="6E4CE9D3" wp14:editId="4E5C252E">
             <wp:extent cx="4690281" cy="7035421"/>
             <wp:effectExtent l="0" t="0" r="0" b="0"/>
             <wp:docPr id="379527565" name="Picture 2"/>
